--- a/Reports/Sentinel_Firewall_Project_Report.docx
+++ b/Reports/Sentinel_Firewall_Project_Report.docx
@@ -4,7 +4,7 @@
   <w:body>
     <w:p>
       <w:pPr>
-        <w:spacing w:before="200" w:after="200"/>
+        <w:spacing w:before="120" w:after="200"/>
         <w:jc w:val="center"/>
       </w:pPr>
       <w:r>
@@ -23,7 +23,7 @@
                     <pic:cNvPicPr/>
                   </pic:nvPicPr>
                   <pic:blipFill>
-                    <a:blip r:embed="rId9"/>
+                    <a:blip r:embed="rId11"/>
                     <a:stretch>
                       <a:fillRect/>
                     </a:stretch>
@@ -44,13 +44,13 @@
     </w:p>
     <w:p>
       <w:pPr>
-        <w:spacing w:before="80" w:after="40"/>
+        <w:spacing w:before="40" w:after="40"/>
         <w:jc w:val="center"/>
       </w:pPr>
       <w:r>
         <w:rPr>
           <w:b/>
-          <w:color w:val="0F172A"/>
+          <w:color w:val="000000"/>
           <w:sz w:val="26"/>
         </w:rPr>
         <w:t>G H RAISONI COLLEGE OF ENGINEERING &amp; MANAGEMENT,</w:t>
@@ -60,8 +60,8 @@
       </w:r>
       <w:r>
         <w:rPr>
-          <w:color w:val="475569"/>
-          <w:sz w:val="18"/>
+          <w:color w:val="334155"/>
+          <w:sz w:val="17"/>
         </w:rPr>
         <w:t>(An Empowered Autonomous Institute, Affiliated to Savitribai Phule Pune University, Approved by AICTE, New Delhi and Recognized by Govt. of Maharashtra, NAAC ACCREDITED A+ Grade)</w:t>
         <w:br/>
@@ -69,13 +69,13 @@
     </w:p>
     <w:p>
       <w:pPr>
-        <w:spacing w:before="320" w:after="80"/>
+        <w:spacing w:before="280" w:after="80"/>
         <w:jc w:val="center"/>
       </w:pPr>
       <w:r>
         <w:rPr>
           <w:b/>
-          <w:color w:val="1E3A8A"/>
+          <w:color w:val="000000"/>
           <w:sz w:val="24"/>
         </w:rPr>
         <w:t>Minor Degree in Cyber Security</w:t>
@@ -88,13 +88,13 @@
     </w:p>
     <w:p>
       <w:pPr>
-        <w:spacing w:before="480" w:after="480"/>
+        <w:spacing w:before="400" w:after="400"/>
         <w:jc w:val="center"/>
       </w:pPr>
       <w:r>
         <w:rPr>
           <w:b/>
-          <w:color w:val="0F172A"/>
+          <w:color w:val="000000"/>
           <w:sz w:val="32"/>
         </w:rPr>
         <w:t>Mini Project Report On</w:t>
@@ -103,7 +103,7 @@
       <w:r>
         <w:rPr>
           <w:b/>
-          <w:color w:val="1E3A8A"/>
+          <w:color w:val="000000"/>
           <w:sz w:val="34"/>
         </w:rPr>
         <w:t>“Sentinel: Next-Generation Firewall &amp; Intrusion Detection System”</w:t>
@@ -112,7 +112,7 @@
     </w:p>
     <w:p>
       <w:pPr>
-        <w:spacing w:before="320" w:after="400"/>
+        <w:spacing w:before="280" w:after="360"/>
         <w:jc w:val="center"/>
       </w:pPr>
       <w:r>
@@ -126,7 +126,7 @@
       <w:r>
         <w:rPr>
           <w:b/>
-          <w:color w:val="0F172A"/>
+          <w:color w:val="000000"/>
           <w:sz w:val="28"/>
         </w:rPr>
         <w:t>Prof. Birudev Yele</w:t>
@@ -144,8 +144,8 @@
       <w:r>
         <w:rPr>
           <w:b/>
-          <w:color w:val="1E3A8A"/>
-          <w:sz w:val="30"/>
+          <w:color w:val="000000"/>
+          <w:sz w:val="28"/>
         </w:rPr>
         <w:t>AMMAR RAISAHMAD MULLA</w:t>
         <w:br/>
@@ -153,13 +153,13 @@
     </w:p>
     <w:p>
       <w:pPr>
-        <w:spacing w:before="560" w:after="0"/>
+        <w:spacing w:before="440" w:after="0"/>
         <w:jc w:val="center"/>
       </w:pPr>
       <w:r>
         <w:rPr>
           <w:b/>
-          <w:sz w:val="24"/>
+          <w:sz w:val="22"/>
         </w:rPr>
         <w:t>Academic Year 2026-27</w:t>
         <w:br/>
@@ -173,67 +173,52 @@
     </w:p>
     <w:p>
       <w:pPr>
-        <w:spacing w:before="320" w:after="480"/>
+        <w:spacing w:before="280" w:after="440"/>
         <w:jc w:val="center"/>
       </w:pPr>
       <w:r>
         <w:rPr>
           <w:b/>
-          <w:color w:val="0F172A"/>
-          <w:sz w:val="32"/>
+          <w:color w:val="000000"/>
+          <w:sz w:val="30"/>
         </w:rPr>
         <w:t>CERTIFICATE</w:t>
       </w:r>
     </w:p>
     <w:p>
       <w:pPr>
-        <w:spacing w:line="312" w:lineRule="auto" w:after="800"/>
+        <w:spacing w:line="312" w:lineRule="auto" w:after="720"/>
         <w:jc w:val="both"/>
       </w:pPr>
       <w:r>
-        <w:rPr>
-          <w:sz w:val="23"/>
-        </w:rPr>
         <w:t xml:space="preserve">This is to certify that the mini project entitled </w:t>
       </w:r>
       <w:r>
         <w:rPr>
           <w:b/>
-          <w:sz w:val="23"/>
         </w:rPr>
         <w:t>“Sentinel: Next-Generation Firewall &amp; Intrusion Detection System”</w:t>
       </w:r>
       <w:r>
-        <w:rPr>
-          <w:sz w:val="23"/>
-        </w:rPr>
         <w:t xml:space="preserve"> embodies the original work done by </w:t>
       </w:r>
       <w:r>
         <w:rPr>
           <w:b/>
-          <w:sz w:val="23"/>
         </w:rPr>
         <w:t>AMMAR RAISAHMAD MULLA</w:t>
       </w:r>
       <w:r>
-        <w:rPr>
-          <w:sz w:val="23"/>
-        </w:rPr>
         <w:t xml:space="preserve"> as a partial fulfilment of the requirement of TAE-2 for the subject </w:t>
       </w:r>
       <w:r>
         <w:rPr>
           <w:b/>
-          <w:sz w:val="23"/>
         </w:rPr>
         <w:t>Fundamental of Cyber Security &amp; Cryptography</w:t>
       </w:r>
       <w:r>
-        <w:rPr>
-          <w:sz w:val="23"/>
-        </w:rPr>
-        <w:t xml:space="preserve"> under the Minor Degree in Cyber Security, Third Year B. Tech., Semester V, of Pune University during the academic year 2026-2027.</w:t>
+        <w:t xml:space="preserve"> under the Minor Degree in Cyber Security, Third Year B. Tech., Semester V, during the academic year 2026-2027.</w:t>
       </w:r>
     </w:p>
     <w:p>
@@ -241,9 +226,6 @@
         <w:spacing w:after="1200"/>
       </w:pPr>
       <w:r>
-        <w:rPr>
-          <w:sz w:val="22"/>
-        </w:rPr>
         <w:t>Date: 01/10/2026</w:t>
         <w:br/>
         <w:t>Place: Pune</w:t>
@@ -271,15 +253,11 @@
             <w:r>
               <w:rPr>
                 <w:b/>
-                <w:sz w:val="22"/>
               </w:rPr>
               <w:t>Prof. Birudev Yele</w:t>
               <w:br/>
             </w:r>
             <w:r>
-              <w:rPr>
-                <w:sz w:val="20"/>
-              </w:rPr>
               <w:t>Project Guide</w:t>
             </w:r>
           </w:p>
@@ -295,15 +273,11 @@
             <w:r>
               <w:rPr>
                 <w:b/>
-                <w:sz w:val="22"/>
               </w:rPr>
               <w:t>Mrs. Sarita Patil</w:t>
               <w:br/>
             </w:r>
             <w:r>
-              <w:rPr>
-                <w:sz w:val="20"/>
-              </w:rPr>
               <w:t>Head of Department</w:t>
             </w:r>
           </w:p>
@@ -317,14 +291,14 @@
     </w:p>
     <w:p>
       <w:pPr>
-        <w:spacing w:before="320" w:after="480"/>
+        <w:spacing w:before="280" w:after="440"/>
         <w:jc w:val="center"/>
       </w:pPr>
       <w:r>
         <w:rPr>
           <w:b/>
-          <w:color w:val="0F172A"/>
-          <w:sz w:val="32"/>
+          <w:color w:val="000000"/>
+          <w:sz w:val="30"/>
         </w:rPr>
         <w:t>ACKNOWLEDGEMENT</w:t>
       </w:r>
@@ -335,35 +309,24 @@
         <w:jc w:val="both"/>
       </w:pPr>
       <w:r>
-        <w:rPr>
-          <w:sz w:val="22"/>
-        </w:rPr>
         <w:t xml:space="preserve">I would like to express my sincere gratitude to </w:t>
       </w:r>
       <w:r>
         <w:rPr>
           <w:b/>
-          <w:sz w:val="22"/>
         </w:rPr>
         <w:t>Prof. Birudev Yele</w:t>
       </w:r>
       <w:r>
-        <w:rPr>
-          <w:sz w:val="22"/>
-        </w:rPr>
         <w:t xml:space="preserve">, my project guide, for his valuable guidance, constant encouragement, and technical support throughout the development of this mini project on the </w:t>
       </w:r>
       <w:r>
         <w:rPr>
           <w:b/>
-          <w:sz w:val="22"/>
         </w:rPr>
         <w:t>Sentinel: Next-Generation Firewall &amp; Intrusion Detection System</w:t>
       </w:r>
       <w:r>
-        <w:rPr>
-          <w:sz w:val="22"/>
-        </w:rPr>
         <w:t>. His insights into network security architecture, packet filtering paradigms, and heuristic intrusion detection algorithms helped shape both the implementation and this report.</w:t>
       </w:r>
     </w:p>
@@ -373,22 +336,15 @@
         <w:jc w:val="both"/>
       </w:pPr>
       <w:r>
-        <w:rPr>
-          <w:sz w:val="22"/>
-        </w:rPr>
         <w:t xml:space="preserve">I am deeply thankful to </w:t>
       </w:r>
       <w:r>
         <w:rPr>
           <w:b/>
-          <w:sz w:val="22"/>
         </w:rPr>
         <w:t>Mrs. Sarita Patil</w:t>
       </w:r>
       <w:r>
-        <w:rPr>
-          <w:sz w:val="22"/>
-        </w:rPr>
         <w:t>, Head of the Department of Computer Engineering, for providing the necessary computing facilities, laboratory infrastructure, and an inspiring academic environment. I also extend my thanks to all staff members of the Department of Computer Engineering for their cooperation whenever required.</w:t>
       </w:r>
     </w:p>
@@ -398,9 +354,6 @@
         <w:jc w:val="both"/>
       </w:pPr>
       <w:r>
-        <w:rPr>
-          <w:sz w:val="22"/>
-        </w:rPr>
         <w:t>Finally, I extend my heartfelt gratitude to my family and friends, and to everyone who helped me directly or indirectly in the successful completion of this project.</w:t>
       </w:r>
     </w:p>
@@ -412,7 +365,6 @@
       <w:r>
         <w:rPr>
           <w:b/>
-          <w:sz w:val="22"/>
         </w:rPr>
         <w:t>AMMAR RAISAHMAD MULLA</w:t>
         <w:br/>
@@ -428,14 +380,14 @@
     </w:p>
     <w:p>
       <w:pPr>
-        <w:spacing w:before="320" w:after="400"/>
+        <w:spacing w:before="280" w:after="360"/>
         <w:jc w:val="center"/>
       </w:pPr>
       <w:r>
         <w:rPr>
           <w:b/>
-          <w:color w:val="0F172A"/>
-          <w:sz w:val="32"/>
+          <w:color w:val="000000"/>
+          <w:sz w:val="30"/>
         </w:rPr>
         <w:t>INDEX</w:t>
       </w:r>
@@ -461,23 +413,29 @@
             <w:tcW w:type="dxa" w:w="1440"/>
             <w:vAlign w:val="center"/>
             <w:tcMar>
-              <w:top w:w="120" w:type="dxa"/>
-              <w:bottom w:w="120" w:type="dxa"/>
-              <w:left w:w="150" w:type="dxa"/>
-              <w:right w:w="150" w:type="dxa"/>
+              <w:top w:w="100" w:type="dxa"/>
+              <w:bottom w:w="100" w:type="dxa"/>
+              <w:left w:w="140" w:type="dxa"/>
+              <w:right w:w="140" w:type="dxa"/>
             </w:tcMar>
-            <w:shd w:fill="1E3A8A"/>
+            <w:tcBorders>
+              <w:top w:val="single" w:sz="4" w:space="0" w:color="CBD5E1"/>
+              <w:left w:val="single" w:sz="4" w:space="0" w:color="CBD5E1"/>
+              <w:bottom w:val="single" w:sz="4" w:space="0" w:color="CBD5E1"/>
+              <w:right w:val="single" w:sz="4" w:space="0" w:color="CBD5E1"/>
+            </w:tcBorders>
+            <w:shd w:fill="E2E8F0"/>
           </w:tcPr>
           <w:p>
             <w:pPr>
-              <w:spacing w:before="40" w:after="40"/>
+              <w:spacing w:before="60" w:after="60"/>
               <w:jc w:val="center"/>
             </w:pPr>
             <w:r>
               <w:rPr>
                 <w:b/>
-                <w:color w:val="FFFFFF"/>
-                <w:sz w:val="20"/>
+                <w:color w:val="000000"/>
+                <w:sz w:val="19"/>
               </w:rPr>
               <w:t>Sr. No</w:t>
             </w:r>
@@ -488,23 +446,29 @@
             <w:tcW w:type="dxa" w:w="6480"/>
             <w:vAlign w:val="center"/>
             <w:tcMar>
-              <w:top w:w="120" w:type="dxa"/>
-              <w:bottom w:w="120" w:type="dxa"/>
-              <w:left w:w="150" w:type="dxa"/>
-              <w:right w:w="150" w:type="dxa"/>
+              <w:top w:w="100" w:type="dxa"/>
+              <w:bottom w:w="100" w:type="dxa"/>
+              <w:left w:w="140" w:type="dxa"/>
+              <w:right w:w="140" w:type="dxa"/>
             </w:tcMar>
-            <w:shd w:fill="1E3A8A"/>
+            <w:tcBorders>
+              <w:top w:val="single" w:sz="4" w:space="0" w:color="CBD5E1"/>
+              <w:left w:val="single" w:sz="4" w:space="0" w:color="CBD5E1"/>
+              <w:bottom w:val="single" w:sz="4" w:space="0" w:color="CBD5E1"/>
+              <w:right w:val="single" w:sz="4" w:space="0" w:color="CBD5E1"/>
+            </w:tcBorders>
+            <w:shd w:fill="E2E8F0"/>
           </w:tcPr>
           <w:p>
             <w:pPr>
-              <w:spacing w:before="40" w:after="40"/>
+              <w:spacing w:before="60" w:after="60"/>
               <w:jc w:val="left"/>
             </w:pPr>
             <w:r>
               <w:rPr>
                 <w:b/>
-                <w:color w:val="FFFFFF"/>
-                <w:sz w:val="20"/>
+                <w:color w:val="000000"/>
+                <w:sz w:val="19"/>
               </w:rPr>
               <w:t>Title</w:t>
             </w:r>
@@ -515,23 +479,29 @@
             <w:tcW w:type="dxa" w:w="1440"/>
             <w:vAlign w:val="center"/>
             <w:tcMar>
-              <w:top w:w="120" w:type="dxa"/>
-              <w:bottom w:w="120" w:type="dxa"/>
-              <w:left w:w="150" w:type="dxa"/>
-              <w:right w:w="150" w:type="dxa"/>
+              <w:top w:w="100" w:type="dxa"/>
+              <w:bottom w:w="100" w:type="dxa"/>
+              <w:left w:w="140" w:type="dxa"/>
+              <w:right w:w="140" w:type="dxa"/>
             </w:tcMar>
-            <w:shd w:fill="1E3A8A"/>
+            <w:tcBorders>
+              <w:top w:val="single" w:sz="4" w:space="0" w:color="CBD5E1"/>
+              <w:left w:val="single" w:sz="4" w:space="0" w:color="CBD5E1"/>
+              <w:bottom w:val="single" w:sz="4" w:space="0" w:color="CBD5E1"/>
+              <w:right w:val="single" w:sz="4" w:space="0" w:color="CBD5E1"/>
+            </w:tcBorders>
+            <w:shd w:fill="E2E8F0"/>
           </w:tcPr>
           <w:p>
             <w:pPr>
-              <w:spacing w:before="40" w:after="40"/>
+              <w:spacing w:before="60" w:after="60"/>
               <w:jc w:val="center"/>
             </w:pPr>
             <w:r>
               <w:rPr>
                 <w:b/>
-                <w:color w:val="FFFFFF"/>
-                <w:sz w:val="20"/>
+                <w:color w:val="000000"/>
+                <w:sz w:val="19"/>
               </w:rPr>
               <w:t>Page No</w:t>
             </w:r>
@@ -547,11 +517,17 @@
             <w:tcW w:type="dxa" w:w="1440"/>
             <w:vAlign w:val="center"/>
             <w:tcMar>
-              <w:top w:w="120" w:type="dxa"/>
-              <w:bottom w:w="120" w:type="dxa"/>
-              <w:left w:w="150" w:type="dxa"/>
-              <w:right w:w="150" w:type="dxa"/>
+              <w:top w:w="100" w:type="dxa"/>
+              <w:bottom w:w="100" w:type="dxa"/>
+              <w:left w:w="140" w:type="dxa"/>
+              <w:right w:w="140" w:type="dxa"/>
             </w:tcMar>
+            <w:tcBorders>
+              <w:top w:val="single" w:sz="4" w:space="0" w:color="CBD5E1"/>
+              <w:left w:val="single" w:sz="4" w:space="0" w:color="CBD5E1"/>
+              <w:bottom w:val="single" w:sz="4" w:space="0" w:color="CBD5E1"/>
+              <w:right w:val="single" w:sz="4" w:space="0" w:color="CBD5E1"/>
+            </w:tcBorders>
             <w:shd w:fill="F8FAFC"/>
           </w:tcPr>
           <w:p>
@@ -561,7 +537,8 @@
             </w:pPr>
             <w:r>
               <w:rPr>
-                <w:sz w:val="19"/>
+                <w:color w:val="000000"/>
+                <w:sz w:val="18"/>
               </w:rPr>
               <w:t>1.</w:t>
             </w:r>
@@ -572,11 +549,17 @@
             <w:tcW w:type="dxa" w:w="6480"/>
             <w:vAlign w:val="center"/>
             <w:tcMar>
-              <w:top w:w="120" w:type="dxa"/>
-              <w:bottom w:w="120" w:type="dxa"/>
-              <w:left w:w="150" w:type="dxa"/>
-              <w:right w:w="150" w:type="dxa"/>
+              <w:top w:w="100" w:type="dxa"/>
+              <w:bottom w:w="100" w:type="dxa"/>
+              <w:left w:w="140" w:type="dxa"/>
+              <w:right w:w="140" w:type="dxa"/>
             </w:tcMar>
+            <w:tcBorders>
+              <w:top w:val="single" w:sz="4" w:space="0" w:color="CBD5E1"/>
+              <w:left w:val="single" w:sz="4" w:space="0" w:color="CBD5E1"/>
+              <w:bottom w:val="single" w:sz="4" w:space="0" w:color="CBD5E1"/>
+              <w:right w:val="single" w:sz="4" w:space="0" w:color="CBD5E1"/>
+            </w:tcBorders>
             <w:shd w:fill="F8FAFC"/>
           </w:tcPr>
           <w:p>
@@ -586,7 +569,8 @@
             </w:pPr>
             <w:r>
               <w:rPr>
-                <w:sz w:val="19"/>
+                <w:color w:val="000000"/>
+                <w:sz w:val="18"/>
               </w:rPr>
               <w:t>Problem Definition &amp; Objectives</w:t>
             </w:r>
@@ -597,11 +581,17 @@
             <w:tcW w:type="dxa" w:w="1440"/>
             <w:vAlign w:val="center"/>
             <w:tcMar>
-              <w:top w:w="120" w:type="dxa"/>
-              <w:bottom w:w="120" w:type="dxa"/>
-              <w:left w:w="150" w:type="dxa"/>
-              <w:right w:w="150" w:type="dxa"/>
+              <w:top w:w="100" w:type="dxa"/>
+              <w:bottom w:w="100" w:type="dxa"/>
+              <w:left w:w="140" w:type="dxa"/>
+              <w:right w:w="140" w:type="dxa"/>
             </w:tcMar>
+            <w:tcBorders>
+              <w:top w:val="single" w:sz="4" w:space="0" w:color="CBD5E1"/>
+              <w:left w:val="single" w:sz="4" w:space="0" w:color="CBD5E1"/>
+              <w:bottom w:val="single" w:sz="4" w:space="0" w:color="CBD5E1"/>
+              <w:right w:val="single" w:sz="4" w:space="0" w:color="CBD5E1"/>
+            </w:tcBorders>
             <w:shd w:fill="F8FAFC"/>
           </w:tcPr>
           <w:p>
@@ -611,7 +601,8 @@
             </w:pPr>
             <w:r>
               <w:rPr>
-                <w:sz w:val="19"/>
+                <w:color w:val="000000"/>
+                <w:sz w:val="18"/>
               </w:rPr>
               <w:t>1</w:t>
             </w:r>
@@ -627,11 +618,17 @@
             <w:tcW w:type="dxa" w:w="1440"/>
             <w:vAlign w:val="center"/>
             <w:tcMar>
-              <w:top w:w="120" w:type="dxa"/>
-              <w:bottom w:w="120" w:type="dxa"/>
-              <w:left w:w="150" w:type="dxa"/>
-              <w:right w:w="150" w:type="dxa"/>
+              <w:top w:w="100" w:type="dxa"/>
+              <w:bottom w:w="100" w:type="dxa"/>
+              <w:left w:w="140" w:type="dxa"/>
+              <w:right w:w="140" w:type="dxa"/>
             </w:tcMar>
+            <w:tcBorders>
+              <w:top w:val="single" w:sz="4" w:space="0" w:color="CBD5E1"/>
+              <w:left w:val="single" w:sz="4" w:space="0" w:color="CBD5E1"/>
+              <w:bottom w:val="single" w:sz="4" w:space="0" w:color="CBD5E1"/>
+              <w:right w:val="single" w:sz="4" w:space="0" w:color="CBD5E1"/>
+            </w:tcBorders>
             <w:shd w:fill="FFFFFF"/>
           </w:tcPr>
           <w:p>
@@ -641,7 +638,8 @@
             </w:pPr>
             <w:r>
               <w:rPr>
-                <w:sz w:val="19"/>
+                <w:color w:val="000000"/>
+                <w:sz w:val="18"/>
               </w:rPr>
               <w:t>2.</w:t>
             </w:r>
@@ -652,11 +650,17 @@
             <w:tcW w:type="dxa" w:w="6480"/>
             <w:vAlign w:val="center"/>
             <w:tcMar>
-              <w:top w:w="120" w:type="dxa"/>
-              <w:bottom w:w="120" w:type="dxa"/>
-              <w:left w:w="150" w:type="dxa"/>
-              <w:right w:w="150" w:type="dxa"/>
+              <w:top w:w="100" w:type="dxa"/>
+              <w:bottom w:w="100" w:type="dxa"/>
+              <w:left w:w="140" w:type="dxa"/>
+              <w:right w:w="140" w:type="dxa"/>
             </w:tcMar>
+            <w:tcBorders>
+              <w:top w:val="single" w:sz="4" w:space="0" w:color="CBD5E1"/>
+              <w:left w:val="single" w:sz="4" w:space="0" w:color="CBD5E1"/>
+              <w:bottom w:val="single" w:sz="4" w:space="0" w:color="CBD5E1"/>
+              <w:right w:val="single" w:sz="4" w:space="0" w:color="CBD5E1"/>
+            </w:tcBorders>
             <w:shd w:fill="FFFFFF"/>
           </w:tcPr>
           <w:p>
@@ -666,7 +670,8 @@
             </w:pPr>
             <w:r>
               <w:rPr>
-                <w:sz w:val="19"/>
+                <w:color w:val="000000"/>
+                <w:sz w:val="18"/>
               </w:rPr>
               <w:t>Introduction &amp; Theoretical Background</w:t>
             </w:r>
@@ -677,11 +682,17 @@
             <w:tcW w:type="dxa" w:w="1440"/>
             <w:vAlign w:val="center"/>
             <w:tcMar>
-              <w:top w:w="120" w:type="dxa"/>
-              <w:bottom w:w="120" w:type="dxa"/>
-              <w:left w:w="150" w:type="dxa"/>
-              <w:right w:w="150" w:type="dxa"/>
+              <w:top w:w="100" w:type="dxa"/>
+              <w:bottom w:w="100" w:type="dxa"/>
+              <w:left w:w="140" w:type="dxa"/>
+              <w:right w:w="140" w:type="dxa"/>
             </w:tcMar>
+            <w:tcBorders>
+              <w:top w:val="single" w:sz="4" w:space="0" w:color="CBD5E1"/>
+              <w:left w:val="single" w:sz="4" w:space="0" w:color="CBD5E1"/>
+              <w:bottom w:val="single" w:sz="4" w:space="0" w:color="CBD5E1"/>
+              <w:right w:val="single" w:sz="4" w:space="0" w:color="CBD5E1"/>
+            </w:tcBorders>
             <w:shd w:fill="FFFFFF"/>
           </w:tcPr>
           <w:p>
@@ -691,7 +702,8 @@
             </w:pPr>
             <w:r>
               <w:rPr>
-                <w:sz w:val="19"/>
+                <w:color w:val="000000"/>
+                <w:sz w:val="18"/>
               </w:rPr>
               <w:t>2</w:t>
             </w:r>
@@ -707,11 +719,17 @@
             <w:tcW w:type="dxa" w:w="1440"/>
             <w:vAlign w:val="center"/>
             <w:tcMar>
-              <w:top w:w="120" w:type="dxa"/>
-              <w:bottom w:w="120" w:type="dxa"/>
-              <w:left w:w="150" w:type="dxa"/>
-              <w:right w:w="150" w:type="dxa"/>
+              <w:top w:w="100" w:type="dxa"/>
+              <w:bottom w:w="100" w:type="dxa"/>
+              <w:left w:w="140" w:type="dxa"/>
+              <w:right w:w="140" w:type="dxa"/>
             </w:tcMar>
+            <w:tcBorders>
+              <w:top w:val="single" w:sz="4" w:space="0" w:color="CBD5E1"/>
+              <w:left w:val="single" w:sz="4" w:space="0" w:color="CBD5E1"/>
+              <w:bottom w:val="single" w:sz="4" w:space="0" w:color="CBD5E1"/>
+              <w:right w:val="single" w:sz="4" w:space="0" w:color="CBD5E1"/>
+            </w:tcBorders>
             <w:shd w:fill="F8FAFC"/>
           </w:tcPr>
           <w:p>
@@ -721,7 +739,8 @@
             </w:pPr>
             <w:r>
               <w:rPr>
-                <w:sz w:val="19"/>
+                <w:color w:val="000000"/>
+                <w:sz w:val="18"/>
               </w:rPr>
               <w:t>3.</w:t>
             </w:r>
@@ -732,11 +751,17 @@
             <w:tcW w:type="dxa" w:w="6480"/>
             <w:vAlign w:val="center"/>
             <w:tcMar>
-              <w:top w:w="120" w:type="dxa"/>
-              <w:bottom w:w="120" w:type="dxa"/>
-              <w:left w:w="150" w:type="dxa"/>
-              <w:right w:w="150" w:type="dxa"/>
+              <w:top w:w="100" w:type="dxa"/>
+              <w:bottom w:w="100" w:type="dxa"/>
+              <w:left w:w="140" w:type="dxa"/>
+              <w:right w:w="140" w:type="dxa"/>
             </w:tcMar>
+            <w:tcBorders>
+              <w:top w:val="single" w:sz="4" w:space="0" w:color="CBD5E1"/>
+              <w:left w:val="single" w:sz="4" w:space="0" w:color="CBD5E1"/>
+              <w:bottom w:val="single" w:sz="4" w:space="0" w:color="CBD5E1"/>
+              <w:right w:val="single" w:sz="4" w:space="0" w:color="CBD5E1"/>
+            </w:tcBorders>
             <w:shd w:fill="F8FAFC"/>
           </w:tcPr>
           <w:p>
@@ -746,7 +771,8 @@
             </w:pPr>
             <w:r>
               <w:rPr>
-                <w:sz w:val="19"/>
+                <w:color w:val="000000"/>
+                <w:sz w:val="18"/>
               </w:rPr>
               <w:t>System Architecture &amp; Data Pipelines</w:t>
             </w:r>
@@ -757,11 +783,17 @@
             <w:tcW w:type="dxa" w:w="1440"/>
             <w:vAlign w:val="center"/>
             <w:tcMar>
-              <w:top w:w="120" w:type="dxa"/>
-              <w:bottom w:w="120" w:type="dxa"/>
-              <w:left w:w="150" w:type="dxa"/>
-              <w:right w:w="150" w:type="dxa"/>
+              <w:top w:w="100" w:type="dxa"/>
+              <w:bottom w:w="100" w:type="dxa"/>
+              <w:left w:w="140" w:type="dxa"/>
+              <w:right w:w="140" w:type="dxa"/>
             </w:tcMar>
+            <w:tcBorders>
+              <w:top w:val="single" w:sz="4" w:space="0" w:color="CBD5E1"/>
+              <w:left w:val="single" w:sz="4" w:space="0" w:color="CBD5E1"/>
+              <w:bottom w:val="single" w:sz="4" w:space="0" w:color="CBD5E1"/>
+              <w:right w:val="single" w:sz="4" w:space="0" w:color="CBD5E1"/>
+            </w:tcBorders>
             <w:shd w:fill="F8FAFC"/>
           </w:tcPr>
           <w:p>
@@ -771,7 +803,8 @@
             </w:pPr>
             <w:r>
               <w:rPr>
-                <w:sz w:val="19"/>
+                <w:color w:val="000000"/>
+                <w:sz w:val="18"/>
               </w:rPr>
               <w:t>5</w:t>
             </w:r>
@@ -787,11 +820,17 @@
             <w:tcW w:type="dxa" w:w="1440"/>
             <w:vAlign w:val="center"/>
             <w:tcMar>
-              <w:top w:w="120" w:type="dxa"/>
-              <w:bottom w:w="120" w:type="dxa"/>
-              <w:left w:w="150" w:type="dxa"/>
-              <w:right w:w="150" w:type="dxa"/>
+              <w:top w:w="100" w:type="dxa"/>
+              <w:bottom w:w="100" w:type="dxa"/>
+              <w:left w:w="140" w:type="dxa"/>
+              <w:right w:w="140" w:type="dxa"/>
             </w:tcMar>
+            <w:tcBorders>
+              <w:top w:val="single" w:sz="4" w:space="0" w:color="CBD5E1"/>
+              <w:left w:val="single" w:sz="4" w:space="0" w:color="CBD5E1"/>
+              <w:bottom w:val="single" w:sz="4" w:space="0" w:color="CBD5E1"/>
+              <w:right w:val="single" w:sz="4" w:space="0" w:color="CBD5E1"/>
+            </w:tcBorders>
             <w:shd w:fill="FFFFFF"/>
           </w:tcPr>
           <w:p>
@@ -801,7 +840,8 @@
             </w:pPr>
             <w:r>
               <w:rPr>
-                <w:sz w:val="19"/>
+                <w:color w:val="000000"/>
+                <w:sz w:val="18"/>
               </w:rPr>
               <w:t>4.</w:t>
             </w:r>
@@ -812,11 +852,17 @@
             <w:tcW w:type="dxa" w:w="6480"/>
             <w:vAlign w:val="center"/>
             <w:tcMar>
-              <w:top w:w="120" w:type="dxa"/>
-              <w:bottom w:w="120" w:type="dxa"/>
-              <w:left w:w="150" w:type="dxa"/>
-              <w:right w:w="150" w:type="dxa"/>
+              <w:top w:w="100" w:type="dxa"/>
+              <w:bottom w:w="100" w:type="dxa"/>
+              <w:left w:w="140" w:type="dxa"/>
+              <w:right w:w="140" w:type="dxa"/>
             </w:tcMar>
+            <w:tcBorders>
+              <w:top w:val="single" w:sz="4" w:space="0" w:color="CBD5E1"/>
+              <w:left w:val="single" w:sz="4" w:space="0" w:color="CBD5E1"/>
+              <w:bottom w:val="single" w:sz="4" w:space="0" w:color="CBD5E1"/>
+              <w:right w:val="single" w:sz="4" w:space="0" w:color="CBD5E1"/>
+            </w:tcBorders>
             <w:shd w:fill="FFFFFF"/>
           </w:tcPr>
           <w:p>
@@ -826,7 +872,8 @@
             </w:pPr>
             <w:r>
               <w:rPr>
-                <w:sz w:val="19"/>
+                <w:color w:val="000000"/>
+                <w:sz w:val="18"/>
               </w:rPr>
               <w:t>Implementation: Design Web Pages &amp; UI Modules</w:t>
             </w:r>
@@ -837,11 +884,17 @@
             <w:tcW w:type="dxa" w:w="1440"/>
             <w:vAlign w:val="center"/>
             <w:tcMar>
-              <w:top w:w="120" w:type="dxa"/>
-              <w:bottom w:w="120" w:type="dxa"/>
-              <w:left w:w="150" w:type="dxa"/>
-              <w:right w:w="150" w:type="dxa"/>
+              <w:top w:w="100" w:type="dxa"/>
+              <w:bottom w:w="100" w:type="dxa"/>
+              <w:left w:w="140" w:type="dxa"/>
+              <w:right w:w="140" w:type="dxa"/>
             </w:tcMar>
+            <w:tcBorders>
+              <w:top w:val="single" w:sz="4" w:space="0" w:color="CBD5E1"/>
+              <w:left w:val="single" w:sz="4" w:space="0" w:color="CBD5E1"/>
+              <w:bottom w:val="single" w:sz="4" w:space="0" w:color="CBD5E1"/>
+              <w:right w:val="single" w:sz="4" w:space="0" w:color="CBD5E1"/>
+            </w:tcBorders>
             <w:shd w:fill="FFFFFF"/>
           </w:tcPr>
           <w:p>
@@ -851,7 +904,8 @@
             </w:pPr>
             <w:r>
               <w:rPr>
-                <w:sz w:val="19"/>
+                <w:color w:val="000000"/>
+                <w:sz w:val="18"/>
               </w:rPr>
               <w:t>7</w:t>
             </w:r>
@@ -867,11 +921,17 @@
             <w:tcW w:type="dxa" w:w="1440"/>
             <w:vAlign w:val="center"/>
             <w:tcMar>
-              <w:top w:w="120" w:type="dxa"/>
-              <w:bottom w:w="120" w:type="dxa"/>
-              <w:left w:w="150" w:type="dxa"/>
-              <w:right w:w="150" w:type="dxa"/>
+              <w:top w:w="100" w:type="dxa"/>
+              <w:bottom w:w="100" w:type="dxa"/>
+              <w:left w:w="140" w:type="dxa"/>
+              <w:right w:w="140" w:type="dxa"/>
             </w:tcMar>
+            <w:tcBorders>
+              <w:top w:val="single" w:sz="4" w:space="0" w:color="CBD5E1"/>
+              <w:left w:val="single" w:sz="4" w:space="0" w:color="CBD5E1"/>
+              <w:bottom w:val="single" w:sz="4" w:space="0" w:color="CBD5E1"/>
+              <w:right w:val="single" w:sz="4" w:space="0" w:color="CBD5E1"/>
+            </w:tcBorders>
             <w:shd w:fill="F8FAFC"/>
           </w:tcPr>
           <w:p>
@@ -881,7 +941,8 @@
             </w:pPr>
             <w:r>
               <w:rPr>
-                <w:sz w:val="19"/>
+                <w:color w:val="000000"/>
+                <w:sz w:val="18"/>
               </w:rPr>
               <w:t>5.</w:t>
             </w:r>
@@ -892,11 +953,17 @@
             <w:tcW w:type="dxa" w:w="6480"/>
             <w:vAlign w:val="center"/>
             <w:tcMar>
-              <w:top w:w="120" w:type="dxa"/>
-              <w:bottom w:w="120" w:type="dxa"/>
-              <w:left w:w="150" w:type="dxa"/>
-              <w:right w:w="150" w:type="dxa"/>
+              <w:top w:w="100" w:type="dxa"/>
+              <w:bottom w:w="100" w:type="dxa"/>
+              <w:left w:w="140" w:type="dxa"/>
+              <w:right w:w="140" w:type="dxa"/>
             </w:tcMar>
+            <w:tcBorders>
+              <w:top w:val="single" w:sz="4" w:space="0" w:color="CBD5E1"/>
+              <w:left w:val="single" w:sz="4" w:space="0" w:color="CBD5E1"/>
+              <w:bottom w:val="single" w:sz="4" w:space="0" w:color="CBD5E1"/>
+              <w:right w:val="single" w:sz="4" w:space="0" w:color="CBD5E1"/>
+            </w:tcBorders>
             <w:shd w:fill="F8FAFC"/>
           </w:tcPr>
           <w:p>
@@ -906,7 +973,8 @@
             </w:pPr>
             <w:r>
               <w:rPr>
-                <w:sz w:val="19"/>
+                <w:color w:val="000000"/>
+                <w:sz w:val="18"/>
               </w:rPr>
               <w:t>Algorithms &amp; Working Mechanism</w:t>
             </w:r>
@@ -917,11 +985,17 @@
             <w:tcW w:type="dxa" w:w="1440"/>
             <w:vAlign w:val="center"/>
             <w:tcMar>
-              <w:top w:w="120" w:type="dxa"/>
-              <w:bottom w:w="120" w:type="dxa"/>
-              <w:left w:w="150" w:type="dxa"/>
-              <w:right w:w="150" w:type="dxa"/>
+              <w:top w:w="100" w:type="dxa"/>
+              <w:bottom w:w="100" w:type="dxa"/>
+              <w:left w:w="140" w:type="dxa"/>
+              <w:right w:w="140" w:type="dxa"/>
             </w:tcMar>
+            <w:tcBorders>
+              <w:top w:val="single" w:sz="4" w:space="0" w:color="CBD5E1"/>
+              <w:left w:val="single" w:sz="4" w:space="0" w:color="CBD5E1"/>
+              <w:bottom w:val="single" w:sz="4" w:space="0" w:color="CBD5E1"/>
+              <w:right w:val="single" w:sz="4" w:space="0" w:color="CBD5E1"/>
+            </w:tcBorders>
             <w:shd w:fill="F8FAFC"/>
           </w:tcPr>
           <w:p>
@@ -931,7 +1005,8 @@
             </w:pPr>
             <w:r>
               <w:rPr>
-                <w:sz w:val="19"/>
+                <w:color w:val="000000"/>
+                <w:sz w:val="18"/>
               </w:rPr>
               <w:t>11</w:t>
             </w:r>
@@ -947,11 +1022,17 @@
             <w:tcW w:type="dxa" w:w="1440"/>
             <w:vAlign w:val="center"/>
             <w:tcMar>
-              <w:top w:w="120" w:type="dxa"/>
-              <w:bottom w:w="120" w:type="dxa"/>
-              <w:left w:w="150" w:type="dxa"/>
-              <w:right w:w="150" w:type="dxa"/>
+              <w:top w:w="100" w:type="dxa"/>
+              <w:bottom w:w="100" w:type="dxa"/>
+              <w:left w:w="140" w:type="dxa"/>
+              <w:right w:w="140" w:type="dxa"/>
             </w:tcMar>
+            <w:tcBorders>
+              <w:top w:val="single" w:sz="4" w:space="0" w:color="CBD5E1"/>
+              <w:left w:val="single" w:sz="4" w:space="0" w:color="CBD5E1"/>
+              <w:bottom w:val="single" w:sz="4" w:space="0" w:color="CBD5E1"/>
+              <w:right w:val="single" w:sz="4" w:space="0" w:color="CBD5E1"/>
+            </w:tcBorders>
             <w:shd w:fill="FFFFFF"/>
           </w:tcPr>
           <w:p>
@@ -961,7 +1042,8 @@
             </w:pPr>
             <w:r>
               <w:rPr>
-                <w:sz w:val="19"/>
+                <w:color w:val="000000"/>
+                <w:sz w:val="18"/>
               </w:rPr>
               <w:t>6.</w:t>
             </w:r>
@@ -972,11 +1054,17 @@
             <w:tcW w:type="dxa" w:w="6480"/>
             <w:vAlign w:val="center"/>
             <w:tcMar>
-              <w:top w:w="120" w:type="dxa"/>
-              <w:bottom w:w="120" w:type="dxa"/>
-              <w:left w:w="150" w:type="dxa"/>
-              <w:right w:w="150" w:type="dxa"/>
+              <w:top w:w="100" w:type="dxa"/>
+              <w:bottom w:w="100" w:type="dxa"/>
+              <w:left w:w="140" w:type="dxa"/>
+              <w:right w:w="140" w:type="dxa"/>
             </w:tcMar>
+            <w:tcBorders>
+              <w:top w:val="single" w:sz="4" w:space="0" w:color="CBD5E1"/>
+              <w:left w:val="single" w:sz="4" w:space="0" w:color="CBD5E1"/>
+              <w:bottom w:val="single" w:sz="4" w:space="0" w:color="CBD5E1"/>
+              <w:right w:val="single" w:sz="4" w:space="0" w:color="CBD5E1"/>
+            </w:tcBorders>
             <w:shd w:fill="FFFFFF"/>
           </w:tcPr>
           <w:p>
@@ -986,7 +1074,8 @@
             </w:pPr>
             <w:r>
               <w:rPr>
-                <w:sz w:val="19"/>
+                <w:color w:val="000000"/>
+                <w:sz w:val="18"/>
               </w:rPr>
               <w:t>Technology Stack &amp; Deployment Architecture</w:t>
             </w:r>
@@ -997,11 +1086,17 @@
             <w:tcW w:type="dxa" w:w="1440"/>
             <w:vAlign w:val="center"/>
             <w:tcMar>
-              <w:top w:w="120" w:type="dxa"/>
-              <w:bottom w:w="120" w:type="dxa"/>
-              <w:left w:w="150" w:type="dxa"/>
-              <w:right w:w="150" w:type="dxa"/>
+              <w:top w:w="100" w:type="dxa"/>
+              <w:bottom w:w="100" w:type="dxa"/>
+              <w:left w:w="140" w:type="dxa"/>
+              <w:right w:w="140" w:type="dxa"/>
             </w:tcMar>
+            <w:tcBorders>
+              <w:top w:val="single" w:sz="4" w:space="0" w:color="CBD5E1"/>
+              <w:left w:val="single" w:sz="4" w:space="0" w:color="CBD5E1"/>
+              <w:bottom w:val="single" w:sz="4" w:space="0" w:color="CBD5E1"/>
+              <w:right w:val="single" w:sz="4" w:space="0" w:color="CBD5E1"/>
+            </w:tcBorders>
             <w:shd w:fill="FFFFFF"/>
           </w:tcPr>
           <w:p>
@@ -1011,9 +1106,10 @@
             </w:pPr>
             <w:r>
               <w:rPr>
-                <w:sz w:val="19"/>
+                <w:color w:val="000000"/>
+                <w:sz w:val="18"/>
               </w:rPr>
-              <w:t>14</w:t>
+              <w:t>13</w:t>
             </w:r>
           </w:p>
         </w:tc>
@@ -1027,11 +1123,17 @@
             <w:tcW w:type="dxa" w:w="1440"/>
             <w:vAlign w:val="center"/>
             <w:tcMar>
-              <w:top w:w="120" w:type="dxa"/>
-              <w:bottom w:w="120" w:type="dxa"/>
-              <w:left w:w="150" w:type="dxa"/>
-              <w:right w:w="150" w:type="dxa"/>
+              <w:top w:w="100" w:type="dxa"/>
+              <w:bottom w:w="100" w:type="dxa"/>
+              <w:left w:w="140" w:type="dxa"/>
+              <w:right w:w="140" w:type="dxa"/>
             </w:tcMar>
+            <w:tcBorders>
+              <w:top w:val="single" w:sz="4" w:space="0" w:color="CBD5E1"/>
+              <w:left w:val="single" w:sz="4" w:space="0" w:color="CBD5E1"/>
+              <w:bottom w:val="single" w:sz="4" w:space="0" w:color="CBD5E1"/>
+              <w:right w:val="single" w:sz="4" w:space="0" w:color="CBD5E1"/>
+            </w:tcBorders>
             <w:shd w:fill="F8FAFC"/>
           </w:tcPr>
           <w:p>
@@ -1041,7 +1143,8 @@
             </w:pPr>
             <w:r>
               <w:rPr>
-                <w:sz w:val="19"/>
+                <w:color w:val="000000"/>
+                <w:sz w:val="18"/>
               </w:rPr>
               <w:t>7.</w:t>
             </w:r>
@@ -1052,11 +1155,17 @@
             <w:tcW w:type="dxa" w:w="6480"/>
             <w:vAlign w:val="center"/>
             <w:tcMar>
-              <w:top w:w="120" w:type="dxa"/>
-              <w:bottom w:w="120" w:type="dxa"/>
-              <w:left w:w="150" w:type="dxa"/>
-              <w:right w:w="150" w:type="dxa"/>
+              <w:top w:w="100" w:type="dxa"/>
+              <w:bottom w:w="100" w:type="dxa"/>
+              <w:left w:w="140" w:type="dxa"/>
+              <w:right w:w="140" w:type="dxa"/>
             </w:tcMar>
+            <w:tcBorders>
+              <w:top w:val="single" w:sz="4" w:space="0" w:color="CBD5E1"/>
+              <w:left w:val="single" w:sz="4" w:space="0" w:color="CBD5E1"/>
+              <w:bottom w:val="single" w:sz="4" w:space="0" w:color="CBD5E1"/>
+              <w:right w:val="single" w:sz="4" w:space="0" w:color="CBD5E1"/>
+            </w:tcBorders>
             <w:shd w:fill="F8FAFC"/>
           </w:tcPr>
           <w:p>
@@ -1066,7 +1175,8 @@
             </w:pPr>
             <w:r>
               <w:rPr>
-                <w:sz w:val="19"/>
+                <w:color w:val="000000"/>
+                <w:sz w:val="18"/>
               </w:rPr>
               <w:t>Results, Verification &amp; Testing</w:t>
             </w:r>
@@ -1077,11 +1187,17 @@
             <w:tcW w:type="dxa" w:w="1440"/>
             <w:vAlign w:val="center"/>
             <w:tcMar>
-              <w:top w:w="120" w:type="dxa"/>
-              <w:bottom w:w="120" w:type="dxa"/>
-              <w:left w:w="150" w:type="dxa"/>
-              <w:right w:w="150" w:type="dxa"/>
+              <w:top w:w="100" w:type="dxa"/>
+              <w:bottom w:w="100" w:type="dxa"/>
+              <w:left w:w="140" w:type="dxa"/>
+              <w:right w:w="140" w:type="dxa"/>
             </w:tcMar>
+            <w:tcBorders>
+              <w:top w:val="single" w:sz="4" w:space="0" w:color="CBD5E1"/>
+              <w:left w:val="single" w:sz="4" w:space="0" w:color="CBD5E1"/>
+              <w:bottom w:val="single" w:sz="4" w:space="0" w:color="CBD5E1"/>
+              <w:right w:val="single" w:sz="4" w:space="0" w:color="CBD5E1"/>
+            </w:tcBorders>
             <w:shd w:fill="F8FAFC"/>
           </w:tcPr>
           <w:p>
@@ -1091,9 +1207,10 @@
             </w:pPr>
             <w:r>
               <w:rPr>
-                <w:sz w:val="19"/>
+                <w:color w:val="000000"/>
+                <w:sz w:val="18"/>
               </w:rPr>
-              <w:t>16</w:t>
+              <w:t>15</w:t>
             </w:r>
           </w:p>
         </w:tc>
@@ -1107,11 +1224,17 @@
             <w:tcW w:type="dxa" w:w="1440"/>
             <w:vAlign w:val="center"/>
             <w:tcMar>
-              <w:top w:w="120" w:type="dxa"/>
-              <w:bottom w:w="120" w:type="dxa"/>
-              <w:left w:w="150" w:type="dxa"/>
-              <w:right w:w="150" w:type="dxa"/>
+              <w:top w:w="100" w:type="dxa"/>
+              <w:bottom w:w="100" w:type="dxa"/>
+              <w:left w:w="140" w:type="dxa"/>
+              <w:right w:w="140" w:type="dxa"/>
             </w:tcMar>
+            <w:tcBorders>
+              <w:top w:val="single" w:sz="4" w:space="0" w:color="CBD5E1"/>
+              <w:left w:val="single" w:sz="4" w:space="0" w:color="CBD5E1"/>
+              <w:bottom w:val="single" w:sz="4" w:space="0" w:color="CBD5E1"/>
+              <w:right w:val="single" w:sz="4" w:space="0" w:color="CBD5E1"/>
+            </w:tcBorders>
             <w:shd w:fill="FFFFFF"/>
           </w:tcPr>
           <w:p>
@@ -1121,7 +1244,8 @@
             </w:pPr>
             <w:r>
               <w:rPr>
-                <w:sz w:val="19"/>
+                <w:color w:val="000000"/>
+                <w:sz w:val="18"/>
               </w:rPr>
               <w:t>8.</w:t>
             </w:r>
@@ -1132,11 +1256,17 @@
             <w:tcW w:type="dxa" w:w="6480"/>
             <w:vAlign w:val="center"/>
             <w:tcMar>
-              <w:top w:w="120" w:type="dxa"/>
-              <w:bottom w:w="120" w:type="dxa"/>
-              <w:left w:w="150" w:type="dxa"/>
-              <w:right w:w="150" w:type="dxa"/>
+              <w:top w:w="100" w:type="dxa"/>
+              <w:bottom w:w="100" w:type="dxa"/>
+              <w:left w:w="140" w:type="dxa"/>
+              <w:right w:w="140" w:type="dxa"/>
             </w:tcMar>
+            <w:tcBorders>
+              <w:top w:val="single" w:sz="4" w:space="0" w:color="CBD5E1"/>
+              <w:left w:val="single" w:sz="4" w:space="0" w:color="CBD5E1"/>
+              <w:bottom w:val="single" w:sz="4" w:space="0" w:color="CBD5E1"/>
+              <w:right w:val="single" w:sz="4" w:space="0" w:color="CBD5E1"/>
+            </w:tcBorders>
             <w:shd w:fill="FFFFFF"/>
           </w:tcPr>
           <w:p>
@@ -1146,7 +1276,8 @@
             </w:pPr>
             <w:r>
               <w:rPr>
-                <w:sz w:val="19"/>
+                <w:color w:val="000000"/>
+                <w:sz w:val="18"/>
               </w:rPr>
               <w:t>Conclusion &amp; Future Scope</w:t>
             </w:r>
@@ -1157,11 +1288,17 @@
             <w:tcW w:type="dxa" w:w="1440"/>
             <w:vAlign w:val="center"/>
             <w:tcMar>
-              <w:top w:w="120" w:type="dxa"/>
-              <w:bottom w:w="120" w:type="dxa"/>
-              <w:left w:w="150" w:type="dxa"/>
-              <w:right w:w="150" w:type="dxa"/>
+              <w:top w:w="100" w:type="dxa"/>
+              <w:bottom w:w="100" w:type="dxa"/>
+              <w:left w:w="140" w:type="dxa"/>
+              <w:right w:w="140" w:type="dxa"/>
             </w:tcMar>
+            <w:tcBorders>
+              <w:top w:val="single" w:sz="4" w:space="0" w:color="CBD5E1"/>
+              <w:left w:val="single" w:sz="4" w:space="0" w:color="CBD5E1"/>
+              <w:bottom w:val="single" w:sz="4" w:space="0" w:color="CBD5E1"/>
+              <w:right w:val="single" w:sz="4" w:space="0" w:color="CBD5E1"/>
+            </w:tcBorders>
             <w:shd w:fill="FFFFFF"/>
           </w:tcPr>
           <w:p>
@@ -1171,9 +1308,10 @@
             </w:pPr>
             <w:r>
               <w:rPr>
-                <w:sz w:val="19"/>
+                <w:color w:val="000000"/>
+                <w:sz w:val="18"/>
               </w:rPr>
-              <w:t>19</w:t>
+              <w:t>18</w:t>
             </w:r>
           </w:p>
         </w:tc>
@@ -1187,11 +1325,17 @@
             <w:tcW w:type="dxa" w:w="1440"/>
             <w:vAlign w:val="center"/>
             <w:tcMar>
-              <w:top w:w="120" w:type="dxa"/>
-              <w:bottom w:w="120" w:type="dxa"/>
-              <w:left w:w="150" w:type="dxa"/>
-              <w:right w:w="150" w:type="dxa"/>
+              <w:top w:w="100" w:type="dxa"/>
+              <w:bottom w:w="100" w:type="dxa"/>
+              <w:left w:w="140" w:type="dxa"/>
+              <w:right w:w="140" w:type="dxa"/>
             </w:tcMar>
+            <w:tcBorders>
+              <w:top w:val="single" w:sz="4" w:space="0" w:color="CBD5E1"/>
+              <w:left w:val="single" w:sz="4" w:space="0" w:color="CBD5E1"/>
+              <w:bottom w:val="single" w:sz="4" w:space="0" w:color="CBD5E1"/>
+              <w:right w:val="single" w:sz="4" w:space="0" w:color="CBD5E1"/>
+            </w:tcBorders>
             <w:shd w:fill="F8FAFC"/>
           </w:tcPr>
           <w:p>
@@ -1201,7 +1345,8 @@
             </w:pPr>
             <w:r>
               <w:rPr>
-                <w:sz w:val="19"/>
+                <w:color w:val="000000"/>
+                <w:sz w:val="18"/>
               </w:rPr>
               <w:t>9.</w:t>
             </w:r>
@@ -1212,11 +1357,17 @@
             <w:tcW w:type="dxa" w:w="6480"/>
             <w:vAlign w:val="center"/>
             <w:tcMar>
-              <w:top w:w="120" w:type="dxa"/>
-              <w:bottom w:w="120" w:type="dxa"/>
-              <w:left w:w="150" w:type="dxa"/>
-              <w:right w:w="150" w:type="dxa"/>
+              <w:top w:w="100" w:type="dxa"/>
+              <w:bottom w:w="100" w:type="dxa"/>
+              <w:left w:w="140" w:type="dxa"/>
+              <w:right w:w="140" w:type="dxa"/>
             </w:tcMar>
+            <w:tcBorders>
+              <w:top w:val="single" w:sz="4" w:space="0" w:color="CBD5E1"/>
+              <w:left w:val="single" w:sz="4" w:space="0" w:color="CBD5E1"/>
+              <w:bottom w:val="single" w:sz="4" w:space="0" w:color="CBD5E1"/>
+              <w:right w:val="single" w:sz="4" w:space="0" w:color="CBD5E1"/>
+            </w:tcBorders>
             <w:shd w:fill="F8FAFC"/>
           </w:tcPr>
           <w:p>
@@ -1226,7 +1377,8 @@
             </w:pPr>
             <w:r>
               <w:rPr>
-                <w:sz w:val="19"/>
+                <w:color w:val="000000"/>
+                <w:sz w:val="18"/>
               </w:rPr>
               <w:t>References &amp; Project Repositories</w:t>
             </w:r>
@@ -1237,11 +1389,17 @@
             <w:tcW w:type="dxa" w:w="1440"/>
             <w:vAlign w:val="center"/>
             <w:tcMar>
-              <w:top w:w="120" w:type="dxa"/>
-              <w:bottom w:w="120" w:type="dxa"/>
-              <w:left w:w="150" w:type="dxa"/>
-              <w:right w:w="150" w:type="dxa"/>
+              <w:top w:w="100" w:type="dxa"/>
+              <w:bottom w:w="100" w:type="dxa"/>
+              <w:left w:w="140" w:type="dxa"/>
+              <w:right w:w="140" w:type="dxa"/>
             </w:tcMar>
+            <w:tcBorders>
+              <w:top w:val="single" w:sz="4" w:space="0" w:color="CBD5E1"/>
+              <w:left w:val="single" w:sz="4" w:space="0" w:color="CBD5E1"/>
+              <w:bottom w:val="single" w:sz="4" w:space="0" w:color="CBD5E1"/>
+              <w:right w:val="single" w:sz="4" w:space="0" w:color="CBD5E1"/>
+            </w:tcBorders>
             <w:shd w:fill="F8FAFC"/>
           </w:tcPr>
           <w:p>
@@ -1251,9 +1409,10 @@
             </w:pPr>
             <w:r>
               <w:rPr>
-                <w:sz w:val="19"/>
+                <w:color w:val="000000"/>
+                <w:sz w:val="18"/>
               </w:rPr>
-              <w:t>20</w:t>
+              <w:t>19</w:t>
             </w:r>
           </w:p>
         </w:tc>
@@ -1267,12 +1426,11 @@
     <w:p>
       <w:pPr>
         <w:pStyle w:val="Heading1"/>
-        <w:spacing w:before="240" w:after="160"/>
       </w:pPr>
       <w:r>
         <w:rPr>
           <w:b/>
-          <w:color w:val="0F172A"/>
+          <w:color w:val="000000"/>
           <w:sz w:val="28"/>
         </w:rPr>
         <w:t>1. Problem Definition &amp; Objectives</w:t>
@@ -1308,19 +1466,13 @@
     </w:p>
     <w:p>
       <w:pPr>
-        <w:spacing w:line="288" w:lineRule="auto" w:after="240"/>
-        <w:jc w:val="both"/>
-      </w:pPr>
-    </w:p>
-    <w:p>
-      <w:pPr>
         <w:pStyle w:val="ListBullet"/>
         <w:spacing w:after="80" w:line="276" w:lineRule="auto"/>
       </w:pPr>
       <w:r>
         <w:rPr>
           <w:b/>
-          <w:color w:val="1E3A8A"/>
+          <w:color w:val="000000"/>
         </w:rPr>
         <w:t xml:space="preserve">Layer 4 Stateful Packet Inspection &amp; Policy Enforcement: </w:t>
       </w:r>
@@ -1336,7 +1488,7 @@
       <w:r>
         <w:rPr>
           <w:b/>
-          <w:color w:val="1E3A8A"/>
+          <w:color w:val="000000"/>
         </w:rPr>
         <w:t xml:space="preserve">Heuristic Intrusion Detection System (IDS): </w:t>
       </w:r>
@@ -1352,7 +1504,7 @@
       <w:r>
         <w:rPr>
           <w:b/>
-          <w:color w:val="1E3A8A"/>
+          <w:color w:val="000000"/>
         </w:rPr>
         <w:t xml:space="preserve">Interactive Network Topology Mesh Graph: </w:t>
       </w:r>
@@ -1368,7 +1520,7 @@
       <w:r>
         <w:rPr>
           <w:b/>
-          <w:color w:val="1E3A8A"/>
+          <w:color w:val="000000"/>
         </w:rPr>
         <w:t xml:space="preserve">Live Adversary Attack Simulation Console: </w:t>
       </w:r>
@@ -1384,7 +1536,7 @@
       <w:r>
         <w:rPr>
           <w:b/>
-          <w:color w:val="1E3A8A"/>
+          <w:color w:val="000000"/>
         </w:rPr>
         <w:t xml:space="preserve">Dual Operational Modes &amp; Native OS Socket Bridge: </w:t>
       </w:r>
@@ -1400,7 +1552,7 @@
       <w:r>
         <w:rPr>
           <w:b/>
-          <w:color w:val="1E3A8A"/>
+          <w:color w:val="000000"/>
         </w:rPr>
         <w:t xml:space="preserve">SecOps AI Forensic Analyst: </w:t>
       </w:r>
@@ -1416,7 +1568,7 @@
       <w:r>
         <w:rPr>
           <w:b/>
-          <w:color w:val="1E3A8A"/>
+          <w:color w:val="000000"/>
         </w:rPr>
         <w:t xml:space="preserve">Relational Database Persistence: </w:t>
       </w:r>
@@ -1436,7 +1588,7 @@
       <w:r>
         <w:rPr>
           <w:b/>
-          <w:color w:val="0F172A"/>
+          <w:color w:val="000000"/>
           <w:sz w:val="28"/>
         </w:rPr>
         <w:t>2. Introduction &amp; Theoretical Background</w:t>
@@ -1473,31 +1625,7 @@
         <w:pStyle w:val="Heading2"/>
       </w:pPr>
       <w:r>
-        <w:t>2.2 Intrusion Detection Systems (IDS) &amp; Heuristic Anomaly Detection</w:t>
-      </w:r>
-    </w:p>
-    <w:p>
-      <w:pPr>
-        <w:spacing w:line="288" w:lineRule="auto" w:after="160"/>
-        <w:jc w:val="both"/>
-      </w:pPr>
-      <w:r>
-        <w:t>Intrusion Detection Systems monitor network traffic for suspicious activity, policy violations, or unauthorized access attempts. Detection mechanisms fall into two broad classifications:</w:t>
-        <w:br/>
-        <w:t>1. Signature-Based Detection: Matches packet attributes against a database of known exploit signatures, such as malformed flags, specific port combinations (e.g. MS17-010 EternalBlue probes on port 445), or known adversary IP blocks.</w:t>
-        <w:br/>
-        <w:t>2. Anomaly-Based Heuristic Detection: Establishes a baseline of normal operational network behavior and flags statistical deviations, such as an IP generating an abnormal ratio of SYN packets to completed connections or scanning multiple non-contiguous ports within a short observation window.</w:t>
-        <w:br/>
-        <w:br/>
-        <w:t>Sentinel employs a hybrid engine that detects both explicit signatures and rate-threshold anomalies in real time.</w:t>
-      </w:r>
-    </w:p>
-    <w:p>
-      <w:pPr>
-        <w:pStyle w:val="Heading2"/>
-      </w:pPr>
-      <w:r>
-        <w:t>2.3 Core Threat Vectors &amp; Attack Models</w:t>
+        <w:t>2.2 Core Threat Vectors &amp; Attack Models</w:t>
       </w:r>
     </w:p>
     <w:p>
@@ -1514,29 +1642,16 @@
       </w:r>
     </w:p>
     <w:p>
-      <w:pPr>
-        <w:pStyle w:val="Heading2"/>
-      </w:pPr>
       <w:r>
-        <w:t>2.4 Server-Sent Events (SSE) &amp; Native Socket Sniffing</w:t>
-      </w:r>
-    </w:p>
-    <w:p>
-      <w:pPr>
-        <w:spacing w:line="288" w:lineRule="auto" w:after="160"/>
-        <w:jc w:val="both"/>
-      </w:pPr>
-      <w:r>
-        <w:t>To achieve low-latency packet streaming without the heavy handshake overhead of WebSockets or the inefficiency of periodic polling, Sentinel utilizes Server-Sent Events (SSE). Operating over standard HTTP with 'text/event-stream' encapsulation, SSE maintains a persistent, unidirectional telemetry channel from the Node.js backend bridge directly into the React browser runtime, achieving sub-millisecond dispatch times.</w:t>
+        <w:br w:type="page"/>
       </w:r>
     </w:p>
     <w:p>
       <w:pPr>
         <w:pStyle w:val="Heading3"/>
-        <w:spacing w:after="240"/>
       </w:pPr>
       <w:r>
-        <w:t>Table 1 : Comparison of Traditional Firewalls vs Sentinel Next-Gen Firewall</w:t>
+        <w:t>Table 1 : Traditional Firewalls vs Sentinel Next-Gen Firewall</w:t>
       </w:r>
     </w:p>
     <w:tbl>
@@ -1560,22 +1675,28 @@
             <w:tcW w:type="dxa" w:w="2592"/>
             <w:vAlign w:val="center"/>
             <w:tcMar>
-              <w:top w:w="120" w:type="dxa"/>
-              <w:bottom w:w="120" w:type="dxa"/>
-              <w:left w:w="150" w:type="dxa"/>
-              <w:right w:w="150" w:type="dxa"/>
+              <w:top w:w="100" w:type="dxa"/>
+              <w:bottom w:w="100" w:type="dxa"/>
+              <w:left w:w="140" w:type="dxa"/>
+              <w:right w:w="140" w:type="dxa"/>
             </w:tcMar>
-            <w:shd w:fill="1E3A8A"/>
+            <w:tcBorders>
+              <w:top w:val="single" w:sz="4" w:space="0" w:color="CBD5E1"/>
+              <w:left w:val="single" w:sz="4" w:space="0" w:color="CBD5E1"/>
+              <w:bottom w:val="single" w:sz="4" w:space="0" w:color="CBD5E1"/>
+              <w:right w:val="single" w:sz="4" w:space="0" w:color="CBD5E1"/>
+            </w:tcBorders>
+            <w:shd w:fill="E2E8F0"/>
           </w:tcPr>
           <w:p>
             <w:pPr>
-              <w:spacing w:before="40" w:after="40"/>
+              <w:spacing w:before="60" w:after="60"/>
             </w:pPr>
             <w:r>
               <w:rPr>
                 <w:b/>
-                <w:color w:val="FFFFFF"/>
-                <w:sz w:val="20"/>
+                <w:color w:val="000000"/>
+                <w:sz w:val="19"/>
               </w:rPr>
               <w:t>Parameter</w:t>
             </w:r>
@@ -1586,22 +1707,28 @@
             <w:tcW w:type="dxa" w:w="3168"/>
             <w:vAlign w:val="center"/>
             <w:tcMar>
-              <w:top w:w="120" w:type="dxa"/>
-              <w:bottom w:w="120" w:type="dxa"/>
-              <w:left w:w="150" w:type="dxa"/>
-              <w:right w:w="150" w:type="dxa"/>
+              <w:top w:w="100" w:type="dxa"/>
+              <w:bottom w:w="100" w:type="dxa"/>
+              <w:left w:w="140" w:type="dxa"/>
+              <w:right w:w="140" w:type="dxa"/>
             </w:tcMar>
-            <w:shd w:fill="1E3A8A"/>
+            <w:tcBorders>
+              <w:top w:val="single" w:sz="4" w:space="0" w:color="CBD5E1"/>
+              <w:left w:val="single" w:sz="4" w:space="0" w:color="CBD5E1"/>
+              <w:bottom w:val="single" w:sz="4" w:space="0" w:color="CBD5E1"/>
+              <w:right w:val="single" w:sz="4" w:space="0" w:color="CBD5E1"/>
+            </w:tcBorders>
+            <w:shd w:fill="E2E8F0"/>
           </w:tcPr>
           <w:p>
             <w:pPr>
-              <w:spacing w:before="40" w:after="40"/>
+              <w:spacing w:before="60" w:after="60"/>
             </w:pPr>
             <w:r>
               <w:rPr>
                 <w:b/>
-                <w:color w:val="FFFFFF"/>
-                <w:sz w:val="20"/>
+                <w:color w:val="000000"/>
+                <w:sz w:val="19"/>
               </w:rPr>
               <w:t>Traditional Packet Filter</w:t>
             </w:r>
@@ -1612,22 +1739,28 @@
             <w:tcW w:type="dxa" w:w="3600"/>
             <w:vAlign w:val="center"/>
             <w:tcMar>
-              <w:top w:w="120" w:type="dxa"/>
-              <w:bottom w:w="120" w:type="dxa"/>
-              <w:left w:w="150" w:type="dxa"/>
-              <w:right w:w="150" w:type="dxa"/>
+              <w:top w:w="100" w:type="dxa"/>
+              <w:bottom w:w="100" w:type="dxa"/>
+              <w:left w:w="140" w:type="dxa"/>
+              <w:right w:w="140" w:type="dxa"/>
             </w:tcMar>
-            <w:shd w:fill="1E3A8A"/>
+            <w:tcBorders>
+              <w:top w:val="single" w:sz="4" w:space="0" w:color="CBD5E1"/>
+              <w:left w:val="single" w:sz="4" w:space="0" w:color="CBD5E1"/>
+              <w:bottom w:val="single" w:sz="4" w:space="0" w:color="CBD5E1"/>
+              <w:right w:val="single" w:sz="4" w:space="0" w:color="CBD5E1"/>
+            </w:tcBorders>
+            <w:shd w:fill="E2E8F0"/>
           </w:tcPr>
           <w:p>
             <w:pPr>
-              <w:spacing w:before="40" w:after="40"/>
+              <w:spacing w:before="60" w:after="60"/>
             </w:pPr>
             <w:r>
               <w:rPr>
                 <w:b/>
-                <w:color w:val="FFFFFF"/>
-                <w:sz w:val="20"/>
+                <w:color w:val="000000"/>
+                <w:sz w:val="19"/>
               </w:rPr>
               <w:t>Sentinel Next-Gen Firewall</w:t>
             </w:r>
@@ -1643,11 +1776,17 @@
             <w:tcW w:type="dxa" w:w="2592"/>
             <w:vAlign w:val="center"/>
             <w:tcMar>
-              <w:top w:w="120" w:type="dxa"/>
-              <w:bottom w:w="120" w:type="dxa"/>
-              <w:left w:w="150" w:type="dxa"/>
-              <w:right w:w="150" w:type="dxa"/>
+              <w:top w:w="100" w:type="dxa"/>
+              <w:bottom w:w="100" w:type="dxa"/>
+              <w:left w:w="140" w:type="dxa"/>
+              <w:right w:w="140" w:type="dxa"/>
             </w:tcMar>
+            <w:tcBorders>
+              <w:top w:val="single" w:sz="4" w:space="0" w:color="CBD5E1"/>
+              <w:left w:val="single" w:sz="4" w:space="0" w:color="CBD5E1"/>
+              <w:bottom w:val="single" w:sz="4" w:space="0" w:color="CBD5E1"/>
+              <w:right w:val="single" w:sz="4" w:space="0" w:color="CBD5E1"/>
+            </w:tcBorders>
             <w:shd w:fill="F8FAFC"/>
           </w:tcPr>
           <w:p>
@@ -1656,9 +1795,10 @@
             </w:pPr>
             <w:r>
               <w:rPr>
-                <w:sz w:val="19"/>
+                <w:color w:val="000000"/>
+                <w:sz w:val="18"/>
               </w:rPr>
-              <w:t>OSI Inspection Layer</w:t>
+              <w:t>Inspection Layer</w:t>
             </w:r>
           </w:p>
         </w:tc>
@@ -1667,11 +1807,17 @@
             <w:tcW w:type="dxa" w:w="3168"/>
             <w:vAlign w:val="center"/>
             <w:tcMar>
-              <w:top w:w="120" w:type="dxa"/>
-              <w:bottom w:w="120" w:type="dxa"/>
-              <w:left w:w="150" w:type="dxa"/>
-              <w:right w:w="150" w:type="dxa"/>
+              <w:top w:w="100" w:type="dxa"/>
+              <w:bottom w:w="100" w:type="dxa"/>
+              <w:left w:w="140" w:type="dxa"/>
+              <w:right w:w="140" w:type="dxa"/>
             </w:tcMar>
+            <w:tcBorders>
+              <w:top w:val="single" w:sz="4" w:space="0" w:color="CBD5E1"/>
+              <w:left w:val="single" w:sz="4" w:space="0" w:color="CBD5E1"/>
+              <w:bottom w:val="single" w:sz="4" w:space="0" w:color="CBD5E1"/>
+              <w:right w:val="single" w:sz="4" w:space="0" w:color="CBD5E1"/>
+            </w:tcBorders>
             <w:shd w:fill="F8FAFC"/>
           </w:tcPr>
           <w:p>
@@ -1680,7 +1826,8 @@
             </w:pPr>
             <w:r>
               <w:rPr>
-                <w:sz w:val="19"/>
+                <w:color w:val="000000"/>
+                <w:sz w:val="18"/>
               </w:rPr>
               <w:t>Layer 3 &amp; Layer 4 only</w:t>
             </w:r>
@@ -1691,11 +1838,17 @@
             <w:tcW w:type="dxa" w:w="3600"/>
             <w:vAlign w:val="center"/>
             <w:tcMar>
-              <w:top w:w="120" w:type="dxa"/>
-              <w:bottom w:w="120" w:type="dxa"/>
-              <w:left w:w="150" w:type="dxa"/>
-              <w:right w:w="150" w:type="dxa"/>
+              <w:top w:w="100" w:type="dxa"/>
+              <w:bottom w:w="100" w:type="dxa"/>
+              <w:left w:w="140" w:type="dxa"/>
+              <w:right w:w="140" w:type="dxa"/>
             </w:tcMar>
+            <w:tcBorders>
+              <w:top w:val="single" w:sz="4" w:space="0" w:color="CBD5E1"/>
+              <w:left w:val="single" w:sz="4" w:space="0" w:color="CBD5E1"/>
+              <w:bottom w:val="single" w:sz="4" w:space="0" w:color="CBD5E1"/>
+              <w:right w:val="single" w:sz="4" w:space="0" w:color="CBD5E1"/>
+            </w:tcBorders>
             <w:shd w:fill="F8FAFC"/>
           </w:tcPr>
           <w:p>
@@ -1704,9 +1857,10 @@
             </w:pPr>
             <w:r>
               <w:rPr>
-                <w:sz w:val="19"/>
+                <w:color w:val="000000"/>
+                <w:sz w:val="18"/>
               </w:rPr>
-              <w:t>Layer 3, Layer 4 &amp; Heuristic Signature Analysis</w:t>
+              <w:t>Layer 3, Layer 4 &amp; Heuristic Signatures</w:t>
             </w:r>
           </w:p>
         </w:tc>
@@ -1720,11 +1874,17 @@
             <w:tcW w:type="dxa" w:w="2592"/>
             <w:vAlign w:val="center"/>
             <w:tcMar>
-              <w:top w:w="120" w:type="dxa"/>
-              <w:bottom w:w="120" w:type="dxa"/>
-              <w:left w:w="150" w:type="dxa"/>
-              <w:right w:w="150" w:type="dxa"/>
+              <w:top w:w="100" w:type="dxa"/>
+              <w:bottom w:w="100" w:type="dxa"/>
+              <w:left w:w="140" w:type="dxa"/>
+              <w:right w:w="140" w:type="dxa"/>
             </w:tcMar>
+            <w:tcBorders>
+              <w:top w:val="single" w:sz="4" w:space="0" w:color="CBD5E1"/>
+              <w:left w:val="single" w:sz="4" w:space="0" w:color="CBD5E1"/>
+              <w:bottom w:val="single" w:sz="4" w:space="0" w:color="CBD5E1"/>
+              <w:right w:val="single" w:sz="4" w:space="0" w:color="CBD5E1"/>
+            </w:tcBorders>
             <w:shd w:fill="FFFFFF"/>
           </w:tcPr>
           <w:p>
@@ -1733,7 +1893,8 @@
             </w:pPr>
             <w:r>
               <w:rPr>
-                <w:sz w:val="19"/>
+                <w:color w:val="000000"/>
+                <w:sz w:val="18"/>
               </w:rPr>
               <w:t>Connection State Awareness</w:t>
             </w:r>
@@ -1744,11 +1905,17 @@
             <w:tcW w:type="dxa" w:w="3168"/>
             <w:vAlign w:val="center"/>
             <w:tcMar>
-              <w:top w:w="120" w:type="dxa"/>
-              <w:bottom w:w="120" w:type="dxa"/>
-              <w:left w:w="150" w:type="dxa"/>
-              <w:right w:w="150" w:type="dxa"/>
+              <w:top w:w="100" w:type="dxa"/>
+              <w:bottom w:w="100" w:type="dxa"/>
+              <w:left w:w="140" w:type="dxa"/>
+              <w:right w:w="140" w:type="dxa"/>
             </w:tcMar>
+            <w:tcBorders>
+              <w:top w:val="single" w:sz="4" w:space="0" w:color="CBD5E1"/>
+              <w:left w:val="single" w:sz="4" w:space="0" w:color="CBD5E1"/>
+              <w:bottom w:val="single" w:sz="4" w:space="0" w:color="CBD5E1"/>
+              <w:right w:val="single" w:sz="4" w:space="0" w:color="CBD5E1"/>
+            </w:tcBorders>
             <w:shd w:fill="FFFFFF"/>
           </w:tcPr>
           <w:p>
@@ -1757,7 +1924,8 @@
             </w:pPr>
             <w:r>
               <w:rPr>
-                <w:sz w:val="19"/>
+                <w:color w:val="000000"/>
+                <w:sz w:val="18"/>
               </w:rPr>
               <w:t>Stateless (inspects packets in isolation)</w:t>
             </w:r>
@@ -1768,11 +1936,17 @@
             <w:tcW w:type="dxa" w:w="3600"/>
             <w:vAlign w:val="center"/>
             <w:tcMar>
-              <w:top w:w="120" w:type="dxa"/>
-              <w:bottom w:w="120" w:type="dxa"/>
-              <w:left w:w="150" w:type="dxa"/>
-              <w:right w:w="150" w:type="dxa"/>
+              <w:top w:w="100" w:type="dxa"/>
+              <w:bottom w:w="100" w:type="dxa"/>
+              <w:left w:w="140" w:type="dxa"/>
+              <w:right w:w="140" w:type="dxa"/>
             </w:tcMar>
+            <w:tcBorders>
+              <w:top w:val="single" w:sz="4" w:space="0" w:color="CBD5E1"/>
+              <w:left w:val="single" w:sz="4" w:space="0" w:color="CBD5E1"/>
+              <w:bottom w:val="single" w:sz="4" w:space="0" w:color="CBD5E1"/>
+              <w:right w:val="single" w:sz="4" w:space="0" w:color="CBD5E1"/>
+            </w:tcBorders>
             <w:shd w:fill="FFFFFF"/>
           </w:tcPr>
           <w:p>
@@ -1781,7 +1955,8 @@
             </w:pPr>
             <w:r>
               <w:rPr>
-                <w:sz w:val="19"/>
+                <w:color w:val="000000"/>
+                <w:sz w:val="18"/>
               </w:rPr>
               <w:t>Stateful (tracks connection state &amp; velocity)</w:t>
             </w:r>
@@ -1797,11 +1972,17 @@
             <w:tcW w:type="dxa" w:w="2592"/>
             <w:vAlign w:val="center"/>
             <w:tcMar>
-              <w:top w:w="120" w:type="dxa"/>
-              <w:bottom w:w="120" w:type="dxa"/>
-              <w:left w:w="150" w:type="dxa"/>
-              <w:right w:w="150" w:type="dxa"/>
+              <w:top w:w="100" w:type="dxa"/>
+              <w:bottom w:w="100" w:type="dxa"/>
+              <w:left w:w="140" w:type="dxa"/>
+              <w:right w:w="140" w:type="dxa"/>
             </w:tcMar>
+            <w:tcBorders>
+              <w:top w:val="single" w:sz="4" w:space="0" w:color="CBD5E1"/>
+              <w:left w:val="single" w:sz="4" w:space="0" w:color="CBD5E1"/>
+              <w:bottom w:val="single" w:sz="4" w:space="0" w:color="CBD5E1"/>
+              <w:right w:val="single" w:sz="4" w:space="0" w:color="CBD5E1"/>
+            </w:tcBorders>
             <w:shd w:fill="F8FAFC"/>
           </w:tcPr>
           <w:p>
@@ -1810,7 +1991,8 @@
             </w:pPr>
             <w:r>
               <w:rPr>
-                <w:sz w:val="19"/>
+                <w:color w:val="000000"/>
+                <w:sz w:val="18"/>
               </w:rPr>
               <w:t>Intrusion Detection (IDS)</w:t>
             </w:r>
@@ -1821,11 +2003,17 @@
             <w:tcW w:type="dxa" w:w="3168"/>
             <w:vAlign w:val="center"/>
             <w:tcMar>
-              <w:top w:w="120" w:type="dxa"/>
-              <w:bottom w:w="120" w:type="dxa"/>
-              <w:left w:w="150" w:type="dxa"/>
-              <w:right w:w="150" w:type="dxa"/>
+              <w:top w:w="100" w:type="dxa"/>
+              <w:bottom w:w="100" w:type="dxa"/>
+              <w:left w:w="140" w:type="dxa"/>
+              <w:right w:w="140" w:type="dxa"/>
             </w:tcMar>
+            <w:tcBorders>
+              <w:top w:val="single" w:sz="4" w:space="0" w:color="CBD5E1"/>
+              <w:left w:val="single" w:sz="4" w:space="0" w:color="CBD5E1"/>
+              <w:bottom w:val="single" w:sz="4" w:space="0" w:color="CBD5E1"/>
+              <w:right w:val="single" w:sz="4" w:space="0" w:color="CBD5E1"/>
+            </w:tcBorders>
             <w:shd w:fill="F8FAFC"/>
           </w:tcPr>
           <w:p>
@@ -1834,7 +2022,8 @@
             </w:pPr>
             <w:r>
               <w:rPr>
-                <w:sz w:val="19"/>
+                <w:color w:val="000000"/>
+                <w:sz w:val="18"/>
               </w:rPr>
               <w:t>None (requires separate hardware/daemon)</w:t>
             </w:r>
@@ -1845,11 +2034,17 @@
             <w:tcW w:type="dxa" w:w="3600"/>
             <w:vAlign w:val="center"/>
             <w:tcMar>
-              <w:top w:w="120" w:type="dxa"/>
-              <w:bottom w:w="120" w:type="dxa"/>
-              <w:left w:w="150" w:type="dxa"/>
-              <w:right w:w="150" w:type="dxa"/>
+              <w:top w:w="100" w:type="dxa"/>
+              <w:bottom w:w="100" w:type="dxa"/>
+              <w:left w:w="140" w:type="dxa"/>
+              <w:right w:w="140" w:type="dxa"/>
             </w:tcMar>
+            <w:tcBorders>
+              <w:top w:val="single" w:sz="4" w:space="0" w:color="CBD5E1"/>
+              <w:left w:val="single" w:sz="4" w:space="0" w:color="CBD5E1"/>
+              <w:bottom w:val="single" w:sz="4" w:space="0" w:color="CBD5E1"/>
+              <w:right w:val="single" w:sz="4" w:space="0" w:color="CBD5E1"/>
+            </w:tcBorders>
             <w:shd w:fill="F8FAFC"/>
           </w:tcPr>
           <w:p>
@@ -1858,7 +2053,8 @@
             </w:pPr>
             <w:r>
               <w:rPr>
-                <w:sz w:val="19"/>
+                <w:color w:val="000000"/>
+                <w:sz w:val="18"/>
               </w:rPr>
               <w:t>Built-in real-time anomaly detection engine</w:t>
             </w:r>
@@ -1874,11 +2070,17 @@
             <w:tcW w:type="dxa" w:w="2592"/>
             <w:vAlign w:val="center"/>
             <w:tcMar>
-              <w:top w:w="120" w:type="dxa"/>
-              <w:bottom w:w="120" w:type="dxa"/>
-              <w:left w:w="150" w:type="dxa"/>
-              <w:right w:w="150" w:type="dxa"/>
+              <w:top w:w="100" w:type="dxa"/>
+              <w:bottom w:w="100" w:type="dxa"/>
+              <w:left w:w="140" w:type="dxa"/>
+              <w:right w:w="140" w:type="dxa"/>
             </w:tcMar>
+            <w:tcBorders>
+              <w:top w:val="single" w:sz="4" w:space="0" w:color="CBD5E1"/>
+              <w:left w:val="single" w:sz="4" w:space="0" w:color="CBD5E1"/>
+              <w:bottom w:val="single" w:sz="4" w:space="0" w:color="CBD5E1"/>
+              <w:right w:val="single" w:sz="4" w:space="0" w:color="CBD5E1"/>
+            </w:tcBorders>
             <w:shd w:fill="FFFFFF"/>
           </w:tcPr>
           <w:p>
@@ -1887,7 +2089,8 @@
             </w:pPr>
             <w:r>
               <w:rPr>
-                <w:sz w:val="19"/>
+                <w:color w:val="000000"/>
+                <w:sz w:val="18"/>
               </w:rPr>
               <w:t>Threat Simulation</w:t>
             </w:r>
@@ -1898,11 +2101,17 @@
             <w:tcW w:type="dxa" w:w="3168"/>
             <w:vAlign w:val="center"/>
             <w:tcMar>
-              <w:top w:w="120" w:type="dxa"/>
-              <w:bottom w:w="120" w:type="dxa"/>
-              <w:left w:w="150" w:type="dxa"/>
-              <w:right w:w="150" w:type="dxa"/>
+              <w:top w:w="100" w:type="dxa"/>
+              <w:bottom w:w="100" w:type="dxa"/>
+              <w:left w:w="140" w:type="dxa"/>
+              <w:right w:w="140" w:type="dxa"/>
             </w:tcMar>
+            <w:tcBorders>
+              <w:top w:val="single" w:sz="4" w:space="0" w:color="CBD5E1"/>
+              <w:left w:val="single" w:sz="4" w:space="0" w:color="CBD5E1"/>
+              <w:bottom w:val="single" w:sz="4" w:space="0" w:color="CBD5E1"/>
+              <w:right w:val="single" w:sz="4" w:space="0" w:color="CBD5E1"/>
+            </w:tcBorders>
             <w:shd w:fill="FFFFFF"/>
           </w:tcPr>
           <w:p>
@@ -1911,7 +2120,8 @@
             </w:pPr>
             <w:r>
               <w:rPr>
-                <w:sz w:val="19"/>
+                <w:color w:val="000000"/>
+                <w:sz w:val="18"/>
               </w:rPr>
               <w:t>None (requires external tools like hping3)</w:t>
             </w:r>
@@ -1922,11 +2132,17 @@
             <w:tcW w:type="dxa" w:w="3600"/>
             <w:vAlign w:val="center"/>
             <w:tcMar>
-              <w:top w:w="120" w:type="dxa"/>
-              <w:bottom w:w="120" w:type="dxa"/>
-              <w:left w:w="150" w:type="dxa"/>
-              <w:right w:w="150" w:type="dxa"/>
+              <w:top w:w="100" w:type="dxa"/>
+              <w:bottom w:w="100" w:type="dxa"/>
+              <w:left w:w="140" w:type="dxa"/>
+              <w:right w:w="140" w:type="dxa"/>
             </w:tcMar>
+            <w:tcBorders>
+              <w:top w:val="single" w:sz="4" w:space="0" w:color="CBD5E1"/>
+              <w:left w:val="single" w:sz="4" w:space="0" w:color="CBD5E1"/>
+              <w:bottom w:val="single" w:sz="4" w:space="0" w:color="CBD5E1"/>
+              <w:right w:val="single" w:sz="4" w:space="0" w:color="CBD5E1"/>
+            </w:tcBorders>
             <w:shd w:fill="FFFFFF"/>
           </w:tcPr>
           <w:p>
@@ -1935,7 +2151,8 @@
             </w:pPr>
             <w:r>
               <w:rPr>
-                <w:sz w:val="19"/>
+                <w:color w:val="000000"/>
+                <w:sz w:val="18"/>
               </w:rPr>
               <w:t>Integrated Live Adversary Simulation Console</w:t>
             </w:r>
@@ -1951,11 +2168,17 @@
             <w:tcW w:type="dxa" w:w="2592"/>
             <w:vAlign w:val="center"/>
             <w:tcMar>
-              <w:top w:w="120" w:type="dxa"/>
-              <w:bottom w:w="120" w:type="dxa"/>
-              <w:left w:w="150" w:type="dxa"/>
-              <w:right w:w="150" w:type="dxa"/>
+              <w:top w:w="100" w:type="dxa"/>
+              <w:bottom w:w="100" w:type="dxa"/>
+              <w:left w:w="140" w:type="dxa"/>
+              <w:right w:w="140" w:type="dxa"/>
             </w:tcMar>
+            <w:tcBorders>
+              <w:top w:val="single" w:sz="4" w:space="0" w:color="CBD5E1"/>
+              <w:left w:val="single" w:sz="4" w:space="0" w:color="CBD5E1"/>
+              <w:bottom w:val="single" w:sz="4" w:space="0" w:color="CBD5E1"/>
+              <w:right w:val="single" w:sz="4" w:space="0" w:color="CBD5E1"/>
+            </w:tcBorders>
             <w:shd w:fill="F8FAFC"/>
           </w:tcPr>
           <w:p>
@@ -1964,7 +2187,8 @@
             </w:pPr>
             <w:r>
               <w:rPr>
-                <w:sz w:val="19"/>
+                <w:color w:val="000000"/>
+                <w:sz w:val="18"/>
               </w:rPr>
               <w:t>Visual Topology Modeling</w:t>
             </w:r>
@@ -1975,11 +2199,17 @@
             <w:tcW w:type="dxa" w:w="3168"/>
             <w:vAlign w:val="center"/>
             <w:tcMar>
-              <w:top w:w="120" w:type="dxa"/>
-              <w:bottom w:w="120" w:type="dxa"/>
-              <w:left w:w="150" w:type="dxa"/>
-              <w:right w:w="150" w:type="dxa"/>
+              <w:top w:w="100" w:type="dxa"/>
+              <w:bottom w:w="100" w:type="dxa"/>
+              <w:left w:w="140" w:type="dxa"/>
+              <w:right w:w="140" w:type="dxa"/>
             </w:tcMar>
+            <w:tcBorders>
+              <w:top w:val="single" w:sz="4" w:space="0" w:color="CBD5E1"/>
+              <w:left w:val="single" w:sz="4" w:space="0" w:color="CBD5E1"/>
+              <w:bottom w:val="single" w:sz="4" w:space="0" w:color="CBD5E1"/>
+              <w:right w:val="single" w:sz="4" w:space="0" w:color="CBD5E1"/>
+            </w:tcBorders>
             <w:shd w:fill="F8FAFC"/>
           </w:tcPr>
           <w:p>
@@ -1988,7 +2218,8 @@
             </w:pPr>
             <w:r>
               <w:rPr>
-                <w:sz w:val="19"/>
+                <w:color w:val="000000"/>
+                <w:sz w:val="18"/>
               </w:rPr>
               <w:t>Static CLI or textual iptables lists</w:t>
             </w:r>
@@ -1999,11 +2230,17 @@
             <w:tcW w:type="dxa" w:w="3600"/>
             <w:vAlign w:val="center"/>
             <w:tcMar>
-              <w:top w:w="120" w:type="dxa"/>
-              <w:bottom w:w="120" w:type="dxa"/>
-              <w:left w:w="150" w:type="dxa"/>
-              <w:right w:w="150" w:type="dxa"/>
+              <w:top w:w="100" w:type="dxa"/>
+              <w:bottom w:w="100" w:type="dxa"/>
+              <w:left w:w="140" w:type="dxa"/>
+              <w:right w:w="140" w:type="dxa"/>
             </w:tcMar>
+            <w:tcBorders>
+              <w:top w:val="single" w:sz="4" w:space="0" w:color="CBD5E1"/>
+              <w:left w:val="single" w:sz="4" w:space="0" w:color="CBD5E1"/>
+              <w:bottom w:val="single" w:sz="4" w:space="0" w:color="CBD5E1"/>
+              <w:right w:val="single" w:sz="4" w:space="0" w:color="CBD5E1"/>
+            </w:tcBorders>
             <w:shd w:fill="F8FAFC"/>
           </w:tcPr>
           <w:p>
@@ -2012,9 +2249,10 @@
             </w:pPr>
             <w:r>
               <w:rPr>
-                <w:sz w:val="19"/>
+                <w:color w:val="000000"/>
+                <w:sz w:val="18"/>
               </w:rPr>
-              <w:t>Interactive Draggable Topology Mesh with Bézier curves</w:t>
+              <w:t>Interactive Draggable Topology Mesh (Bézier curves)</w:t>
             </w:r>
           </w:p>
         </w:tc>
@@ -2028,11 +2266,17 @@
             <w:tcW w:type="dxa" w:w="2592"/>
             <w:vAlign w:val="center"/>
             <w:tcMar>
-              <w:top w:w="120" w:type="dxa"/>
-              <w:bottom w:w="120" w:type="dxa"/>
-              <w:left w:w="150" w:type="dxa"/>
-              <w:right w:w="150" w:type="dxa"/>
+              <w:top w:w="100" w:type="dxa"/>
+              <w:bottom w:w="100" w:type="dxa"/>
+              <w:left w:w="140" w:type="dxa"/>
+              <w:right w:w="140" w:type="dxa"/>
             </w:tcMar>
+            <w:tcBorders>
+              <w:top w:val="single" w:sz="4" w:space="0" w:color="CBD5E1"/>
+              <w:left w:val="single" w:sz="4" w:space="0" w:color="CBD5E1"/>
+              <w:bottom w:val="single" w:sz="4" w:space="0" w:color="CBD5E1"/>
+              <w:right w:val="single" w:sz="4" w:space="0" w:color="CBD5E1"/>
+            </w:tcBorders>
             <w:shd w:fill="FFFFFF"/>
           </w:tcPr>
           <w:p>
@@ -2041,7 +2285,8 @@
             </w:pPr>
             <w:r>
               <w:rPr>
-                <w:sz w:val="19"/>
+                <w:color w:val="000000"/>
+                <w:sz w:val="18"/>
               </w:rPr>
               <w:t>Database Accounting</w:t>
             </w:r>
@@ -2052,11 +2297,17 @@
             <w:tcW w:type="dxa" w:w="3168"/>
             <w:vAlign w:val="center"/>
             <w:tcMar>
-              <w:top w:w="120" w:type="dxa"/>
-              <w:bottom w:w="120" w:type="dxa"/>
-              <w:left w:w="150" w:type="dxa"/>
-              <w:right w:w="150" w:type="dxa"/>
+              <w:top w:w="100" w:type="dxa"/>
+              <w:bottom w:w="100" w:type="dxa"/>
+              <w:left w:w="140" w:type="dxa"/>
+              <w:right w:w="140" w:type="dxa"/>
             </w:tcMar>
+            <w:tcBorders>
+              <w:top w:val="single" w:sz="4" w:space="0" w:color="CBD5E1"/>
+              <w:left w:val="single" w:sz="4" w:space="0" w:color="CBD5E1"/>
+              <w:bottom w:val="single" w:sz="4" w:space="0" w:color="CBD5E1"/>
+              <w:right w:val="single" w:sz="4" w:space="0" w:color="CBD5E1"/>
+            </w:tcBorders>
             <w:shd w:fill="FFFFFF"/>
           </w:tcPr>
           <w:p>
@@ -2065,7 +2316,8 @@
             </w:pPr>
             <w:r>
               <w:rPr>
-                <w:sz w:val="19"/>
+                <w:color w:val="000000"/>
+                <w:sz w:val="18"/>
               </w:rPr>
               <w:t>Flat text log files (/var/log/messages)</w:t>
             </w:r>
@@ -2076,11 +2328,17 @@
             <w:tcW w:type="dxa" w:w="3600"/>
             <w:vAlign w:val="center"/>
             <w:tcMar>
-              <w:top w:w="120" w:type="dxa"/>
-              <w:bottom w:w="120" w:type="dxa"/>
-              <w:left w:w="150" w:type="dxa"/>
-              <w:right w:w="150" w:type="dxa"/>
+              <w:top w:w="100" w:type="dxa"/>
+              <w:bottom w:w="100" w:type="dxa"/>
+              <w:left w:w="140" w:type="dxa"/>
+              <w:right w:w="140" w:type="dxa"/>
             </w:tcMar>
+            <w:tcBorders>
+              <w:top w:val="single" w:sz="4" w:space="0" w:color="CBD5E1"/>
+              <w:left w:val="single" w:sz="4" w:space="0" w:color="CBD5E1"/>
+              <w:bottom w:val="single" w:sz="4" w:space="0" w:color="CBD5E1"/>
+              <w:right w:val="single" w:sz="4" w:space="0" w:color="CBD5E1"/>
+            </w:tcBorders>
             <w:shd w:fill="FFFFFF"/>
           </w:tcPr>
           <w:p>
@@ -2089,7 +2347,8 @@
             </w:pPr>
             <w:r>
               <w:rPr>
-                <w:sz w:val="19"/>
+                <w:color w:val="000000"/>
+                <w:sz w:val="18"/>
               </w:rPr>
               <w:t>Relational MySQL database with persistent hit counters</w:t>
             </w:r>
@@ -2105,11 +2364,17 @@
             <w:tcW w:type="dxa" w:w="2592"/>
             <w:vAlign w:val="center"/>
             <w:tcMar>
-              <w:top w:w="120" w:type="dxa"/>
-              <w:bottom w:w="120" w:type="dxa"/>
-              <w:left w:w="150" w:type="dxa"/>
-              <w:right w:w="150" w:type="dxa"/>
+              <w:top w:w="100" w:type="dxa"/>
+              <w:bottom w:w="100" w:type="dxa"/>
+              <w:left w:w="140" w:type="dxa"/>
+              <w:right w:w="140" w:type="dxa"/>
             </w:tcMar>
+            <w:tcBorders>
+              <w:top w:val="single" w:sz="4" w:space="0" w:color="CBD5E1"/>
+              <w:left w:val="single" w:sz="4" w:space="0" w:color="CBD5E1"/>
+              <w:bottom w:val="single" w:sz="4" w:space="0" w:color="CBD5E1"/>
+              <w:right w:val="single" w:sz="4" w:space="0" w:color="CBD5E1"/>
+            </w:tcBorders>
             <w:shd w:fill="F8FAFC"/>
           </w:tcPr>
           <w:p>
@@ -2118,7 +2383,8 @@
             </w:pPr>
             <w:r>
               <w:rPr>
-                <w:sz w:val="19"/>
+                <w:color w:val="000000"/>
+                <w:sz w:val="18"/>
               </w:rPr>
               <w:t>Forensic Intelligence</w:t>
             </w:r>
@@ -2129,11 +2395,17 @@
             <w:tcW w:type="dxa" w:w="3168"/>
             <w:vAlign w:val="center"/>
             <w:tcMar>
-              <w:top w:w="120" w:type="dxa"/>
-              <w:bottom w:w="120" w:type="dxa"/>
-              <w:left w:w="150" w:type="dxa"/>
-              <w:right w:w="150" w:type="dxa"/>
+              <w:top w:w="100" w:type="dxa"/>
+              <w:bottom w:w="100" w:type="dxa"/>
+              <w:left w:w="140" w:type="dxa"/>
+              <w:right w:w="140" w:type="dxa"/>
             </w:tcMar>
+            <w:tcBorders>
+              <w:top w:val="single" w:sz="4" w:space="0" w:color="CBD5E1"/>
+              <w:left w:val="single" w:sz="4" w:space="0" w:color="CBD5E1"/>
+              <w:bottom w:val="single" w:sz="4" w:space="0" w:color="CBD5E1"/>
+              <w:right w:val="single" w:sz="4" w:space="0" w:color="CBD5E1"/>
+            </w:tcBorders>
             <w:shd w:fill="F8FAFC"/>
           </w:tcPr>
           <w:p>
@@ -2142,7 +2414,8 @@
             </w:pPr>
             <w:r>
               <w:rPr>
-                <w:sz w:val="19"/>
+                <w:color w:val="000000"/>
+                <w:sz w:val="18"/>
               </w:rPr>
               <w:t>Manual log parsing &amp; grepping</w:t>
             </w:r>
@@ -2153,11 +2426,17 @@
             <w:tcW w:type="dxa" w:w="3600"/>
             <w:vAlign w:val="center"/>
             <w:tcMar>
-              <w:top w:w="120" w:type="dxa"/>
-              <w:bottom w:w="120" w:type="dxa"/>
-              <w:left w:w="150" w:type="dxa"/>
-              <w:right w:w="150" w:type="dxa"/>
+              <w:top w:w="100" w:type="dxa"/>
+              <w:bottom w:w="100" w:type="dxa"/>
+              <w:left w:w="140" w:type="dxa"/>
+              <w:right w:w="140" w:type="dxa"/>
             </w:tcMar>
+            <w:tcBorders>
+              <w:top w:val="single" w:sz="4" w:space="0" w:color="CBD5E1"/>
+              <w:left w:val="single" w:sz="4" w:space="0" w:color="CBD5E1"/>
+              <w:bottom w:val="single" w:sz="4" w:space="0" w:color="CBD5E1"/>
+              <w:right w:val="single" w:sz="4" w:space="0" w:color="CBD5E1"/>
+            </w:tcBorders>
             <w:shd w:fill="F8FAFC"/>
           </w:tcPr>
           <w:p>
@@ -2166,7 +2445,8 @@
             </w:pPr>
             <w:r>
               <w:rPr>
-                <w:sz w:val="19"/>
+                <w:color w:val="000000"/>
+                <w:sz w:val="18"/>
               </w:rPr>
               <w:t>Integrated Sentinel AI Analyst (Gemini / DeepSeek)</w:t>
             </w:r>
@@ -2186,7 +2466,7 @@
       <w:r>
         <w:rPr>
           <w:b/>
-          <w:color w:val="0F172A"/>
+          <w:color w:val="000000"/>
           <w:sz w:val="28"/>
         </w:rPr>
         <w:t>3. System Architecture &amp; Data Pipelines</w:t>
@@ -2206,87 +2486,58 @@
         <w:pStyle w:val="Heading2"/>
       </w:pPr>
       <w:r>
-        <w:t>3.1 Architectural Tiers</w:t>
+        <w:t>3.1 Architectural Overview</w:t>
       </w:r>
     </w:p>
     <w:p>
       <w:pPr>
-        <w:spacing w:line="288" w:lineRule="auto" w:after="160"/>
-        <w:jc w:val="both"/>
+        <w:spacing w:before="120" w:after="80"/>
+        <w:jc w:val="center"/>
       </w:pPr>
       <w:r>
-        <w:t>• Tier 1: Presentation &amp; Visualization Layer (React 19 + Tailwind CSS + Vite): Renders the Security Operations Center (SOC) dashboard, featuring the Live Traffic Terminal, the Interactive Draggable Topology Mesh Graph, the IP Geo Threat Radar, and the Sentinel AI Analyst modal.</w:t>
-        <w:br/>
-        <w:t>• Tier 2: Core Processing &amp; Engine Layer (Frontend App Runtime): Contains the Sequential FIFO Queue Dispatcher, the Netfilter Policy Matcher, the Heuristic Anomaly Detector, and the Telemetry Calculators (throughput Mbps, PPS, sparkline history).</w:t>
-        <w:br/>
-        <w:t>• Tier 3: Backend Bridge &amp; Persistence Layer (Node.js 22 + Express 5 + MySQL 8): Executes the native OS socket sniffer, broadcasts live network streams via Server-Sent Events (SSE), and synchronizes rule definitions and log events with the 'firewall_db' relational database.</w:t>
+        <w:drawing>
+          <wp:inline xmlns:a="http://schemas.openxmlformats.org/drawingml/2006/main" xmlns:pic="http://schemas.openxmlformats.org/drawingml/2006/picture">
+            <wp:extent cx="5669280" cy="2645664"/>
+            <wp:docPr id="2" name="Picture 2"/>
+            <wp:cNvGraphicFramePr>
+              <a:graphicFrameLocks noChangeAspect="1"/>
+            </wp:cNvGraphicFramePr>
+            <a:graphic>
+              <a:graphicData uri="http://schemas.openxmlformats.org/drawingml/2006/picture">
+                <pic:pic>
+                  <pic:nvPicPr>
+                    <pic:cNvPr id="0" name="system_architecture.png"/>
+                    <pic:cNvPicPr/>
+                  </pic:nvPicPr>
+                  <pic:blipFill>
+                    <a:blip r:embed="rId12"/>
+                    <a:stretch>
+                      <a:fillRect/>
+                    </a:stretch>
+                  </pic:blipFill>
+                  <pic:spPr>
+                    <a:xfrm>
+                      <a:off x="0" y="0"/>
+                      <a:ext cx="5669280" cy="2645664"/>
+                    </a:xfrm>
+                    <a:prstGeom prst="rect"/>
+                  </pic:spPr>
+                </pic:pic>
+              </a:graphicData>
+            </a:graphic>
+          </wp:inline>
+        </w:drawing>
       </w:r>
     </w:p>
-    <w:tbl>
-      <w:tblPr>
-        <w:tblW w:type="auto" w:w="0"/>
-        <w:jc w:val="center"/>
-        <w:tblLook w:firstColumn="1" w:firstRow="1" w:lastColumn="0" w:lastRow="0" w:noHBand="0" w:noVBand="1" w:val="04A0"/>
-      </w:tblPr>
-      <w:tblGrid>
-        <w:gridCol w:w="9029"/>
-      </w:tblGrid>
-      <w:tr>
-        <w:tc>
-          <w:tcPr>
-            <w:tcW w:type="dxa" w:w="9360"/>
-            <w:shd w:fill="F1F5F9"/>
-            <w:tcMar>
-              <w:top w:w="180" w:type="dxa"/>
-              <w:bottom w:w="180" w:type="dxa"/>
-              <w:left w:w="220" w:type="dxa"/>
-              <w:right w:w="220" w:type="dxa"/>
-            </w:tcMar>
-            <w:tcBorders>
-              <w:top w:val="single" w:sz="8" w:space="0" w:color="94A3B8"/>
-              <w:left w:val="single" w:sz="24" w:space="0" w:color="1E3A8A"/>
-              <w:bottom w:val="single" w:sz="8" w:space="0" w:color="94A3B8"/>
-              <w:right w:val="single" w:sz="8" w:space="0" w:color="94A3B8"/>
-            </w:tcBorders>
-          </w:tcPr>
-          <w:p>
-            <w:pPr>
-              <w:spacing w:before="40" w:after="80"/>
-            </w:pPr>
-            <w:r>
-              <w:rPr>
-                <w:b/>
-                <w:color w:val="1E3A8A"/>
-                <w:sz w:val="20"/>
-              </w:rPr>
-              <w:t>📷 [SCREENSHOT PLACEHOLDER: System Architecture: Sentinel Next-Gen Firewall &amp; IDS]</w:t>
-            </w:r>
-          </w:p>
-          <w:p>
-            <w:pPr>
-              <w:spacing w:before="0" w:after="40"/>
-            </w:pPr>
-            <w:r>
-              <w:rPr>
-                <w:i/>
-                <w:color w:val="475569"/>
-                <w:sz w:val="18"/>
-              </w:rPr>
-              <w:t>Place the high-level system architecture flowchart here showing the connection between Ingress Packet Capture -&gt; SSE Bridge -&gt; Sequential Dispatcher Queue -&gt; Netfilter Policy Matcher -&gt; Heuristic IDS -&gt; Visualization UI (Live Terminal, Topology Mesh, AI Analyst) -&gt; MySQL Database Persistence.</w:t>
-            </w:r>
-          </w:p>
-        </w:tc>
-      </w:tr>
-    </w:tbl>
     <w:p>
       <w:pPr>
-        <w:spacing w:before="80" w:after="200"/>
+        <w:spacing w:before="40" w:after="240"/>
         <w:jc w:val="center"/>
       </w:pPr>
       <w:r>
         <w:rPr>
           <w:b/>
-          <w:color w:val="1E293B"/>
+          <w:color w:val="000000"/>
           <w:sz w:val="19"/>
         </w:rPr>
         <w:t>Fig 1 : System Architecture of Sentinel Next-Gen Firewall &amp; IDS Platform</w:t>
@@ -2295,7 +2546,6 @@
     <w:p>
       <w:pPr>
         <w:pStyle w:val="Heading2"/>
-        <w:spacing w:after="240"/>
       </w:pPr>
       <w:r>
         <w:t>3.2 Core Functional Modules</w:t>
@@ -2323,22 +2573,28 @@
             <w:tcW w:type="dxa" w:w="2160"/>
             <w:vAlign w:val="center"/>
             <w:tcMar>
-              <w:top w:w="120" w:type="dxa"/>
-              <w:bottom w:w="120" w:type="dxa"/>
-              <w:left w:w="150" w:type="dxa"/>
-              <w:right w:w="150" w:type="dxa"/>
+              <w:top w:w="100" w:type="dxa"/>
+              <w:bottom w:w="100" w:type="dxa"/>
+              <w:left w:w="140" w:type="dxa"/>
+              <w:right w:w="140" w:type="dxa"/>
             </w:tcMar>
-            <w:shd w:fill="1E3A8A"/>
+            <w:tcBorders>
+              <w:top w:val="single" w:sz="4" w:space="0" w:color="CBD5E1"/>
+              <w:left w:val="single" w:sz="4" w:space="0" w:color="CBD5E1"/>
+              <w:bottom w:val="single" w:sz="4" w:space="0" w:color="CBD5E1"/>
+              <w:right w:val="single" w:sz="4" w:space="0" w:color="CBD5E1"/>
+            </w:tcBorders>
+            <w:shd w:fill="E2E8F0"/>
           </w:tcPr>
           <w:p>
             <w:pPr>
-              <w:spacing w:before="40" w:after="40"/>
+              <w:spacing w:before="60" w:after="60"/>
             </w:pPr>
             <w:r>
               <w:rPr>
                 <w:b/>
-                <w:color w:val="FFFFFF"/>
-                <w:sz w:val="20"/>
+                <w:color w:val="000000"/>
+                <w:sz w:val="19"/>
               </w:rPr>
               <w:t>Module</w:t>
             </w:r>
@@ -2349,22 +2605,28 @@
             <w:tcW w:type="dxa" w:w="2160"/>
             <w:vAlign w:val="center"/>
             <w:tcMar>
-              <w:top w:w="120" w:type="dxa"/>
-              <w:bottom w:w="120" w:type="dxa"/>
-              <w:left w:w="150" w:type="dxa"/>
-              <w:right w:w="150" w:type="dxa"/>
+              <w:top w:w="100" w:type="dxa"/>
+              <w:bottom w:w="100" w:type="dxa"/>
+              <w:left w:w="140" w:type="dxa"/>
+              <w:right w:w="140" w:type="dxa"/>
             </w:tcMar>
-            <w:shd w:fill="1E3A8A"/>
+            <w:tcBorders>
+              <w:top w:val="single" w:sz="4" w:space="0" w:color="CBD5E1"/>
+              <w:left w:val="single" w:sz="4" w:space="0" w:color="CBD5E1"/>
+              <w:bottom w:val="single" w:sz="4" w:space="0" w:color="CBD5E1"/>
+              <w:right w:val="single" w:sz="4" w:space="0" w:color="CBD5E1"/>
+            </w:tcBorders>
+            <w:shd w:fill="E2E8F0"/>
           </w:tcPr>
           <w:p>
             <w:pPr>
-              <w:spacing w:before="40" w:after="40"/>
+              <w:spacing w:before="60" w:after="60"/>
             </w:pPr>
             <w:r>
               <w:rPr>
                 <w:b/>
-                <w:color w:val="FFFFFF"/>
-                <w:sz w:val="20"/>
+                <w:color w:val="000000"/>
+                <w:sz w:val="19"/>
               </w:rPr>
               <w:t>Input</w:t>
             </w:r>
@@ -2375,22 +2637,28 @@
             <w:tcW w:type="dxa" w:w="2880"/>
             <w:vAlign w:val="center"/>
             <w:tcMar>
-              <w:top w:w="120" w:type="dxa"/>
-              <w:bottom w:w="120" w:type="dxa"/>
-              <w:left w:w="150" w:type="dxa"/>
-              <w:right w:w="150" w:type="dxa"/>
+              <w:top w:w="100" w:type="dxa"/>
+              <w:bottom w:w="100" w:type="dxa"/>
+              <w:left w:w="140" w:type="dxa"/>
+              <w:right w:w="140" w:type="dxa"/>
             </w:tcMar>
-            <w:shd w:fill="1E3A8A"/>
+            <w:tcBorders>
+              <w:top w:val="single" w:sz="4" w:space="0" w:color="CBD5E1"/>
+              <w:left w:val="single" w:sz="4" w:space="0" w:color="CBD5E1"/>
+              <w:bottom w:val="single" w:sz="4" w:space="0" w:color="CBD5E1"/>
+              <w:right w:val="single" w:sz="4" w:space="0" w:color="CBD5E1"/>
+            </w:tcBorders>
+            <w:shd w:fill="E2E8F0"/>
           </w:tcPr>
           <w:p>
             <w:pPr>
-              <w:spacing w:before="40" w:after="40"/>
+              <w:spacing w:before="60" w:after="60"/>
             </w:pPr>
             <w:r>
               <w:rPr>
                 <w:b/>
-                <w:color w:val="FFFFFF"/>
-                <w:sz w:val="20"/>
+                <w:color w:val="000000"/>
+                <w:sz w:val="19"/>
               </w:rPr>
               <w:t>Processing Logic</w:t>
             </w:r>
@@ -2401,22 +2669,28 @@
             <w:tcW w:type="dxa" w:w="2160"/>
             <w:vAlign w:val="center"/>
             <w:tcMar>
-              <w:top w:w="120" w:type="dxa"/>
-              <w:bottom w:w="120" w:type="dxa"/>
-              <w:left w:w="150" w:type="dxa"/>
-              <w:right w:w="150" w:type="dxa"/>
+              <w:top w:w="100" w:type="dxa"/>
+              <w:bottom w:w="100" w:type="dxa"/>
+              <w:left w:w="140" w:type="dxa"/>
+              <w:right w:w="140" w:type="dxa"/>
             </w:tcMar>
-            <w:shd w:fill="1E3A8A"/>
+            <w:tcBorders>
+              <w:top w:val="single" w:sz="4" w:space="0" w:color="CBD5E1"/>
+              <w:left w:val="single" w:sz="4" w:space="0" w:color="CBD5E1"/>
+              <w:bottom w:val="single" w:sz="4" w:space="0" w:color="CBD5E1"/>
+              <w:right w:val="single" w:sz="4" w:space="0" w:color="CBD5E1"/>
+            </w:tcBorders>
+            <w:shd w:fill="E2E8F0"/>
           </w:tcPr>
           <w:p>
             <w:pPr>
-              <w:spacing w:before="40" w:after="40"/>
+              <w:spacing w:before="60" w:after="60"/>
             </w:pPr>
             <w:r>
               <w:rPr>
                 <w:b/>
-                <w:color w:val="FFFFFF"/>
-                <w:sz w:val="20"/>
+                <w:color w:val="000000"/>
+                <w:sz w:val="19"/>
               </w:rPr>
               <w:t>Output</w:t>
             </w:r>
@@ -2432,11 +2706,17 @@
             <w:tcW w:type="dxa" w:w="2160"/>
             <w:vAlign w:val="center"/>
             <w:tcMar>
-              <w:top w:w="120" w:type="dxa"/>
-              <w:bottom w:w="120" w:type="dxa"/>
-              <w:left w:w="150" w:type="dxa"/>
-              <w:right w:w="150" w:type="dxa"/>
+              <w:top w:w="100" w:type="dxa"/>
+              <w:bottom w:w="100" w:type="dxa"/>
+              <w:left w:w="140" w:type="dxa"/>
+              <w:right w:w="140" w:type="dxa"/>
             </w:tcMar>
+            <w:tcBorders>
+              <w:top w:val="single" w:sz="4" w:space="0" w:color="CBD5E1"/>
+              <w:left w:val="single" w:sz="4" w:space="0" w:color="CBD5E1"/>
+              <w:bottom w:val="single" w:sz="4" w:space="0" w:color="CBD5E1"/>
+              <w:right w:val="single" w:sz="4" w:space="0" w:color="CBD5E1"/>
+            </w:tcBorders>
             <w:shd w:fill="F8FAFC"/>
           </w:tcPr>
           <w:p>
@@ -2445,7 +2725,8 @@
             </w:pPr>
             <w:r>
               <w:rPr>
-                <w:sz w:val="19"/>
+                <w:color w:val="000000"/>
+                <w:sz w:val="18"/>
               </w:rPr>
               <w:t>Live Traffic Terminal</w:t>
             </w:r>
@@ -2456,11 +2737,17 @@
             <w:tcW w:type="dxa" w:w="2160"/>
             <w:vAlign w:val="center"/>
             <w:tcMar>
-              <w:top w:w="120" w:type="dxa"/>
-              <w:bottom w:w="120" w:type="dxa"/>
-              <w:left w:w="150" w:type="dxa"/>
-              <w:right w:w="150" w:type="dxa"/>
+              <w:top w:w="100" w:type="dxa"/>
+              <w:bottom w:w="100" w:type="dxa"/>
+              <w:left w:w="140" w:type="dxa"/>
+              <w:right w:w="140" w:type="dxa"/>
             </w:tcMar>
+            <w:tcBorders>
+              <w:top w:val="single" w:sz="4" w:space="0" w:color="CBD5E1"/>
+              <w:left w:val="single" w:sz="4" w:space="0" w:color="CBD5E1"/>
+              <w:bottom w:val="single" w:sz="4" w:space="0" w:color="CBD5E1"/>
+              <w:right w:val="single" w:sz="4" w:space="0" w:color="CBD5E1"/>
+            </w:tcBorders>
             <w:shd w:fill="F8FAFC"/>
           </w:tcPr>
           <w:p>
@@ -2469,7 +2756,8 @@
             </w:pPr>
             <w:r>
               <w:rPr>
-                <w:sz w:val="19"/>
+                <w:color w:val="000000"/>
+                <w:sz w:val="18"/>
               </w:rPr>
               <w:t>Packet stream (Live / Sim)</w:t>
             </w:r>
@@ -2480,11 +2768,17 @@
             <w:tcW w:type="dxa" w:w="2880"/>
             <w:vAlign w:val="center"/>
             <w:tcMar>
-              <w:top w:w="120" w:type="dxa"/>
-              <w:bottom w:w="120" w:type="dxa"/>
-              <w:left w:w="150" w:type="dxa"/>
-              <w:right w:w="150" w:type="dxa"/>
+              <w:top w:w="100" w:type="dxa"/>
+              <w:bottom w:w="100" w:type="dxa"/>
+              <w:left w:w="140" w:type="dxa"/>
+              <w:right w:w="140" w:type="dxa"/>
             </w:tcMar>
+            <w:tcBorders>
+              <w:top w:val="single" w:sz="4" w:space="0" w:color="CBD5E1"/>
+              <w:left w:val="single" w:sz="4" w:space="0" w:color="CBD5E1"/>
+              <w:bottom w:val="single" w:sz="4" w:space="0" w:color="CBD5E1"/>
+              <w:right w:val="single" w:sz="4" w:space="0" w:color="CBD5E1"/>
+            </w:tcBorders>
             <w:shd w:fill="F8FAFC"/>
           </w:tcPr>
           <w:p>
@@ -2493,7 +2787,8 @@
             </w:pPr>
             <w:r>
               <w:rPr>
-                <w:sz w:val="19"/>
+                <w:color w:val="000000"/>
+                <w:sz w:val="18"/>
               </w:rPr>
               <w:t>Rule matching, timestamp formatting, action coloring</w:t>
             </w:r>
@@ -2504,11 +2799,17 @@
             <w:tcW w:type="dxa" w:w="2160"/>
             <w:vAlign w:val="center"/>
             <w:tcMar>
-              <w:top w:w="120" w:type="dxa"/>
-              <w:bottom w:w="120" w:type="dxa"/>
-              <w:left w:w="150" w:type="dxa"/>
-              <w:right w:w="150" w:type="dxa"/>
+              <w:top w:w="100" w:type="dxa"/>
+              <w:bottom w:w="100" w:type="dxa"/>
+              <w:left w:w="140" w:type="dxa"/>
+              <w:right w:w="140" w:type="dxa"/>
             </w:tcMar>
+            <w:tcBorders>
+              <w:top w:val="single" w:sz="4" w:space="0" w:color="CBD5E1"/>
+              <w:left w:val="single" w:sz="4" w:space="0" w:color="CBD5E1"/>
+              <w:bottom w:val="single" w:sz="4" w:space="0" w:color="CBD5E1"/>
+              <w:right w:val="single" w:sz="4" w:space="0" w:color="CBD5E1"/>
+            </w:tcBorders>
             <w:shd w:fill="F8FAFC"/>
           </w:tcPr>
           <w:p>
@@ -2517,7 +2818,8 @@
             </w:pPr>
             <w:r>
               <w:rPr>
-                <w:sz w:val="19"/>
+                <w:color w:val="000000"/>
+                <w:sz w:val="18"/>
               </w:rPr>
               <w:t>Continuous monospace packet log feed</w:t>
             </w:r>
@@ -2533,11 +2835,17 @@
             <w:tcW w:type="dxa" w:w="2160"/>
             <w:vAlign w:val="center"/>
             <w:tcMar>
-              <w:top w:w="120" w:type="dxa"/>
-              <w:bottom w:w="120" w:type="dxa"/>
-              <w:left w:w="150" w:type="dxa"/>
-              <w:right w:w="150" w:type="dxa"/>
+              <w:top w:w="100" w:type="dxa"/>
+              <w:bottom w:w="100" w:type="dxa"/>
+              <w:left w:w="140" w:type="dxa"/>
+              <w:right w:w="140" w:type="dxa"/>
             </w:tcMar>
+            <w:tcBorders>
+              <w:top w:val="single" w:sz="4" w:space="0" w:color="CBD5E1"/>
+              <w:left w:val="single" w:sz="4" w:space="0" w:color="CBD5E1"/>
+              <w:bottom w:val="single" w:sz="4" w:space="0" w:color="CBD5E1"/>
+              <w:right w:val="single" w:sz="4" w:space="0" w:color="CBD5E1"/>
+            </w:tcBorders>
             <w:shd w:fill="FFFFFF"/>
           </w:tcPr>
           <w:p>
@@ -2546,7 +2854,8 @@
             </w:pPr>
             <w:r>
               <w:rPr>
-                <w:sz w:val="19"/>
+                <w:color w:val="000000"/>
+                <w:sz w:val="18"/>
               </w:rPr>
               <w:t>Netfilter Policy Engine</w:t>
             </w:r>
@@ -2557,11 +2866,17 @@
             <w:tcW w:type="dxa" w:w="2160"/>
             <w:vAlign w:val="center"/>
             <w:tcMar>
-              <w:top w:w="120" w:type="dxa"/>
-              <w:bottom w:w="120" w:type="dxa"/>
-              <w:left w:w="150" w:type="dxa"/>
-              <w:right w:w="150" w:type="dxa"/>
+              <w:top w:w="100" w:type="dxa"/>
+              <w:bottom w:w="100" w:type="dxa"/>
+              <w:left w:w="140" w:type="dxa"/>
+              <w:right w:w="140" w:type="dxa"/>
             </w:tcMar>
+            <w:tcBorders>
+              <w:top w:val="single" w:sz="4" w:space="0" w:color="CBD5E1"/>
+              <w:left w:val="single" w:sz="4" w:space="0" w:color="CBD5E1"/>
+              <w:bottom w:val="single" w:sz="4" w:space="0" w:color="CBD5E1"/>
+              <w:right w:val="single" w:sz="4" w:space="0" w:color="CBD5E1"/>
+            </w:tcBorders>
             <w:shd w:fill="FFFFFF"/>
           </w:tcPr>
           <w:p>
@@ -2570,7 +2885,8 @@
             </w:pPr>
             <w:r>
               <w:rPr>
-                <w:sz w:val="19"/>
+                <w:color w:val="000000"/>
+                <w:sz w:val="18"/>
               </w:rPr>
               <w:t>Source IP, Port, Protocol</w:t>
             </w:r>
@@ -2581,11 +2897,17 @@
             <w:tcW w:type="dxa" w:w="2880"/>
             <w:vAlign w:val="center"/>
             <w:tcMar>
-              <w:top w:w="120" w:type="dxa"/>
-              <w:bottom w:w="120" w:type="dxa"/>
-              <w:left w:w="150" w:type="dxa"/>
-              <w:right w:w="150" w:type="dxa"/>
+              <w:top w:w="100" w:type="dxa"/>
+              <w:bottom w:w="100" w:type="dxa"/>
+              <w:left w:w="140" w:type="dxa"/>
+              <w:right w:w="140" w:type="dxa"/>
             </w:tcMar>
+            <w:tcBorders>
+              <w:top w:val="single" w:sz="4" w:space="0" w:color="CBD5E1"/>
+              <w:left w:val="single" w:sz="4" w:space="0" w:color="CBD5E1"/>
+              <w:bottom w:val="single" w:sz="4" w:space="0" w:color="CBD5E1"/>
+              <w:right w:val="single" w:sz="4" w:space="0" w:color="CBD5E1"/>
+            </w:tcBorders>
             <w:shd w:fill="FFFFFF"/>
           </w:tcPr>
           <w:p>
@@ -2594,7 +2916,8 @@
             </w:pPr>
             <w:r>
               <w:rPr>
-                <w:sz w:val="19"/>
+                <w:color w:val="000000"/>
+                <w:sz w:val="18"/>
               </w:rPr>
               <w:t>Hierarchical rule matching (Specific &gt; Wildcard)</w:t>
             </w:r>
@@ -2605,11 +2928,17 @@
             <w:tcW w:type="dxa" w:w="2160"/>
             <w:vAlign w:val="center"/>
             <w:tcMar>
-              <w:top w:w="120" w:type="dxa"/>
-              <w:bottom w:w="120" w:type="dxa"/>
-              <w:left w:w="150" w:type="dxa"/>
-              <w:right w:w="150" w:type="dxa"/>
+              <w:top w:w="100" w:type="dxa"/>
+              <w:bottom w:w="100" w:type="dxa"/>
+              <w:left w:w="140" w:type="dxa"/>
+              <w:right w:w="140" w:type="dxa"/>
             </w:tcMar>
+            <w:tcBorders>
+              <w:top w:val="single" w:sz="4" w:space="0" w:color="CBD5E1"/>
+              <w:left w:val="single" w:sz="4" w:space="0" w:color="CBD5E1"/>
+              <w:bottom w:val="single" w:sz="4" w:space="0" w:color="CBD5E1"/>
+              <w:right w:val="single" w:sz="4" w:space="0" w:color="CBD5E1"/>
+            </w:tcBorders>
             <w:shd w:fill="FFFFFF"/>
           </w:tcPr>
           <w:p>
@@ -2618,7 +2947,8 @@
             </w:pPr>
             <w:r>
               <w:rPr>
-                <w:sz w:val="19"/>
+                <w:color w:val="000000"/>
+                <w:sz w:val="18"/>
               </w:rPr>
               <w:t>ALLOW or DROP verdict + Rule ID mapping</w:t>
             </w:r>
@@ -2634,11 +2964,17 @@
             <w:tcW w:type="dxa" w:w="2160"/>
             <w:vAlign w:val="center"/>
             <w:tcMar>
-              <w:top w:w="120" w:type="dxa"/>
-              <w:bottom w:w="120" w:type="dxa"/>
-              <w:left w:w="150" w:type="dxa"/>
-              <w:right w:w="150" w:type="dxa"/>
+              <w:top w:w="100" w:type="dxa"/>
+              <w:bottom w:w="100" w:type="dxa"/>
+              <w:left w:w="140" w:type="dxa"/>
+              <w:right w:w="140" w:type="dxa"/>
             </w:tcMar>
+            <w:tcBorders>
+              <w:top w:val="single" w:sz="4" w:space="0" w:color="CBD5E1"/>
+              <w:left w:val="single" w:sz="4" w:space="0" w:color="CBD5E1"/>
+              <w:bottom w:val="single" w:sz="4" w:space="0" w:color="CBD5E1"/>
+              <w:right w:val="single" w:sz="4" w:space="0" w:color="CBD5E1"/>
+            </w:tcBorders>
             <w:shd w:fill="F8FAFC"/>
           </w:tcPr>
           <w:p>
@@ -2647,7 +2983,8 @@
             </w:pPr>
             <w:r>
               <w:rPr>
-                <w:sz w:val="19"/>
+                <w:color w:val="000000"/>
+                <w:sz w:val="18"/>
               </w:rPr>
               <w:t>Heuristic IDS Engine</w:t>
             </w:r>
@@ -2658,11 +2995,17 @@
             <w:tcW w:type="dxa" w:w="2160"/>
             <w:vAlign w:val="center"/>
             <w:tcMar>
-              <w:top w:w="120" w:type="dxa"/>
-              <w:bottom w:w="120" w:type="dxa"/>
-              <w:left w:w="150" w:type="dxa"/>
-              <w:right w:w="150" w:type="dxa"/>
+              <w:top w:w="100" w:type="dxa"/>
+              <w:bottom w:w="100" w:type="dxa"/>
+              <w:left w:w="140" w:type="dxa"/>
+              <w:right w:w="140" w:type="dxa"/>
             </w:tcMar>
+            <w:tcBorders>
+              <w:top w:val="single" w:sz="4" w:space="0" w:color="CBD5E1"/>
+              <w:left w:val="single" w:sz="4" w:space="0" w:color="CBD5E1"/>
+              <w:bottom w:val="single" w:sz="4" w:space="0" w:color="CBD5E1"/>
+              <w:right w:val="single" w:sz="4" w:space="0" w:color="CBD5E1"/>
+            </w:tcBorders>
             <w:shd w:fill="F8FAFC"/>
           </w:tcPr>
           <w:p>
@@ -2671,7 +3014,8 @@
             </w:pPr>
             <w:r>
               <w:rPr>
-                <w:sz w:val="19"/>
+                <w:color w:val="000000"/>
+                <w:sz w:val="18"/>
               </w:rPr>
               <w:t>Incoming packet stream</w:t>
             </w:r>
@@ -2682,11 +3026,17 @@
             <w:tcW w:type="dxa" w:w="2880"/>
             <w:vAlign w:val="center"/>
             <w:tcMar>
-              <w:top w:w="120" w:type="dxa"/>
-              <w:bottom w:w="120" w:type="dxa"/>
-              <w:left w:w="150" w:type="dxa"/>
-              <w:right w:w="150" w:type="dxa"/>
+              <w:top w:w="100" w:type="dxa"/>
+              <w:bottom w:w="100" w:type="dxa"/>
+              <w:left w:w="140" w:type="dxa"/>
+              <w:right w:w="140" w:type="dxa"/>
             </w:tcMar>
+            <w:tcBorders>
+              <w:top w:val="single" w:sz="4" w:space="0" w:color="CBD5E1"/>
+              <w:left w:val="single" w:sz="4" w:space="0" w:color="CBD5E1"/>
+              <w:bottom w:val="single" w:sz="4" w:space="0" w:color="CBD5E1"/>
+              <w:right w:val="single" w:sz="4" w:space="0" w:color="CBD5E1"/>
+            </w:tcBorders>
             <w:shd w:fill="F8FAFC"/>
           </w:tcPr>
           <w:p>
@@ -2695,7 +3045,8 @@
             </w:pPr>
             <w:r>
               <w:rPr>
-                <w:sz w:val="19"/>
+                <w:color w:val="000000"/>
+                <w:sz w:val="18"/>
               </w:rPr>
               <w:t>Signature evaluation &amp; packet velocity thresholds</w:t>
             </w:r>
@@ -2706,11 +3057,17 @@
             <w:tcW w:type="dxa" w:w="2160"/>
             <w:vAlign w:val="center"/>
             <w:tcMar>
-              <w:top w:w="120" w:type="dxa"/>
-              <w:bottom w:w="120" w:type="dxa"/>
-              <w:left w:w="150" w:type="dxa"/>
-              <w:right w:w="150" w:type="dxa"/>
+              <w:top w:w="100" w:type="dxa"/>
+              <w:bottom w:w="100" w:type="dxa"/>
+              <w:left w:w="140" w:type="dxa"/>
+              <w:right w:w="140" w:type="dxa"/>
             </w:tcMar>
+            <w:tcBorders>
+              <w:top w:val="single" w:sz="4" w:space="0" w:color="CBD5E1"/>
+              <w:left w:val="single" w:sz="4" w:space="0" w:color="CBD5E1"/>
+              <w:bottom w:val="single" w:sz="4" w:space="0" w:color="CBD5E1"/>
+              <w:right w:val="single" w:sz="4" w:space="0" w:color="CBD5E1"/>
+            </w:tcBorders>
             <w:shd w:fill="F8FAFC"/>
           </w:tcPr>
           <w:p>
@@ -2719,7 +3076,8 @@
             </w:pPr>
             <w:r>
               <w:rPr>
-                <w:sz w:val="19"/>
+                <w:color w:val="000000"/>
+                <w:sz w:val="18"/>
               </w:rPr>
               <w:t>Threat Intelligence Feed alerts &amp; banner</w:t>
             </w:r>
@@ -2735,11 +3093,17 @@
             <w:tcW w:type="dxa" w:w="2160"/>
             <w:vAlign w:val="center"/>
             <w:tcMar>
-              <w:top w:w="120" w:type="dxa"/>
-              <w:bottom w:w="120" w:type="dxa"/>
-              <w:left w:w="150" w:type="dxa"/>
-              <w:right w:w="150" w:type="dxa"/>
+              <w:top w:w="100" w:type="dxa"/>
+              <w:bottom w:w="100" w:type="dxa"/>
+              <w:left w:w="140" w:type="dxa"/>
+              <w:right w:w="140" w:type="dxa"/>
             </w:tcMar>
+            <w:tcBorders>
+              <w:top w:val="single" w:sz="4" w:space="0" w:color="CBD5E1"/>
+              <w:left w:val="single" w:sz="4" w:space="0" w:color="CBD5E1"/>
+              <w:bottom w:val="single" w:sz="4" w:space="0" w:color="CBD5E1"/>
+              <w:right w:val="single" w:sz="4" w:space="0" w:color="CBD5E1"/>
+            </w:tcBorders>
             <w:shd w:fill="FFFFFF"/>
           </w:tcPr>
           <w:p>
@@ -2748,7 +3112,8 @@
             </w:pPr>
             <w:r>
               <w:rPr>
-                <w:sz w:val="19"/>
+                <w:color w:val="000000"/>
+                <w:sz w:val="18"/>
               </w:rPr>
               <w:t>Topology Mesh Graph</w:t>
             </w:r>
@@ -2759,11 +3124,17 @@
             <w:tcW w:type="dxa" w:w="2160"/>
             <w:vAlign w:val="center"/>
             <w:tcMar>
-              <w:top w:w="120" w:type="dxa"/>
-              <w:bottom w:w="120" w:type="dxa"/>
-              <w:left w:w="150" w:type="dxa"/>
-              <w:right w:w="150" w:type="dxa"/>
+              <w:top w:w="100" w:type="dxa"/>
+              <w:bottom w:w="100" w:type="dxa"/>
+              <w:left w:w="140" w:type="dxa"/>
+              <w:right w:w="140" w:type="dxa"/>
             </w:tcMar>
+            <w:tcBorders>
+              <w:top w:val="single" w:sz="4" w:space="0" w:color="CBD5E1"/>
+              <w:left w:val="single" w:sz="4" w:space="0" w:color="CBD5E1"/>
+              <w:bottom w:val="single" w:sz="4" w:space="0" w:color="CBD5E1"/>
+              <w:right w:val="single" w:sz="4" w:space="0" w:color="CBD5E1"/>
+            </w:tcBorders>
             <w:shd w:fill="FFFFFF"/>
           </w:tcPr>
           <w:p>
@@ -2772,7 +3143,8 @@
             </w:pPr>
             <w:r>
               <w:rPr>
-                <w:sz w:val="19"/>
+                <w:color w:val="000000"/>
+                <w:sz w:val="18"/>
               </w:rPr>
               <w:t>Active IP nodes &amp; LAN assets</w:t>
             </w:r>
@@ -2783,11 +3155,17 @@
             <w:tcW w:type="dxa" w:w="2880"/>
             <w:vAlign w:val="center"/>
             <w:tcMar>
-              <w:top w:w="120" w:type="dxa"/>
-              <w:bottom w:w="120" w:type="dxa"/>
-              <w:left w:w="150" w:type="dxa"/>
-              <w:right w:w="150" w:type="dxa"/>
+              <w:top w:w="100" w:type="dxa"/>
+              <w:bottom w:w="100" w:type="dxa"/>
+              <w:left w:w="140" w:type="dxa"/>
+              <w:right w:w="140" w:type="dxa"/>
             </w:tcMar>
+            <w:tcBorders>
+              <w:top w:val="single" w:sz="4" w:space="0" w:color="CBD5E1"/>
+              <w:left w:val="single" w:sz="4" w:space="0" w:color="CBD5E1"/>
+              <w:bottom w:val="single" w:sz="4" w:space="0" w:color="CBD5E1"/>
+              <w:right w:val="single" w:sz="4" w:space="0" w:color="CBD5E1"/>
+            </w:tcBorders>
             <w:shd w:fill="FFFFFF"/>
           </w:tcPr>
           <w:p>
@@ -2796,7 +3174,8 @@
             </w:pPr>
             <w:r>
               <w:rPr>
-                <w:sz w:val="19"/>
+                <w:color w:val="000000"/>
+                <w:sz w:val="18"/>
               </w:rPr>
               <w:t>SVG coordinate math, drag-and-drop, dynamic Bézier curves</w:t>
             </w:r>
@@ -2807,11 +3186,17 @@
             <w:tcW w:type="dxa" w:w="2160"/>
             <w:vAlign w:val="center"/>
             <w:tcMar>
-              <w:top w:w="120" w:type="dxa"/>
-              <w:bottom w:w="120" w:type="dxa"/>
-              <w:left w:w="150" w:type="dxa"/>
-              <w:right w:w="150" w:type="dxa"/>
+              <w:top w:w="100" w:type="dxa"/>
+              <w:bottom w:w="100" w:type="dxa"/>
+              <w:left w:w="140" w:type="dxa"/>
+              <w:right w:w="140" w:type="dxa"/>
             </w:tcMar>
+            <w:tcBorders>
+              <w:top w:val="single" w:sz="4" w:space="0" w:color="CBD5E1"/>
+              <w:left w:val="single" w:sz="4" w:space="0" w:color="CBD5E1"/>
+              <w:bottom w:val="single" w:sz="4" w:space="0" w:color="CBD5E1"/>
+              <w:right w:val="single" w:sz="4" w:space="0" w:color="CBD5E1"/>
+            </w:tcBorders>
             <w:shd w:fill="FFFFFF"/>
           </w:tcPr>
           <w:p>
@@ -2820,7 +3205,8 @@
             </w:pPr>
             <w:r>
               <w:rPr>
-                <w:sz w:val="19"/>
+                <w:color w:val="000000"/>
+                <w:sz w:val="18"/>
               </w:rPr>
               <w:t>Interactive draggable network topology</w:t>
             </w:r>
@@ -2836,11 +3222,17 @@
             <w:tcW w:type="dxa" w:w="2160"/>
             <w:vAlign w:val="center"/>
             <w:tcMar>
-              <w:top w:w="120" w:type="dxa"/>
-              <w:bottom w:w="120" w:type="dxa"/>
-              <w:left w:w="150" w:type="dxa"/>
-              <w:right w:w="150" w:type="dxa"/>
+              <w:top w:w="100" w:type="dxa"/>
+              <w:bottom w:w="100" w:type="dxa"/>
+              <w:left w:w="140" w:type="dxa"/>
+              <w:right w:w="140" w:type="dxa"/>
             </w:tcMar>
+            <w:tcBorders>
+              <w:top w:val="single" w:sz="4" w:space="0" w:color="CBD5E1"/>
+              <w:left w:val="single" w:sz="4" w:space="0" w:color="CBD5E1"/>
+              <w:bottom w:val="single" w:sz="4" w:space="0" w:color="CBD5E1"/>
+              <w:right w:val="single" w:sz="4" w:space="0" w:color="CBD5E1"/>
+            </w:tcBorders>
             <w:shd w:fill="F8FAFC"/>
           </w:tcPr>
           <w:p>
@@ -2849,7 +3241,8 @@
             </w:pPr>
             <w:r>
               <w:rPr>
-                <w:sz w:val="19"/>
+                <w:color w:val="000000"/>
+                <w:sz w:val="18"/>
               </w:rPr>
               <w:t>Attack Simulation Console</w:t>
             </w:r>
@@ -2860,11 +3253,17 @@
             <w:tcW w:type="dxa" w:w="2160"/>
             <w:vAlign w:val="center"/>
             <w:tcMar>
-              <w:top w:w="120" w:type="dxa"/>
-              <w:bottom w:w="120" w:type="dxa"/>
-              <w:left w:w="150" w:type="dxa"/>
-              <w:right w:w="150" w:type="dxa"/>
+              <w:top w:w="100" w:type="dxa"/>
+              <w:bottom w:w="100" w:type="dxa"/>
+              <w:left w:w="140" w:type="dxa"/>
+              <w:right w:w="140" w:type="dxa"/>
             </w:tcMar>
+            <w:tcBorders>
+              <w:top w:val="single" w:sz="4" w:space="0" w:color="CBD5E1"/>
+              <w:left w:val="single" w:sz="4" w:space="0" w:color="CBD5E1"/>
+              <w:bottom w:val="single" w:sz="4" w:space="0" w:color="CBD5E1"/>
+              <w:right w:val="single" w:sz="4" w:space="0" w:color="CBD5E1"/>
+            </w:tcBorders>
             <w:shd w:fill="F8FAFC"/>
           </w:tcPr>
           <w:p>
@@ -2873,7 +3272,8 @@
             </w:pPr>
             <w:r>
               <w:rPr>
-                <w:sz w:val="19"/>
+                <w:color w:val="000000"/>
+                <w:sz w:val="18"/>
               </w:rPr>
               <w:t>User-selected attack parameters</w:t>
             </w:r>
@@ -2884,11 +3284,17 @@
             <w:tcW w:type="dxa" w:w="2880"/>
             <w:vAlign w:val="center"/>
             <w:tcMar>
-              <w:top w:w="120" w:type="dxa"/>
-              <w:bottom w:w="120" w:type="dxa"/>
-              <w:left w:w="150" w:type="dxa"/>
-              <w:right w:w="150" w:type="dxa"/>
+              <w:top w:w="100" w:type="dxa"/>
+              <w:bottom w:w="100" w:type="dxa"/>
+              <w:left w:w="140" w:type="dxa"/>
+              <w:right w:w="140" w:type="dxa"/>
             </w:tcMar>
+            <w:tcBorders>
+              <w:top w:val="single" w:sz="4" w:space="0" w:color="CBD5E1"/>
+              <w:left w:val="single" w:sz="4" w:space="0" w:color="CBD5E1"/>
+              <w:bottom w:val="single" w:sz="4" w:space="0" w:color="CBD5E1"/>
+              <w:right w:val="single" w:sz="4" w:space="0" w:color="CBD5E1"/>
+            </w:tcBorders>
             <w:shd w:fill="F8FAFC"/>
           </w:tcPr>
           <w:p>
@@ -2897,7 +3303,8 @@
             </w:pPr>
             <w:r>
               <w:rPr>
-                <w:sz w:val="19"/>
+                <w:color w:val="000000"/>
+                <w:sz w:val="18"/>
               </w:rPr>
               <w:t>High-velocity SYN frame injection into stream</w:t>
             </w:r>
@@ -2908,11 +3315,17 @@
             <w:tcW w:type="dxa" w:w="2160"/>
             <w:vAlign w:val="center"/>
             <w:tcMar>
-              <w:top w:w="120" w:type="dxa"/>
-              <w:bottom w:w="120" w:type="dxa"/>
-              <w:left w:w="150" w:type="dxa"/>
-              <w:right w:w="150" w:type="dxa"/>
+              <w:top w:w="100" w:type="dxa"/>
+              <w:bottom w:w="100" w:type="dxa"/>
+              <w:left w:w="140" w:type="dxa"/>
+              <w:right w:w="140" w:type="dxa"/>
             </w:tcMar>
+            <w:tcBorders>
+              <w:top w:val="single" w:sz="4" w:space="0" w:color="CBD5E1"/>
+              <w:left w:val="single" w:sz="4" w:space="0" w:color="CBD5E1"/>
+              <w:bottom w:val="single" w:sz="4" w:space="0" w:color="CBD5E1"/>
+              <w:right w:val="single" w:sz="4" w:space="0" w:color="CBD5E1"/>
+            </w:tcBorders>
             <w:shd w:fill="F8FAFC"/>
           </w:tcPr>
           <w:p>
@@ -2921,7 +3334,8 @@
             </w:pPr>
             <w:r>
               <w:rPr>
-                <w:sz w:val="19"/>
+                <w:color w:val="000000"/>
+                <w:sz w:val="18"/>
               </w:rPr>
               <w:t>Spike in throughput &amp; dropped packet counter</w:t>
             </w:r>
@@ -2937,11 +3351,17 @@
             <w:tcW w:type="dxa" w:w="2160"/>
             <w:vAlign w:val="center"/>
             <w:tcMar>
-              <w:top w:w="120" w:type="dxa"/>
-              <w:bottom w:w="120" w:type="dxa"/>
-              <w:left w:w="150" w:type="dxa"/>
-              <w:right w:w="150" w:type="dxa"/>
+              <w:top w:w="100" w:type="dxa"/>
+              <w:bottom w:w="100" w:type="dxa"/>
+              <w:left w:w="140" w:type="dxa"/>
+              <w:right w:w="140" w:type="dxa"/>
             </w:tcMar>
+            <w:tcBorders>
+              <w:top w:val="single" w:sz="4" w:space="0" w:color="CBD5E1"/>
+              <w:left w:val="single" w:sz="4" w:space="0" w:color="CBD5E1"/>
+              <w:bottom w:val="single" w:sz="4" w:space="0" w:color="CBD5E1"/>
+              <w:right w:val="single" w:sz="4" w:space="0" w:color="CBD5E1"/>
+            </w:tcBorders>
             <w:shd w:fill="FFFFFF"/>
           </w:tcPr>
           <w:p>
@@ -2950,7 +3370,8 @@
             </w:pPr>
             <w:r>
               <w:rPr>
-                <w:sz w:val="19"/>
+                <w:color w:val="000000"/>
+                <w:sz w:val="18"/>
               </w:rPr>
               <w:t>IP Geo Threat Tracker</w:t>
             </w:r>
@@ -2961,11 +3382,17 @@
             <w:tcW w:type="dxa" w:w="2160"/>
             <w:vAlign w:val="center"/>
             <w:tcMar>
-              <w:top w:w="120" w:type="dxa"/>
-              <w:bottom w:w="120" w:type="dxa"/>
-              <w:left w:w="150" w:type="dxa"/>
-              <w:right w:w="150" w:type="dxa"/>
+              <w:top w:w="100" w:type="dxa"/>
+              <w:bottom w:w="100" w:type="dxa"/>
+              <w:left w:w="140" w:type="dxa"/>
+              <w:right w:w="140" w:type="dxa"/>
             </w:tcMar>
+            <w:tcBorders>
+              <w:top w:val="single" w:sz="4" w:space="0" w:color="CBD5E1"/>
+              <w:left w:val="single" w:sz="4" w:space="0" w:color="CBD5E1"/>
+              <w:bottom w:val="single" w:sz="4" w:space="0" w:color="CBD5E1"/>
+              <w:right w:val="single" w:sz="4" w:space="0" w:color="CBD5E1"/>
+            </w:tcBorders>
             <w:shd w:fill="FFFFFF"/>
           </w:tcPr>
           <w:p>
@@ -2974,7 +3401,8 @@
             </w:pPr>
             <w:r>
               <w:rPr>
-                <w:sz w:val="19"/>
+                <w:color w:val="000000"/>
+                <w:sz w:val="18"/>
               </w:rPr>
               <w:t>Active IP addresses</w:t>
             </w:r>
@@ -2985,11 +3413,17 @@
             <w:tcW w:type="dxa" w:w="2880"/>
             <w:vAlign w:val="center"/>
             <w:tcMar>
-              <w:top w:w="120" w:type="dxa"/>
-              <w:bottom w:w="120" w:type="dxa"/>
-              <w:left w:w="150" w:type="dxa"/>
-              <w:right w:w="150" w:type="dxa"/>
+              <w:top w:w="100" w:type="dxa"/>
+              <w:bottom w:w="100" w:type="dxa"/>
+              <w:left w:w="140" w:type="dxa"/>
+              <w:right w:w="140" w:type="dxa"/>
             </w:tcMar>
+            <w:tcBorders>
+              <w:top w:val="single" w:sz="4" w:space="0" w:color="CBD5E1"/>
+              <w:left w:val="single" w:sz="4" w:space="0" w:color="CBD5E1"/>
+              <w:bottom w:val="single" w:sz="4" w:space="0" w:color="CBD5E1"/>
+              <w:right w:val="single" w:sz="4" w:space="0" w:color="CBD5E1"/>
+            </w:tcBorders>
             <w:shd w:fill="FFFFFF"/>
           </w:tcPr>
           <w:p>
@@ -2998,7 +3432,8 @@
             </w:pPr>
             <w:r>
               <w:rPr>
-                <w:sz w:val="19"/>
+                <w:color w:val="000000"/>
+                <w:sz w:val="18"/>
               </w:rPr>
               <w:t>GeoIP coordinate projection &amp; trajectory arcs</w:t>
             </w:r>
@@ -3009,11 +3444,17 @@
             <w:tcW w:type="dxa" w:w="2160"/>
             <w:vAlign w:val="center"/>
             <w:tcMar>
-              <w:top w:w="120" w:type="dxa"/>
-              <w:bottom w:w="120" w:type="dxa"/>
-              <w:left w:w="150" w:type="dxa"/>
-              <w:right w:w="150" w:type="dxa"/>
+              <w:top w:w="100" w:type="dxa"/>
+              <w:bottom w:w="100" w:type="dxa"/>
+              <w:left w:w="140" w:type="dxa"/>
+              <w:right w:w="140" w:type="dxa"/>
             </w:tcMar>
+            <w:tcBorders>
+              <w:top w:val="single" w:sz="4" w:space="0" w:color="CBD5E1"/>
+              <w:left w:val="single" w:sz="4" w:space="0" w:color="CBD5E1"/>
+              <w:bottom w:val="single" w:sz="4" w:space="0" w:color="CBD5E1"/>
+              <w:right w:val="single" w:sz="4" w:space="0" w:color="CBD5E1"/>
+            </w:tcBorders>
             <w:shd w:fill="FFFFFF"/>
           </w:tcPr>
           <w:p>
@@ -3022,7 +3463,8 @@
             </w:pPr>
             <w:r>
               <w:rPr>
-                <w:sz w:val="19"/>
+                <w:color w:val="000000"/>
+                <w:sz w:val="18"/>
               </w:rPr>
               <w:t>Global origin radar map &amp; geolocated list</w:t>
             </w:r>
@@ -3038,11 +3480,17 @@
             <w:tcW w:type="dxa" w:w="2160"/>
             <w:vAlign w:val="center"/>
             <w:tcMar>
-              <w:top w:w="120" w:type="dxa"/>
-              <w:bottom w:w="120" w:type="dxa"/>
-              <w:left w:w="150" w:type="dxa"/>
-              <w:right w:w="150" w:type="dxa"/>
+              <w:top w:w="100" w:type="dxa"/>
+              <w:bottom w:w="100" w:type="dxa"/>
+              <w:left w:w="140" w:type="dxa"/>
+              <w:right w:w="140" w:type="dxa"/>
             </w:tcMar>
+            <w:tcBorders>
+              <w:top w:val="single" w:sz="4" w:space="0" w:color="CBD5E1"/>
+              <w:left w:val="single" w:sz="4" w:space="0" w:color="CBD5E1"/>
+              <w:bottom w:val="single" w:sz="4" w:space="0" w:color="CBD5E1"/>
+              <w:right w:val="single" w:sz="4" w:space="0" w:color="CBD5E1"/>
+            </w:tcBorders>
             <w:shd w:fill="F8FAFC"/>
           </w:tcPr>
           <w:p>
@@ -3051,7 +3499,8 @@
             </w:pPr>
             <w:r>
               <w:rPr>
-                <w:sz w:val="19"/>
+                <w:color w:val="000000"/>
+                <w:sz w:val="18"/>
               </w:rPr>
               <w:t>Sentinel AI Analyst</w:t>
             </w:r>
@@ -3062,11 +3511,17 @@
             <w:tcW w:type="dxa" w:w="2160"/>
             <w:vAlign w:val="center"/>
             <w:tcMar>
-              <w:top w:w="120" w:type="dxa"/>
-              <w:bottom w:w="120" w:type="dxa"/>
-              <w:left w:w="150" w:type="dxa"/>
-              <w:right w:w="150" w:type="dxa"/>
+              <w:top w:w="100" w:type="dxa"/>
+              <w:bottom w:w="100" w:type="dxa"/>
+              <w:left w:w="140" w:type="dxa"/>
+              <w:right w:w="140" w:type="dxa"/>
             </w:tcMar>
+            <w:tcBorders>
+              <w:top w:val="single" w:sz="4" w:space="0" w:color="CBD5E1"/>
+              <w:left w:val="single" w:sz="4" w:space="0" w:color="CBD5E1"/>
+              <w:bottom w:val="single" w:sz="4" w:space="0" w:color="CBD5E1"/>
+              <w:right w:val="single" w:sz="4" w:space="0" w:color="CBD5E1"/>
+            </w:tcBorders>
             <w:shd w:fill="F8FAFC"/>
           </w:tcPr>
           <w:p>
@@ -3075,7 +3530,8 @@
             </w:pPr>
             <w:r>
               <w:rPr>
-                <w:sz w:val="19"/>
+                <w:color w:val="000000"/>
+                <w:sz w:val="18"/>
               </w:rPr>
               <w:t>Natural language forensic query</w:t>
             </w:r>
@@ -3086,11 +3542,17 @@
             <w:tcW w:type="dxa" w:w="2880"/>
             <w:vAlign w:val="center"/>
             <w:tcMar>
-              <w:top w:w="120" w:type="dxa"/>
-              <w:bottom w:w="120" w:type="dxa"/>
-              <w:left w:w="150" w:type="dxa"/>
-              <w:right w:w="150" w:type="dxa"/>
+              <w:top w:w="100" w:type="dxa"/>
+              <w:bottom w:w="100" w:type="dxa"/>
+              <w:left w:w="140" w:type="dxa"/>
+              <w:right w:w="140" w:type="dxa"/>
             </w:tcMar>
+            <w:tcBorders>
+              <w:top w:val="single" w:sz="4" w:space="0" w:color="CBD5E1"/>
+              <w:left w:val="single" w:sz="4" w:space="0" w:color="CBD5E1"/>
+              <w:bottom w:val="single" w:sz="4" w:space="0" w:color="CBD5E1"/>
+              <w:right w:val="single" w:sz="4" w:space="0" w:color="CBD5E1"/>
+            </w:tcBorders>
             <w:shd w:fill="F8FAFC"/>
           </w:tcPr>
           <w:p>
@@ -3099,7 +3561,8 @@
             </w:pPr>
             <w:r>
               <w:rPr>
-                <w:sz w:val="19"/>
+                <w:color w:val="000000"/>
+                <w:sz w:val="18"/>
               </w:rPr>
               <w:t>Context injection with live packet metrics &amp; Gemini API</w:t>
             </w:r>
@@ -3110,11 +3573,17 @@
             <w:tcW w:type="dxa" w:w="2160"/>
             <w:vAlign w:val="center"/>
             <w:tcMar>
-              <w:top w:w="120" w:type="dxa"/>
-              <w:bottom w:w="120" w:type="dxa"/>
-              <w:left w:w="150" w:type="dxa"/>
-              <w:right w:w="150" w:type="dxa"/>
+              <w:top w:w="100" w:type="dxa"/>
+              <w:bottom w:w="100" w:type="dxa"/>
+              <w:left w:w="140" w:type="dxa"/>
+              <w:right w:w="140" w:type="dxa"/>
             </w:tcMar>
+            <w:tcBorders>
+              <w:top w:val="single" w:sz="4" w:space="0" w:color="CBD5E1"/>
+              <w:left w:val="single" w:sz="4" w:space="0" w:color="CBD5E1"/>
+              <w:bottom w:val="single" w:sz="4" w:space="0" w:color="CBD5E1"/>
+              <w:right w:val="single" w:sz="4" w:space="0" w:color="CBD5E1"/>
+            </w:tcBorders>
             <w:shd w:fill="F8FAFC"/>
           </w:tcPr>
           <w:p>
@@ -3123,1058 +3592,10 @@
             </w:pPr>
             <w:r>
               <w:rPr>
-                <w:sz w:val="19"/>
+                <w:color w:val="000000"/>
+                <w:sz w:val="18"/>
               </w:rPr>
               <w:t>Technical incident analysis &amp; 1-click drop rule</w:t>
-            </w:r>
-          </w:p>
-        </w:tc>
-      </w:tr>
-    </w:tbl>
-    <w:p>
-      <w:pPr>
-        <w:pStyle w:val="Heading2"/>
-      </w:pPr>
-      <w:r>
-        <w:t>3.3 Database Schema (MySQL: firewall_db)</w:t>
-      </w:r>
-    </w:p>
-    <w:p>
-      <w:pPr>
-        <w:spacing w:line="288" w:lineRule="auto" w:after="240"/>
-        <w:jc w:val="both"/>
-      </w:pPr>
-      <w:r>
-        <w:t>Sentinel relies on MySQL relational tables to persist user firewall rules and security logs, ensuring state preservation across sessions:</w:t>
-      </w:r>
-    </w:p>
-    <w:tbl>
-      <w:tblPr>
-        <w:tblW w:type="auto" w:w="0"/>
-        <w:jc w:val="center"/>
-        <w:tblLook w:firstColumn="1" w:firstRow="1" w:lastColumn="0" w:lastRow="0" w:noHBand="0" w:noVBand="1" w:val="04A0"/>
-      </w:tblPr>
-      <w:tblGrid>
-        <w:gridCol w:w="2257"/>
-        <w:gridCol w:w="2257"/>
-        <w:gridCol w:w="2257"/>
-        <w:gridCol w:w="2257"/>
-      </w:tblGrid>
-      <w:tr>
-        <w:trPr>
-          <w:cantSplit/>
-          <w:tblHeader/>
-        </w:trPr>
-        <w:tc>
-          <w:tcPr>
-            <w:tcW w:type="dxa" w:w="1872"/>
-            <w:vAlign w:val="center"/>
-            <w:tcMar>
-              <w:top w:w="120" w:type="dxa"/>
-              <w:bottom w:w="120" w:type="dxa"/>
-              <w:left w:w="150" w:type="dxa"/>
-              <w:right w:w="150" w:type="dxa"/>
-            </w:tcMar>
-            <w:shd w:fill="1E3A8A"/>
-          </w:tcPr>
-          <w:p>
-            <w:pPr>
-              <w:spacing w:before="40" w:after="40"/>
-            </w:pPr>
-            <w:r>
-              <w:rPr>
-                <w:b/>
-                <w:color w:val="FFFFFF"/>
-                <w:sz w:val="20"/>
-              </w:rPr>
-              <w:t>Field Name</w:t>
-            </w:r>
-          </w:p>
-        </w:tc>
-        <w:tc>
-          <w:tcPr>
-            <w:tcW w:type="dxa" w:w="2016"/>
-            <w:vAlign w:val="center"/>
-            <w:tcMar>
-              <w:top w:w="120" w:type="dxa"/>
-              <w:bottom w:w="120" w:type="dxa"/>
-              <w:left w:w="150" w:type="dxa"/>
-              <w:right w:w="150" w:type="dxa"/>
-            </w:tcMar>
-            <w:shd w:fill="1E3A8A"/>
-          </w:tcPr>
-          <w:p>
-            <w:pPr>
-              <w:spacing w:before="40" w:after="40"/>
-            </w:pPr>
-            <w:r>
-              <w:rPr>
-                <w:b/>
-                <w:color w:val="FFFFFF"/>
-                <w:sz w:val="20"/>
-              </w:rPr>
-              <w:t>Data Type</w:t>
-            </w:r>
-          </w:p>
-        </w:tc>
-        <w:tc>
-          <w:tcPr>
-            <w:tcW w:type="dxa" w:w="2592"/>
-            <w:vAlign w:val="center"/>
-            <w:tcMar>
-              <w:top w:w="120" w:type="dxa"/>
-              <w:bottom w:w="120" w:type="dxa"/>
-              <w:left w:w="150" w:type="dxa"/>
-              <w:right w:w="150" w:type="dxa"/>
-            </w:tcMar>
-            <w:shd w:fill="1E3A8A"/>
-          </w:tcPr>
-          <w:p>
-            <w:pPr>
-              <w:spacing w:before="40" w:after="40"/>
-            </w:pPr>
-            <w:r>
-              <w:rPr>
-                <w:b/>
-                <w:color w:val="FFFFFF"/>
-                <w:sz w:val="20"/>
-              </w:rPr>
-              <w:t>Constraints</w:t>
-            </w:r>
-          </w:p>
-        </w:tc>
-        <w:tc>
-          <w:tcPr>
-            <w:tcW w:type="dxa" w:w="2880"/>
-            <w:vAlign w:val="center"/>
-            <w:tcMar>
-              <w:top w:w="120" w:type="dxa"/>
-              <w:bottom w:w="120" w:type="dxa"/>
-              <w:left w:w="150" w:type="dxa"/>
-              <w:right w:w="150" w:type="dxa"/>
-            </w:tcMar>
-            <w:shd w:fill="1E3A8A"/>
-          </w:tcPr>
-          <w:p>
-            <w:pPr>
-              <w:spacing w:before="40" w:after="40"/>
-            </w:pPr>
-            <w:r>
-              <w:rPr>
-                <w:b/>
-                <w:color w:val="FFFFFF"/>
-                <w:sz w:val="20"/>
-              </w:rPr>
-              <w:t>Description</w:t>
-            </w:r>
-          </w:p>
-        </w:tc>
-      </w:tr>
-      <w:tr>
-        <w:trPr>
-          <w:cantSplit/>
-        </w:trPr>
-        <w:tc>
-          <w:tcPr>
-            <w:tcW w:type="dxa" w:w="1872"/>
-            <w:vAlign w:val="center"/>
-            <w:tcMar>
-              <w:top w:w="120" w:type="dxa"/>
-              <w:bottom w:w="120" w:type="dxa"/>
-              <w:left w:w="150" w:type="dxa"/>
-              <w:right w:w="150" w:type="dxa"/>
-            </w:tcMar>
-            <w:shd w:fill="F8FAFC"/>
-          </w:tcPr>
-          <w:p>
-            <w:pPr>
-              <w:spacing w:before="40" w:after="40"/>
-            </w:pPr>
-            <w:r>
-              <w:rPr>
-                <w:sz w:val="19"/>
-              </w:rPr>
-              <w:t>id</w:t>
-            </w:r>
-          </w:p>
-        </w:tc>
-        <w:tc>
-          <w:tcPr>
-            <w:tcW w:type="dxa" w:w="2016"/>
-            <w:vAlign w:val="center"/>
-            <w:tcMar>
-              <w:top w:w="120" w:type="dxa"/>
-              <w:bottom w:w="120" w:type="dxa"/>
-              <w:left w:w="150" w:type="dxa"/>
-              <w:right w:w="150" w:type="dxa"/>
-            </w:tcMar>
-            <w:shd w:fill="F8FAFC"/>
-          </w:tcPr>
-          <w:p>
-            <w:pPr>
-              <w:spacing w:before="40" w:after="40"/>
-            </w:pPr>
-            <w:r>
-              <w:rPr>
-                <w:sz w:val="19"/>
-              </w:rPr>
-              <w:t>INT</w:t>
-            </w:r>
-          </w:p>
-        </w:tc>
-        <w:tc>
-          <w:tcPr>
-            <w:tcW w:type="dxa" w:w="2592"/>
-            <w:vAlign w:val="center"/>
-            <w:tcMar>
-              <w:top w:w="120" w:type="dxa"/>
-              <w:bottom w:w="120" w:type="dxa"/>
-              <w:left w:w="150" w:type="dxa"/>
-              <w:right w:w="150" w:type="dxa"/>
-            </w:tcMar>
-            <w:shd w:fill="F8FAFC"/>
-          </w:tcPr>
-          <w:p>
-            <w:pPr>
-              <w:spacing w:before="40" w:after="40"/>
-            </w:pPr>
-            <w:r>
-              <w:rPr>
-                <w:sz w:val="19"/>
-              </w:rPr>
-              <w:t>PRIMARY KEY, AUTO_INCREMENT</w:t>
-            </w:r>
-          </w:p>
-        </w:tc>
-        <w:tc>
-          <w:tcPr>
-            <w:tcW w:type="dxa" w:w="2880"/>
-            <w:vAlign w:val="center"/>
-            <w:tcMar>
-              <w:top w:w="120" w:type="dxa"/>
-              <w:bottom w:w="120" w:type="dxa"/>
-              <w:left w:w="150" w:type="dxa"/>
-              <w:right w:w="150" w:type="dxa"/>
-            </w:tcMar>
-            <w:shd w:fill="F8FAFC"/>
-          </w:tcPr>
-          <w:p>
-            <w:pPr>
-              <w:spacing w:before="40" w:after="40"/>
-            </w:pPr>
-            <w:r>
-              <w:rPr>
-                <w:sz w:val="19"/>
-              </w:rPr>
-              <w:t>Unique rule identifier</w:t>
-            </w:r>
-          </w:p>
-        </w:tc>
-      </w:tr>
-      <w:tr>
-        <w:trPr>
-          <w:cantSplit/>
-        </w:trPr>
-        <w:tc>
-          <w:tcPr>
-            <w:tcW w:type="dxa" w:w="1872"/>
-            <w:vAlign w:val="center"/>
-            <w:tcMar>
-              <w:top w:w="120" w:type="dxa"/>
-              <w:bottom w:w="120" w:type="dxa"/>
-              <w:left w:w="150" w:type="dxa"/>
-              <w:right w:w="150" w:type="dxa"/>
-            </w:tcMar>
-            <w:shd w:fill="FFFFFF"/>
-          </w:tcPr>
-          <w:p>
-            <w:pPr>
-              <w:spacing w:before="40" w:after="40"/>
-            </w:pPr>
-            <w:r>
-              <w:rPr>
-                <w:sz w:val="19"/>
-              </w:rPr>
-              <w:t>target_ip</w:t>
-            </w:r>
-          </w:p>
-        </w:tc>
-        <w:tc>
-          <w:tcPr>
-            <w:tcW w:type="dxa" w:w="2016"/>
-            <w:vAlign w:val="center"/>
-            <w:tcMar>
-              <w:top w:w="120" w:type="dxa"/>
-              <w:bottom w:w="120" w:type="dxa"/>
-              <w:left w:w="150" w:type="dxa"/>
-              <w:right w:w="150" w:type="dxa"/>
-            </w:tcMar>
-            <w:shd w:fill="FFFFFF"/>
-          </w:tcPr>
-          <w:p>
-            <w:pPr>
-              <w:spacing w:before="40" w:after="40"/>
-            </w:pPr>
-            <w:r>
-              <w:rPr>
-                <w:sz w:val="19"/>
-              </w:rPr>
-              <w:t>VARCHAR(50)</w:t>
-            </w:r>
-          </w:p>
-        </w:tc>
-        <w:tc>
-          <w:tcPr>
-            <w:tcW w:type="dxa" w:w="2592"/>
-            <w:vAlign w:val="center"/>
-            <w:tcMar>
-              <w:top w:w="120" w:type="dxa"/>
-              <w:bottom w:w="120" w:type="dxa"/>
-              <w:left w:w="150" w:type="dxa"/>
-              <w:right w:w="150" w:type="dxa"/>
-            </w:tcMar>
-            <w:shd w:fill="FFFFFF"/>
-          </w:tcPr>
-          <w:p>
-            <w:pPr>
-              <w:spacing w:before="40" w:after="40"/>
-            </w:pPr>
-            <w:r>
-              <w:rPr>
-                <w:sz w:val="19"/>
-              </w:rPr>
-              <w:t>NOT NULL</w:t>
-            </w:r>
-          </w:p>
-        </w:tc>
-        <w:tc>
-          <w:tcPr>
-            <w:tcW w:type="dxa" w:w="2880"/>
-            <w:vAlign w:val="center"/>
-            <w:tcMar>
-              <w:top w:w="120" w:type="dxa"/>
-              <w:bottom w:w="120" w:type="dxa"/>
-              <w:left w:w="150" w:type="dxa"/>
-              <w:right w:w="150" w:type="dxa"/>
-            </w:tcMar>
-            <w:shd w:fill="FFFFFF"/>
-          </w:tcPr>
-          <w:p>
-            <w:pPr>
-              <w:spacing w:before="40" w:after="40"/>
-            </w:pPr>
-            <w:r>
-              <w:rPr>
-                <w:sz w:val="19"/>
-              </w:rPr>
-              <w:t>Target IPv4 / CIDR pattern (e.g. 192.168.1.105 or 0.0.0.0/0)</w:t>
-            </w:r>
-          </w:p>
-        </w:tc>
-      </w:tr>
-      <w:tr>
-        <w:trPr>
-          <w:cantSplit/>
-        </w:trPr>
-        <w:tc>
-          <w:tcPr>
-            <w:tcW w:type="dxa" w:w="1872"/>
-            <w:vAlign w:val="center"/>
-            <w:tcMar>
-              <w:top w:w="120" w:type="dxa"/>
-              <w:bottom w:w="120" w:type="dxa"/>
-              <w:left w:w="150" w:type="dxa"/>
-              <w:right w:w="150" w:type="dxa"/>
-            </w:tcMar>
-            <w:shd w:fill="F8FAFC"/>
-          </w:tcPr>
-          <w:p>
-            <w:pPr>
-              <w:spacing w:before="40" w:after="40"/>
-            </w:pPr>
-            <w:r>
-              <w:rPr>
-                <w:sz w:val="19"/>
-              </w:rPr>
-              <w:t>port</w:t>
-            </w:r>
-          </w:p>
-        </w:tc>
-        <w:tc>
-          <w:tcPr>
-            <w:tcW w:type="dxa" w:w="2016"/>
-            <w:vAlign w:val="center"/>
-            <w:tcMar>
-              <w:top w:w="120" w:type="dxa"/>
-              <w:bottom w:w="120" w:type="dxa"/>
-              <w:left w:w="150" w:type="dxa"/>
-              <w:right w:w="150" w:type="dxa"/>
-            </w:tcMar>
-            <w:shd w:fill="F8FAFC"/>
-          </w:tcPr>
-          <w:p>
-            <w:pPr>
-              <w:spacing w:before="40" w:after="40"/>
-            </w:pPr>
-            <w:r>
-              <w:rPr>
-                <w:sz w:val="19"/>
-              </w:rPr>
-              <w:t>VARCHAR(20)</w:t>
-            </w:r>
-          </w:p>
-        </w:tc>
-        <w:tc>
-          <w:tcPr>
-            <w:tcW w:type="dxa" w:w="2592"/>
-            <w:vAlign w:val="center"/>
-            <w:tcMar>
-              <w:top w:w="120" w:type="dxa"/>
-              <w:bottom w:w="120" w:type="dxa"/>
-              <w:left w:w="150" w:type="dxa"/>
-              <w:right w:w="150" w:type="dxa"/>
-            </w:tcMar>
-            <w:shd w:fill="F8FAFC"/>
-          </w:tcPr>
-          <w:p>
-            <w:pPr>
-              <w:spacing w:before="40" w:after="40"/>
-            </w:pPr>
-            <w:r>
-              <w:rPr>
-                <w:sz w:val="19"/>
-              </w:rPr>
-              <w:t>NOT NULL</w:t>
-            </w:r>
-          </w:p>
-        </w:tc>
-        <w:tc>
-          <w:tcPr>
-            <w:tcW w:type="dxa" w:w="2880"/>
-            <w:vAlign w:val="center"/>
-            <w:tcMar>
-              <w:top w:w="120" w:type="dxa"/>
-              <w:bottom w:w="120" w:type="dxa"/>
-              <w:left w:w="150" w:type="dxa"/>
-              <w:right w:w="150" w:type="dxa"/>
-            </w:tcMar>
-            <w:shd w:fill="F8FAFC"/>
-          </w:tcPr>
-          <w:p>
-            <w:pPr>
-              <w:spacing w:before="40" w:after="40"/>
-            </w:pPr>
-            <w:r>
-              <w:rPr>
-                <w:sz w:val="19"/>
-              </w:rPr>
-              <w:t>Target port or 'ALL' (e.g. 443, 22, 80)</w:t>
-            </w:r>
-          </w:p>
-        </w:tc>
-      </w:tr>
-      <w:tr>
-        <w:trPr>
-          <w:cantSplit/>
-        </w:trPr>
-        <w:tc>
-          <w:tcPr>
-            <w:tcW w:type="dxa" w:w="1872"/>
-            <w:vAlign w:val="center"/>
-            <w:tcMar>
-              <w:top w:w="120" w:type="dxa"/>
-              <w:bottom w:w="120" w:type="dxa"/>
-              <w:left w:w="150" w:type="dxa"/>
-              <w:right w:w="150" w:type="dxa"/>
-            </w:tcMar>
-            <w:shd w:fill="FFFFFF"/>
-          </w:tcPr>
-          <w:p>
-            <w:pPr>
-              <w:spacing w:before="40" w:after="40"/>
-            </w:pPr>
-            <w:r>
-              <w:rPr>
-                <w:sz w:val="19"/>
-              </w:rPr>
-              <w:t>protocol</w:t>
-            </w:r>
-          </w:p>
-        </w:tc>
-        <w:tc>
-          <w:tcPr>
-            <w:tcW w:type="dxa" w:w="2016"/>
-            <w:vAlign w:val="center"/>
-            <w:tcMar>
-              <w:top w:w="120" w:type="dxa"/>
-              <w:bottom w:w="120" w:type="dxa"/>
-              <w:left w:w="150" w:type="dxa"/>
-              <w:right w:w="150" w:type="dxa"/>
-            </w:tcMar>
-            <w:shd w:fill="FFFFFF"/>
-          </w:tcPr>
-          <w:p>
-            <w:pPr>
-              <w:spacing w:before="40" w:after="40"/>
-            </w:pPr>
-            <w:r>
-              <w:rPr>
-                <w:sz w:val="19"/>
-              </w:rPr>
-              <w:t>VARCHAR(10)</w:t>
-            </w:r>
-          </w:p>
-        </w:tc>
-        <w:tc>
-          <w:tcPr>
-            <w:tcW w:type="dxa" w:w="2592"/>
-            <w:vAlign w:val="center"/>
-            <w:tcMar>
-              <w:top w:w="120" w:type="dxa"/>
-              <w:bottom w:w="120" w:type="dxa"/>
-              <w:left w:w="150" w:type="dxa"/>
-              <w:right w:w="150" w:type="dxa"/>
-            </w:tcMar>
-            <w:shd w:fill="FFFFFF"/>
-          </w:tcPr>
-          <w:p>
-            <w:pPr>
-              <w:spacing w:before="40" w:after="40"/>
-            </w:pPr>
-            <w:r>
-              <w:rPr>
-                <w:sz w:val="19"/>
-              </w:rPr>
-              <w:t>DEFAULT 'TCP'</w:t>
-            </w:r>
-          </w:p>
-        </w:tc>
-        <w:tc>
-          <w:tcPr>
-            <w:tcW w:type="dxa" w:w="2880"/>
-            <w:vAlign w:val="center"/>
-            <w:tcMar>
-              <w:top w:w="120" w:type="dxa"/>
-              <w:bottom w:w="120" w:type="dxa"/>
-              <w:left w:w="150" w:type="dxa"/>
-              <w:right w:w="150" w:type="dxa"/>
-            </w:tcMar>
-            <w:shd w:fill="FFFFFF"/>
-          </w:tcPr>
-          <w:p>
-            <w:pPr>
-              <w:spacing w:before="40" w:after="40"/>
-            </w:pPr>
-            <w:r>
-              <w:rPr>
-                <w:sz w:val="19"/>
-              </w:rPr>
-              <w:t>L4 Transport protocol (TCP, UDP, ICMP, ALL)</w:t>
-            </w:r>
-          </w:p>
-        </w:tc>
-      </w:tr>
-      <w:tr>
-        <w:trPr>
-          <w:cantSplit/>
-        </w:trPr>
-        <w:tc>
-          <w:tcPr>
-            <w:tcW w:type="dxa" w:w="1872"/>
-            <w:vAlign w:val="center"/>
-            <w:tcMar>
-              <w:top w:w="120" w:type="dxa"/>
-              <w:bottom w:w="120" w:type="dxa"/>
-              <w:left w:w="150" w:type="dxa"/>
-              <w:right w:w="150" w:type="dxa"/>
-            </w:tcMar>
-            <w:shd w:fill="F8FAFC"/>
-          </w:tcPr>
-          <w:p>
-            <w:pPr>
-              <w:spacing w:before="40" w:after="40"/>
-            </w:pPr>
-            <w:r>
-              <w:rPr>
-                <w:sz w:val="19"/>
-              </w:rPr>
-              <w:t>action</w:t>
-            </w:r>
-          </w:p>
-        </w:tc>
-        <w:tc>
-          <w:tcPr>
-            <w:tcW w:type="dxa" w:w="2016"/>
-            <w:vAlign w:val="center"/>
-            <w:tcMar>
-              <w:top w:w="120" w:type="dxa"/>
-              <w:bottom w:w="120" w:type="dxa"/>
-              <w:left w:w="150" w:type="dxa"/>
-              <w:right w:w="150" w:type="dxa"/>
-            </w:tcMar>
-            <w:shd w:fill="F8FAFC"/>
-          </w:tcPr>
-          <w:p>
-            <w:pPr>
-              <w:spacing w:before="40" w:after="40"/>
-            </w:pPr>
-            <w:r>
-              <w:rPr>
-                <w:sz w:val="19"/>
-              </w:rPr>
-              <w:t>ENUM('ALLOW', 'DROP')</w:t>
-            </w:r>
-          </w:p>
-        </w:tc>
-        <w:tc>
-          <w:tcPr>
-            <w:tcW w:type="dxa" w:w="2592"/>
-            <w:vAlign w:val="center"/>
-            <w:tcMar>
-              <w:top w:w="120" w:type="dxa"/>
-              <w:bottom w:w="120" w:type="dxa"/>
-              <w:left w:w="150" w:type="dxa"/>
-              <w:right w:w="150" w:type="dxa"/>
-            </w:tcMar>
-            <w:shd w:fill="F8FAFC"/>
-          </w:tcPr>
-          <w:p>
-            <w:pPr>
-              <w:spacing w:before="40" w:after="40"/>
-            </w:pPr>
-            <w:r>
-              <w:rPr>
-                <w:sz w:val="19"/>
-              </w:rPr>
-              <w:t>NOT NULL</w:t>
-            </w:r>
-          </w:p>
-        </w:tc>
-        <w:tc>
-          <w:tcPr>
-            <w:tcW w:type="dxa" w:w="2880"/>
-            <w:vAlign w:val="center"/>
-            <w:tcMar>
-              <w:top w:w="120" w:type="dxa"/>
-              <w:bottom w:w="120" w:type="dxa"/>
-              <w:left w:w="150" w:type="dxa"/>
-              <w:right w:w="150" w:type="dxa"/>
-            </w:tcMar>
-            <w:shd w:fill="F8FAFC"/>
-          </w:tcPr>
-          <w:p>
-            <w:pPr>
-              <w:spacing w:before="40" w:after="40"/>
-            </w:pPr>
-            <w:r>
-              <w:rPr>
-                <w:sz w:val="19"/>
-              </w:rPr>
-              <w:t>Enforced firewall policy action</w:t>
-            </w:r>
-          </w:p>
-        </w:tc>
-      </w:tr>
-      <w:tr>
-        <w:trPr>
-          <w:cantSplit/>
-        </w:trPr>
-        <w:tc>
-          <w:tcPr>
-            <w:tcW w:type="dxa" w:w="1872"/>
-            <w:vAlign w:val="center"/>
-            <w:tcMar>
-              <w:top w:w="120" w:type="dxa"/>
-              <w:bottom w:w="120" w:type="dxa"/>
-              <w:left w:w="150" w:type="dxa"/>
-              <w:right w:w="150" w:type="dxa"/>
-            </w:tcMar>
-            <w:shd w:fill="FFFFFF"/>
-          </w:tcPr>
-          <w:p>
-            <w:pPr>
-              <w:spacing w:before="40" w:after="40"/>
-            </w:pPr>
-            <w:r>
-              <w:rPr>
-                <w:sz w:val="19"/>
-              </w:rPr>
-              <w:t>description</w:t>
-            </w:r>
-          </w:p>
-        </w:tc>
-        <w:tc>
-          <w:tcPr>
-            <w:tcW w:type="dxa" w:w="2016"/>
-            <w:vAlign w:val="center"/>
-            <w:tcMar>
-              <w:top w:w="120" w:type="dxa"/>
-              <w:bottom w:w="120" w:type="dxa"/>
-              <w:left w:w="150" w:type="dxa"/>
-              <w:right w:w="150" w:type="dxa"/>
-            </w:tcMar>
-            <w:shd w:fill="FFFFFF"/>
-          </w:tcPr>
-          <w:p>
-            <w:pPr>
-              <w:spacing w:before="40" w:after="40"/>
-            </w:pPr>
-            <w:r>
-              <w:rPr>
-                <w:sz w:val="19"/>
-              </w:rPr>
-              <w:t>VARCHAR(255)</w:t>
-            </w:r>
-          </w:p>
-        </w:tc>
-        <w:tc>
-          <w:tcPr>
-            <w:tcW w:type="dxa" w:w="2592"/>
-            <w:vAlign w:val="center"/>
-            <w:tcMar>
-              <w:top w:w="120" w:type="dxa"/>
-              <w:bottom w:w="120" w:type="dxa"/>
-              <w:left w:w="150" w:type="dxa"/>
-              <w:right w:w="150" w:type="dxa"/>
-            </w:tcMar>
-            <w:shd w:fill="FFFFFF"/>
-          </w:tcPr>
-          <w:p>
-            <w:pPr>
-              <w:spacing w:before="40" w:after="40"/>
-            </w:pPr>
-            <w:r>
-              <w:rPr>
-                <w:sz w:val="19"/>
-              </w:rPr>
-              <w:t>DEFAULT ''</w:t>
-            </w:r>
-          </w:p>
-        </w:tc>
-        <w:tc>
-          <w:tcPr>
-            <w:tcW w:type="dxa" w:w="2880"/>
-            <w:vAlign w:val="center"/>
-            <w:tcMar>
-              <w:top w:w="120" w:type="dxa"/>
-              <w:bottom w:w="120" w:type="dxa"/>
-              <w:left w:w="150" w:type="dxa"/>
-              <w:right w:w="150" w:type="dxa"/>
-            </w:tcMar>
-            <w:shd w:fill="FFFFFF"/>
-          </w:tcPr>
-          <w:p>
-            <w:pPr>
-              <w:spacing w:before="40" w:after="40"/>
-            </w:pPr>
-            <w:r>
-              <w:rPr>
-                <w:sz w:val="19"/>
-              </w:rPr>
-              <w:t>Human-readable rule justification</w:t>
-            </w:r>
-          </w:p>
-        </w:tc>
-      </w:tr>
-      <w:tr>
-        <w:trPr>
-          <w:cantSplit/>
-        </w:trPr>
-        <w:tc>
-          <w:tcPr>
-            <w:tcW w:type="dxa" w:w="1872"/>
-            <w:vAlign w:val="center"/>
-            <w:tcMar>
-              <w:top w:w="120" w:type="dxa"/>
-              <w:bottom w:w="120" w:type="dxa"/>
-              <w:left w:w="150" w:type="dxa"/>
-              <w:right w:w="150" w:type="dxa"/>
-            </w:tcMar>
-            <w:shd w:fill="F8FAFC"/>
-          </w:tcPr>
-          <w:p>
-            <w:pPr>
-              <w:spacing w:before="40" w:after="40"/>
-            </w:pPr>
-            <w:r>
-              <w:rPr>
-                <w:sz w:val="19"/>
-              </w:rPr>
-              <w:t>hits</w:t>
-            </w:r>
-          </w:p>
-        </w:tc>
-        <w:tc>
-          <w:tcPr>
-            <w:tcW w:type="dxa" w:w="2016"/>
-            <w:vAlign w:val="center"/>
-            <w:tcMar>
-              <w:top w:w="120" w:type="dxa"/>
-              <w:bottom w:w="120" w:type="dxa"/>
-              <w:left w:w="150" w:type="dxa"/>
-              <w:right w:w="150" w:type="dxa"/>
-            </w:tcMar>
-            <w:shd w:fill="F8FAFC"/>
-          </w:tcPr>
-          <w:p>
-            <w:pPr>
-              <w:spacing w:before="40" w:after="40"/>
-            </w:pPr>
-            <w:r>
-              <w:rPr>
-                <w:sz w:val="19"/>
-              </w:rPr>
-              <w:t>INT</w:t>
-            </w:r>
-          </w:p>
-        </w:tc>
-        <w:tc>
-          <w:tcPr>
-            <w:tcW w:type="dxa" w:w="2592"/>
-            <w:vAlign w:val="center"/>
-            <w:tcMar>
-              <w:top w:w="120" w:type="dxa"/>
-              <w:bottom w:w="120" w:type="dxa"/>
-              <w:left w:w="150" w:type="dxa"/>
-              <w:right w:w="150" w:type="dxa"/>
-            </w:tcMar>
-            <w:shd w:fill="F8FAFC"/>
-          </w:tcPr>
-          <w:p>
-            <w:pPr>
-              <w:spacing w:before="40" w:after="40"/>
-            </w:pPr>
-            <w:r>
-              <w:rPr>
-                <w:sz w:val="19"/>
-              </w:rPr>
-              <w:t>DEFAULT 0</w:t>
-            </w:r>
-          </w:p>
-        </w:tc>
-        <w:tc>
-          <w:tcPr>
-            <w:tcW w:type="dxa" w:w="2880"/>
-            <w:vAlign w:val="center"/>
-            <w:tcMar>
-              <w:top w:w="120" w:type="dxa"/>
-              <w:bottom w:w="120" w:type="dxa"/>
-              <w:left w:w="150" w:type="dxa"/>
-              <w:right w:w="150" w:type="dxa"/>
-            </w:tcMar>
-            <w:shd w:fill="F8FAFC"/>
-          </w:tcPr>
-          <w:p>
-            <w:pPr>
-              <w:spacing w:before="40" w:after="40"/>
-            </w:pPr>
-            <w:r>
-              <w:rPr>
-                <w:sz w:val="19"/>
-              </w:rPr>
-              <w:t>Cumulative packet matches evaluated by this rule</w:t>
-            </w:r>
-          </w:p>
-        </w:tc>
-      </w:tr>
-      <w:tr>
-        <w:trPr>
-          <w:cantSplit/>
-        </w:trPr>
-        <w:tc>
-          <w:tcPr>
-            <w:tcW w:type="dxa" w:w="1872"/>
-            <w:vAlign w:val="center"/>
-            <w:tcMar>
-              <w:top w:w="120" w:type="dxa"/>
-              <w:bottom w:w="120" w:type="dxa"/>
-              <w:left w:w="150" w:type="dxa"/>
-              <w:right w:w="150" w:type="dxa"/>
-            </w:tcMar>
-            <w:shd w:fill="FFFFFF"/>
-          </w:tcPr>
-          <w:p>
-            <w:pPr>
-              <w:spacing w:before="40" w:after="40"/>
-            </w:pPr>
-            <w:r>
-              <w:rPr>
-                <w:sz w:val="19"/>
-              </w:rPr>
-              <w:t>bytes</w:t>
-            </w:r>
-          </w:p>
-        </w:tc>
-        <w:tc>
-          <w:tcPr>
-            <w:tcW w:type="dxa" w:w="2016"/>
-            <w:vAlign w:val="center"/>
-            <w:tcMar>
-              <w:top w:w="120" w:type="dxa"/>
-              <w:bottom w:w="120" w:type="dxa"/>
-              <w:left w:w="150" w:type="dxa"/>
-              <w:right w:w="150" w:type="dxa"/>
-            </w:tcMar>
-            <w:shd w:fill="FFFFFF"/>
-          </w:tcPr>
-          <w:p>
-            <w:pPr>
-              <w:spacing w:before="40" w:after="40"/>
-            </w:pPr>
-            <w:r>
-              <w:rPr>
-                <w:sz w:val="19"/>
-              </w:rPr>
-              <w:t>VARCHAR(50)</w:t>
-            </w:r>
-          </w:p>
-        </w:tc>
-        <w:tc>
-          <w:tcPr>
-            <w:tcW w:type="dxa" w:w="2592"/>
-            <w:vAlign w:val="center"/>
-            <w:tcMar>
-              <w:top w:w="120" w:type="dxa"/>
-              <w:bottom w:w="120" w:type="dxa"/>
-              <w:left w:w="150" w:type="dxa"/>
-              <w:right w:w="150" w:type="dxa"/>
-            </w:tcMar>
-            <w:shd w:fill="FFFFFF"/>
-          </w:tcPr>
-          <w:p>
-            <w:pPr>
-              <w:spacing w:before="40" w:after="40"/>
-            </w:pPr>
-            <w:r>
-              <w:rPr>
-                <w:sz w:val="19"/>
-              </w:rPr>
-              <w:t>DEFAULT '0 B'</w:t>
-            </w:r>
-          </w:p>
-        </w:tc>
-        <w:tc>
-          <w:tcPr>
-            <w:tcW w:type="dxa" w:w="2880"/>
-            <w:vAlign w:val="center"/>
-            <w:tcMar>
-              <w:top w:w="120" w:type="dxa"/>
-              <w:bottom w:w="120" w:type="dxa"/>
-              <w:left w:w="150" w:type="dxa"/>
-              <w:right w:w="150" w:type="dxa"/>
-            </w:tcMar>
-            <w:shd w:fill="FFFFFF"/>
-          </w:tcPr>
-          <w:p>
-            <w:pPr>
-              <w:spacing w:before="40" w:after="40"/>
-            </w:pPr>
-            <w:r>
-              <w:rPr>
-                <w:sz w:val="19"/>
-              </w:rPr>
-              <w:t>Formatted bandwidth volume processed by this rule</w:t>
-            </w:r>
-          </w:p>
-        </w:tc>
-      </w:tr>
-      <w:tr>
-        <w:trPr>
-          <w:cantSplit/>
-        </w:trPr>
-        <w:tc>
-          <w:tcPr>
-            <w:tcW w:type="dxa" w:w="1872"/>
-            <w:vAlign w:val="center"/>
-            <w:tcMar>
-              <w:top w:w="120" w:type="dxa"/>
-              <w:bottom w:w="120" w:type="dxa"/>
-              <w:left w:w="150" w:type="dxa"/>
-              <w:right w:w="150" w:type="dxa"/>
-            </w:tcMar>
-            <w:shd w:fill="F8FAFC"/>
-          </w:tcPr>
-          <w:p>
-            <w:pPr>
-              <w:spacing w:before="40" w:after="40"/>
-            </w:pPr>
-            <w:r>
-              <w:rPr>
-                <w:sz w:val="19"/>
-              </w:rPr>
-              <w:t>status</w:t>
-            </w:r>
-          </w:p>
-        </w:tc>
-        <w:tc>
-          <w:tcPr>
-            <w:tcW w:type="dxa" w:w="2016"/>
-            <w:vAlign w:val="center"/>
-            <w:tcMar>
-              <w:top w:w="120" w:type="dxa"/>
-              <w:bottom w:w="120" w:type="dxa"/>
-              <w:left w:w="150" w:type="dxa"/>
-              <w:right w:w="150" w:type="dxa"/>
-            </w:tcMar>
-            <w:shd w:fill="F8FAFC"/>
-          </w:tcPr>
-          <w:p>
-            <w:pPr>
-              <w:spacing w:before="40" w:after="40"/>
-            </w:pPr>
-            <w:r>
-              <w:rPr>
-                <w:sz w:val="19"/>
-              </w:rPr>
-              <w:t>VARCHAR(20)</w:t>
-            </w:r>
-          </w:p>
-        </w:tc>
-        <w:tc>
-          <w:tcPr>
-            <w:tcW w:type="dxa" w:w="2592"/>
-            <w:vAlign w:val="center"/>
-            <w:tcMar>
-              <w:top w:w="120" w:type="dxa"/>
-              <w:bottom w:w="120" w:type="dxa"/>
-              <w:left w:w="150" w:type="dxa"/>
-              <w:right w:w="150" w:type="dxa"/>
-            </w:tcMar>
-            <w:shd w:fill="F8FAFC"/>
-          </w:tcPr>
-          <w:p>
-            <w:pPr>
-              <w:spacing w:before="40" w:after="40"/>
-            </w:pPr>
-            <w:r>
-              <w:rPr>
-                <w:sz w:val="19"/>
-              </w:rPr>
-              <w:t>DEFAULT 'ACTIVE'</w:t>
-            </w:r>
-          </w:p>
-        </w:tc>
-        <w:tc>
-          <w:tcPr>
-            <w:tcW w:type="dxa" w:w="2880"/>
-            <w:vAlign w:val="center"/>
-            <w:tcMar>
-              <w:top w:w="120" w:type="dxa"/>
-              <w:bottom w:w="120" w:type="dxa"/>
-              <w:left w:w="150" w:type="dxa"/>
-              <w:right w:w="150" w:type="dxa"/>
-            </w:tcMar>
-            <w:shd w:fill="F8FAFC"/>
-          </w:tcPr>
-          <w:p>
-            <w:pPr>
-              <w:spacing w:before="40" w:after="40"/>
-            </w:pPr>
-            <w:r>
-              <w:rPr>
-                <w:sz w:val="19"/>
-              </w:rPr>
-              <w:t>Operational status (ACTIVE / DISABLED)</w:t>
             </w:r>
           </w:p>
         </w:tc>
@@ -4192,7 +3613,7 @@
       <w:r>
         <w:rPr>
           <w:b/>
-          <w:color w:val="0F172A"/>
+          <w:color w:val="000000"/>
           <w:sz w:val="28"/>
         </w:rPr>
         <w:t>4. Implementation: Design Web Pages &amp; UI Modules</w:t>
@@ -4204,7 +3625,7 @@
         <w:jc w:val="both"/>
       </w:pPr>
       <w:r>
-        <w:t>The Sentinel user interface is engineered as a high-contrast, tactical Security Operations Center (SOC) dashboard built in React 19 and styled with Tailwind CSS. It features a responsive layout, dynamic dark/light mode synchronization, and instant operational views. The section below outlines the primary visual components alongside corresponding screenshot placeholders for report documentation.</w:t>
+        <w:t>The Sentinel user interface is engineered as a high-contrast, tactical Security Operations Center (SOC) dashboard built in React 19 and styled with Tailwind CSS. The figures below document the implemented views with actual captured system screenshots and reference placeholders.</w:t>
       </w:r>
     </w:p>
     <w:p>
@@ -4212,16 +3633,255 @@
         <w:pStyle w:val="Heading2"/>
       </w:pPr>
       <w:r>
-        <w:t>4.1 Command Center Dashboard (Home View)</w:t>
+        <w:t>4.1 Administrator Authentication &amp; Command Center</w:t>
       </w:r>
     </w:p>
     <w:p>
       <w:pPr>
-        <w:spacing w:line="288" w:lineRule="auto" w:after="120"/>
-        <w:jc w:val="both"/>
+        <w:spacing w:before="120" w:after="80"/>
+        <w:jc w:val="center"/>
       </w:pPr>
       <w:r>
-        <w:t>The primary landing dashboard displays real-time network health metrics: throughput in Mbps, active packet capture rates (PPS), total packets analyzed, cumulative dropped frames, and a live SVG sparkline chart reflecting traffic volume trends.</w:t>
+        <w:drawing>
+          <wp:inline xmlns:a="http://schemas.openxmlformats.org/drawingml/2006/main" xmlns:pic="http://schemas.openxmlformats.org/drawingml/2006/picture">
+            <wp:extent cx="3840480" cy="5054609"/>
+            <wp:docPr id="3" name="Picture 3"/>
+            <wp:cNvGraphicFramePr>
+              <a:graphicFrameLocks noChangeAspect="1"/>
+            </wp:cNvGraphicFramePr>
+            <a:graphic>
+              <a:graphicData uri="http://schemas.openxmlformats.org/drawingml/2006/picture">
+                <pic:pic>
+                  <pic:nvPicPr>
+                    <pic:cNvPr id="0" name="fig2_login.png"/>
+                    <pic:cNvPicPr/>
+                  </pic:nvPicPr>
+                  <pic:blipFill>
+                    <a:blip r:embed="rId13"/>
+                    <a:stretch>
+                      <a:fillRect/>
+                    </a:stretch>
+                  </pic:blipFill>
+                  <pic:spPr>
+                    <a:xfrm>
+                      <a:off x="0" y="0"/>
+                      <a:ext cx="3840480" cy="5054609"/>
+                    </a:xfrm>
+                    <a:prstGeom prst="rect"/>
+                  </pic:spPr>
+                </pic:pic>
+              </a:graphicData>
+            </a:graphic>
+          </wp:inline>
+        </w:drawing>
+      </w:r>
+    </w:p>
+    <w:p>
+      <w:pPr>
+        <w:spacing w:before="40" w:after="240"/>
+        <w:jc w:val="center"/>
+      </w:pPr>
+      <w:r>
+        <w:rPr>
+          <w:b/>
+          <w:color w:val="000000"/>
+          <w:sz w:val="19"/>
+        </w:rPr>
+        <w:t>Fig 2 : Administrator Authentication &amp; Security Access Portal</w:t>
+      </w:r>
+    </w:p>
+    <w:p>
+      <w:pPr>
+        <w:pStyle w:val="Heading2"/>
+      </w:pPr>
+      <w:r>
+        <w:t>4.2 Live Traffic Terminal with Continuous Sequential Stream</w:t>
+      </w:r>
+    </w:p>
+    <w:p>
+      <w:pPr>
+        <w:spacing w:before="120" w:after="80"/>
+        <w:jc w:val="center"/>
+      </w:pPr>
+      <w:r>
+        <w:drawing>
+          <wp:inline xmlns:a="http://schemas.openxmlformats.org/drawingml/2006/main" xmlns:pic="http://schemas.openxmlformats.org/drawingml/2006/picture">
+            <wp:extent cx="4206240" cy="8500372"/>
+            <wp:docPr id="4" name="Picture 4"/>
+            <wp:cNvGraphicFramePr>
+              <a:graphicFrameLocks noChangeAspect="1"/>
+            </wp:cNvGraphicFramePr>
+            <a:graphic>
+              <a:graphicData uri="http://schemas.openxmlformats.org/drawingml/2006/picture">
+                <pic:pic>
+                  <pic:nvPicPr>
+                    <pic:cNvPr id="0" name="fig3_terminal.png"/>
+                    <pic:cNvPicPr/>
+                  </pic:nvPicPr>
+                  <pic:blipFill>
+                    <a:blip r:embed="rId14"/>
+                    <a:stretch>
+                      <a:fillRect/>
+                    </a:stretch>
+                  </pic:blipFill>
+                  <pic:spPr>
+                    <a:xfrm>
+                      <a:off x="0" y="0"/>
+                      <a:ext cx="4206240" cy="8500372"/>
+                    </a:xfrm>
+                    <a:prstGeom prst="rect"/>
+                  </pic:spPr>
+                </pic:pic>
+              </a:graphicData>
+            </a:graphic>
+          </wp:inline>
+        </w:drawing>
+      </w:r>
+    </w:p>
+    <w:p>
+      <w:pPr>
+        <w:spacing w:before="40" w:after="240"/>
+        <w:jc w:val="center"/>
+      </w:pPr>
+      <w:r>
+        <w:rPr>
+          <w:b/>
+          <w:color w:val="000000"/>
+          <w:sz w:val="19"/>
+        </w:rPr>
+        <w:t>Fig 3 : Live Traffic Terminal Streaming Real-Time Packets</w:t>
+      </w:r>
+    </w:p>
+    <w:p>
+      <w:pPr>
+        <w:pStyle w:val="Heading2"/>
+      </w:pPr>
+      <w:r>
+        <w:t>4.3 Firewall Policy &amp; Rule Enforcement Manager</w:t>
+      </w:r>
+    </w:p>
+    <w:p>
+      <w:pPr>
+        <w:spacing w:before="120" w:after="80"/>
+        <w:jc w:val="center"/>
+      </w:pPr>
+      <w:r>
+        <w:drawing>
+          <wp:inline xmlns:a="http://schemas.openxmlformats.org/drawingml/2006/main" xmlns:pic="http://schemas.openxmlformats.org/drawingml/2006/picture">
+            <wp:extent cx="5029200" cy="4611979"/>
+            <wp:docPr id="5" name="Picture 5"/>
+            <wp:cNvGraphicFramePr>
+              <a:graphicFrameLocks noChangeAspect="1"/>
+            </wp:cNvGraphicFramePr>
+            <a:graphic>
+              <a:graphicData uri="http://schemas.openxmlformats.org/drawingml/2006/picture">
+                <pic:pic>
+                  <pic:nvPicPr>
+                    <pic:cNvPr id="0" name="fig4_rules.png"/>
+                    <pic:cNvPicPr/>
+                  </pic:nvPicPr>
+                  <pic:blipFill>
+                    <a:blip r:embed="rId15"/>
+                    <a:stretch>
+                      <a:fillRect/>
+                    </a:stretch>
+                  </pic:blipFill>
+                  <pic:spPr>
+                    <a:xfrm>
+                      <a:off x="0" y="0"/>
+                      <a:ext cx="5029200" cy="4611979"/>
+                    </a:xfrm>
+                    <a:prstGeom prst="rect"/>
+                  </pic:spPr>
+                </pic:pic>
+              </a:graphicData>
+            </a:graphic>
+          </wp:inline>
+        </w:drawing>
+      </w:r>
+    </w:p>
+    <w:p>
+      <w:pPr>
+        <w:spacing w:before="40" w:after="240"/>
+        <w:jc w:val="center"/>
+      </w:pPr>
+      <w:r>
+        <w:rPr>
+          <w:b/>
+          <w:color w:val="000000"/>
+          <w:sz w:val="19"/>
+        </w:rPr>
+        <w:t>Fig 4 : Firewall Policy &amp; Rule Enforcement Manager Table</w:t>
+      </w:r>
+    </w:p>
+    <w:p>
+      <w:pPr>
+        <w:pStyle w:val="Heading2"/>
+      </w:pPr>
+      <w:r>
+        <w:t>4.4 Global IP Geolocation Threat Radar Map</w:t>
+      </w:r>
+    </w:p>
+    <w:p>
+      <w:pPr>
+        <w:spacing w:before="120" w:after="80"/>
+        <w:jc w:val="center"/>
+      </w:pPr>
+      <w:r>
+        <w:drawing>
+          <wp:inline xmlns:a="http://schemas.openxmlformats.org/drawingml/2006/main" xmlns:pic="http://schemas.openxmlformats.org/drawingml/2006/picture">
+            <wp:extent cx="5303520" cy="1874877"/>
+            <wp:docPr id="6" name="Picture 6"/>
+            <wp:cNvGraphicFramePr>
+              <a:graphicFrameLocks noChangeAspect="1"/>
+            </wp:cNvGraphicFramePr>
+            <a:graphic>
+              <a:graphicData uri="http://schemas.openxmlformats.org/drawingml/2006/picture">
+                <pic:pic>
+                  <pic:nvPicPr>
+                    <pic:cNvPr id="0" name="fig5_geomap.png"/>
+                    <pic:cNvPicPr/>
+                  </pic:nvPicPr>
+                  <pic:blipFill>
+                    <a:blip r:embed="rId16"/>
+                    <a:stretch>
+                      <a:fillRect/>
+                    </a:stretch>
+                  </pic:blipFill>
+                  <pic:spPr>
+                    <a:xfrm>
+                      <a:off x="0" y="0"/>
+                      <a:ext cx="5303520" cy="1874877"/>
+                    </a:xfrm>
+                    <a:prstGeom prst="rect"/>
+                  </pic:spPr>
+                </pic:pic>
+              </a:graphicData>
+            </a:graphic>
+          </wp:inline>
+        </w:drawing>
+      </w:r>
+    </w:p>
+    <w:p>
+      <w:pPr>
+        <w:spacing w:before="40" w:after="240"/>
+        <w:jc w:val="center"/>
+      </w:pPr>
+      <w:r>
+        <w:rPr>
+          <w:b/>
+          <w:color w:val="000000"/>
+          <w:sz w:val="19"/>
+        </w:rPr>
+        <w:t>Fig 5 : Global IP Geolocation Threat Radar Map &amp; Origins Inventory</w:t>
+      </w:r>
+    </w:p>
+    <w:p>
+      <w:pPr>
+        <w:pStyle w:val="Heading2"/>
+      </w:pPr>
+      <w:r>
+        <w:t>4.5 Network Topology Mesh Graph (Interactive Draggable Nodes)</w:t>
       </w:r>
     </w:p>
     <w:tbl>
@@ -4236,32 +3896,32 @@
       <w:tr>
         <w:tc>
           <w:tcPr>
-            <w:tcW w:type="dxa" w:w="9360"/>
-            <w:shd w:fill="F1F5F9"/>
+            <w:tcW w:type="dxa" w:w="8928"/>
+            <w:shd w:fill="F8FAFC"/>
             <w:tcMar>
-              <w:top w:w="180" w:type="dxa"/>
-              <w:bottom w:w="180" w:type="dxa"/>
-              <w:left w:w="220" w:type="dxa"/>
-              <w:right w:w="220" w:type="dxa"/>
+              <w:top w:w="140" w:type="dxa"/>
+              <w:bottom w:w="140" w:type="dxa"/>
+              <w:left w:w="180" w:type="dxa"/>
+              <w:right w:w="180" w:type="dxa"/>
             </w:tcMar>
             <w:tcBorders>
-              <w:top w:val="single" w:sz="8" w:space="0" w:color="94A3B8"/>
-              <w:left w:val="single" w:sz="24" w:space="0" w:color="1E3A8A"/>
-              <w:bottom w:val="single" w:sz="8" w:space="0" w:color="94A3B8"/>
-              <w:right w:val="single" w:sz="8" w:space="0" w:color="94A3B8"/>
+              <w:top w:val="single" w:sz="6" w:space="0" w:color="94A3B8"/>
+              <w:left w:val="single" w:sz="18" w:space="0" w:color="475569"/>
+              <w:bottom w:val="single" w:sz="6" w:space="0" w:color="94A3B8"/>
+              <w:right w:val="single" w:sz="6" w:space="0" w:color="94A3B8"/>
             </w:tcBorders>
           </w:tcPr>
           <w:p>
             <w:pPr>
-              <w:spacing w:before="40" w:after="80"/>
+              <w:spacing w:before="40" w:after="40"/>
             </w:pPr>
             <w:r>
               <w:rPr>
                 <w:b/>
-                <w:color w:val="1E3A8A"/>
-                <w:sz w:val="20"/>
+                <w:color w:val="000000"/>
+                <w:sz w:val="19"/>
               </w:rPr>
-              <w:t>📷 [SCREENSHOT PLACEHOLDER: Sentinel Command Center Dashboard (Home View)]</w:t>
+              <w:t>📷 [SCREENSHOT PLACEHOLDER: Network Topology Mesh Graph]</w:t>
             </w:r>
           </w:p>
           <w:p>
@@ -4272,9 +3932,9 @@
               <w:rPr>
                 <w:i/>
                 <w:color w:val="475569"/>
-                <w:sz w:val="18"/>
+                <w:sz w:val="17"/>
               </w:rPr>
-              <w:t>Attach a clean full-screen screenshot of the Live Monitor view (Home View) showing the top telemetry cards (Throughput, PPS, Allow/Drop counters), the sparkline chart, and the operational mode toggle.</w:t>
+              <w:t>Shows the Central Sentinel Core hub, connected attacker nodes (red dashed curves), allowed transit nodes (green curves), and internal LAN servers (Database, Web Server, Gateway).</w:t>
             </w:r>
           </w:p>
         </w:tc>
@@ -4282,16 +3942,16 @@
     </w:tbl>
     <w:p>
       <w:pPr>
-        <w:spacing w:before="80" w:after="200"/>
+        <w:spacing w:before="60" w:after="200"/>
         <w:jc w:val="center"/>
       </w:pPr>
       <w:r>
         <w:rPr>
           <w:b/>
-          <w:color w:val="1E293B"/>
+          <w:color w:val="000000"/>
           <w:sz w:val="19"/>
         </w:rPr>
-        <w:t>Fig 2 : Sentinel Command Center Dashboard (Home View)</w:t>
+        <w:t>Fig 6 : Interactive Network Topology Mesh Graph with Draggable Nodes</w:t>
       </w:r>
     </w:p>
     <w:p>
@@ -4299,16 +3959,7 @@
         <w:pStyle w:val="Heading2"/>
       </w:pPr>
       <w:r>
-        <w:t>4.2 Live Traffic Terminal with Continuous Sequential Stream</w:t>
-      </w:r>
-    </w:p>
-    <w:p>
-      <w:pPr>
-        <w:spacing w:line="288" w:lineRule="auto" w:after="120"/>
-        <w:jc w:val="both"/>
-      </w:pPr>
-      <w:r>
-        <w:t>The Live Traffic Terminal provides a continuous, one-by-one packet inspection stream. Each line displays the timestamp, protocol, source IP/port, destination IP/port, packet size, and the firewall verdict ([ALLOW] in green, [DROP] in red). It includes filter tabs (ALL, ALLOWED, DROPPED), live grep searching, pause/play controls, and autoscroll locking.</w:t>
+        <w:t>4.6 Live Attack Simulation Console &amp; Critical Banner</w:t>
       </w:r>
     </w:p>
     <w:tbl>
@@ -4323,32 +3974,32 @@
       <w:tr>
         <w:tc>
           <w:tcPr>
-            <w:tcW w:type="dxa" w:w="9360"/>
-            <w:shd w:fill="F1F5F9"/>
+            <w:tcW w:type="dxa" w:w="8928"/>
+            <w:shd w:fill="F8FAFC"/>
             <w:tcMar>
-              <w:top w:w="180" w:type="dxa"/>
-              <w:bottom w:w="180" w:type="dxa"/>
-              <w:left w:w="220" w:type="dxa"/>
-              <w:right w:w="220" w:type="dxa"/>
+              <w:top w:w="140" w:type="dxa"/>
+              <w:bottom w:w="140" w:type="dxa"/>
+              <w:left w:w="180" w:type="dxa"/>
+              <w:right w:w="180" w:type="dxa"/>
             </w:tcMar>
             <w:tcBorders>
-              <w:top w:val="single" w:sz="8" w:space="0" w:color="94A3B8"/>
-              <w:left w:val="single" w:sz="24" w:space="0" w:color="1E3A8A"/>
-              <w:bottom w:val="single" w:sz="8" w:space="0" w:color="94A3B8"/>
-              <w:right w:val="single" w:sz="8" w:space="0" w:color="94A3B8"/>
+              <w:top w:val="single" w:sz="6" w:space="0" w:color="94A3B8"/>
+              <w:left w:val="single" w:sz="18" w:space="0" w:color="475569"/>
+              <w:bottom w:val="single" w:sz="6" w:space="0" w:color="94A3B8"/>
+              <w:right w:val="single" w:sz="6" w:space="0" w:color="94A3B8"/>
             </w:tcBorders>
           </w:tcPr>
           <w:p>
             <w:pPr>
-              <w:spacing w:before="40" w:after="80"/>
+              <w:spacing w:before="40" w:after="40"/>
             </w:pPr>
             <w:r>
               <w:rPr>
                 <w:b/>
-                <w:color w:val="1E3A8A"/>
-                <w:sz w:val="20"/>
+                <w:color w:val="000000"/>
+                <w:sz w:val="19"/>
               </w:rPr>
-              <w:t>📷 [SCREENSHOT PLACEHOLDER: Live Traffic Terminal (Continuous Sequential Stream)]</w:t>
+              <w:t>📷 [SCREENSHOT PLACEHOLDER: Attack Simulation Console &amp; Threat Banner]</w:t>
             </w:r>
           </w:p>
           <w:p>
@@ -4359,9 +4010,9 @@
               <w:rPr>
                 <w:i/>
                 <w:color w:val="475569"/>
-                <w:sz w:val="18"/>
+                <w:sz w:val="17"/>
               </w:rPr>
-              <w:t>Attach a screenshot of the Live Traffic Terminal showing active packets flowing line-by-line with timestamp, protocol, IP addresses, [ALLOW] in green, and [DROP] in red.</w:t>
+              <w:t>Attack simulation modal executing a TCP SYN Flood DDoS from 192.168.1.105 with top red Critical Alert Banner.</w:t>
             </w:r>
           </w:p>
         </w:tc>
@@ -4369,16 +4020,16 @@
     </w:tbl>
     <w:p>
       <w:pPr>
-        <w:spacing w:before="80" w:after="200"/>
+        <w:spacing w:before="60" w:after="200"/>
         <w:jc w:val="center"/>
       </w:pPr>
       <w:r>
         <w:rPr>
           <w:b/>
-          <w:color w:val="1E293B"/>
+          <w:color w:val="000000"/>
           <w:sz w:val="19"/>
         </w:rPr>
-        <w:t>Fig 3 : Live Traffic Terminal Streaming Real-Time Packets</w:t>
+        <w:t>Fig 7 : Live Attack Simulation Console &amp; Critical Threat Banner</w:t>
       </w:r>
     </w:p>
     <w:p>
@@ -4386,16 +4037,7 @@
         <w:pStyle w:val="Heading2"/>
       </w:pPr>
       <w:r>
-        <w:t>4.3 Network Topology Mesh Graph (Interactive Draggable Nodes)</w:t>
-      </w:r>
-    </w:p>
-    <w:p>
-      <w:pPr>
-        <w:spacing w:line="288" w:lineRule="auto" w:after="120"/>
-        <w:jc w:val="both"/>
-      </w:pPr>
-      <w:r>
-        <w:t>The Topology Mesh Graph represents the active network topology. The Sentinel Firewall Engine sits at the center, ingress attacker and external nodes occupy the left arc, and internal protected LAN assets (Gateway 192.168.1.1, Database 192.168.1.10, Web Server 192.168.1.42) occupy the right arc. Users can click and drag any node across the canvas, while dynamic cubic Bézier curves and traveling packet particles follow smoothly.</w:t>
+        <w:t>4.7 Sentinel AI Analyst &amp; Forensic Chatbot</w:t>
       </w:r>
     </w:p>
     <w:tbl>
@@ -4410,32 +4052,32 @@
       <w:tr>
         <w:tc>
           <w:tcPr>
-            <w:tcW w:type="dxa" w:w="9360"/>
-            <w:shd w:fill="F1F5F9"/>
+            <w:tcW w:type="dxa" w:w="8928"/>
+            <w:shd w:fill="F8FAFC"/>
             <w:tcMar>
-              <w:top w:w="180" w:type="dxa"/>
-              <w:bottom w:w="180" w:type="dxa"/>
-              <w:left w:w="220" w:type="dxa"/>
-              <w:right w:w="220" w:type="dxa"/>
+              <w:top w:w="140" w:type="dxa"/>
+              <w:bottom w:w="140" w:type="dxa"/>
+              <w:left w:w="180" w:type="dxa"/>
+              <w:right w:w="180" w:type="dxa"/>
             </w:tcMar>
             <w:tcBorders>
-              <w:top w:val="single" w:sz="8" w:space="0" w:color="94A3B8"/>
-              <w:left w:val="single" w:sz="24" w:space="0" w:color="1E3A8A"/>
-              <w:bottom w:val="single" w:sz="8" w:space="0" w:color="94A3B8"/>
-              <w:right w:val="single" w:sz="8" w:space="0" w:color="94A3B8"/>
+              <w:top w:val="single" w:sz="6" w:space="0" w:color="94A3B8"/>
+              <w:left w:val="single" w:sz="18" w:space="0" w:color="475569"/>
+              <w:bottom w:val="single" w:sz="6" w:space="0" w:color="94A3B8"/>
+              <w:right w:val="single" w:sz="6" w:space="0" w:color="94A3B8"/>
             </w:tcBorders>
           </w:tcPr>
           <w:p>
             <w:pPr>
-              <w:spacing w:before="40" w:after="80"/>
+              <w:spacing w:before="40" w:after="40"/>
             </w:pPr>
             <w:r>
               <w:rPr>
                 <w:b/>
-                <w:color w:val="1E3A8A"/>
-                <w:sz w:val="20"/>
+                <w:color w:val="000000"/>
+                <w:sz w:val="19"/>
               </w:rPr>
-              <w:t>📷 [SCREENSHOT PLACEHOLDER: Network Topology Mesh Graph (Interactive Draggable Nodes)]</w:t>
+              <w:t>📷 [SCREENSHOT PLACEHOLDER: Sentinel AI Analyst Forensic Copilot]</w:t>
             </w:r>
           </w:p>
           <w:p>
@@ -4446,9 +4088,9 @@
               <w:rPr>
                 <w:i/>
                 <w:color w:val="475569"/>
-                <w:sz w:val="18"/>
+                <w:sz w:val="17"/>
               </w:rPr>
-              <w:t>Attach a screenshot of the Network Topology Graph showing the Central Sentinel Core hub, connected attacker nodes (red dashed curves), allowed transit nodes (green curves), and internal LAN servers.</w:t>
+              <w:t>Interactive forensic chat drawer with root-cause explanations and 1-click 'Commit DROP Rule' buttons.</w:t>
             </w:r>
           </w:p>
         </w:tc>
@@ -4456,361 +4098,13 @@
     </w:tbl>
     <w:p>
       <w:pPr>
-        <w:spacing w:before="80" w:after="200"/>
+        <w:spacing w:before="60" w:after="200"/>
         <w:jc w:val="center"/>
       </w:pPr>
       <w:r>
         <w:rPr>
           <w:b/>
-          <w:color w:val="1E293B"/>
-          <w:sz w:val="19"/>
-        </w:rPr>
-        <w:t>Fig 4 : Interactive Network Topology Mesh Graph with Draggable Nodes</w:t>
-      </w:r>
-    </w:p>
-    <w:p>
-      <w:pPr>
-        <w:pStyle w:val="Heading2"/>
-      </w:pPr>
-      <w:r>
-        <w:t>4.4 Live Attack Simulation Console &amp; Critical Banner</w:t>
-      </w:r>
-    </w:p>
-    <w:p>
-      <w:pPr>
-        <w:spacing w:line="288" w:lineRule="auto" w:after="120"/>
-        <w:jc w:val="both"/>
-      </w:pPr>
-      <w:r>
-        <w:t>The Attack Console allows operators to trigger controlled attack vectors (TCP SYN Flood DDoS from IP 192.168.1.105 on port 443). When active, malicious packets flood the terminal at 350ms intervals, telemetry throughput spikes, and a prominent red Critical Alert Banner appears across the top of the interface.</w:t>
-      </w:r>
-    </w:p>
-    <w:tbl>
-      <w:tblPr>
-        <w:tblW w:type="auto" w:w="0"/>
-        <w:jc w:val="center"/>
-        <w:tblLook w:firstColumn="1" w:firstRow="1" w:lastColumn="0" w:lastRow="0" w:noHBand="0" w:noVBand="1" w:val="04A0"/>
-      </w:tblPr>
-      <w:tblGrid>
-        <w:gridCol w:w="9029"/>
-      </w:tblGrid>
-      <w:tr>
-        <w:tc>
-          <w:tcPr>
-            <w:tcW w:type="dxa" w:w="9360"/>
-            <w:shd w:fill="F1F5F9"/>
-            <w:tcMar>
-              <w:top w:w="180" w:type="dxa"/>
-              <w:bottom w:w="180" w:type="dxa"/>
-              <w:left w:w="220" w:type="dxa"/>
-              <w:right w:w="220" w:type="dxa"/>
-            </w:tcMar>
-            <w:tcBorders>
-              <w:top w:val="single" w:sz="8" w:space="0" w:color="94A3B8"/>
-              <w:left w:val="single" w:sz="24" w:space="0" w:color="1E3A8A"/>
-              <w:bottom w:val="single" w:sz="8" w:space="0" w:color="94A3B8"/>
-              <w:right w:val="single" w:sz="8" w:space="0" w:color="94A3B8"/>
-            </w:tcBorders>
-          </w:tcPr>
-          <w:p>
-            <w:pPr>
-              <w:spacing w:before="40" w:after="80"/>
-            </w:pPr>
-            <w:r>
-              <w:rPr>
-                <w:b/>
-                <w:color w:val="1E3A8A"/>
-                <w:sz w:val="20"/>
-              </w:rPr>
-              <w:t>📷 [SCREENSHOT PLACEHOLDER: Live Attack Simulation Console &amp; Critical Banner]</w:t>
-            </w:r>
-          </w:p>
-          <w:p>
-            <w:pPr>
-              <w:spacing w:before="0" w:after="40"/>
-            </w:pPr>
-            <w:r>
-              <w:rPr>
-                <w:i/>
-                <w:color w:val="475569"/>
-                <w:sz w:val="18"/>
-              </w:rPr>
-              <w:t>Attach a screenshot showing the Attack Simulation modal active, or the top Critical Alert Banner warning of an ongoing TCP SYN Flood DDoS attack.</w:t>
-            </w:r>
-          </w:p>
-        </w:tc>
-      </w:tr>
-    </w:tbl>
-    <w:p>
-      <w:pPr>
-        <w:spacing w:before="80" w:after="200"/>
-        <w:jc w:val="center"/>
-      </w:pPr>
-      <w:r>
-        <w:rPr>
-          <w:b/>
-          <w:color w:val="1E293B"/>
-          <w:sz w:val="19"/>
-        </w:rPr>
-        <w:t>Fig 5 : Attack Simulation Console &amp; Critical Threat Banner</w:t>
-      </w:r>
-    </w:p>
-    <w:p>
-      <w:pPr>
-        <w:pStyle w:val="Heading2"/>
-      </w:pPr>
-      <w:r>
-        <w:t>4.5 Intrusion Detection System (IDS) Threat Intelligence Feed</w:t>
-      </w:r>
-    </w:p>
-    <w:p>
-      <w:pPr>
-        <w:spacing w:line="288" w:lineRule="auto" w:after="120"/>
-        <w:jc w:val="both"/>
-      </w:pPr>
-      <w:r>
-        <w:t>The dedicated IDS view catalogs detected security events, detailing event ID, attacker IP, target port, MITRE attack vector, signature ID, severity (CRITICAL, HIGH, MEDIUM), and confidence score. Each entry includes a 1-click 'Auto-Block IP' button that immediately commits a DROP policy to the engine.</w:t>
-      </w:r>
-    </w:p>
-    <w:tbl>
-      <w:tblPr>
-        <w:tblW w:type="auto" w:w="0"/>
-        <w:jc w:val="center"/>
-        <w:tblLook w:firstColumn="1" w:firstRow="1" w:lastColumn="0" w:lastRow="0" w:noHBand="0" w:noVBand="1" w:val="04A0"/>
-      </w:tblPr>
-      <w:tblGrid>
-        <w:gridCol w:w="9029"/>
-      </w:tblGrid>
-      <w:tr>
-        <w:tc>
-          <w:tcPr>
-            <w:tcW w:type="dxa" w:w="9360"/>
-            <w:shd w:fill="F1F5F9"/>
-            <w:tcMar>
-              <w:top w:w="180" w:type="dxa"/>
-              <w:bottom w:w="180" w:type="dxa"/>
-              <w:left w:w="220" w:type="dxa"/>
-              <w:right w:w="220" w:type="dxa"/>
-            </w:tcMar>
-            <w:tcBorders>
-              <w:top w:val="single" w:sz="8" w:space="0" w:color="94A3B8"/>
-              <w:left w:val="single" w:sz="24" w:space="0" w:color="1E3A8A"/>
-              <w:bottom w:val="single" w:sz="8" w:space="0" w:color="94A3B8"/>
-              <w:right w:val="single" w:sz="8" w:space="0" w:color="94A3B8"/>
-            </w:tcBorders>
-          </w:tcPr>
-          <w:p>
-            <w:pPr>
-              <w:spacing w:before="40" w:after="80"/>
-            </w:pPr>
-            <w:r>
-              <w:rPr>
-                <w:b/>
-                <w:color w:val="1E3A8A"/>
-                <w:sz w:val="20"/>
-              </w:rPr>
-              <w:t>📷 [SCREENSHOT PLACEHOLDER: Intrusion Detection System (IDS) Threat Intelligence Feed]</w:t>
-            </w:r>
-          </w:p>
-          <w:p>
-            <w:pPr>
-              <w:spacing w:before="0" w:after="40"/>
-            </w:pPr>
-            <w:r>
-              <w:rPr>
-                <w:i/>
-                <w:color w:val="475569"/>
-                <w:sz w:val="18"/>
-              </w:rPr>
-              <w:t>Attach a screenshot of the Intrusion Detection (IDS) view displaying the live-updating threat table with attack vectors, severity badges, and Auto-Block action buttons.</w:t>
-            </w:r>
-          </w:p>
-        </w:tc>
-      </w:tr>
-    </w:tbl>
-    <w:p>
-      <w:pPr>
-        <w:spacing w:before="80" w:after="200"/>
-        <w:jc w:val="center"/>
-      </w:pPr>
-      <w:r>
-        <w:rPr>
-          <w:b/>
-          <w:color w:val="1E293B"/>
-          <w:sz w:val="19"/>
-        </w:rPr>
-        <w:t>Fig 6 : IDS Threat Intelligence Feed &amp; Automated Mitigation Actions</w:t>
-      </w:r>
-    </w:p>
-    <w:p>
-      <w:pPr>
-        <w:pStyle w:val="Heading2"/>
-      </w:pPr>
-      <w:r>
-        <w:t>4.6 IP Geolocation Threat Radar Map</w:t>
-      </w:r>
-    </w:p>
-    <w:p>
-      <w:pPr>
-        <w:spacing w:line="288" w:lineRule="auto" w:after="120"/>
-        <w:jc w:val="both"/>
-      </w:pPr>
-      <w:r>
-        <w:t>The Geolocation view renders an equirectangular world map with continent contours, radar reticles, and animated attack trajectory arcs connecting origin IP nodes (e.g. Mumbai, Frankfurt, Amsterdam, Moscow) to the Sentinel edge. It includes a high-contrast inventory table displaying Country Pills, City names, ASNs, and packet volumes.</w:t>
-      </w:r>
-    </w:p>
-    <w:tbl>
-      <w:tblPr>
-        <w:tblW w:type="auto" w:w="0"/>
-        <w:jc w:val="center"/>
-        <w:tblLook w:firstColumn="1" w:firstRow="1" w:lastColumn="0" w:lastRow="0" w:noHBand="0" w:noVBand="1" w:val="04A0"/>
-      </w:tblPr>
-      <w:tblGrid>
-        <w:gridCol w:w="9029"/>
-      </w:tblGrid>
-      <w:tr>
-        <w:tc>
-          <w:tcPr>
-            <w:tcW w:type="dxa" w:w="9360"/>
-            <w:shd w:fill="F1F5F9"/>
-            <w:tcMar>
-              <w:top w:w="180" w:type="dxa"/>
-              <w:bottom w:w="180" w:type="dxa"/>
-              <w:left w:w="220" w:type="dxa"/>
-              <w:right w:w="220" w:type="dxa"/>
-            </w:tcMar>
-            <w:tcBorders>
-              <w:top w:val="single" w:sz="8" w:space="0" w:color="94A3B8"/>
-              <w:left w:val="single" w:sz="24" w:space="0" w:color="1E3A8A"/>
-              <w:bottom w:val="single" w:sz="8" w:space="0" w:color="94A3B8"/>
-              <w:right w:val="single" w:sz="8" w:space="0" w:color="94A3B8"/>
-            </w:tcBorders>
-          </w:tcPr>
-          <w:p>
-            <w:pPr>
-              <w:spacing w:before="40" w:after="80"/>
-            </w:pPr>
-            <w:r>
-              <w:rPr>
-                <w:b/>
-                <w:color w:val="1E3A8A"/>
-                <w:sz w:val="20"/>
-              </w:rPr>
-              <w:t>📷 [SCREENSHOT PLACEHOLDER: IP Geolocation Threat Radar Map &amp; Inventory Table]</w:t>
-            </w:r>
-          </w:p>
-          <w:p>
-            <w:pPr>
-              <w:spacing w:before="0" w:after="40"/>
-            </w:pPr>
-            <w:r>
-              <w:rPr>
-                <w:i/>
-                <w:color w:val="475569"/>
-                <w:sz w:val="18"/>
-              </w:rPr>
-              <w:t>Attach a screenshot of the IP Geo Tracker view showing the world map with trajectory arcs and the geolocated nodes table showing locations like Mumbai, India and Frankfurt, Germany.</w:t>
-            </w:r>
-          </w:p>
-        </w:tc>
-      </w:tr>
-    </w:tbl>
-    <w:p>
-      <w:pPr>
-        <w:spacing w:before="80" w:after="200"/>
-        <w:jc w:val="center"/>
-      </w:pPr>
-      <w:r>
-        <w:rPr>
-          <w:b/>
-          <w:color w:val="1E293B"/>
-          <w:sz w:val="19"/>
-        </w:rPr>
-        <w:t>Fig 7 : Global IP Geolocation Threat Radar Map &amp; Origins Inventory</w:t>
-      </w:r>
-    </w:p>
-    <w:p>
-      <w:pPr>
-        <w:pStyle w:val="Heading2"/>
-      </w:pPr>
-      <w:r>
-        <w:t>4.7 Sentinel AI Analyst &amp; Forensic Chatbot</w:t>
-      </w:r>
-    </w:p>
-    <w:p>
-      <w:pPr>
-        <w:spacing w:line="288" w:lineRule="auto" w:after="120"/>
-        <w:jc w:val="both"/>
-      </w:pPr>
-      <w:r>
-        <w:t>The Sentinel AI Analyst provides natural language forensic querying. Operators can ask questions such as 'Why was IP 192.168.1.105 flagged?' or 'Show attack vector breakdown' and receive structured forensic breakdowns alongside a 1-click 'Commit DROP Rule' button.</w:t>
-      </w:r>
-    </w:p>
-    <w:tbl>
-      <w:tblPr>
-        <w:tblW w:type="auto" w:w="0"/>
-        <w:jc w:val="center"/>
-        <w:tblLook w:firstColumn="1" w:firstRow="1" w:lastColumn="0" w:lastRow="0" w:noHBand="0" w:noVBand="1" w:val="04A0"/>
-      </w:tblPr>
-      <w:tblGrid>
-        <w:gridCol w:w="9029"/>
-      </w:tblGrid>
-      <w:tr>
-        <w:tc>
-          <w:tcPr>
-            <w:tcW w:type="dxa" w:w="9360"/>
-            <w:shd w:fill="F1F5F9"/>
-            <w:tcMar>
-              <w:top w:w="180" w:type="dxa"/>
-              <w:bottom w:w="180" w:type="dxa"/>
-              <w:left w:w="220" w:type="dxa"/>
-              <w:right w:w="220" w:type="dxa"/>
-            </w:tcMar>
-            <w:tcBorders>
-              <w:top w:val="single" w:sz="8" w:space="0" w:color="94A3B8"/>
-              <w:left w:val="single" w:sz="24" w:space="0" w:color="1E3A8A"/>
-              <w:bottom w:val="single" w:sz="8" w:space="0" w:color="94A3B8"/>
-              <w:right w:val="single" w:sz="8" w:space="0" w:color="94A3B8"/>
-            </w:tcBorders>
-          </w:tcPr>
-          <w:p>
-            <w:pPr>
-              <w:spacing w:before="40" w:after="80"/>
-            </w:pPr>
-            <w:r>
-              <w:rPr>
-                <w:b/>
-                <w:color w:val="1E3A8A"/>
-                <w:sz w:val="20"/>
-              </w:rPr>
-              <w:t>📷 [SCREENSHOT PLACEHOLDER: Sentinel AI Analyst &amp; Forensic Chatbot]</w:t>
-            </w:r>
-          </w:p>
-          <w:p>
-            <w:pPr>
-              <w:spacing w:before="0" w:after="40"/>
-            </w:pPr>
-            <w:r>
-              <w:rPr>
-                <w:i/>
-                <w:color w:val="475569"/>
-                <w:sz w:val="18"/>
-              </w:rPr>
-              <w:t>Attach a screenshot of the Sentinel AI Analyst chat drawer showing forensic responses, prompt suggestions, and the API provider configuration modal.</w:t>
-            </w:r>
-          </w:p>
-        </w:tc>
-      </w:tr>
-    </w:tbl>
-    <w:p>
-      <w:pPr>
-        <w:spacing w:before="80" w:after="200"/>
-        <w:jc w:val="center"/>
-      </w:pPr>
-      <w:r>
-        <w:rPr>
-          <w:b/>
-          <w:color w:val="1E293B"/>
+          <w:color w:val="000000"/>
           <w:sz w:val="19"/>
         </w:rPr>
         <w:t>Fig 8 : Sentinel AI Analyst Interactive Forensic Chatbot</w:t>
@@ -4828,19 +4122,10 @@
       <w:r>
         <w:rPr>
           <w:b/>
-          <w:color w:val="0F172A"/>
+          <w:color w:val="000000"/>
           <w:sz w:val="28"/>
         </w:rPr>
         <w:t>5. Algorithms &amp; Working Mechanism</w:t>
-      </w:r>
-    </w:p>
-    <w:p>
-      <w:pPr>
-        <w:spacing w:line="288" w:lineRule="auto" w:after="160"/>
-        <w:jc w:val="both"/>
-      </w:pPr>
-      <w:r>
-        <w:t>Sentinel implements several custom algorithms to execute low-overhead packet evaluation, prevent browser rendering stalls, detect anomalous attack signatures, and render dynamic topological graphs. This chapter details their mathematical and operational mechanics.</w:t>
       </w:r>
     </w:p>
     <w:p>
@@ -4903,24 +4188,7 @@
         <w:pStyle w:val="Heading2"/>
       </w:pPr>
       <w:r>
-        <w:t>5.3 Sequential FIFO Queue Dispatcher (Burst Elimination)</w:t>
-      </w:r>
-    </w:p>
-    <w:p>
-      <w:pPr>
-        <w:spacing w:line="288" w:lineRule="auto" w:after="160"/>
-        <w:jc w:val="both"/>
-      </w:pPr>
-      <w:r>
-        <w:t>When real network sockets are captured via operating system utilities like netstat, up to 30 sockets may be reported simultaneously. Dumping this batch directly into React state causes UI freeze and unnatural bursts. Sentinel implements an in-memory FIFO queue (packetQueueRef). A dedicated interval dispatcher shifts exactly one packet every 500ms–600ms, ensuring a steady, readable stream of packets in the terminal.</w:t>
-      </w:r>
-    </w:p>
-    <w:p>
-      <w:pPr>
-        <w:pStyle w:val="Heading2"/>
-      </w:pPr>
-      <w:r>
-        <w:t>5.4 Core Pseudocode</w:t>
+        <w:t>5.3 Core Pseudocode</w:t>
       </w:r>
     </w:p>
     <w:p>
@@ -4930,7 +4198,7 @@
       <w:r>
         <w:rPr>
           <w:rFonts w:ascii="Consolas" w:hAnsi="Consolas"/>
-          <w:color w:val="1E293B"/>
+          <w:color w:val="000000"/>
           <w:sz w:val="17"/>
         </w:rPr>
         <w:t>// 1. Netfilter Policy Evaluation Pseudocode</w:t>
@@ -4965,10 +4233,6 @@
         <w:t xml:space="preserve">    if packet.dstPort in [22, 3389] and packet.rate &gt; THRESHOLD:</w:t>
         <w:br/>
         <w:t xml:space="preserve">        return createAlert('Credential Brute-Force', 'ET-AUTH-PROBE', 'HIGH')</w:t>
-        <w:br/>
-        <w:t xml:space="preserve">    if packet.isPortSweep(window=5000):</w:t>
-        <w:br/>
-        <w:t xml:space="preserve">        return createAlert('Port Reconnaissance', 'ET-SCAN-PORTSWEEP', 'HIGH')</w:t>
       </w:r>
     </w:p>
     <w:p>
@@ -4983,7 +4247,7 @@
       <w:r>
         <w:rPr>
           <w:b/>
-          <w:color w:val="0F172A"/>
+          <w:color w:val="000000"/>
           <w:sz w:val="28"/>
         </w:rPr>
         <w:t>6. Technology Stack &amp; Deployment Architecture</w:t>
@@ -4991,7 +4255,7 @@
     </w:p>
     <w:p>
       <w:pPr>
-        <w:spacing w:line="288" w:lineRule="auto" w:after="240"/>
+        <w:spacing w:line="288" w:lineRule="auto" w:after="160"/>
         <w:jc w:val="both"/>
       </w:pPr>
       <w:r>
@@ -5019,22 +4283,28 @@
             <w:tcW w:type="dxa" w:w="2592"/>
             <w:vAlign w:val="center"/>
             <w:tcMar>
-              <w:top w:w="120" w:type="dxa"/>
-              <w:bottom w:w="120" w:type="dxa"/>
-              <w:left w:w="150" w:type="dxa"/>
-              <w:right w:w="150" w:type="dxa"/>
+              <w:top w:w="100" w:type="dxa"/>
+              <w:bottom w:w="100" w:type="dxa"/>
+              <w:left w:w="140" w:type="dxa"/>
+              <w:right w:w="140" w:type="dxa"/>
             </w:tcMar>
-            <w:shd w:fill="1E3A8A"/>
+            <w:tcBorders>
+              <w:top w:val="single" w:sz="4" w:space="0" w:color="CBD5E1"/>
+              <w:left w:val="single" w:sz="4" w:space="0" w:color="CBD5E1"/>
+              <w:bottom w:val="single" w:sz="4" w:space="0" w:color="CBD5E1"/>
+              <w:right w:val="single" w:sz="4" w:space="0" w:color="CBD5E1"/>
+            </w:tcBorders>
+            <w:shd w:fill="E2E8F0"/>
           </w:tcPr>
           <w:p>
             <w:pPr>
-              <w:spacing w:before="40" w:after="40"/>
+              <w:spacing w:before="60" w:after="60"/>
             </w:pPr>
             <w:r>
               <w:rPr>
                 <w:b/>
-                <w:color w:val="FFFFFF"/>
-                <w:sz w:val="20"/>
+                <w:color w:val="000000"/>
+                <w:sz w:val="19"/>
               </w:rPr>
               <w:t>Layer / Component</w:t>
             </w:r>
@@ -5045,22 +4315,28 @@
             <w:tcW w:type="dxa" w:w="3168"/>
             <w:vAlign w:val="center"/>
             <w:tcMar>
-              <w:top w:w="120" w:type="dxa"/>
-              <w:bottom w:w="120" w:type="dxa"/>
-              <w:left w:w="150" w:type="dxa"/>
-              <w:right w:w="150" w:type="dxa"/>
+              <w:top w:w="100" w:type="dxa"/>
+              <w:bottom w:w="100" w:type="dxa"/>
+              <w:left w:w="140" w:type="dxa"/>
+              <w:right w:w="140" w:type="dxa"/>
             </w:tcMar>
-            <w:shd w:fill="1E3A8A"/>
+            <w:tcBorders>
+              <w:top w:val="single" w:sz="4" w:space="0" w:color="CBD5E1"/>
+              <w:left w:val="single" w:sz="4" w:space="0" w:color="CBD5E1"/>
+              <w:bottom w:val="single" w:sz="4" w:space="0" w:color="CBD5E1"/>
+              <w:right w:val="single" w:sz="4" w:space="0" w:color="CBD5E1"/>
+            </w:tcBorders>
+            <w:shd w:fill="E2E8F0"/>
           </w:tcPr>
           <w:p>
             <w:pPr>
-              <w:spacing w:before="40" w:after="40"/>
+              <w:spacing w:before="60" w:after="60"/>
             </w:pPr>
             <w:r>
               <w:rPr>
                 <w:b/>
-                <w:color w:val="FFFFFF"/>
-                <w:sz w:val="20"/>
+                <w:color w:val="000000"/>
+                <w:sz w:val="19"/>
               </w:rPr>
               <w:t>Technology</w:t>
             </w:r>
@@ -5071,22 +4347,28 @@
             <w:tcW w:type="dxa" w:w="3600"/>
             <w:vAlign w:val="center"/>
             <w:tcMar>
-              <w:top w:w="120" w:type="dxa"/>
-              <w:bottom w:w="120" w:type="dxa"/>
-              <w:left w:w="150" w:type="dxa"/>
-              <w:right w:w="150" w:type="dxa"/>
+              <w:top w:w="100" w:type="dxa"/>
+              <w:bottom w:w="100" w:type="dxa"/>
+              <w:left w:w="140" w:type="dxa"/>
+              <w:right w:w="140" w:type="dxa"/>
             </w:tcMar>
-            <w:shd w:fill="1E3A8A"/>
+            <w:tcBorders>
+              <w:top w:val="single" w:sz="4" w:space="0" w:color="CBD5E1"/>
+              <w:left w:val="single" w:sz="4" w:space="0" w:color="CBD5E1"/>
+              <w:bottom w:val="single" w:sz="4" w:space="0" w:color="CBD5E1"/>
+              <w:right w:val="single" w:sz="4" w:space="0" w:color="CBD5E1"/>
+            </w:tcBorders>
+            <w:shd w:fill="E2E8F0"/>
           </w:tcPr>
           <w:p>
             <w:pPr>
-              <w:spacing w:before="40" w:after="40"/>
+              <w:spacing w:before="60" w:after="60"/>
             </w:pPr>
             <w:r>
               <w:rPr>
                 <w:b/>
-                <w:color w:val="FFFFFF"/>
-                <w:sz w:val="20"/>
+                <w:color w:val="000000"/>
+                <w:sz w:val="19"/>
               </w:rPr>
               <w:t>Role &amp; Responsibility</w:t>
             </w:r>
@@ -5102,11 +4384,17 @@
             <w:tcW w:type="dxa" w:w="2592"/>
             <w:vAlign w:val="center"/>
             <w:tcMar>
-              <w:top w:w="120" w:type="dxa"/>
-              <w:bottom w:w="120" w:type="dxa"/>
-              <w:left w:w="150" w:type="dxa"/>
-              <w:right w:w="150" w:type="dxa"/>
+              <w:top w:w="100" w:type="dxa"/>
+              <w:bottom w:w="100" w:type="dxa"/>
+              <w:left w:w="140" w:type="dxa"/>
+              <w:right w:w="140" w:type="dxa"/>
             </w:tcMar>
+            <w:tcBorders>
+              <w:top w:val="single" w:sz="4" w:space="0" w:color="CBD5E1"/>
+              <w:left w:val="single" w:sz="4" w:space="0" w:color="CBD5E1"/>
+              <w:bottom w:val="single" w:sz="4" w:space="0" w:color="CBD5E1"/>
+              <w:right w:val="single" w:sz="4" w:space="0" w:color="CBD5E1"/>
+            </w:tcBorders>
             <w:shd w:fill="F8FAFC"/>
           </w:tcPr>
           <w:p>
@@ -5115,7 +4403,8 @@
             </w:pPr>
             <w:r>
               <w:rPr>
-                <w:sz w:val="19"/>
+                <w:color w:val="000000"/>
+                <w:sz w:val="18"/>
               </w:rPr>
               <w:t>Frontend Framework</w:t>
             </w:r>
@@ -5126,11 +4415,17 @@
             <w:tcW w:type="dxa" w:w="3168"/>
             <w:vAlign w:val="center"/>
             <w:tcMar>
-              <w:top w:w="120" w:type="dxa"/>
-              <w:bottom w:w="120" w:type="dxa"/>
-              <w:left w:w="150" w:type="dxa"/>
-              <w:right w:w="150" w:type="dxa"/>
+              <w:top w:w="100" w:type="dxa"/>
+              <w:bottom w:w="100" w:type="dxa"/>
+              <w:left w:w="140" w:type="dxa"/>
+              <w:right w:w="140" w:type="dxa"/>
             </w:tcMar>
+            <w:tcBorders>
+              <w:top w:val="single" w:sz="4" w:space="0" w:color="CBD5E1"/>
+              <w:left w:val="single" w:sz="4" w:space="0" w:color="CBD5E1"/>
+              <w:bottom w:val="single" w:sz="4" w:space="0" w:color="CBD5E1"/>
+              <w:right w:val="single" w:sz="4" w:space="0" w:color="CBD5E1"/>
+            </w:tcBorders>
             <w:shd w:fill="F8FAFC"/>
           </w:tcPr>
           <w:p>
@@ -5139,7 +4434,8 @@
             </w:pPr>
             <w:r>
               <w:rPr>
-                <w:sz w:val="19"/>
+                <w:color w:val="000000"/>
+                <w:sz w:val="18"/>
               </w:rPr>
               <w:t>React 19 (Hooks, Context, Memo)</w:t>
             </w:r>
@@ -5150,11 +4446,17 @@
             <w:tcW w:type="dxa" w:w="3600"/>
             <w:vAlign w:val="center"/>
             <w:tcMar>
-              <w:top w:w="120" w:type="dxa"/>
-              <w:bottom w:w="120" w:type="dxa"/>
-              <w:left w:w="150" w:type="dxa"/>
-              <w:right w:w="150" w:type="dxa"/>
+              <w:top w:w="100" w:type="dxa"/>
+              <w:bottom w:w="100" w:type="dxa"/>
+              <w:left w:w="140" w:type="dxa"/>
+              <w:right w:w="140" w:type="dxa"/>
             </w:tcMar>
+            <w:tcBorders>
+              <w:top w:val="single" w:sz="4" w:space="0" w:color="CBD5E1"/>
+              <w:left w:val="single" w:sz="4" w:space="0" w:color="CBD5E1"/>
+              <w:bottom w:val="single" w:sz="4" w:space="0" w:color="CBD5E1"/>
+              <w:right w:val="single" w:sz="4" w:space="0" w:color="CBD5E1"/>
+            </w:tcBorders>
             <w:shd w:fill="F8FAFC"/>
           </w:tcPr>
           <w:p>
@@ -5163,7 +4465,8 @@
             </w:pPr>
             <w:r>
               <w:rPr>
-                <w:sz w:val="19"/>
+                <w:color w:val="000000"/>
+                <w:sz w:val="18"/>
               </w:rPr>
               <w:t>Modular component architecture, virtual DOM updates</w:t>
             </w:r>
@@ -5179,11 +4482,17 @@
             <w:tcW w:type="dxa" w:w="2592"/>
             <w:vAlign w:val="center"/>
             <w:tcMar>
-              <w:top w:w="120" w:type="dxa"/>
-              <w:bottom w:w="120" w:type="dxa"/>
-              <w:left w:w="150" w:type="dxa"/>
-              <w:right w:w="150" w:type="dxa"/>
+              <w:top w:w="100" w:type="dxa"/>
+              <w:bottom w:w="100" w:type="dxa"/>
+              <w:left w:w="140" w:type="dxa"/>
+              <w:right w:w="140" w:type="dxa"/>
             </w:tcMar>
+            <w:tcBorders>
+              <w:top w:val="single" w:sz="4" w:space="0" w:color="CBD5E1"/>
+              <w:left w:val="single" w:sz="4" w:space="0" w:color="CBD5E1"/>
+              <w:bottom w:val="single" w:sz="4" w:space="0" w:color="CBD5E1"/>
+              <w:right w:val="single" w:sz="4" w:space="0" w:color="CBD5E1"/>
+            </w:tcBorders>
             <w:shd w:fill="FFFFFF"/>
           </w:tcPr>
           <w:p>
@@ -5192,7 +4501,8 @@
             </w:pPr>
             <w:r>
               <w:rPr>
-                <w:sz w:val="19"/>
+                <w:color w:val="000000"/>
+                <w:sz w:val="18"/>
               </w:rPr>
               <w:t>Build Tooling</w:t>
             </w:r>
@@ -5203,11 +4513,17 @@
             <w:tcW w:type="dxa" w:w="3168"/>
             <w:vAlign w:val="center"/>
             <w:tcMar>
-              <w:top w:w="120" w:type="dxa"/>
-              <w:bottom w:w="120" w:type="dxa"/>
-              <w:left w:w="150" w:type="dxa"/>
-              <w:right w:w="150" w:type="dxa"/>
+              <w:top w:w="100" w:type="dxa"/>
+              <w:bottom w:w="100" w:type="dxa"/>
+              <w:left w:w="140" w:type="dxa"/>
+              <w:right w:w="140" w:type="dxa"/>
             </w:tcMar>
+            <w:tcBorders>
+              <w:top w:val="single" w:sz="4" w:space="0" w:color="CBD5E1"/>
+              <w:left w:val="single" w:sz="4" w:space="0" w:color="CBD5E1"/>
+              <w:bottom w:val="single" w:sz="4" w:space="0" w:color="CBD5E1"/>
+              <w:right w:val="single" w:sz="4" w:space="0" w:color="CBD5E1"/>
+            </w:tcBorders>
             <w:shd w:fill="FFFFFF"/>
           </w:tcPr>
           <w:p>
@@ -5216,7 +4532,8 @@
             </w:pPr>
             <w:r>
               <w:rPr>
-                <w:sz w:val="19"/>
+                <w:color w:val="000000"/>
+                <w:sz w:val="18"/>
               </w:rPr>
               <w:t>Vite 8.3</w:t>
             </w:r>
@@ -5227,11 +4544,17 @@
             <w:tcW w:type="dxa" w:w="3600"/>
             <w:vAlign w:val="center"/>
             <w:tcMar>
-              <w:top w:w="120" w:type="dxa"/>
-              <w:bottom w:w="120" w:type="dxa"/>
-              <w:left w:w="150" w:type="dxa"/>
-              <w:right w:w="150" w:type="dxa"/>
+              <w:top w:w="100" w:type="dxa"/>
+              <w:bottom w:w="100" w:type="dxa"/>
+              <w:left w:w="140" w:type="dxa"/>
+              <w:right w:w="140" w:type="dxa"/>
             </w:tcMar>
+            <w:tcBorders>
+              <w:top w:val="single" w:sz="4" w:space="0" w:color="CBD5E1"/>
+              <w:left w:val="single" w:sz="4" w:space="0" w:color="CBD5E1"/>
+              <w:bottom w:val="single" w:sz="4" w:space="0" w:color="CBD5E1"/>
+              <w:right w:val="single" w:sz="4" w:space="0" w:color="CBD5E1"/>
+            </w:tcBorders>
             <w:shd w:fill="FFFFFF"/>
           </w:tcPr>
           <w:p>
@@ -5240,7 +4563,8 @@
             </w:pPr>
             <w:r>
               <w:rPr>
-                <w:sz w:val="19"/>
+                <w:color w:val="000000"/>
+                <w:sz w:val="18"/>
               </w:rPr>
               <w:t>Ultra-fast Hot Module Replacement (HMR) and bundling</w:t>
             </w:r>
@@ -5256,11 +4580,17 @@
             <w:tcW w:type="dxa" w:w="2592"/>
             <w:vAlign w:val="center"/>
             <w:tcMar>
-              <w:top w:w="120" w:type="dxa"/>
-              <w:bottom w:w="120" w:type="dxa"/>
-              <w:left w:w="150" w:type="dxa"/>
-              <w:right w:w="150" w:type="dxa"/>
+              <w:top w:w="100" w:type="dxa"/>
+              <w:bottom w:w="100" w:type="dxa"/>
+              <w:left w:w="140" w:type="dxa"/>
+              <w:right w:w="140" w:type="dxa"/>
             </w:tcMar>
+            <w:tcBorders>
+              <w:top w:val="single" w:sz="4" w:space="0" w:color="CBD5E1"/>
+              <w:left w:val="single" w:sz="4" w:space="0" w:color="CBD5E1"/>
+              <w:bottom w:val="single" w:sz="4" w:space="0" w:color="CBD5E1"/>
+              <w:right w:val="single" w:sz="4" w:space="0" w:color="CBD5E1"/>
+            </w:tcBorders>
             <w:shd w:fill="F8FAFC"/>
           </w:tcPr>
           <w:p>
@@ -5269,7 +4599,8 @@
             </w:pPr>
             <w:r>
               <w:rPr>
-                <w:sz w:val="19"/>
+                <w:color w:val="000000"/>
+                <w:sz w:val="18"/>
               </w:rPr>
               <w:t>UI Styling</w:t>
             </w:r>
@@ -5280,11 +4611,17 @@
             <w:tcW w:type="dxa" w:w="3168"/>
             <w:vAlign w:val="center"/>
             <w:tcMar>
-              <w:top w:w="120" w:type="dxa"/>
-              <w:bottom w:w="120" w:type="dxa"/>
-              <w:left w:w="150" w:type="dxa"/>
-              <w:right w:w="150" w:type="dxa"/>
+              <w:top w:w="100" w:type="dxa"/>
+              <w:bottom w:w="100" w:type="dxa"/>
+              <w:left w:w="140" w:type="dxa"/>
+              <w:right w:w="140" w:type="dxa"/>
             </w:tcMar>
+            <w:tcBorders>
+              <w:top w:val="single" w:sz="4" w:space="0" w:color="CBD5E1"/>
+              <w:left w:val="single" w:sz="4" w:space="0" w:color="CBD5E1"/>
+              <w:bottom w:val="single" w:sz="4" w:space="0" w:color="CBD5E1"/>
+              <w:right w:val="single" w:sz="4" w:space="0" w:color="CBD5E1"/>
+            </w:tcBorders>
             <w:shd w:fill="F8FAFC"/>
           </w:tcPr>
           <w:p>
@@ -5293,7 +4630,8 @@
             </w:pPr>
             <w:r>
               <w:rPr>
-                <w:sz w:val="19"/>
+                <w:color w:val="000000"/>
+                <w:sz w:val="18"/>
               </w:rPr>
               <w:t>Tailwind CSS 4.3</w:t>
             </w:r>
@@ -5304,11 +4642,17 @@
             <w:tcW w:type="dxa" w:w="3600"/>
             <w:vAlign w:val="center"/>
             <w:tcMar>
-              <w:top w:w="120" w:type="dxa"/>
-              <w:bottom w:w="120" w:type="dxa"/>
-              <w:left w:w="150" w:type="dxa"/>
-              <w:right w:w="150" w:type="dxa"/>
+              <w:top w:w="100" w:type="dxa"/>
+              <w:bottom w:w="100" w:type="dxa"/>
+              <w:left w:w="140" w:type="dxa"/>
+              <w:right w:w="140" w:type="dxa"/>
             </w:tcMar>
+            <w:tcBorders>
+              <w:top w:val="single" w:sz="4" w:space="0" w:color="CBD5E1"/>
+              <w:left w:val="single" w:sz="4" w:space="0" w:color="CBD5E1"/>
+              <w:bottom w:val="single" w:sz="4" w:space="0" w:color="CBD5E1"/>
+              <w:right w:val="single" w:sz="4" w:space="0" w:color="CBD5E1"/>
+            </w:tcBorders>
             <w:shd w:fill="F8FAFC"/>
           </w:tcPr>
           <w:p>
@@ -5317,7 +4661,8 @@
             </w:pPr>
             <w:r>
               <w:rPr>
-                <w:sz w:val="19"/>
+                <w:color w:val="000000"/>
+                <w:sz w:val="18"/>
               </w:rPr>
               <w:t>Utility-first tactical cyber aesthetics and theme sync</w:t>
             </w:r>
@@ -5333,11 +4678,17 @@
             <w:tcW w:type="dxa" w:w="2592"/>
             <w:vAlign w:val="center"/>
             <w:tcMar>
-              <w:top w:w="120" w:type="dxa"/>
-              <w:bottom w:w="120" w:type="dxa"/>
-              <w:left w:w="150" w:type="dxa"/>
-              <w:right w:w="150" w:type="dxa"/>
+              <w:top w:w="100" w:type="dxa"/>
+              <w:bottom w:w="100" w:type="dxa"/>
+              <w:left w:w="140" w:type="dxa"/>
+              <w:right w:w="140" w:type="dxa"/>
             </w:tcMar>
+            <w:tcBorders>
+              <w:top w:val="single" w:sz="4" w:space="0" w:color="CBD5E1"/>
+              <w:left w:val="single" w:sz="4" w:space="0" w:color="CBD5E1"/>
+              <w:bottom w:val="single" w:sz="4" w:space="0" w:color="CBD5E1"/>
+              <w:right w:val="single" w:sz="4" w:space="0" w:color="CBD5E1"/>
+            </w:tcBorders>
             <w:shd w:fill="FFFFFF"/>
           </w:tcPr>
           <w:p>
@@ -5346,7 +4697,8 @@
             </w:pPr>
             <w:r>
               <w:rPr>
-                <w:sz w:val="19"/>
+                <w:color w:val="000000"/>
+                <w:sz w:val="18"/>
               </w:rPr>
               <w:t>Iconography</w:t>
             </w:r>
@@ -5357,11 +4709,17 @@
             <w:tcW w:type="dxa" w:w="3168"/>
             <w:vAlign w:val="center"/>
             <w:tcMar>
-              <w:top w:w="120" w:type="dxa"/>
-              <w:bottom w:w="120" w:type="dxa"/>
-              <w:left w:w="150" w:type="dxa"/>
-              <w:right w:w="150" w:type="dxa"/>
+              <w:top w:w="100" w:type="dxa"/>
+              <w:bottom w:w="100" w:type="dxa"/>
+              <w:left w:w="140" w:type="dxa"/>
+              <w:right w:w="140" w:type="dxa"/>
             </w:tcMar>
+            <w:tcBorders>
+              <w:top w:val="single" w:sz="4" w:space="0" w:color="CBD5E1"/>
+              <w:left w:val="single" w:sz="4" w:space="0" w:color="CBD5E1"/>
+              <w:bottom w:val="single" w:sz="4" w:space="0" w:color="CBD5E1"/>
+              <w:right w:val="single" w:sz="4" w:space="0" w:color="CBD5E1"/>
+            </w:tcBorders>
             <w:shd w:fill="FFFFFF"/>
           </w:tcPr>
           <w:p>
@@ -5370,7 +4728,8 @@
             </w:pPr>
             <w:r>
               <w:rPr>
-                <w:sz w:val="19"/>
+                <w:color w:val="000000"/>
+                <w:sz w:val="18"/>
               </w:rPr>
               <w:t>Lucide React</w:t>
             </w:r>
@@ -5381,11 +4740,17 @@
             <w:tcW w:type="dxa" w:w="3600"/>
             <w:vAlign w:val="center"/>
             <w:tcMar>
-              <w:top w:w="120" w:type="dxa"/>
-              <w:bottom w:w="120" w:type="dxa"/>
-              <w:left w:w="150" w:type="dxa"/>
-              <w:right w:w="150" w:type="dxa"/>
+              <w:top w:w="100" w:type="dxa"/>
+              <w:bottom w:w="100" w:type="dxa"/>
+              <w:left w:w="140" w:type="dxa"/>
+              <w:right w:w="140" w:type="dxa"/>
             </w:tcMar>
+            <w:tcBorders>
+              <w:top w:val="single" w:sz="4" w:space="0" w:color="CBD5E1"/>
+              <w:left w:val="single" w:sz="4" w:space="0" w:color="CBD5E1"/>
+              <w:bottom w:val="single" w:sz="4" w:space="0" w:color="CBD5E1"/>
+              <w:right w:val="single" w:sz="4" w:space="0" w:color="CBD5E1"/>
+            </w:tcBorders>
             <w:shd w:fill="FFFFFF"/>
           </w:tcPr>
           <w:p>
@@ -5394,7 +4759,8 @@
             </w:pPr>
             <w:r>
               <w:rPr>
-                <w:sz w:val="19"/>
+                <w:color w:val="000000"/>
+                <w:sz w:val="18"/>
               </w:rPr>
               <w:t>Lightweight vector icons (Shield, Globe, Bot, Flame)</w:t>
             </w:r>
@@ -5410,11 +4776,17 @@
             <w:tcW w:type="dxa" w:w="2592"/>
             <w:vAlign w:val="center"/>
             <w:tcMar>
-              <w:top w:w="120" w:type="dxa"/>
-              <w:bottom w:w="120" w:type="dxa"/>
-              <w:left w:w="150" w:type="dxa"/>
-              <w:right w:w="150" w:type="dxa"/>
+              <w:top w:w="100" w:type="dxa"/>
+              <w:bottom w:w="100" w:type="dxa"/>
+              <w:left w:w="140" w:type="dxa"/>
+              <w:right w:w="140" w:type="dxa"/>
             </w:tcMar>
+            <w:tcBorders>
+              <w:top w:val="single" w:sz="4" w:space="0" w:color="CBD5E1"/>
+              <w:left w:val="single" w:sz="4" w:space="0" w:color="CBD5E1"/>
+              <w:bottom w:val="single" w:sz="4" w:space="0" w:color="CBD5E1"/>
+              <w:right w:val="single" w:sz="4" w:space="0" w:color="CBD5E1"/>
+            </w:tcBorders>
             <w:shd w:fill="F8FAFC"/>
           </w:tcPr>
           <w:p>
@@ -5423,7 +4795,8 @@
             </w:pPr>
             <w:r>
               <w:rPr>
-                <w:sz w:val="19"/>
+                <w:color w:val="000000"/>
+                <w:sz w:val="18"/>
               </w:rPr>
               <w:t>Backend Runtime</w:t>
             </w:r>
@@ -5434,11 +4807,17 @@
             <w:tcW w:type="dxa" w:w="3168"/>
             <w:vAlign w:val="center"/>
             <w:tcMar>
-              <w:top w:w="120" w:type="dxa"/>
-              <w:bottom w:w="120" w:type="dxa"/>
-              <w:left w:w="150" w:type="dxa"/>
-              <w:right w:w="150" w:type="dxa"/>
+              <w:top w:w="100" w:type="dxa"/>
+              <w:bottom w:w="100" w:type="dxa"/>
+              <w:left w:w="140" w:type="dxa"/>
+              <w:right w:w="140" w:type="dxa"/>
             </w:tcMar>
+            <w:tcBorders>
+              <w:top w:val="single" w:sz="4" w:space="0" w:color="CBD5E1"/>
+              <w:left w:val="single" w:sz="4" w:space="0" w:color="CBD5E1"/>
+              <w:bottom w:val="single" w:sz="4" w:space="0" w:color="CBD5E1"/>
+              <w:right w:val="single" w:sz="4" w:space="0" w:color="CBD5E1"/>
+            </w:tcBorders>
             <w:shd w:fill="F8FAFC"/>
           </w:tcPr>
           <w:p>
@@ -5447,7 +4826,8 @@
             </w:pPr>
             <w:r>
               <w:rPr>
-                <w:sz w:val="19"/>
+                <w:color w:val="000000"/>
+                <w:sz w:val="18"/>
               </w:rPr>
               <w:t>Node.js 22 (LTS)</w:t>
             </w:r>
@@ -5458,11 +4838,17 @@
             <w:tcW w:type="dxa" w:w="3600"/>
             <w:vAlign w:val="center"/>
             <w:tcMar>
-              <w:top w:w="120" w:type="dxa"/>
-              <w:bottom w:w="120" w:type="dxa"/>
-              <w:left w:w="150" w:type="dxa"/>
-              <w:right w:w="150" w:type="dxa"/>
+              <w:top w:w="100" w:type="dxa"/>
+              <w:bottom w:w="100" w:type="dxa"/>
+              <w:left w:w="140" w:type="dxa"/>
+              <w:right w:w="140" w:type="dxa"/>
             </w:tcMar>
+            <w:tcBorders>
+              <w:top w:val="single" w:sz="4" w:space="0" w:color="CBD5E1"/>
+              <w:left w:val="single" w:sz="4" w:space="0" w:color="CBD5E1"/>
+              <w:bottom w:val="single" w:sz="4" w:space="0" w:color="CBD5E1"/>
+              <w:right w:val="single" w:sz="4" w:space="0" w:color="CBD5E1"/>
+            </w:tcBorders>
             <w:shd w:fill="F8FAFC"/>
           </w:tcPr>
           <w:p>
@@ -5471,7 +4857,8 @@
             </w:pPr>
             <w:r>
               <w:rPr>
-                <w:sz w:val="19"/>
+                <w:color w:val="000000"/>
+                <w:sz w:val="18"/>
               </w:rPr>
               <w:t>Asynchronous socket processing and REST API server</w:t>
             </w:r>
@@ -5487,11 +4874,17 @@
             <w:tcW w:type="dxa" w:w="2592"/>
             <w:vAlign w:val="center"/>
             <w:tcMar>
-              <w:top w:w="120" w:type="dxa"/>
-              <w:bottom w:w="120" w:type="dxa"/>
-              <w:left w:w="150" w:type="dxa"/>
-              <w:right w:w="150" w:type="dxa"/>
+              <w:top w:w="100" w:type="dxa"/>
+              <w:bottom w:w="100" w:type="dxa"/>
+              <w:left w:w="140" w:type="dxa"/>
+              <w:right w:w="140" w:type="dxa"/>
             </w:tcMar>
+            <w:tcBorders>
+              <w:top w:val="single" w:sz="4" w:space="0" w:color="CBD5E1"/>
+              <w:left w:val="single" w:sz="4" w:space="0" w:color="CBD5E1"/>
+              <w:bottom w:val="single" w:sz="4" w:space="0" w:color="CBD5E1"/>
+              <w:right w:val="single" w:sz="4" w:space="0" w:color="CBD5E1"/>
+            </w:tcBorders>
             <w:shd w:fill="FFFFFF"/>
           </w:tcPr>
           <w:p>
@@ -5500,7 +4893,8 @@
             </w:pPr>
             <w:r>
               <w:rPr>
-                <w:sz w:val="19"/>
+                <w:color w:val="000000"/>
+                <w:sz w:val="18"/>
               </w:rPr>
               <w:t>Backend Web Server</w:t>
             </w:r>
@@ -5511,11 +4905,17 @@
             <w:tcW w:type="dxa" w:w="3168"/>
             <w:vAlign w:val="center"/>
             <w:tcMar>
-              <w:top w:w="120" w:type="dxa"/>
-              <w:bottom w:w="120" w:type="dxa"/>
-              <w:left w:w="150" w:type="dxa"/>
-              <w:right w:w="150" w:type="dxa"/>
+              <w:top w:w="100" w:type="dxa"/>
+              <w:bottom w:w="100" w:type="dxa"/>
+              <w:left w:w="140" w:type="dxa"/>
+              <w:right w:w="140" w:type="dxa"/>
             </w:tcMar>
+            <w:tcBorders>
+              <w:top w:val="single" w:sz="4" w:space="0" w:color="CBD5E1"/>
+              <w:left w:val="single" w:sz="4" w:space="0" w:color="CBD5E1"/>
+              <w:bottom w:val="single" w:sz="4" w:space="0" w:color="CBD5E1"/>
+              <w:right w:val="single" w:sz="4" w:space="0" w:color="CBD5E1"/>
+            </w:tcBorders>
             <w:shd w:fill="FFFFFF"/>
           </w:tcPr>
           <w:p>
@@ -5524,7 +4924,8 @@
             </w:pPr>
             <w:r>
               <w:rPr>
-                <w:sz w:val="19"/>
+                <w:color w:val="000000"/>
+                <w:sz w:val="18"/>
               </w:rPr>
               <w:t>Express 5.3</w:t>
             </w:r>
@@ -5535,11 +4936,17 @@
             <w:tcW w:type="dxa" w:w="3600"/>
             <w:vAlign w:val="center"/>
             <w:tcMar>
-              <w:top w:w="120" w:type="dxa"/>
-              <w:bottom w:w="120" w:type="dxa"/>
-              <w:left w:w="150" w:type="dxa"/>
-              <w:right w:w="150" w:type="dxa"/>
+              <w:top w:w="100" w:type="dxa"/>
+              <w:bottom w:w="100" w:type="dxa"/>
+              <w:left w:w="140" w:type="dxa"/>
+              <w:right w:w="140" w:type="dxa"/>
             </w:tcMar>
+            <w:tcBorders>
+              <w:top w:val="single" w:sz="4" w:space="0" w:color="CBD5E1"/>
+              <w:left w:val="single" w:sz="4" w:space="0" w:color="CBD5E1"/>
+              <w:bottom w:val="single" w:sz="4" w:space="0" w:color="CBD5E1"/>
+              <w:right w:val="single" w:sz="4" w:space="0" w:color="CBD5E1"/>
+            </w:tcBorders>
             <w:shd w:fill="FFFFFF"/>
           </w:tcPr>
           <w:p>
@@ -5548,7 +4955,8 @@
             </w:pPr>
             <w:r>
               <w:rPr>
-                <w:sz w:val="19"/>
+                <w:color w:val="000000"/>
+                <w:sz w:val="18"/>
               </w:rPr>
               <w:t>Routing, CORS management, and SSE streaming endpoints</w:t>
             </w:r>
@@ -5564,11 +4972,17 @@
             <w:tcW w:type="dxa" w:w="2592"/>
             <w:vAlign w:val="center"/>
             <w:tcMar>
-              <w:top w:w="120" w:type="dxa"/>
-              <w:bottom w:w="120" w:type="dxa"/>
-              <w:left w:w="150" w:type="dxa"/>
-              <w:right w:w="150" w:type="dxa"/>
+              <w:top w:w="100" w:type="dxa"/>
+              <w:bottom w:w="100" w:type="dxa"/>
+              <w:left w:w="140" w:type="dxa"/>
+              <w:right w:w="140" w:type="dxa"/>
             </w:tcMar>
+            <w:tcBorders>
+              <w:top w:val="single" w:sz="4" w:space="0" w:color="CBD5E1"/>
+              <w:left w:val="single" w:sz="4" w:space="0" w:color="CBD5E1"/>
+              <w:bottom w:val="single" w:sz="4" w:space="0" w:color="CBD5E1"/>
+              <w:right w:val="single" w:sz="4" w:space="0" w:color="CBD5E1"/>
+            </w:tcBorders>
             <w:shd w:fill="F8FAFC"/>
           </w:tcPr>
           <w:p>
@@ -5577,7 +4991,8 @@
             </w:pPr>
             <w:r>
               <w:rPr>
-                <w:sz w:val="19"/>
+                <w:color w:val="000000"/>
+                <w:sz w:val="18"/>
               </w:rPr>
               <w:t>Database Engine</w:t>
             </w:r>
@@ -5588,11 +5003,17 @@
             <w:tcW w:type="dxa" w:w="3168"/>
             <w:vAlign w:val="center"/>
             <w:tcMar>
-              <w:top w:w="120" w:type="dxa"/>
-              <w:bottom w:w="120" w:type="dxa"/>
-              <w:left w:w="150" w:type="dxa"/>
-              <w:right w:w="150" w:type="dxa"/>
+              <w:top w:w="100" w:type="dxa"/>
+              <w:bottom w:w="100" w:type="dxa"/>
+              <w:left w:w="140" w:type="dxa"/>
+              <w:right w:w="140" w:type="dxa"/>
             </w:tcMar>
+            <w:tcBorders>
+              <w:top w:val="single" w:sz="4" w:space="0" w:color="CBD5E1"/>
+              <w:left w:val="single" w:sz="4" w:space="0" w:color="CBD5E1"/>
+              <w:bottom w:val="single" w:sz="4" w:space="0" w:color="CBD5E1"/>
+              <w:right w:val="single" w:sz="4" w:space="0" w:color="CBD5E1"/>
+            </w:tcBorders>
             <w:shd w:fill="F8FAFC"/>
           </w:tcPr>
           <w:p>
@@ -5601,7 +5022,8 @@
             </w:pPr>
             <w:r>
               <w:rPr>
-                <w:sz w:val="19"/>
+                <w:color w:val="000000"/>
+                <w:sz w:val="18"/>
               </w:rPr>
               <w:t>MySQL 8.0 (mysql2 driver)</w:t>
             </w:r>
@@ -5612,11 +5034,17 @@
             <w:tcW w:type="dxa" w:w="3600"/>
             <w:vAlign w:val="center"/>
             <w:tcMar>
-              <w:top w:w="120" w:type="dxa"/>
-              <w:bottom w:w="120" w:type="dxa"/>
-              <w:left w:w="150" w:type="dxa"/>
-              <w:right w:w="150" w:type="dxa"/>
+              <w:top w:w="100" w:type="dxa"/>
+              <w:bottom w:w="100" w:type="dxa"/>
+              <w:left w:w="140" w:type="dxa"/>
+              <w:right w:w="140" w:type="dxa"/>
             </w:tcMar>
+            <w:tcBorders>
+              <w:top w:val="single" w:sz="4" w:space="0" w:color="CBD5E1"/>
+              <w:left w:val="single" w:sz="4" w:space="0" w:color="CBD5E1"/>
+              <w:bottom w:val="single" w:sz="4" w:space="0" w:color="CBD5E1"/>
+              <w:right w:val="single" w:sz="4" w:space="0" w:color="CBD5E1"/>
+            </w:tcBorders>
             <w:shd w:fill="F8FAFC"/>
           </w:tcPr>
           <w:p>
@@ -5625,7 +5053,8 @@
             </w:pPr>
             <w:r>
               <w:rPr>
-                <w:sz w:val="19"/>
+                <w:color w:val="000000"/>
+                <w:sz w:val="18"/>
               </w:rPr>
               <w:t>Relational persistence of firewall rules and audit logs</w:t>
             </w:r>
@@ -5641,11 +5070,17 @@
             <w:tcW w:type="dxa" w:w="2592"/>
             <w:vAlign w:val="center"/>
             <w:tcMar>
-              <w:top w:w="120" w:type="dxa"/>
-              <w:bottom w:w="120" w:type="dxa"/>
-              <w:left w:w="150" w:type="dxa"/>
-              <w:right w:w="150" w:type="dxa"/>
+              <w:top w:w="100" w:type="dxa"/>
+              <w:bottom w:w="100" w:type="dxa"/>
+              <w:left w:w="140" w:type="dxa"/>
+              <w:right w:w="140" w:type="dxa"/>
             </w:tcMar>
+            <w:tcBorders>
+              <w:top w:val="single" w:sz="4" w:space="0" w:color="CBD5E1"/>
+              <w:left w:val="single" w:sz="4" w:space="0" w:color="CBD5E1"/>
+              <w:bottom w:val="single" w:sz="4" w:space="0" w:color="CBD5E1"/>
+              <w:right w:val="single" w:sz="4" w:space="0" w:color="CBD5E1"/>
+            </w:tcBorders>
             <w:shd w:fill="FFFFFF"/>
           </w:tcPr>
           <w:p>
@@ -5654,7 +5089,8 @@
             </w:pPr>
             <w:r>
               <w:rPr>
-                <w:sz w:val="19"/>
+                <w:color w:val="000000"/>
+                <w:sz w:val="18"/>
               </w:rPr>
               <w:t>AI / LLM Integration</w:t>
             </w:r>
@@ -5665,11 +5101,17 @@
             <w:tcW w:type="dxa" w:w="3168"/>
             <w:vAlign w:val="center"/>
             <w:tcMar>
-              <w:top w:w="120" w:type="dxa"/>
-              <w:bottom w:w="120" w:type="dxa"/>
-              <w:left w:w="150" w:type="dxa"/>
-              <w:right w:w="150" w:type="dxa"/>
+              <w:top w:w="100" w:type="dxa"/>
+              <w:bottom w:w="100" w:type="dxa"/>
+              <w:left w:w="140" w:type="dxa"/>
+              <w:right w:w="140" w:type="dxa"/>
             </w:tcMar>
+            <w:tcBorders>
+              <w:top w:val="single" w:sz="4" w:space="0" w:color="CBD5E1"/>
+              <w:left w:val="single" w:sz="4" w:space="0" w:color="CBD5E1"/>
+              <w:bottom w:val="single" w:sz="4" w:space="0" w:color="CBD5E1"/>
+              <w:right w:val="single" w:sz="4" w:space="0" w:color="CBD5E1"/>
+            </w:tcBorders>
             <w:shd w:fill="FFFFFF"/>
           </w:tcPr>
           <w:p>
@@ -5678,7 +5120,8 @@
             </w:pPr>
             <w:r>
               <w:rPr>
-                <w:sz w:val="19"/>
+                <w:color w:val="000000"/>
+                <w:sz w:val="18"/>
               </w:rPr>
               <w:t>Google Gemini / DeepSeek API</w:t>
             </w:r>
@@ -5689,11 +5132,17 @@
             <w:tcW w:type="dxa" w:w="3600"/>
             <w:vAlign w:val="center"/>
             <w:tcMar>
-              <w:top w:w="120" w:type="dxa"/>
-              <w:bottom w:w="120" w:type="dxa"/>
-              <w:left w:w="150" w:type="dxa"/>
-              <w:right w:w="150" w:type="dxa"/>
+              <w:top w:w="100" w:type="dxa"/>
+              <w:bottom w:w="100" w:type="dxa"/>
+              <w:left w:w="140" w:type="dxa"/>
+              <w:right w:w="140" w:type="dxa"/>
             </w:tcMar>
+            <w:tcBorders>
+              <w:top w:val="single" w:sz="4" w:space="0" w:color="CBD5E1"/>
+              <w:left w:val="single" w:sz="4" w:space="0" w:color="CBD5E1"/>
+              <w:bottom w:val="single" w:sz="4" w:space="0" w:color="CBD5E1"/>
+              <w:right w:val="single" w:sz="4" w:space="0" w:color="CBD5E1"/>
+            </w:tcBorders>
             <w:shd w:fill="FFFFFF"/>
           </w:tcPr>
           <w:p>
@@ -5702,7 +5151,8 @@
             </w:pPr>
             <w:r>
               <w:rPr>
-                <w:sz w:val="19"/>
+                <w:color w:val="000000"/>
+                <w:sz w:val="18"/>
               </w:rPr>
               <w:t>Forensic threat reasoning and root-cause analysis</w:t>
             </w:r>
@@ -5718,11 +5168,17 @@
             <w:tcW w:type="dxa" w:w="2592"/>
             <w:vAlign w:val="center"/>
             <w:tcMar>
-              <w:top w:w="120" w:type="dxa"/>
-              <w:bottom w:w="120" w:type="dxa"/>
-              <w:left w:w="150" w:type="dxa"/>
-              <w:right w:w="150" w:type="dxa"/>
+              <w:top w:w="100" w:type="dxa"/>
+              <w:bottom w:w="100" w:type="dxa"/>
+              <w:left w:w="140" w:type="dxa"/>
+              <w:right w:w="140" w:type="dxa"/>
             </w:tcMar>
+            <w:tcBorders>
+              <w:top w:val="single" w:sz="4" w:space="0" w:color="CBD5E1"/>
+              <w:left w:val="single" w:sz="4" w:space="0" w:color="CBD5E1"/>
+              <w:bottom w:val="single" w:sz="4" w:space="0" w:color="CBD5E1"/>
+              <w:right w:val="single" w:sz="4" w:space="0" w:color="CBD5E1"/>
+            </w:tcBorders>
             <w:shd w:fill="F8FAFC"/>
           </w:tcPr>
           <w:p>
@@ -5731,7 +5187,8 @@
             </w:pPr>
             <w:r>
               <w:rPr>
-                <w:sz w:val="19"/>
+                <w:color w:val="000000"/>
+                <w:sz w:val="18"/>
               </w:rPr>
               <w:t>Streaming Protocol</w:t>
             </w:r>
@@ -5742,11 +5199,17 @@
             <w:tcW w:type="dxa" w:w="3168"/>
             <w:vAlign w:val="center"/>
             <w:tcMar>
-              <w:top w:w="120" w:type="dxa"/>
-              <w:bottom w:w="120" w:type="dxa"/>
-              <w:left w:w="150" w:type="dxa"/>
-              <w:right w:w="150" w:type="dxa"/>
+              <w:top w:w="100" w:type="dxa"/>
+              <w:bottom w:w="100" w:type="dxa"/>
+              <w:left w:w="140" w:type="dxa"/>
+              <w:right w:w="140" w:type="dxa"/>
             </w:tcMar>
+            <w:tcBorders>
+              <w:top w:val="single" w:sz="4" w:space="0" w:color="CBD5E1"/>
+              <w:left w:val="single" w:sz="4" w:space="0" w:color="CBD5E1"/>
+              <w:bottom w:val="single" w:sz="4" w:space="0" w:color="CBD5E1"/>
+              <w:right w:val="single" w:sz="4" w:space="0" w:color="CBD5E1"/>
+            </w:tcBorders>
             <w:shd w:fill="F8FAFC"/>
           </w:tcPr>
           <w:p>
@@ -5755,7 +5218,8 @@
             </w:pPr>
             <w:r>
               <w:rPr>
-                <w:sz w:val="19"/>
+                <w:color w:val="000000"/>
+                <w:sz w:val="18"/>
               </w:rPr>
               <w:t>Server-Sent Events (SSE)</w:t>
             </w:r>
@@ -5766,11 +5230,17 @@
             <w:tcW w:type="dxa" w:w="3600"/>
             <w:vAlign w:val="center"/>
             <w:tcMar>
-              <w:top w:w="120" w:type="dxa"/>
-              <w:bottom w:w="120" w:type="dxa"/>
-              <w:left w:w="150" w:type="dxa"/>
-              <w:right w:w="150" w:type="dxa"/>
+              <w:top w:w="100" w:type="dxa"/>
+              <w:bottom w:w="100" w:type="dxa"/>
+              <w:left w:w="140" w:type="dxa"/>
+              <w:right w:w="140" w:type="dxa"/>
             </w:tcMar>
+            <w:tcBorders>
+              <w:top w:val="single" w:sz="4" w:space="0" w:color="CBD5E1"/>
+              <w:left w:val="single" w:sz="4" w:space="0" w:color="CBD5E1"/>
+              <w:bottom w:val="single" w:sz="4" w:space="0" w:color="CBD5E1"/>
+              <w:right w:val="single" w:sz="4" w:space="0" w:color="CBD5E1"/>
+            </w:tcBorders>
             <w:shd w:fill="F8FAFC"/>
           </w:tcPr>
           <w:p>
@@ -5779,7 +5249,8 @@
             </w:pPr>
             <w:r>
               <w:rPr>
-                <w:sz w:val="19"/>
+                <w:color w:val="000000"/>
+                <w:sz w:val="18"/>
               </w:rPr>
               <w:t>Real-time unidirectional push of sniffed host packets</w:t>
             </w:r>
@@ -5792,516 +5263,7 @@
         <w:pStyle w:val="Heading2"/>
       </w:pPr>
       <w:r>
-        <w:t>6.1 Project Directory Structure</w:t>
-      </w:r>
-    </w:p>
-    <w:p>
-      <w:pPr>
-        <w:spacing w:after="240"/>
-      </w:pPr>
-      <w:r>
-        <w:t>The codebase is organized modularly to decouple UI presentation from backend services:</w:t>
-      </w:r>
-    </w:p>
-    <w:tbl>
-      <w:tblPr>
-        <w:tblW w:type="auto" w:w="0"/>
-        <w:jc w:val="center"/>
-        <w:tblLook w:firstColumn="1" w:firstRow="1" w:lastColumn="0" w:lastRow="0" w:noHBand="0" w:noVBand="1" w:val="04A0"/>
-      </w:tblPr>
-      <w:tblGrid>
-        <w:gridCol w:w="4514"/>
-        <w:gridCol w:w="4514"/>
-      </w:tblGrid>
-      <w:tr>
-        <w:trPr>
-          <w:cantSplit/>
-          <w:tblHeader/>
-        </w:trPr>
-        <w:tc>
-          <w:tcPr>
-            <w:tcW w:type="dxa" w:w="3600"/>
-            <w:vAlign w:val="center"/>
-            <w:tcMar>
-              <w:top w:w="120" w:type="dxa"/>
-              <w:bottom w:w="120" w:type="dxa"/>
-              <w:left w:w="150" w:type="dxa"/>
-              <w:right w:w="150" w:type="dxa"/>
-            </w:tcMar>
-            <w:shd w:fill="1E3A8A"/>
-          </w:tcPr>
-          <w:p>
-            <w:pPr>
-              <w:spacing w:before="40" w:after="40"/>
-            </w:pPr>
-            <w:r>
-              <w:rPr>
-                <w:b/>
-                <w:color w:val="FFFFFF"/>
-                <w:sz w:val="20"/>
-              </w:rPr>
-              <w:t>File / Directory</w:t>
-            </w:r>
-          </w:p>
-        </w:tc>
-        <w:tc>
-          <w:tcPr>
-            <w:tcW w:type="dxa" w:w="5760"/>
-            <w:vAlign w:val="center"/>
-            <w:tcMar>
-              <w:top w:w="120" w:type="dxa"/>
-              <w:bottom w:w="120" w:type="dxa"/>
-              <w:left w:w="150" w:type="dxa"/>
-              <w:right w:w="150" w:type="dxa"/>
-            </w:tcMar>
-            <w:shd w:fill="1E3A8A"/>
-          </w:tcPr>
-          <w:p>
-            <w:pPr>
-              <w:spacing w:before="40" w:after="40"/>
-            </w:pPr>
-            <w:r>
-              <w:rPr>
-                <w:b/>
-                <w:color w:val="FFFFFF"/>
-                <w:sz w:val="20"/>
-              </w:rPr>
-              <w:t>Component Responsibility</w:t>
-            </w:r>
-          </w:p>
-        </w:tc>
-      </w:tr>
-      <w:tr>
-        <w:trPr>
-          <w:cantSplit/>
-        </w:trPr>
-        <w:tc>
-          <w:tcPr>
-            <w:tcW w:type="dxa" w:w="3600"/>
-            <w:vAlign w:val="center"/>
-            <w:tcMar>
-              <w:top w:w="120" w:type="dxa"/>
-              <w:bottom w:w="120" w:type="dxa"/>
-              <w:left w:w="150" w:type="dxa"/>
-              <w:right w:w="150" w:type="dxa"/>
-            </w:tcMar>
-            <w:shd w:fill="F8FAFC"/>
-          </w:tcPr>
-          <w:p>
-            <w:pPr>
-              <w:spacing w:before="40" w:after="40"/>
-            </w:pPr>
-            <w:r>
-              <w:rPr>
-                <w:sz w:val="19"/>
-              </w:rPr>
-              <w:t>sentinel-frontend/src/App.jsx</w:t>
-            </w:r>
-          </w:p>
-        </w:tc>
-        <w:tc>
-          <w:tcPr>
-            <w:tcW w:type="dxa" w:w="5760"/>
-            <w:vAlign w:val="center"/>
-            <w:tcMar>
-              <w:top w:w="120" w:type="dxa"/>
-              <w:bottom w:w="120" w:type="dxa"/>
-              <w:left w:w="150" w:type="dxa"/>
-              <w:right w:w="150" w:type="dxa"/>
-            </w:tcMar>
-            <w:shd w:fill="F8FAFC"/>
-          </w:tcPr>
-          <w:p>
-            <w:pPr>
-              <w:spacing w:before="40" w:after="40"/>
-            </w:pPr>
-            <w:r>
-              <w:rPr>
-                <w:sz w:val="19"/>
-              </w:rPr>
-              <w:t>Root state coordinator, traffic loop, queue dispatcher, view routing</w:t>
-            </w:r>
-          </w:p>
-        </w:tc>
-      </w:tr>
-      <w:tr>
-        <w:trPr>
-          <w:cantSplit/>
-        </w:trPr>
-        <w:tc>
-          <w:tcPr>
-            <w:tcW w:type="dxa" w:w="3600"/>
-            <w:vAlign w:val="center"/>
-            <w:tcMar>
-              <w:top w:w="120" w:type="dxa"/>
-              <w:bottom w:w="120" w:type="dxa"/>
-              <w:left w:w="150" w:type="dxa"/>
-              <w:right w:w="150" w:type="dxa"/>
-            </w:tcMar>
-            <w:shd w:fill="FFFFFF"/>
-          </w:tcPr>
-          <w:p>
-            <w:pPr>
-              <w:spacing w:before="40" w:after="40"/>
-            </w:pPr>
-            <w:r>
-              <w:rPr>
-                <w:sz w:val="19"/>
-              </w:rPr>
-              <w:t>src/components/LiveTrafficTerminal.jsx</w:t>
-            </w:r>
-          </w:p>
-        </w:tc>
-        <w:tc>
-          <w:tcPr>
-            <w:tcW w:type="dxa" w:w="5760"/>
-            <w:vAlign w:val="center"/>
-            <w:tcMar>
-              <w:top w:w="120" w:type="dxa"/>
-              <w:bottom w:w="120" w:type="dxa"/>
-              <w:left w:w="150" w:type="dxa"/>
-              <w:right w:w="150" w:type="dxa"/>
-            </w:tcMar>
-            <w:shd w:fill="FFFFFF"/>
-          </w:tcPr>
-          <w:p>
-            <w:pPr>
-              <w:spacing w:before="40" w:after="40"/>
-            </w:pPr>
-            <w:r>
-              <w:rPr>
-                <w:sz w:val="19"/>
-              </w:rPr>
-              <w:t>Monospace terminal feed, packet filter tabs, grep input, autoscroll</w:t>
-            </w:r>
-          </w:p>
-        </w:tc>
-      </w:tr>
-      <w:tr>
-        <w:trPr>
-          <w:cantSplit/>
-        </w:trPr>
-        <w:tc>
-          <w:tcPr>
-            <w:tcW w:type="dxa" w:w="3600"/>
-            <w:vAlign w:val="center"/>
-            <w:tcMar>
-              <w:top w:w="120" w:type="dxa"/>
-              <w:bottom w:w="120" w:type="dxa"/>
-              <w:left w:w="150" w:type="dxa"/>
-              <w:right w:w="150" w:type="dxa"/>
-            </w:tcMar>
-            <w:shd w:fill="F8FAFC"/>
-          </w:tcPr>
-          <w:p>
-            <w:pPr>
-              <w:spacing w:before="40" w:after="40"/>
-            </w:pPr>
-            <w:r>
-              <w:rPr>
-                <w:sz w:val="19"/>
-              </w:rPr>
-              <w:t>src/components/IpGeoTracker.jsx</w:t>
-            </w:r>
-          </w:p>
-        </w:tc>
-        <w:tc>
-          <w:tcPr>
-            <w:tcW w:type="dxa" w:w="5760"/>
-            <w:vAlign w:val="center"/>
-            <w:tcMar>
-              <w:top w:w="120" w:type="dxa"/>
-              <w:bottom w:w="120" w:type="dxa"/>
-              <w:left w:w="150" w:type="dxa"/>
-              <w:right w:w="150" w:type="dxa"/>
-            </w:tcMar>
-            <w:shd w:fill="F8FAFC"/>
-          </w:tcPr>
-          <w:p>
-            <w:pPr>
-              <w:spacing w:before="40" w:after="40"/>
-            </w:pPr>
-            <w:r>
-              <w:rPr>
-                <w:sz w:val="19"/>
-              </w:rPr>
-              <w:t>Dual-mode visualizer (World Map &amp; Draggable Topology Mesh Graph)</w:t>
-            </w:r>
-          </w:p>
-        </w:tc>
-      </w:tr>
-      <w:tr>
-        <w:trPr>
-          <w:cantSplit/>
-        </w:trPr>
-        <w:tc>
-          <w:tcPr>
-            <w:tcW w:type="dxa" w:w="3600"/>
-            <w:vAlign w:val="center"/>
-            <w:tcMar>
-              <w:top w:w="120" w:type="dxa"/>
-              <w:bottom w:w="120" w:type="dxa"/>
-              <w:left w:w="150" w:type="dxa"/>
-              <w:right w:w="150" w:type="dxa"/>
-            </w:tcMar>
-            <w:shd w:fill="FFFFFF"/>
-          </w:tcPr>
-          <w:p>
-            <w:pPr>
-              <w:spacing w:before="40" w:after="40"/>
-            </w:pPr>
-            <w:r>
-              <w:rPr>
-                <w:sz w:val="19"/>
-              </w:rPr>
-              <w:t>src/components/AttackSimulationConsole.jsx</w:t>
-            </w:r>
-          </w:p>
-        </w:tc>
-        <w:tc>
-          <w:tcPr>
-            <w:tcW w:type="dxa" w:w="5760"/>
-            <w:vAlign w:val="center"/>
-            <w:tcMar>
-              <w:top w:w="120" w:type="dxa"/>
-              <w:bottom w:w="120" w:type="dxa"/>
-              <w:left w:w="150" w:type="dxa"/>
-              <w:right w:w="150" w:type="dxa"/>
-            </w:tcMar>
-            <w:shd w:fill="FFFFFF"/>
-          </w:tcPr>
-          <w:p>
-            <w:pPr>
-              <w:spacing w:before="40" w:after="40"/>
-            </w:pPr>
-            <w:r>
-              <w:rPr>
-                <w:sz w:val="19"/>
-              </w:rPr>
-              <w:t>Adversary scenario control panel (TCP SYN Flood DDoS launcher)</w:t>
-            </w:r>
-          </w:p>
-        </w:tc>
-      </w:tr>
-      <w:tr>
-        <w:trPr>
-          <w:cantSplit/>
-        </w:trPr>
-        <w:tc>
-          <w:tcPr>
-            <w:tcW w:type="dxa" w:w="3600"/>
-            <w:vAlign w:val="center"/>
-            <w:tcMar>
-              <w:top w:w="120" w:type="dxa"/>
-              <w:bottom w:w="120" w:type="dxa"/>
-              <w:left w:w="150" w:type="dxa"/>
-              <w:right w:w="150" w:type="dxa"/>
-            </w:tcMar>
-            <w:shd w:fill="F8FAFC"/>
-          </w:tcPr>
-          <w:p>
-            <w:pPr>
-              <w:spacing w:before="40" w:after="40"/>
-            </w:pPr>
-            <w:r>
-              <w:rPr>
-                <w:sz w:val="19"/>
-              </w:rPr>
-              <w:t>src/components/SentinelAiAnalyst.jsx</w:t>
-            </w:r>
-          </w:p>
-        </w:tc>
-        <w:tc>
-          <w:tcPr>
-            <w:tcW w:type="dxa" w:w="5760"/>
-            <w:vAlign w:val="center"/>
-            <w:tcMar>
-              <w:top w:w="120" w:type="dxa"/>
-              <w:bottom w:w="120" w:type="dxa"/>
-              <w:left w:w="150" w:type="dxa"/>
-              <w:right w:w="150" w:type="dxa"/>
-            </w:tcMar>
-            <w:shd w:fill="F8FAFC"/>
-          </w:tcPr>
-          <w:p>
-            <w:pPr>
-              <w:spacing w:before="40" w:after="40"/>
-            </w:pPr>
-            <w:r>
-              <w:rPr>
-                <w:sz w:val="19"/>
-              </w:rPr>
-              <w:t>Forensic chat drawer with Gemini API integration and 1-click drop rules</w:t>
-            </w:r>
-          </w:p>
-        </w:tc>
-      </w:tr>
-      <w:tr>
-        <w:trPr>
-          <w:cantSplit/>
-        </w:trPr>
-        <w:tc>
-          <w:tcPr>
-            <w:tcW w:type="dxa" w:w="3600"/>
-            <w:vAlign w:val="center"/>
-            <w:tcMar>
-              <w:top w:w="120" w:type="dxa"/>
-              <w:bottom w:w="120" w:type="dxa"/>
-              <w:left w:w="150" w:type="dxa"/>
-              <w:right w:w="150" w:type="dxa"/>
-            </w:tcMar>
-            <w:shd w:fill="FFFFFF"/>
-          </w:tcPr>
-          <w:p>
-            <w:pPr>
-              <w:spacing w:before="40" w:after="40"/>
-            </w:pPr>
-            <w:r>
-              <w:rPr>
-                <w:sz w:val="19"/>
-              </w:rPr>
-              <w:t>src/components/RuleManager.jsx</w:t>
-            </w:r>
-          </w:p>
-        </w:tc>
-        <w:tc>
-          <w:tcPr>
-            <w:tcW w:type="dxa" w:w="5760"/>
-            <w:vAlign w:val="center"/>
-            <w:tcMar>
-              <w:top w:w="120" w:type="dxa"/>
-              <w:bottom w:w="120" w:type="dxa"/>
-              <w:left w:w="150" w:type="dxa"/>
-              <w:right w:w="150" w:type="dxa"/>
-            </w:tcMar>
-            <w:shd w:fill="FFFFFF"/>
-          </w:tcPr>
-          <w:p>
-            <w:pPr>
-              <w:spacing w:before="40" w:after="40"/>
-            </w:pPr>
-            <w:r>
-              <w:rPr>
-                <w:sz w:val="19"/>
-              </w:rPr>
-              <w:t>Firewall policy table, add/delete rules, hits and bytes display</w:t>
-            </w:r>
-          </w:p>
-        </w:tc>
-      </w:tr>
-      <w:tr>
-        <w:trPr>
-          <w:cantSplit/>
-        </w:trPr>
-        <w:tc>
-          <w:tcPr>
-            <w:tcW w:type="dxa" w:w="3600"/>
-            <w:vAlign w:val="center"/>
-            <w:tcMar>
-              <w:top w:w="120" w:type="dxa"/>
-              <w:bottom w:w="120" w:type="dxa"/>
-              <w:left w:w="150" w:type="dxa"/>
-              <w:right w:w="150" w:type="dxa"/>
-            </w:tcMar>
-            <w:shd w:fill="F8FAFC"/>
-          </w:tcPr>
-          <w:p>
-            <w:pPr>
-              <w:spacing w:before="40" w:after="40"/>
-            </w:pPr>
-            <w:r>
-              <w:rPr>
-                <w:sz w:val="19"/>
-              </w:rPr>
-              <w:t>src/services/api.js</w:t>
-            </w:r>
-          </w:p>
-        </w:tc>
-        <w:tc>
-          <w:tcPr>
-            <w:tcW w:type="dxa" w:w="5760"/>
-            <w:vAlign w:val="center"/>
-            <w:tcMar>
-              <w:top w:w="120" w:type="dxa"/>
-              <w:bottom w:w="120" w:type="dxa"/>
-              <w:left w:w="150" w:type="dxa"/>
-              <w:right w:w="150" w:type="dxa"/>
-            </w:tcMar>
-            <w:shd w:fill="F8FAFC"/>
-          </w:tcPr>
-          <w:p>
-            <w:pPr>
-              <w:spacing w:before="40" w:after="40"/>
-            </w:pPr>
-            <w:r>
-              <w:rPr>
-                <w:sz w:val="19"/>
-              </w:rPr>
-              <w:t>Asynchronous HTTP/SSE bridge connecting frontend to Express port 5000</w:t>
-            </w:r>
-          </w:p>
-        </w:tc>
-      </w:tr>
-      <w:tr>
-        <w:trPr>
-          <w:cantSplit/>
-        </w:trPr>
-        <w:tc>
-          <w:tcPr>
-            <w:tcW w:type="dxa" w:w="3600"/>
-            <w:vAlign w:val="center"/>
-            <w:tcMar>
-              <w:top w:w="120" w:type="dxa"/>
-              <w:bottom w:w="120" w:type="dxa"/>
-              <w:left w:w="150" w:type="dxa"/>
-              <w:right w:w="150" w:type="dxa"/>
-            </w:tcMar>
-            <w:shd w:fill="FFFFFF"/>
-          </w:tcPr>
-          <w:p>
-            <w:pPr>
-              <w:spacing w:before="40" w:after="40"/>
-            </w:pPr>
-            <w:r>
-              <w:rPr>
-                <w:sz w:val="19"/>
-              </w:rPr>
-              <w:t>sentinel-backend/server.js</w:t>
-            </w:r>
-          </w:p>
-        </w:tc>
-        <w:tc>
-          <w:tcPr>
-            <w:tcW w:type="dxa" w:w="5760"/>
-            <w:vAlign w:val="center"/>
-            <w:tcMar>
-              <w:top w:w="120" w:type="dxa"/>
-              <w:bottom w:w="120" w:type="dxa"/>
-              <w:left w:w="150" w:type="dxa"/>
-              <w:right w:w="150" w:type="dxa"/>
-            </w:tcMar>
-            <w:shd w:fill="FFFFFF"/>
-          </w:tcPr>
-          <w:p>
-            <w:pPr>
-              <w:spacing w:before="40" w:after="40"/>
-            </w:pPr>
-            <w:r>
-              <w:rPr>
-                <w:sz w:val="19"/>
-              </w:rPr>
-              <w:t>Express server, MySQL connection, OS netstat sniffer, SSE broadcast</w:t>
-            </w:r>
-          </w:p>
-        </w:tc>
-      </w:tr>
-    </w:tbl>
-    <w:p>
-      <w:pPr>
-        <w:pStyle w:val="Heading2"/>
-      </w:pPr>
-      <w:r>
-        <w:t>6.2 Deployment &amp; Runtime Architecture</w:t>
+        <w:t>6.1 Deployment &amp; Runtime Architecture</w:t>
       </w:r>
     </w:p>
     <w:p>
@@ -6331,7 +5293,7 @@
       <w:r>
         <w:rPr>
           <w:b/>
-          <w:color w:val="0F172A"/>
+          <w:color w:val="000000"/>
           <w:sz w:val="28"/>
         </w:rPr>
         <w:t>7. Results, Verification &amp; Testing</w:t>
@@ -6360,26 +5322,15 @@
         <w:jc w:val="both"/>
       </w:pPr>
       <w:r>
-        <w:t>When the TCP SYN Flood scenario was triggered against port 443 from attacker IP 192.168.1.105, the following behaviors were verified:</w:t>
-        <w:br/>
-        <w:t>1. Packet frequency accelerated from the 1.2s baseline to 350ms per frame.</w:t>
-        <w:br/>
-        <w:t>2. The heuristic IDS detected the SYN flood anomaly, posting event 'ET-DOS-SYNFLOOD' with 99% confidence.</w:t>
-        <w:br/>
-        <w:t>3. The top Critical Alert Banner rendered immediately across all views.</w:t>
-        <w:br/>
-        <w:t>4. Telemetry throughput spiked from 2.41 Mbps to 7.18 Mbps, and packets per second rose from 149k to 425k PPS.</w:t>
-        <w:br/>
-        <w:t>5. Clicking 'Auto-Block IP' committed an immediate DROP rule into MySQL, switching terminal packets to [DROP] in red and stabilizing system throughput.</w:t>
+        <w:t>When the TCP SYN Flood scenario was triggered against port 443 from attacker IP 192.168.1.105, packet frequency accelerated from 1.2s to 350ms, the heuristic IDS detected the anomaly with 99% confidence, the top Critical Alert Banner triggered, and committing a DROP rule immediately blocked subsequent malicious frames.</w:t>
       </w:r>
     </w:p>
     <w:p>
       <w:pPr>
-        <w:pStyle w:val="Heading2"/>
-        <w:spacing w:after="240"/>
+        <w:pStyle w:val="Heading3"/>
       </w:pPr>
       <w:r>
-        <w:t>7.2 Test Cases &amp; Empirical Results</w:t>
+        <w:t>Table 7 : Verification Test Cases &amp; Empirical Results</w:t>
       </w:r>
     </w:p>
     <w:tbl>
@@ -6405,22 +5356,28 @@
             <w:tcW w:type="dxa" w:w="864"/>
             <w:vAlign w:val="center"/>
             <w:tcMar>
-              <w:top w:w="120" w:type="dxa"/>
-              <w:bottom w:w="120" w:type="dxa"/>
-              <w:left w:w="150" w:type="dxa"/>
-              <w:right w:w="150" w:type="dxa"/>
+              <w:top w:w="100" w:type="dxa"/>
+              <w:bottom w:w="100" w:type="dxa"/>
+              <w:left w:w="140" w:type="dxa"/>
+              <w:right w:w="140" w:type="dxa"/>
             </w:tcMar>
-            <w:shd w:fill="1E3A8A"/>
+            <w:tcBorders>
+              <w:top w:val="single" w:sz="4" w:space="0" w:color="CBD5E1"/>
+              <w:left w:val="single" w:sz="4" w:space="0" w:color="CBD5E1"/>
+              <w:bottom w:val="single" w:sz="4" w:space="0" w:color="CBD5E1"/>
+              <w:right w:val="single" w:sz="4" w:space="0" w:color="CBD5E1"/>
+            </w:tcBorders>
+            <w:shd w:fill="E2E8F0"/>
           </w:tcPr>
           <w:p>
             <w:pPr>
-              <w:spacing w:before="40" w:after="40"/>
+              <w:spacing w:before="60" w:after="60"/>
             </w:pPr>
             <w:r>
               <w:rPr>
                 <w:b/>
-                <w:color w:val="FFFFFF"/>
-                <w:sz w:val="20"/>
+                <w:color w:val="000000"/>
+                <w:sz w:val="19"/>
               </w:rPr>
               <w:t>TC #</w:t>
             </w:r>
@@ -6431,22 +5388,28 @@
             <w:tcW w:type="dxa" w:w="2592"/>
             <w:vAlign w:val="center"/>
             <w:tcMar>
-              <w:top w:w="120" w:type="dxa"/>
-              <w:bottom w:w="120" w:type="dxa"/>
-              <w:left w:w="150" w:type="dxa"/>
-              <w:right w:w="150" w:type="dxa"/>
+              <w:top w:w="100" w:type="dxa"/>
+              <w:bottom w:w="100" w:type="dxa"/>
+              <w:left w:w="140" w:type="dxa"/>
+              <w:right w:w="140" w:type="dxa"/>
             </w:tcMar>
-            <w:shd w:fill="1E3A8A"/>
+            <w:tcBorders>
+              <w:top w:val="single" w:sz="4" w:space="0" w:color="CBD5E1"/>
+              <w:left w:val="single" w:sz="4" w:space="0" w:color="CBD5E1"/>
+              <w:bottom w:val="single" w:sz="4" w:space="0" w:color="CBD5E1"/>
+              <w:right w:val="single" w:sz="4" w:space="0" w:color="CBD5E1"/>
+            </w:tcBorders>
+            <w:shd w:fill="E2E8F0"/>
           </w:tcPr>
           <w:p>
             <w:pPr>
-              <w:spacing w:before="40" w:after="40"/>
+              <w:spacing w:before="60" w:after="60"/>
             </w:pPr>
             <w:r>
               <w:rPr>
                 <w:b/>
-                <w:color w:val="FFFFFF"/>
-                <w:sz w:val="20"/>
+                <w:color w:val="000000"/>
+                <w:sz w:val="19"/>
               </w:rPr>
               <w:t>Test Scenario</w:t>
             </w:r>
@@ -6457,22 +5420,28 @@
             <w:tcW w:type="dxa" w:w="2304"/>
             <w:vAlign w:val="center"/>
             <w:tcMar>
-              <w:top w:w="120" w:type="dxa"/>
-              <w:bottom w:w="120" w:type="dxa"/>
-              <w:left w:w="150" w:type="dxa"/>
-              <w:right w:w="150" w:type="dxa"/>
+              <w:top w:w="100" w:type="dxa"/>
+              <w:bottom w:w="100" w:type="dxa"/>
+              <w:left w:w="140" w:type="dxa"/>
+              <w:right w:w="140" w:type="dxa"/>
             </w:tcMar>
-            <w:shd w:fill="1E3A8A"/>
+            <w:tcBorders>
+              <w:top w:val="single" w:sz="4" w:space="0" w:color="CBD5E1"/>
+              <w:left w:val="single" w:sz="4" w:space="0" w:color="CBD5E1"/>
+              <w:bottom w:val="single" w:sz="4" w:space="0" w:color="CBD5E1"/>
+              <w:right w:val="single" w:sz="4" w:space="0" w:color="CBD5E1"/>
+            </w:tcBorders>
+            <w:shd w:fill="E2E8F0"/>
           </w:tcPr>
           <w:p>
             <w:pPr>
-              <w:spacing w:before="40" w:after="40"/>
+              <w:spacing w:before="60" w:after="60"/>
             </w:pPr>
             <w:r>
               <w:rPr>
                 <w:b/>
-                <w:color w:val="FFFFFF"/>
-                <w:sz w:val="20"/>
+                <w:color w:val="000000"/>
+                <w:sz w:val="19"/>
               </w:rPr>
               <w:t>Input Conditions</w:t>
             </w:r>
@@ -6483,22 +5452,28 @@
             <w:tcW w:type="dxa" w:w="2736"/>
             <w:vAlign w:val="center"/>
             <w:tcMar>
-              <w:top w:w="120" w:type="dxa"/>
-              <w:bottom w:w="120" w:type="dxa"/>
-              <w:left w:w="150" w:type="dxa"/>
-              <w:right w:w="150" w:type="dxa"/>
+              <w:top w:w="100" w:type="dxa"/>
+              <w:bottom w:w="100" w:type="dxa"/>
+              <w:left w:w="140" w:type="dxa"/>
+              <w:right w:w="140" w:type="dxa"/>
             </w:tcMar>
-            <w:shd w:fill="1E3A8A"/>
+            <w:tcBorders>
+              <w:top w:val="single" w:sz="4" w:space="0" w:color="CBD5E1"/>
+              <w:left w:val="single" w:sz="4" w:space="0" w:color="CBD5E1"/>
+              <w:bottom w:val="single" w:sz="4" w:space="0" w:color="CBD5E1"/>
+              <w:right w:val="single" w:sz="4" w:space="0" w:color="CBD5E1"/>
+            </w:tcBorders>
+            <w:shd w:fill="E2E8F0"/>
           </w:tcPr>
           <w:p>
             <w:pPr>
-              <w:spacing w:before="40" w:after="40"/>
+              <w:spacing w:before="60" w:after="60"/>
             </w:pPr>
             <w:r>
               <w:rPr>
                 <w:b/>
-                <w:color w:val="FFFFFF"/>
-                <w:sz w:val="20"/>
+                <w:color w:val="000000"/>
+                <w:sz w:val="19"/>
               </w:rPr>
               <w:t>Expected Output</w:t>
             </w:r>
@@ -6509,22 +5484,28 @@
             <w:tcW w:type="dxa" w:w="864"/>
             <w:vAlign w:val="center"/>
             <w:tcMar>
-              <w:top w:w="120" w:type="dxa"/>
-              <w:bottom w:w="120" w:type="dxa"/>
-              <w:left w:w="150" w:type="dxa"/>
-              <w:right w:w="150" w:type="dxa"/>
+              <w:top w:w="100" w:type="dxa"/>
+              <w:bottom w:w="100" w:type="dxa"/>
+              <w:left w:w="140" w:type="dxa"/>
+              <w:right w:w="140" w:type="dxa"/>
             </w:tcMar>
-            <w:shd w:fill="1E3A8A"/>
+            <w:tcBorders>
+              <w:top w:val="single" w:sz="4" w:space="0" w:color="CBD5E1"/>
+              <w:left w:val="single" w:sz="4" w:space="0" w:color="CBD5E1"/>
+              <w:bottom w:val="single" w:sz="4" w:space="0" w:color="CBD5E1"/>
+              <w:right w:val="single" w:sz="4" w:space="0" w:color="CBD5E1"/>
+            </w:tcBorders>
+            <w:shd w:fill="E2E8F0"/>
           </w:tcPr>
           <w:p>
             <w:pPr>
-              <w:spacing w:before="40" w:after="40"/>
+              <w:spacing w:before="60" w:after="60"/>
             </w:pPr>
             <w:r>
               <w:rPr>
                 <w:b/>
-                <w:color w:val="FFFFFF"/>
-                <w:sz w:val="20"/>
+                <w:color w:val="000000"/>
+                <w:sz w:val="19"/>
               </w:rPr>
               <w:t>Status</w:t>
             </w:r>
@@ -6540,11 +5521,17 @@
             <w:tcW w:type="dxa" w:w="864"/>
             <w:vAlign w:val="center"/>
             <w:tcMar>
-              <w:top w:w="120" w:type="dxa"/>
-              <w:bottom w:w="120" w:type="dxa"/>
-              <w:left w:w="150" w:type="dxa"/>
-              <w:right w:w="150" w:type="dxa"/>
+              <w:top w:w="100" w:type="dxa"/>
+              <w:bottom w:w="100" w:type="dxa"/>
+              <w:left w:w="140" w:type="dxa"/>
+              <w:right w:w="140" w:type="dxa"/>
             </w:tcMar>
+            <w:tcBorders>
+              <w:top w:val="single" w:sz="4" w:space="0" w:color="CBD5E1"/>
+              <w:left w:val="single" w:sz="4" w:space="0" w:color="CBD5E1"/>
+              <w:bottom w:val="single" w:sz="4" w:space="0" w:color="CBD5E1"/>
+              <w:right w:val="single" w:sz="4" w:space="0" w:color="CBD5E1"/>
+            </w:tcBorders>
             <w:shd w:fill="F8FAFC"/>
           </w:tcPr>
           <w:p>
@@ -6553,7 +5540,8 @@
             </w:pPr>
             <w:r>
               <w:rPr>
-                <w:sz w:val="19"/>
+                <w:color w:val="000000"/>
+                <w:sz w:val="18"/>
               </w:rPr>
               <w:t>TC-01</w:t>
             </w:r>
@@ -6564,11 +5552,17 @@
             <w:tcW w:type="dxa" w:w="2592"/>
             <w:vAlign w:val="center"/>
             <w:tcMar>
-              <w:top w:w="120" w:type="dxa"/>
-              <w:bottom w:w="120" w:type="dxa"/>
-              <w:left w:w="150" w:type="dxa"/>
-              <w:right w:w="150" w:type="dxa"/>
+              <w:top w:w="100" w:type="dxa"/>
+              <w:bottom w:w="100" w:type="dxa"/>
+              <w:left w:w="140" w:type="dxa"/>
+              <w:right w:w="140" w:type="dxa"/>
             </w:tcMar>
+            <w:tcBorders>
+              <w:top w:val="single" w:sz="4" w:space="0" w:color="CBD5E1"/>
+              <w:left w:val="single" w:sz="4" w:space="0" w:color="CBD5E1"/>
+              <w:bottom w:val="single" w:sz="4" w:space="0" w:color="CBD5E1"/>
+              <w:right w:val="single" w:sz="4" w:space="0" w:color="CBD5E1"/>
+            </w:tcBorders>
             <w:shd w:fill="F8FAFC"/>
           </w:tcPr>
           <w:p>
@@ -6577,7 +5571,8 @@
             </w:pPr>
             <w:r>
               <w:rPr>
-                <w:sz w:val="19"/>
+                <w:color w:val="000000"/>
+                <w:sz w:val="18"/>
               </w:rPr>
               <w:t>Administrator Authentication</w:t>
             </w:r>
@@ -6588,11 +5583,17 @@
             <w:tcW w:type="dxa" w:w="2304"/>
             <w:vAlign w:val="center"/>
             <w:tcMar>
-              <w:top w:w="120" w:type="dxa"/>
-              <w:bottom w:w="120" w:type="dxa"/>
-              <w:left w:w="150" w:type="dxa"/>
-              <w:right w:w="150" w:type="dxa"/>
+              <w:top w:w="100" w:type="dxa"/>
+              <w:bottom w:w="100" w:type="dxa"/>
+              <w:left w:w="140" w:type="dxa"/>
+              <w:right w:w="140" w:type="dxa"/>
             </w:tcMar>
+            <w:tcBorders>
+              <w:top w:val="single" w:sz="4" w:space="0" w:color="CBD5E1"/>
+              <w:left w:val="single" w:sz="4" w:space="0" w:color="CBD5E1"/>
+              <w:bottom w:val="single" w:sz="4" w:space="0" w:color="CBD5E1"/>
+              <w:right w:val="single" w:sz="4" w:space="0" w:color="CBD5E1"/>
+            </w:tcBorders>
             <w:shd w:fill="F8FAFC"/>
           </w:tcPr>
           <w:p>
@@ -6601,7 +5602,8 @@
             </w:pPr>
             <w:r>
               <w:rPr>
-                <w:sz w:val="19"/>
+                <w:color w:val="000000"/>
+                <w:sz w:val="18"/>
               </w:rPr>
               <w:t>Username: Ammar, Pass: hackAMR</w:t>
             </w:r>
@@ -6612,11 +5614,17 @@
             <w:tcW w:type="dxa" w:w="2736"/>
             <w:vAlign w:val="center"/>
             <w:tcMar>
-              <w:top w:w="120" w:type="dxa"/>
-              <w:bottom w:w="120" w:type="dxa"/>
-              <w:left w:w="150" w:type="dxa"/>
-              <w:right w:w="150" w:type="dxa"/>
+              <w:top w:w="100" w:type="dxa"/>
+              <w:bottom w:w="100" w:type="dxa"/>
+              <w:left w:w="140" w:type="dxa"/>
+              <w:right w:w="140" w:type="dxa"/>
             </w:tcMar>
+            <w:tcBorders>
+              <w:top w:val="single" w:sz="4" w:space="0" w:color="CBD5E1"/>
+              <w:left w:val="single" w:sz="4" w:space="0" w:color="CBD5E1"/>
+              <w:bottom w:val="single" w:sz="4" w:space="0" w:color="CBD5E1"/>
+              <w:right w:val="single" w:sz="4" w:space="0" w:color="CBD5E1"/>
+            </w:tcBorders>
             <w:shd w:fill="F8FAFC"/>
           </w:tcPr>
           <w:p>
@@ -6625,7 +5633,8 @@
             </w:pPr>
             <w:r>
               <w:rPr>
-                <w:sz w:val="19"/>
+                <w:color w:val="000000"/>
+                <w:sz w:val="18"/>
               </w:rPr>
               <w:t>Access granted, dashboard loads</w:t>
             </w:r>
@@ -6636,11 +5645,17 @@
             <w:tcW w:type="dxa" w:w="864"/>
             <w:vAlign w:val="center"/>
             <w:tcMar>
-              <w:top w:w="120" w:type="dxa"/>
-              <w:bottom w:w="120" w:type="dxa"/>
-              <w:left w:w="150" w:type="dxa"/>
-              <w:right w:w="150" w:type="dxa"/>
+              <w:top w:w="100" w:type="dxa"/>
+              <w:bottom w:w="100" w:type="dxa"/>
+              <w:left w:w="140" w:type="dxa"/>
+              <w:right w:w="140" w:type="dxa"/>
             </w:tcMar>
+            <w:tcBorders>
+              <w:top w:val="single" w:sz="4" w:space="0" w:color="CBD5E1"/>
+              <w:left w:val="single" w:sz="4" w:space="0" w:color="CBD5E1"/>
+              <w:bottom w:val="single" w:sz="4" w:space="0" w:color="CBD5E1"/>
+              <w:right w:val="single" w:sz="4" w:space="0" w:color="CBD5E1"/>
+            </w:tcBorders>
             <w:shd w:fill="F8FAFC"/>
           </w:tcPr>
           <w:p>
@@ -6649,7 +5664,8 @@
             </w:pPr>
             <w:r>
               <w:rPr>
-                <w:sz w:val="19"/>
+                <w:color w:val="000000"/>
+                <w:sz w:val="18"/>
               </w:rPr>
               <w:t>PASS</w:t>
             </w:r>
@@ -6665,11 +5681,17 @@
             <w:tcW w:type="dxa" w:w="864"/>
             <w:vAlign w:val="center"/>
             <w:tcMar>
-              <w:top w:w="120" w:type="dxa"/>
-              <w:bottom w:w="120" w:type="dxa"/>
-              <w:left w:w="150" w:type="dxa"/>
-              <w:right w:w="150" w:type="dxa"/>
+              <w:top w:w="100" w:type="dxa"/>
+              <w:bottom w:w="100" w:type="dxa"/>
+              <w:left w:w="140" w:type="dxa"/>
+              <w:right w:w="140" w:type="dxa"/>
             </w:tcMar>
+            <w:tcBorders>
+              <w:top w:val="single" w:sz="4" w:space="0" w:color="CBD5E1"/>
+              <w:left w:val="single" w:sz="4" w:space="0" w:color="CBD5E1"/>
+              <w:bottom w:val="single" w:sz="4" w:space="0" w:color="CBD5E1"/>
+              <w:right w:val="single" w:sz="4" w:space="0" w:color="CBD5E1"/>
+            </w:tcBorders>
             <w:shd w:fill="FFFFFF"/>
           </w:tcPr>
           <w:p>
@@ -6678,7 +5700,8 @@
             </w:pPr>
             <w:r>
               <w:rPr>
-                <w:sz w:val="19"/>
+                <w:color w:val="000000"/>
+                <w:sz w:val="18"/>
               </w:rPr>
               <w:t>TC-02</w:t>
             </w:r>
@@ -6689,11 +5712,17 @@
             <w:tcW w:type="dxa" w:w="2592"/>
             <w:vAlign w:val="center"/>
             <w:tcMar>
-              <w:top w:w="120" w:type="dxa"/>
-              <w:bottom w:w="120" w:type="dxa"/>
-              <w:left w:w="150" w:type="dxa"/>
-              <w:right w:w="150" w:type="dxa"/>
+              <w:top w:w="100" w:type="dxa"/>
+              <w:bottom w:w="100" w:type="dxa"/>
+              <w:left w:w="140" w:type="dxa"/>
+              <w:right w:w="140" w:type="dxa"/>
             </w:tcMar>
+            <w:tcBorders>
+              <w:top w:val="single" w:sz="4" w:space="0" w:color="CBD5E1"/>
+              <w:left w:val="single" w:sz="4" w:space="0" w:color="CBD5E1"/>
+              <w:bottom w:val="single" w:sz="4" w:space="0" w:color="CBD5E1"/>
+              <w:right w:val="single" w:sz="4" w:space="0" w:color="CBD5E1"/>
+            </w:tcBorders>
             <w:shd w:fill="FFFFFF"/>
           </w:tcPr>
           <w:p>
@@ -6702,7 +5731,8 @@
             </w:pPr>
             <w:r>
               <w:rPr>
-                <w:sz w:val="19"/>
+                <w:color w:val="000000"/>
+                <w:sz w:val="18"/>
               </w:rPr>
               <w:t>Invalid Auth Rejection</w:t>
             </w:r>
@@ -6713,11 +5743,17 @@
             <w:tcW w:type="dxa" w:w="2304"/>
             <w:vAlign w:val="center"/>
             <w:tcMar>
-              <w:top w:w="120" w:type="dxa"/>
-              <w:bottom w:w="120" w:type="dxa"/>
-              <w:left w:w="150" w:type="dxa"/>
-              <w:right w:w="150" w:type="dxa"/>
+              <w:top w:w="100" w:type="dxa"/>
+              <w:bottom w:w="100" w:type="dxa"/>
+              <w:left w:w="140" w:type="dxa"/>
+              <w:right w:w="140" w:type="dxa"/>
             </w:tcMar>
+            <w:tcBorders>
+              <w:top w:val="single" w:sz="4" w:space="0" w:color="CBD5E1"/>
+              <w:left w:val="single" w:sz="4" w:space="0" w:color="CBD5E1"/>
+              <w:bottom w:val="single" w:sz="4" w:space="0" w:color="CBD5E1"/>
+              <w:right w:val="single" w:sz="4" w:space="0" w:color="CBD5E1"/>
+            </w:tcBorders>
             <w:shd w:fill="FFFFFF"/>
           </w:tcPr>
           <w:p>
@@ -6726,7 +5762,8 @@
             </w:pPr>
             <w:r>
               <w:rPr>
-                <w:sz w:val="19"/>
+                <w:color w:val="000000"/>
+                <w:sz w:val="18"/>
               </w:rPr>
               <w:t>Username: Admin, Pass: 123456</w:t>
             </w:r>
@@ -6737,11 +5774,17 @@
             <w:tcW w:type="dxa" w:w="2736"/>
             <w:vAlign w:val="center"/>
             <w:tcMar>
-              <w:top w:w="120" w:type="dxa"/>
-              <w:bottom w:w="120" w:type="dxa"/>
-              <w:left w:w="150" w:type="dxa"/>
-              <w:right w:w="150" w:type="dxa"/>
+              <w:top w:w="100" w:type="dxa"/>
+              <w:bottom w:w="100" w:type="dxa"/>
+              <w:left w:w="140" w:type="dxa"/>
+              <w:right w:w="140" w:type="dxa"/>
             </w:tcMar>
+            <w:tcBorders>
+              <w:top w:val="single" w:sz="4" w:space="0" w:color="CBD5E1"/>
+              <w:left w:val="single" w:sz="4" w:space="0" w:color="CBD5E1"/>
+              <w:bottom w:val="single" w:sz="4" w:space="0" w:color="CBD5E1"/>
+              <w:right w:val="single" w:sz="4" w:space="0" w:color="CBD5E1"/>
+            </w:tcBorders>
             <w:shd w:fill="FFFFFF"/>
           </w:tcPr>
           <w:p>
@@ -6750,7 +5793,8 @@
             </w:pPr>
             <w:r>
               <w:rPr>
-                <w:sz w:val="19"/>
+                <w:color w:val="000000"/>
+                <w:sz w:val="18"/>
               </w:rPr>
               <w:t>Alert error, access denied</w:t>
             </w:r>
@@ -6761,11 +5805,17 @@
             <w:tcW w:type="dxa" w:w="864"/>
             <w:vAlign w:val="center"/>
             <w:tcMar>
-              <w:top w:w="120" w:type="dxa"/>
-              <w:bottom w:w="120" w:type="dxa"/>
-              <w:left w:w="150" w:type="dxa"/>
-              <w:right w:w="150" w:type="dxa"/>
+              <w:top w:w="100" w:type="dxa"/>
+              <w:bottom w:w="100" w:type="dxa"/>
+              <w:left w:w="140" w:type="dxa"/>
+              <w:right w:w="140" w:type="dxa"/>
             </w:tcMar>
+            <w:tcBorders>
+              <w:top w:val="single" w:sz="4" w:space="0" w:color="CBD5E1"/>
+              <w:left w:val="single" w:sz="4" w:space="0" w:color="CBD5E1"/>
+              <w:bottom w:val="single" w:sz="4" w:space="0" w:color="CBD5E1"/>
+              <w:right w:val="single" w:sz="4" w:space="0" w:color="CBD5E1"/>
+            </w:tcBorders>
             <w:shd w:fill="FFFFFF"/>
           </w:tcPr>
           <w:p>
@@ -6774,7 +5824,8 @@
             </w:pPr>
             <w:r>
               <w:rPr>
-                <w:sz w:val="19"/>
+                <w:color w:val="000000"/>
+                <w:sz w:val="18"/>
               </w:rPr>
               <w:t>PASS</w:t>
             </w:r>
@@ -6790,11 +5841,17 @@
             <w:tcW w:type="dxa" w:w="864"/>
             <w:vAlign w:val="center"/>
             <w:tcMar>
-              <w:top w:w="120" w:type="dxa"/>
-              <w:bottom w:w="120" w:type="dxa"/>
-              <w:left w:w="150" w:type="dxa"/>
-              <w:right w:w="150" w:type="dxa"/>
+              <w:top w:w="100" w:type="dxa"/>
+              <w:bottom w:w="100" w:type="dxa"/>
+              <w:left w:w="140" w:type="dxa"/>
+              <w:right w:w="140" w:type="dxa"/>
             </w:tcMar>
+            <w:tcBorders>
+              <w:top w:val="single" w:sz="4" w:space="0" w:color="CBD5E1"/>
+              <w:left w:val="single" w:sz="4" w:space="0" w:color="CBD5E1"/>
+              <w:bottom w:val="single" w:sz="4" w:space="0" w:color="CBD5E1"/>
+              <w:right w:val="single" w:sz="4" w:space="0" w:color="CBD5E1"/>
+            </w:tcBorders>
             <w:shd w:fill="F8FAFC"/>
           </w:tcPr>
           <w:p>
@@ -6803,7 +5860,8 @@
             </w:pPr>
             <w:r>
               <w:rPr>
-                <w:sz w:val="19"/>
+                <w:color w:val="000000"/>
+                <w:sz w:val="18"/>
               </w:rPr>
               <w:t>TC-03</w:t>
             </w:r>
@@ -6814,11 +5872,17 @@
             <w:tcW w:type="dxa" w:w="2592"/>
             <w:vAlign w:val="center"/>
             <w:tcMar>
-              <w:top w:w="120" w:type="dxa"/>
-              <w:bottom w:w="120" w:type="dxa"/>
-              <w:left w:w="150" w:type="dxa"/>
-              <w:right w:w="150" w:type="dxa"/>
+              <w:top w:w="100" w:type="dxa"/>
+              <w:bottom w:w="100" w:type="dxa"/>
+              <w:left w:w="140" w:type="dxa"/>
+              <w:right w:w="140" w:type="dxa"/>
             </w:tcMar>
+            <w:tcBorders>
+              <w:top w:val="single" w:sz="4" w:space="0" w:color="CBD5E1"/>
+              <w:left w:val="single" w:sz="4" w:space="0" w:color="CBD5E1"/>
+              <w:bottom w:val="single" w:sz="4" w:space="0" w:color="CBD5E1"/>
+              <w:right w:val="single" w:sz="4" w:space="0" w:color="CBD5E1"/>
+            </w:tcBorders>
             <w:shd w:fill="F8FAFC"/>
           </w:tcPr>
           <w:p>
@@ -6827,7 +5891,8 @@
             </w:pPr>
             <w:r>
               <w:rPr>
-                <w:sz w:val="19"/>
+                <w:color w:val="000000"/>
+                <w:sz w:val="18"/>
               </w:rPr>
               <w:t>Continuous Live Terminal Stream</w:t>
             </w:r>
@@ -6838,11 +5903,17 @@
             <w:tcW w:type="dxa" w:w="2304"/>
             <w:vAlign w:val="center"/>
             <w:tcMar>
-              <w:top w:w="120" w:type="dxa"/>
-              <w:bottom w:w="120" w:type="dxa"/>
-              <w:left w:w="150" w:type="dxa"/>
-              <w:right w:w="150" w:type="dxa"/>
+              <w:top w:w="100" w:type="dxa"/>
+              <w:bottom w:w="100" w:type="dxa"/>
+              <w:left w:w="140" w:type="dxa"/>
+              <w:right w:w="140" w:type="dxa"/>
             </w:tcMar>
+            <w:tcBorders>
+              <w:top w:val="single" w:sz="4" w:space="0" w:color="CBD5E1"/>
+              <w:left w:val="single" w:sz="4" w:space="0" w:color="CBD5E1"/>
+              <w:bottom w:val="single" w:sz="4" w:space="0" w:color="CBD5E1"/>
+              <w:right w:val="single" w:sz="4" w:space="0" w:color="CBD5E1"/>
+            </w:tcBorders>
             <w:shd w:fill="F8FAFC"/>
           </w:tcPr>
           <w:p>
@@ -6851,7 +5922,8 @@
             </w:pPr>
             <w:r>
               <w:rPr>
-                <w:sz w:val="19"/>
+                <w:color w:val="000000"/>
+                <w:sz w:val="18"/>
               </w:rPr>
               <w:t>Normal baseline mode</w:t>
             </w:r>
@@ -6862,11 +5934,17 @@
             <w:tcW w:type="dxa" w:w="2736"/>
             <w:vAlign w:val="center"/>
             <w:tcMar>
-              <w:top w:w="120" w:type="dxa"/>
-              <w:bottom w:w="120" w:type="dxa"/>
-              <w:left w:w="150" w:type="dxa"/>
-              <w:right w:w="150" w:type="dxa"/>
+              <w:top w:w="100" w:type="dxa"/>
+              <w:bottom w:w="100" w:type="dxa"/>
+              <w:left w:w="140" w:type="dxa"/>
+              <w:right w:w="140" w:type="dxa"/>
             </w:tcMar>
+            <w:tcBorders>
+              <w:top w:val="single" w:sz="4" w:space="0" w:color="CBD5E1"/>
+              <w:left w:val="single" w:sz="4" w:space="0" w:color="CBD5E1"/>
+              <w:bottom w:val="single" w:sz="4" w:space="0" w:color="CBD5E1"/>
+              <w:right w:val="single" w:sz="4" w:space="0" w:color="CBD5E1"/>
+            </w:tcBorders>
             <w:shd w:fill="F8FAFC"/>
           </w:tcPr>
           <w:p>
@@ -6875,7 +5953,8 @@
             </w:pPr>
             <w:r>
               <w:rPr>
-                <w:sz w:val="19"/>
+                <w:color w:val="000000"/>
+                <w:sz w:val="18"/>
               </w:rPr>
               <w:t>Packets stream 1-by-1 at ~1.2s</w:t>
             </w:r>
@@ -6886,11 +5965,17 @@
             <w:tcW w:type="dxa" w:w="864"/>
             <w:vAlign w:val="center"/>
             <w:tcMar>
-              <w:top w:w="120" w:type="dxa"/>
-              <w:bottom w:w="120" w:type="dxa"/>
-              <w:left w:w="150" w:type="dxa"/>
-              <w:right w:w="150" w:type="dxa"/>
+              <w:top w:w="100" w:type="dxa"/>
+              <w:bottom w:w="100" w:type="dxa"/>
+              <w:left w:w="140" w:type="dxa"/>
+              <w:right w:w="140" w:type="dxa"/>
             </w:tcMar>
+            <w:tcBorders>
+              <w:top w:val="single" w:sz="4" w:space="0" w:color="CBD5E1"/>
+              <w:left w:val="single" w:sz="4" w:space="0" w:color="CBD5E1"/>
+              <w:bottom w:val="single" w:sz="4" w:space="0" w:color="CBD5E1"/>
+              <w:right w:val="single" w:sz="4" w:space="0" w:color="CBD5E1"/>
+            </w:tcBorders>
             <w:shd w:fill="F8FAFC"/>
           </w:tcPr>
           <w:p>
@@ -6899,7 +5984,8 @@
             </w:pPr>
             <w:r>
               <w:rPr>
-                <w:sz w:val="19"/>
+                <w:color w:val="000000"/>
+                <w:sz w:val="18"/>
               </w:rPr>
               <w:t>PASS</w:t>
             </w:r>
@@ -6915,11 +6001,17 @@
             <w:tcW w:type="dxa" w:w="864"/>
             <w:vAlign w:val="center"/>
             <w:tcMar>
-              <w:top w:w="120" w:type="dxa"/>
-              <w:bottom w:w="120" w:type="dxa"/>
-              <w:left w:w="150" w:type="dxa"/>
-              <w:right w:w="150" w:type="dxa"/>
+              <w:top w:w="100" w:type="dxa"/>
+              <w:bottom w:w="100" w:type="dxa"/>
+              <w:left w:w="140" w:type="dxa"/>
+              <w:right w:w="140" w:type="dxa"/>
             </w:tcMar>
+            <w:tcBorders>
+              <w:top w:val="single" w:sz="4" w:space="0" w:color="CBD5E1"/>
+              <w:left w:val="single" w:sz="4" w:space="0" w:color="CBD5E1"/>
+              <w:bottom w:val="single" w:sz="4" w:space="0" w:color="CBD5E1"/>
+              <w:right w:val="single" w:sz="4" w:space="0" w:color="CBD5E1"/>
+            </w:tcBorders>
             <w:shd w:fill="FFFFFF"/>
           </w:tcPr>
           <w:p>
@@ -6928,7 +6020,8 @@
             </w:pPr>
             <w:r>
               <w:rPr>
-                <w:sz w:val="19"/>
+                <w:color w:val="000000"/>
+                <w:sz w:val="18"/>
               </w:rPr>
               <w:t>TC-04</w:t>
             </w:r>
@@ -6939,11 +6032,17 @@
             <w:tcW w:type="dxa" w:w="2592"/>
             <w:vAlign w:val="center"/>
             <w:tcMar>
-              <w:top w:w="120" w:type="dxa"/>
-              <w:bottom w:w="120" w:type="dxa"/>
-              <w:left w:w="150" w:type="dxa"/>
-              <w:right w:w="150" w:type="dxa"/>
+              <w:top w:w="100" w:type="dxa"/>
+              <w:bottom w:w="100" w:type="dxa"/>
+              <w:left w:w="140" w:type="dxa"/>
+              <w:right w:w="140" w:type="dxa"/>
             </w:tcMar>
+            <w:tcBorders>
+              <w:top w:val="single" w:sz="4" w:space="0" w:color="CBD5E1"/>
+              <w:left w:val="single" w:sz="4" w:space="0" w:color="CBD5E1"/>
+              <w:bottom w:val="single" w:sz="4" w:space="0" w:color="CBD5E1"/>
+              <w:right w:val="single" w:sz="4" w:space="0" w:color="CBD5E1"/>
+            </w:tcBorders>
             <w:shd w:fill="FFFFFF"/>
           </w:tcPr>
           <w:p>
@@ -6952,7 +6051,8 @@
             </w:pPr>
             <w:r>
               <w:rPr>
-                <w:sz w:val="19"/>
+                <w:color w:val="000000"/>
+                <w:sz w:val="18"/>
               </w:rPr>
               <w:t>SYN Flood Attack Simulation</w:t>
             </w:r>
@@ -6963,11 +6063,17 @@
             <w:tcW w:type="dxa" w:w="2304"/>
             <w:vAlign w:val="center"/>
             <w:tcMar>
-              <w:top w:w="120" w:type="dxa"/>
-              <w:bottom w:w="120" w:type="dxa"/>
-              <w:left w:w="150" w:type="dxa"/>
-              <w:right w:w="150" w:type="dxa"/>
+              <w:top w:w="100" w:type="dxa"/>
+              <w:bottom w:w="100" w:type="dxa"/>
+              <w:left w:w="140" w:type="dxa"/>
+              <w:right w:w="140" w:type="dxa"/>
             </w:tcMar>
+            <w:tcBorders>
+              <w:top w:val="single" w:sz="4" w:space="0" w:color="CBD5E1"/>
+              <w:left w:val="single" w:sz="4" w:space="0" w:color="CBD5E1"/>
+              <w:bottom w:val="single" w:sz="4" w:space="0" w:color="CBD5E1"/>
+              <w:right w:val="single" w:sz="4" w:space="0" w:color="CBD5E1"/>
+            </w:tcBorders>
             <w:shd w:fill="FFFFFF"/>
           </w:tcPr>
           <w:p>
@@ -6976,7 +6082,8 @@
             </w:pPr>
             <w:r>
               <w:rPr>
-                <w:sz w:val="19"/>
+                <w:color w:val="000000"/>
+                <w:sz w:val="18"/>
               </w:rPr>
               <w:t>Launch attack via console</w:t>
             </w:r>
@@ -6987,11 +6094,17 @@
             <w:tcW w:type="dxa" w:w="2736"/>
             <w:vAlign w:val="center"/>
             <w:tcMar>
-              <w:top w:w="120" w:type="dxa"/>
-              <w:bottom w:w="120" w:type="dxa"/>
-              <w:left w:w="150" w:type="dxa"/>
-              <w:right w:w="150" w:type="dxa"/>
+              <w:top w:w="100" w:type="dxa"/>
+              <w:bottom w:w="100" w:type="dxa"/>
+              <w:left w:w="140" w:type="dxa"/>
+              <w:right w:w="140" w:type="dxa"/>
             </w:tcMar>
+            <w:tcBorders>
+              <w:top w:val="single" w:sz="4" w:space="0" w:color="CBD5E1"/>
+              <w:left w:val="single" w:sz="4" w:space="0" w:color="CBD5E1"/>
+              <w:bottom w:val="single" w:sz="4" w:space="0" w:color="CBD5E1"/>
+              <w:right w:val="single" w:sz="4" w:space="0" w:color="CBD5E1"/>
+            </w:tcBorders>
             <w:shd w:fill="FFFFFF"/>
           </w:tcPr>
           <w:p>
@@ -7000,7 +6113,8 @@
             </w:pPr>
             <w:r>
               <w:rPr>
-                <w:sz w:val="19"/>
+                <w:color w:val="000000"/>
+                <w:sz w:val="18"/>
               </w:rPr>
               <w:t>Packets accelerate, alert banner triggers</w:t>
             </w:r>
@@ -7011,11 +6125,17 @@
             <w:tcW w:type="dxa" w:w="864"/>
             <w:vAlign w:val="center"/>
             <w:tcMar>
-              <w:top w:w="120" w:type="dxa"/>
-              <w:bottom w:w="120" w:type="dxa"/>
-              <w:left w:w="150" w:type="dxa"/>
-              <w:right w:w="150" w:type="dxa"/>
+              <w:top w:w="100" w:type="dxa"/>
+              <w:bottom w:w="100" w:type="dxa"/>
+              <w:left w:w="140" w:type="dxa"/>
+              <w:right w:w="140" w:type="dxa"/>
             </w:tcMar>
+            <w:tcBorders>
+              <w:top w:val="single" w:sz="4" w:space="0" w:color="CBD5E1"/>
+              <w:left w:val="single" w:sz="4" w:space="0" w:color="CBD5E1"/>
+              <w:bottom w:val="single" w:sz="4" w:space="0" w:color="CBD5E1"/>
+              <w:right w:val="single" w:sz="4" w:space="0" w:color="CBD5E1"/>
+            </w:tcBorders>
             <w:shd w:fill="FFFFFF"/>
           </w:tcPr>
           <w:p>
@@ -7024,7 +6144,8 @@
             </w:pPr>
             <w:r>
               <w:rPr>
-                <w:sz w:val="19"/>
+                <w:color w:val="000000"/>
+                <w:sz w:val="18"/>
               </w:rPr>
               <w:t>PASS</w:t>
             </w:r>
@@ -7040,11 +6161,17 @@
             <w:tcW w:type="dxa" w:w="864"/>
             <w:vAlign w:val="center"/>
             <w:tcMar>
-              <w:top w:w="120" w:type="dxa"/>
-              <w:bottom w:w="120" w:type="dxa"/>
-              <w:left w:w="150" w:type="dxa"/>
-              <w:right w:w="150" w:type="dxa"/>
+              <w:top w:w="100" w:type="dxa"/>
+              <w:bottom w:w="100" w:type="dxa"/>
+              <w:left w:w="140" w:type="dxa"/>
+              <w:right w:w="140" w:type="dxa"/>
             </w:tcMar>
+            <w:tcBorders>
+              <w:top w:val="single" w:sz="4" w:space="0" w:color="CBD5E1"/>
+              <w:left w:val="single" w:sz="4" w:space="0" w:color="CBD5E1"/>
+              <w:bottom w:val="single" w:sz="4" w:space="0" w:color="CBD5E1"/>
+              <w:right w:val="single" w:sz="4" w:space="0" w:color="CBD5E1"/>
+            </w:tcBorders>
             <w:shd w:fill="F8FAFC"/>
           </w:tcPr>
           <w:p>
@@ -7053,7 +6180,8 @@
             </w:pPr>
             <w:r>
               <w:rPr>
-                <w:sz w:val="19"/>
+                <w:color w:val="000000"/>
+                <w:sz w:val="18"/>
               </w:rPr>
               <w:t>TC-05</w:t>
             </w:r>
@@ -7064,11 +6192,17 @@
             <w:tcW w:type="dxa" w:w="2592"/>
             <w:vAlign w:val="center"/>
             <w:tcMar>
-              <w:top w:w="120" w:type="dxa"/>
-              <w:bottom w:w="120" w:type="dxa"/>
-              <w:left w:w="150" w:type="dxa"/>
-              <w:right w:w="150" w:type="dxa"/>
+              <w:top w:w="100" w:type="dxa"/>
+              <w:bottom w:w="100" w:type="dxa"/>
+              <w:left w:w="140" w:type="dxa"/>
+              <w:right w:w="140" w:type="dxa"/>
             </w:tcMar>
+            <w:tcBorders>
+              <w:top w:val="single" w:sz="4" w:space="0" w:color="CBD5E1"/>
+              <w:left w:val="single" w:sz="4" w:space="0" w:color="CBD5E1"/>
+              <w:bottom w:val="single" w:sz="4" w:space="0" w:color="CBD5E1"/>
+              <w:right w:val="single" w:sz="4" w:space="0" w:color="CBD5E1"/>
+            </w:tcBorders>
             <w:shd w:fill="F8FAFC"/>
           </w:tcPr>
           <w:p>
@@ -7077,7 +6211,8 @@
             </w:pPr>
             <w:r>
               <w:rPr>
-                <w:sz w:val="19"/>
+                <w:color w:val="000000"/>
+                <w:sz w:val="18"/>
               </w:rPr>
               <w:t>Firewall DROP Enforcement</w:t>
             </w:r>
@@ -7088,11 +6223,17 @@
             <w:tcW w:type="dxa" w:w="2304"/>
             <w:vAlign w:val="center"/>
             <w:tcMar>
-              <w:top w:w="120" w:type="dxa"/>
-              <w:bottom w:w="120" w:type="dxa"/>
-              <w:left w:w="150" w:type="dxa"/>
-              <w:right w:w="150" w:type="dxa"/>
+              <w:top w:w="100" w:type="dxa"/>
+              <w:bottom w:w="100" w:type="dxa"/>
+              <w:left w:w="140" w:type="dxa"/>
+              <w:right w:w="140" w:type="dxa"/>
             </w:tcMar>
+            <w:tcBorders>
+              <w:top w:val="single" w:sz="4" w:space="0" w:color="CBD5E1"/>
+              <w:left w:val="single" w:sz="4" w:space="0" w:color="CBD5E1"/>
+              <w:bottom w:val="single" w:sz="4" w:space="0" w:color="CBD5E1"/>
+              <w:right w:val="single" w:sz="4" w:space="0" w:color="CBD5E1"/>
+            </w:tcBorders>
             <w:shd w:fill="F8FAFC"/>
           </w:tcPr>
           <w:p>
@@ -7101,7 +6242,8 @@
             </w:pPr>
             <w:r>
               <w:rPr>
-                <w:sz w:val="19"/>
+                <w:color w:val="000000"/>
+                <w:sz w:val="18"/>
               </w:rPr>
               <w:t>Add rule: 192.168.1.105 -&gt; DROP</w:t>
             </w:r>
@@ -7112,11 +6254,17 @@
             <w:tcW w:type="dxa" w:w="2736"/>
             <w:vAlign w:val="center"/>
             <w:tcMar>
-              <w:top w:w="120" w:type="dxa"/>
-              <w:bottom w:w="120" w:type="dxa"/>
-              <w:left w:w="150" w:type="dxa"/>
-              <w:right w:w="150" w:type="dxa"/>
+              <w:top w:w="100" w:type="dxa"/>
+              <w:bottom w:w="100" w:type="dxa"/>
+              <w:left w:w="140" w:type="dxa"/>
+              <w:right w:w="140" w:type="dxa"/>
             </w:tcMar>
+            <w:tcBorders>
+              <w:top w:val="single" w:sz="4" w:space="0" w:color="CBD5E1"/>
+              <w:left w:val="single" w:sz="4" w:space="0" w:color="CBD5E1"/>
+              <w:bottom w:val="single" w:sz="4" w:space="0" w:color="CBD5E1"/>
+              <w:right w:val="single" w:sz="4" w:space="0" w:color="CBD5E1"/>
+            </w:tcBorders>
             <w:shd w:fill="F8FAFC"/>
           </w:tcPr>
           <w:p>
@@ -7125,7 +6273,8 @@
             </w:pPr>
             <w:r>
               <w:rPr>
-                <w:sz w:val="19"/>
+                <w:color w:val="000000"/>
+                <w:sz w:val="18"/>
               </w:rPr>
               <w:t>Packets marked [DROP], hits counter increments</w:t>
             </w:r>
@@ -7136,11 +6285,17 @@
             <w:tcW w:type="dxa" w:w="864"/>
             <w:vAlign w:val="center"/>
             <w:tcMar>
-              <w:top w:w="120" w:type="dxa"/>
-              <w:bottom w:w="120" w:type="dxa"/>
-              <w:left w:w="150" w:type="dxa"/>
-              <w:right w:w="150" w:type="dxa"/>
+              <w:top w:w="100" w:type="dxa"/>
+              <w:bottom w:w="100" w:type="dxa"/>
+              <w:left w:w="140" w:type="dxa"/>
+              <w:right w:w="140" w:type="dxa"/>
             </w:tcMar>
+            <w:tcBorders>
+              <w:top w:val="single" w:sz="4" w:space="0" w:color="CBD5E1"/>
+              <w:left w:val="single" w:sz="4" w:space="0" w:color="CBD5E1"/>
+              <w:bottom w:val="single" w:sz="4" w:space="0" w:color="CBD5E1"/>
+              <w:right w:val="single" w:sz="4" w:space="0" w:color="CBD5E1"/>
+            </w:tcBorders>
             <w:shd w:fill="F8FAFC"/>
           </w:tcPr>
           <w:p>
@@ -7149,7 +6304,8 @@
             </w:pPr>
             <w:r>
               <w:rPr>
-                <w:sz w:val="19"/>
+                <w:color w:val="000000"/>
+                <w:sz w:val="18"/>
               </w:rPr>
               <w:t>PASS</w:t>
             </w:r>
@@ -7165,11 +6321,17 @@
             <w:tcW w:type="dxa" w:w="864"/>
             <w:vAlign w:val="center"/>
             <w:tcMar>
-              <w:top w:w="120" w:type="dxa"/>
-              <w:bottom w:w="120" w:type="dxa"/>
-              <w:left w:w="150" w:type="dxa"/>
-              <w:right w:w="150" w:type="dxa"/>
+              <w:top w:w="100" w:type="dxa"/>
+              <w:bottom w:w="100" w:type="dxa"/>
+              <w:left w:w="140" w:type="dxa"/>
+              <w:right w:w="140" w:type="dxa"/>
             </w:tcMar>
+            <w:tcBorders>
+              <w:top w:val="single" w:sz="4" w:space="0" w:color="CBD5E1"/>
+              <w:left w:val="single" w:sz="4" w:space="0" w:color="CBD5E1"/>
+              <w:bottom w:val="single" w:sz="4" w:space="0" w:color="CBD5E1"/>
+              <w:right w:val="single" w:sz="4" w:space="0" w:color="CBD5E1"/>
+            </w:tcBorders>
             <w:shd w:fill="FFFFFF"/>
           </w:tcPr>
           <w:p>
@@ -7178,7 +6340,8 @@
             </w:pPr>
             <w:r>
               <w:rPr>
-                <w:sz w:val="19"/>
+                <w:color w:val="000000"/>
+                <w:sz w:val="18"/>
               </w:rPr>
               <w:t>TC-06</w:t>
             </w:r>
@@ -7189,11 +6352,17 @@
             <w:tcW w:type="dxa" w:w="2592"/>
             <w:vAlign w:val="center"/>
             <w:tcMar>
-              <w:top w:w="120" w:type="dxa"/>
-              <w:bottom w:w="120" w:type="dxa"/>
-              <w:left w:w="150" w:type="dxa"/>
-              <w:right w:w="150" w:type="dxa"/>
+              <w:top w:w="100" w:type="dxa"/>
+              <w:bottom w:w="100" w:type="dxa"/>
+              <w:left w:w="140" w:type="dxa"/>
+              <w:right w:w="140" w:type="dxa"/>
             </w:tcMar>
+            <w:tcBorders>
+              <w:top w:val="single" w:sz="4" w:space="0" w:color="CBD5E1"/>
+              <w:left w:val="single" w:sz="4" w:space="0" w:color="CBD5E1"/>
+              <w:bottom w:val="single" w:sz="4" w:space="0" w:color="CBD5E1"/>
+              <w:right w:val="single" w:sz="4" w:space="0" w:color="CBD5E1"/>
+            </w:tcBorders>
             <w:shd w:fill="FFFFFF"/>
           </w:tcPr>
           <w:p>
@@ -7202,7 +6371,8 @@
             </w:pPr>
             <w:r>
               <w:rPr>
-                <w:sz w:val="19"/>
+                <w:color w:val="000000"/>
+                <w:sz w:val="18"/>
               </w:rPr>
               <w:t>Topology Mesh Node Dragging</w:t>
             </w:r>
@@ -7213,11 +6383,17 @@
             <w:tcW w:type="dxa" w:w="2304"/>
             <w:vAlign w:val="center"/>
             <w:tcMar>
-              <w:top w:w="120" w:type="dxa"/>
-              <w:bottom w:w="120" w:type="dxa"/>
-              <w:left w:w="150" w:type="dxa"/>
-              <w:right w:w="150" w:type="dxa"/>
+              <w:top w:w="100" w:type="dxa"/>
+              <w:bottom w:w="100" w:type="dxa"/>
+              <w:left w:w="140" w:type="dxa"/>
+              <w:right w:w="140" w:type="dxa"/>
             </w:tcMar>
+            <w:tcBorders>
+              <w:top w:val="single" w:sz="4" w:space="0" w:color="CBD5E1"/>
+              <w:left w:val="single" w:sz="4" w:space="0" w:color="CBD5E1"/>
+              <w:bottom w:val="single" w:sz="4" w:space="0" w:color="CBD5E1"/>
+              <w:right w:val="single" w:sz="4" w:space="0" w:color="CBD5E1"/>
+            </w:tcBorders>
             <w:shd w:fill="FFFFFF"/>
           </w:tcPr>
           <w:p>
@@ -7226,7 +6402,8 @@
             </w:pPr>
             <w:r>
               <w:rPr>
-                <w:sz w:val="19"/>
+                <w:color w:val="000000"/>
+                <w:sz w:val="18"/>
               </w:rPr>
               <w:t>Pointer drag on Attacker node</w:t>
             </w:r>
@@ -7237,11 +6414,17 @@
             <w:tcW w:type="dxa" w:w="2736"/>
             <w:vAlign w:val="center"/>
             <w:tcMar>
-              <w:top w:w="120" w:type="dxa"/>
-              <w:bottom w:w="120" w:type="dxa"/>
-              <w:left w:w="150" w:type="dxa"/>
-              <w:right w:w="150" w:type="dxa"/>
+              <w:top w:w="100" w:type="dxa"/>
+              <w:bottom w:w="100" w:type="dxa"/>
+              <w:left w:w="140" w:type="dxa"/>
+              <w:right w:w="140" w:type="dxa"/>
             </w:tcMar>
+            <w:tcBorders>
+              <w:top w:val="single" w:sz="4" w:space="0" w:color="CBD5E1"/>
+              <w:left w:val="single" w:sz="4" w:space="0" w:color="CBD5E1"/>
+              <w:bottom w:val="single" w:sz="4" w:space="0" w:color="CBD5E1"/>
+              <w:right w:val="single" w:sz="4" w:space="0" w:color="CBD5E1"/>
+            </w:tcBorders>
             <w:shd w:fill="FFFFFF"/>
           </w:tcPr>
           <w:p>
@@ -7250,7 +6433,8 @@
             </w:pPr>
             <w:r>
               <w:rPr>
-                <w:sz w:val="19"/>
+                <w:color w:val="000000"/>
+                <w:sz w:val="18"/>
               </w:rPr>
               <w:t>Node moves, Bézier curves follow smoothly</w:t>
             </w:r>
@@ -7261,11 +6445,17 @@
             <w:tcW w:type="dxa" w:w="864"/>
             <w:vAlign w:val="center"/>
             <w:tcMar>
-              <w:top w:w="120" w:type="dxa"/>
-              <w:bottom w:w="120" w:type="dxa"/>
-              <w:left w:w="150" w:type="dxa"/>
-              <w:right w:w="150" w:type="dxa"/>
+              <w:top w:w="100" w:type="dxa"/>
+              <w:bottom w:w="100" w:type="dxa"/>
+              <w:left w:w="140" w:type="dxa"/>
+              <w:right w:w="140" w:type="dxa"/>
             </w:tcMar>
+            <w:tcBorders>
+              <w:top w:val="single" w:sz="4" w:space="0" w:color="CBD5E1"/>
+              <w:left w:val="single" w:sz="4" w:space="0" w:color="CBD5E1"/>
+              <w:bottom w:val="single" w:sz="4" w:space="0" w:color="CBD5E1"/>
+              <w:right w:val="single" w:sz="4" w:space="0" w:color="CBD5E1"/>
+            </w:tcBorders>
             <w:shd w:fill="FFFFFF"/>
           </w:tcPr>
           <w:p>
@@ -7274,7 +6464,8 @@
             </w:pPr>
             <w:r>
               <w:rPr>
-                <w:sz w:val="19"/>
+                <w:color w:val="000000"/>
+                <w:sz w:val="18"/>
               </w:rPr>
               <w:t>PASS</w:t>
             </w:r>
@@ -7290,11 +6481,17 @@
             <w:tcW w:type="dxa" w:w="864"/>
             <w:vAlign w:val="center"/>
             <w:tcMar>
-              <w:top w:w="120" w:type="dxa"/>
-              <w:bottom w:w="120" w:type="dxa"/>
-              <w:left w:w="150" w:type="dxa"/>
-              <w:right w:w="150" w:type="dxa"/>
+              <w:top w:w="100" w:type="dxa"/>
+              <w:bottom w:w="100" w:type="dxa"/>
+              <w:left w:w="140" w:type="dxa"/>
+              <w:right w:w="140" w:type="dxa"/>
             </w:tcMar>
+            <w:tcBorders>
+              <w:top w:val="single" w:sz="4" w:space="0" w:color="CBD5E1"/>
+              <w:left w:val="single" w:sz="4" w:space="0" w:color="CBD5E1"/>
+              <w:bottom w:val="single" w:sz="4" w:space="0" w:color="CBD5E1"/>
+              <w:right w:val="single" w:sz="4" w:space="0" w:color="CBD5E1"/>
+            </w:tcBorders>
             <w:shd w:fill="F8FAFC"/>
           </w:tcPr>
           <w:p>
@@ -7303,7 +6500,8 @@
             </w:pPr>
             <w:r>
               <w:rPr>
-                <w:sz w:val="19"/>
+                <w:color w:val="000000"/>
+                <w:sz w:val="18"/>
               </w:rPr>
               <w:t>TC-07</w:t>
             </w:r>
@@ -7314,11 +6512,17 @@
             <w:tcW w:type="dxa" w:w="2592"/>
             <w:vAlign w:val="center"/>
             <w:tcMar>
-              <w:top w:w="120" w:type="dxa"/>
-              <w:bottom w:w="120" w:type="dxa"/>
-              <w:left w:w="150" w:type="dxa"/>
-              <w:right w:w="150" w:type="dxa"/>
+              <w:top w:w="100" w:type="dxa"/>
+              <w:bottom w:w="100" w:type="dxa"/>
+              <w:left w:w="140" w:type="dxa"/>
+              <w:right w:w="140" w:type="dxa"/>
             </w:tcMar>
+            <w:tcBorders>
+              <w:top w:val="single" w:sz="4" w:space="0" w:color="CBD5E1"/>
+              <w:left w:val="single" w:sz="4" w:space="0" w:color="CBD5E1"/>
+              <w:bottom w:val="single" w:sz="4" w:space="0" w:color="CBD5E1"/>
+              <w:right w:val="single" w:sz="4" w:space="0" w:color="CBD5E1"/>
+            </w:tcBorders>
             <w:shd w:fill="F8FAFC"/>
           </w:tcPr>
           <w:p>
@@ -7327,7 +6531,8 @@
             </w:pPr>
             <w:r>
               <w:rPr>
-                <w:sz w:val="19"/>
+                <w:color w:val="000000"/>
+                <w:sz w:val="18"/>
               </w:rPr>
               <w:t>Topology Layout Reset</w:t>
             </w:r>
@@ -7338,11 +6543,17 @@
             <w:tcW w:type="dxa" w:w="2304"/>
             <w:vAlign w:val="center"/>
             <w:tcMar>
-              <w:top w:w="120" w:type="dxa"/>
-              <w:bottom w:w="120" w:type="dxa"/>
-              <w:left w:w="150" w:type="dxa"/>
-              <w:right w:w="150" w:type="dxa"/>
+              <w:top w:w="100" w:type="dxa"/>
+              <w:bottom w:w="100" w:type="dxa"/>
+              <w:left w:w="140" w:type="dxa"/>
+              <w:right w:w="140" w:type="dxa"/>
             </w:tcMar>
+            <w:tcBorders>
+              <w:top w:val="single" w:sz="4" w:space="0" w:color="CBD5E1"/>
+              <w:left w:val="single" w:sz="4" w:space="0" w:color="CBD5E1"/>
+              <w:bottom w:val="single" w:sz="4" w:space="0" w:color="CBD5E1"/>
+              <w:right w:val="single" w:sz="4" w:space="0" w:color="CBD5E1"/>
+            </w:tcBorders>
             <w:shd w:fill="F8FAFC"/>
           </w:tcPr>
           <w:p>
@@ -7351,7 +6562,8 @@
             </w:pPr>
             <w:r>
               <w:rPr>
-                <w:sz w:val="19"/>
+                <w:color w:val="000000"/>
+                <w:sz w:val="18"/>
               </w:rPr>
               <w:t>Click 'Reset Layout' button</w:t>
             </w:r>
@@ -7362,11 +6574,17 @@
             <w:tcW w:type="dxa" w:w="2736"/>
             <w:vAlign w:val="center"/>
             <w:tcMar>
-              <w:top w:w="120" w:type="dxa"/>
-              <w:bottom w:w="120" w:type="dxa"/>
-              <w:left w:w="150" w:type="dxa"/>
-              <w:right w:w="150" w:type="dxa"/>
+              <w:top w:w="100" w:type="dxa"/>
+              <w:bottom w:w="100" w:type="dxa"/>
+              <w:left w:w="140" w:type="dxa"/>
+              <w:right w:w="140" w:type="dxa"/>
             </w:tcMar>
+            <w:tcBorders>
+              <w:top w:val="single" w:sz="4" w:space="0" w:color="CBD5E1"/>
+              <w:left w:val="single" w:sz="4" w:space="0" w:color="CBD5E1"/>
+              <w:bottom w:val="single" w:sz="4" w:space="0" w:color="CBD5E1"/>
+              <w:right w:val="single" w:sz="4" w:space="0" w:color="CBD5E1"/>
+            </w:tcBorders>
             <w:shd w:fill="F8FAFC"/>
           </w:tcPr>
           <w:p>
@@ -7375,7 +6593,8 @@
             </w:pPr>
             <w:r>
               <w:rPr>
-                <w:sz w:val="19"/>
+                <w:color w:val="000000"/>
+                <w:sz w:val="18"/>
               </w:rPr>
               <w:t>Nodes snap back to balanced default layout</w:t>
             </w:r>
@@ -7386,11 +6605,17 @@
             <w:tcW w:type="dxa" w:w="864"/>
             <w:vAlign w:val="center"/>
             <w:tcMar>
-              <w:top w:w="120" w:type="dxa"/>
-              <w:bottom w:w="120" w:type="dxa"/>
-              <w:left w:w="150" w:type="dxa"/>
-              <w:right w:w="150" w:type="dxa"/>
+              <w:top w:w="100" w:type="dxa"/>
+              <w:bottom w:w="100" w:type="dxa"/>
+              <w:left w:w="140" w:type="dxa"/>
+              <w:right w:w="140" w:type="dxa"/>
             </w:tcMar>
+            <w:tcBorders>
+              <w:top w:val="single" w:sz="4" w:space="0" w:color="CBD5E1"/>
+              <w:left w:val="single" w:sz="4" w:space="0" w:color="CBD5E1"/>
+              <w:bottom w:val="single" w:sz="4" w:space="0" w:color="CBD5E1"/>
+              <w:right w:val="single" w:sz="4" w:space="0" w:color="CBD5E1"/>
+            </w:tcBorders>
             <w:shd w:fill="F8FAFC"/>
           </w:tcPr>
           <w:p>
@@ -7399,7 +6624,8 @@
             </w:pPr>
             <w:r>
               <w:rPr>
-                <w:sz w:val="19"/>
+                <w:color w:val="000000"/>
+                <w:sz w:val="18"/>
               </w:rPr>
               <w:t>PASS</w:t>
             </w:r>
@@ -7415,11 +6641,17 @@
             <w:tcW w:type="dxa" w:w="864"/>
             <w:vAlign w:val="center"/>
             <w:tcMar>
-              <w:top w:w="120" w:type="dxa"/>
-              <w:bottom w:w="120" w:type="dxa"/>
-              <w:left w:w="150" w:type="dxa"/>
-              <w:right w:w="150" w:type="dxa"/>
+              <w:top w:w="100" w:type="dxa"/>
+              <w:bottom w:w="100" w:type="dxa"/>
+              <w:left w:w="140" w:type="dxa"/>
+              <w:right w:w="140" w:type="dxa"/>
             </w:tcMar>
+            <w:tcBorders>
+              <w:top w:val="single" w:sz="4" w:space="0" w:color="CBD5E1"/>
+              <w:left w:val="single" w:sz="4" w:space="0" w:color="CBD5E1"/>
+              <w:bottom w:val="single" w:sz="4" w:space="0" w:color="CBD5E1"/>
+              <w:right w:val="single" w:sz="4" w:space="0" w:color="CBD5E1"/>
+            </w:tcBorders>
             <w:shd w:fill="FFFFFF"/>
           </w:tcPr>
           <w:p>
@@ -7428,7 +6660,8 @@
             </w:pPr>
             <w:r>
               <w:rPr>
-                <w:sz w:val="19"/>
+                <w:color w:val="000000"/>
+                <w:sz w:val="18"/>
               </w:rPr>
               <w:t>TC-08</w:t>
             </w:r>
@@ -7439,11 +6672,17 @@
             <w:tcW w:type="dxa" w:w="2592"/>
             <w:vAlign w:val="center"/>
             <w:tcMar>
-              <w:top w:w="120" w:type="dxa"/>
-              <w:bottom w:w="120" w:type="dxa"/>
-              <w:left w:w="150" w:type="dxa"/>
-              <w:right w:w="150" w:type="dxa"/>
+              <w:top w:w="100" w:type="dxa"/>
+              <w:bottom w:w="100" w:type="dxa"/>
+              <w:left w:w="140" w:type="dxa"/>
+              <w:right w:w="140" w:type="dxa"/>
             </w:tcMar>
+            <w:tcBorders>
+              <w:top w:val="single" w:sz="4" w:space="0" w:color="CBD5E1"/>
+              <w:left w:val="single" w:sz="4" w:space="0" w:color="CBD5E1"/>
+              <w:bottom w:val="single" w:sz="4" w:space="0" w:color="CBD5E1"/>
+              <w:right w:val="single" w:sz="4" w:space="0" w:color="CBD5E1"/>
+            </w:tcBorders>
             <w:shd w:fill="FFFFFF"/>
           </w:tcPr>
           <w:p>
@@ -7452,7 +6691,8 @@
             </w:pPr>
             <w:r>
               <w:rPr>
-                <w:sz w:val="19"/>
+                <w:color w:val="000000"/>
+                <w:sz w:val="18"/>
               </w:rPr>
               <w:t>MySQL Rule Persistence</w:t>
             </w:r>
@@ -7463,11 +6703,17 @@
             <w:tcW w:type="dxa" w:w="2304"/>
             <w:vAlign w:val="center"/>
             <w:tcMar>
-              <w:top w:w="120" w:type="dxa"/>
-              <w:bottom w:w="120" w:type="dxa"/>
-              <w:left w:w="150" w:type="dxa"/>
-              <w:right w:w="150" w:type="dxa"/>
+              <w:top w:w="100" w:type="dxa"/>
+              <w:bottom w:w="100" w:type="dxa"/>
+              <w:left w:w="140" w:type="dxa"/>
+              <w:right w:w="140" w:type="dxa"/>
             </w:tcMar>
+            <w:tcBorders>
+              <w:top w:val="single" w:sz="4" w:space="0" w:color="CBD5E1"/>
+              <w:left w:val="single" w:sz="4" w:space="0" w:color="CBD5E1"/>
+              <w:bottom w:val="single" w:sz="4" w:space="0" w:color="CBD5E1"/>
+              <w:right w:val="single" w:sz="4" w:space="0" w:color="CBD5E1"/>
+            </w:tcBorders>
             <w:shd w:fill="FFFFFF"/>
           </w:tcPr>
           <w:p>
@@ -7476,7 +6722,8 @@
             </w:pPr>
             <w:r>
               <w:rPr>
-                <w:sz w:val="19"/>
+                <w:color w:val="000000"/>
+                <w:sz w:val="18"/>
               </w:rPr>
               <w:t>Create rule -&gt; Reload browser</w:t>
             </w:r>
@@ -7487,11 +6734,17 @@
             <w:tcW w:type="dxa" w:w="2736"/>
             <w:vAlign w:val="center"/>
             <w:tcMar>
-              <w:top w:w="120" w:type="dxa"/>
-              <w:bottom w:w="120" w:type="dxa"/>
-              <w:left w:w="150" w:type="dxa"/>
-              <w:right w:w="150" w:type="dxa"/>
+              <w:top w:w="100" w:type="dxa"/>
+              <w:bottom w:w="100" w:type="dxa"/>
+              <w:left w:w="140" w:type="dxa"/>
+              <w:right w:w="140" w:type="dxa"/>
             </w:tcMar>
+            <w:tcBorders>
+              <w:top w:val="single" w:sz="4" w:space="0" w:color="CBD5E1"/>
+              <w:left w:val="single" w:sz="4" w:space="0" w:color="CBD5E1"/>
+              <w:bottom w:val="single" w:sz="4" w:space="0" w:color="CBD5E1"/>
+              <w:right w:val="single" w:sz="4" w:space="0" w:color="CBD5E1"/>
+            </w:tcBorders>
             <w:shd w:fill="FFFFFF"/>
           </w:tcPr>
           <w:p>
@@ -7500,7 +6753,8 @@
             </w:pPr>
             <w:r>
               <w:rPr>
-                <w:sz w:val="19"/>
+                <w:color w:val="000000"/>
+                <w:sz w:val="18"/>
               </w:rPr>
               <w:t>Rule reloads intact with hit counters</w:t>
             </w:r>
@@ -7511,11 +6765,17 @@
             <w:tcW w:type="dxa" w:w="864"/>
             <w:vAlign w:val="center"/>
             <w:tcMar>
-              <w:top w:w="120" w:type="dxa"/>
-              <w:bottom w:w="120" w:type="dxa"/>
-              <w:left w:w="150" w:type="dxa"/>
-              <w:right w:w="150" w:type="dxa"/>
+              <w:top w:w="100" w:type="dxa"/>
+              <w:bottom w:w="100" w:type="dxa"/>
+              <w:left w:w="140" w:type="dxa"/>
+              <w:right w:w="140" w:type="dxa"/>
             </w:tcMar>
+            <w:tcBorders>
+              <w:top w:val="single" w:sz="4" w:space="0" w:color="CBD5E1"/>
+              <w:left w:val="single" w:sz="4" w:space="0" w:color="CBD5E1"/>
+              <w:bottom w:val="single" w:sz="4" w:space="0" w:color="CBD5E1"/>
+              <w:right w:val="single" w:sz="4" w:space="0" w:color="CBD5E1"/>
+            </w:tcBorders>
             <w:shd w:fill="FFFFFF"/>
           </w:tcPr>
           <w:p>
@@ -7524,7 +6784,8 @@
             </w:pPr>
             <w:r>
               <w:rPr>
-                <w:sz w:val="19"/>
+                <w:color w:val="000000"/>
+                <w:sz w:val="18"/>
               </w:rPr>
               <w:t>PASS</w:t>
             </w:r>
@@ -7540,11 +6801,17 @@
             <w:tcW w:type="dxa" w:w="864"/>
             <w:vAlign w:val="center"/>
             <w:tcMar>
-              <w:top w:w="120" w:type="dxa"/>
-              <w:bottom w:w="120" w:type="dxa"/>
-              <w:left w:w="150" w:type="dxa"/>
-              <w:right w:w="150" w:type="dxa"/>
+              <w:top w:w="100" w:type="dxa"/>
+              <w:bottom w:w="100" w:type="dxa"/>
+              <w:left w:w="140" w:type="dxa"/>
+              <w:right w:w="140" w:type="dxa"/>
             </w:tcMar>
+            <w:tcBorders>
+              <w:top w:val="single" w:sz="4" w:space="0" w:color="CBD5E1"/>
+              <w:left w:val="single" w:sz="4" w:space="0" w:color="CBD5E1"/>
+              <w:bottom w:val="single" w:sz="4" w:space="0" w:color="CBD5E1"/>
+              <w:right w:val="single" w:sz="4" w:space="0" w:color="CBD5E1"/>
+            </w:tcBorders>
             <w:shd w:fill="F8FAFC"/>
           </w:tcPr>
           <w:p>
@@ -7553,7 +6820,8 @@
             </w:pPr>
             <w:r>
               <w:rPr>
-                <w:sz w:val="19"/>
+                <w:color w:val="000000"/>
+                <w:sz w:val="18"/>
               </w:rPr>
               <w:t>TC-09</w:t>
             </w:r>
@@ -7564,11 +6832,17 @@
             <w:tcW w:type="dxa" w:w="2592"/>
             <w:vAlign w:val="center"/>
             <w:tcMar>
-              <w:top w:w="120" w:type="dxa"/>
-              <w:bottom w:w="120" w:type="dxa"/>
-              <w:left w:w="150" w:type="dxa"/>
-              <w:right w:w="150" w:type="dxa"/>
+              <w:top w:w="100" w:type="dxa"/>
+              <w:bottom w:w="100" w:type="dxa"/>
+              <w:left w:w="140" w:type="dxa"/>
+              <w:right w:w="140" w:type="dxa"/>
             </w:tcMar>
+            <w:tcBorders>
+              <w:top w:val="single" w:sz="4" w:space="0" w:color="CBD5E1"/>
+              <w:left w:val="single" w:sz="4" w:space="0" w:color="CBD5E1"/>
+              <w:bottom w:val="single" w:sz="4" w:space="0" w:color="CBD5E1"/>
+              <w:right w:val="single" w:sz="4" w:space="0" w:color="CBD5E1"/>
+            </w:tcBorders>
             <w:shd w:fill="F8FAFC"/>
           </w:tcPr>
           <w:p>
@@ -7577,7 +6851,8 @@
             </w:pPr>
             <w:r>
               <w:rPr>
-                <w:sz w:val="19"/>
+                <w:color w:val="000000"/>
+                <w:sz w:val="18"/>
               </w:rPr>
               <w:t>IP Geo Radar Projection</w:t>
             </w:r>
@@ -7588,11 +6863,17 @@
             <w:tcW w:type="dxa" w:w="2304"/>
             <w:vAlign w:val="center"/>
             <w:tcMar>
-              <w:top w:w="120" w:type="dxa"/>
-              <w:bottom w:w="120" w:type="dxa"/>
-              <w:left w:w="150" w:type="dxa"/>
-              <w:right w:w="150" w:type="dxa"/>
+              <w:top w:w="100" w:type="dxa"/>
+              <w:bottom w:w="100" w:type="dxa"/>
+              <w:left w:w="140" w:type="dxa"/>
+              <w:right w:w="140" w:type="dxa"/>
             </w:tcMar>
+            <w:tcBorders>
+              <w:top w:val="single" w:sz="4" w:space="0" w:color="CBD5E1"/>
+              <w:left w:val="single" w:sz="4" w:space="0" w:color="CBD5E1"/>
+              <w:bottom w:val="single" w:sz="4" w:space="0" w:color="CBD5E1"/>
+              <w:right w:val="single" w:sz="4" w:space="0" w:color="CBD5E1"/>
+            </w:tcBorders>
             <w:shd w:fill="F8FAFC"/>
           </w:tcPr>
           <w:p>
@@ -7601,7 +6882,8 @@
             </w:pPr>
             <w:r>
               <w:rPr>
-                <w:sz w:val="19"/>
+                <w:color w:val="000000"/>
+                <w:sz w:val="18"/>
               </w:rPr>
               <w:t>Track packets from Mumbai/Frankfurt</w:t>
             </w:r>
@@ -7612,11 +6894,17 @@
             <w:tcW w:type="dxa" w:w="2736"/>
             <w:vAlign w:val="center"/>
             <w:tcMar>
-              <w:top w:w="120" w:type="dxa"/>
-              <w:bottom w:w="120" w:type="dxa"/>
-              <w:left w:w="150" w:type="dxa"/>
-              <w:right w:w="150" w:type="dxa"/>
+              <w:top w:w="100" w:type="dxa"/>
+              <w:bottom w:w="100" w:type="dxa"/>
+              <w:left w:w="140" w:type="dxa"/>
+              <w:right w:w="140" w:type="dxa"/>
             </w:tcMar>
+            <w:tcBorders>
+              <w:top w:val="single" w:sz="4" w:space="0" w:color="CBD5E1"/>
+              <w:left w:val="single" w:sz="4" w:space="0" w:color="CBD5E1"/>
+              <w:bottom w:val="single" w:sz="4" w:space="0" w:color="CBD5E1"/>
+              <w:right w:val="single" w:sz="4" w:space="0" w:color="CBD5E1"/>
+            </w:tcBorders>
             <w:shd w:fill="F8FAFC"/>
           </w:tcPr>
           <w:p>
@@ -7625,7 +6913,8 @@
             </w:pPr>
             <w:r>
               <w:rPr>
-                <w:sz w:val="19"/>
+                <w:color w:val="000000"/>
+                <w:sz w:val="18"/>
               </w:rPr>
               <w:t>Country pills [IN]/[DE] render clearly</w:t>
             </w:r>
@@ -7636,11 +6925,17 @@
             <w:tcW w:type="dxa" w:w="864"/>
             <w:vAlign w:val="center"/>
             <w:tcMar>
-              <w:top w:w="120" w:type="dxa"/>
-              <w:bottom w:w="120" w:type="dxa"/>
-              <w:left w:w="150" w:type="dxa"/>
-              <w:right w:w="150" w:type="dxa"/>
+              <w:top w:w="100" w:type="dxa"/>
+              <w:bottom w:w="100" w:type="dxa"/>
+              <w:left w:w="140" w:type="dxa"/>
+              <w:right w:w="140" w:type="dxa"/>
             </w:tcMar>
+            <w:tcBorders>
+              <w:top w:val="single" w:sz="4" w:space="0" w:color="CBD5E1"/>
+              <w:left w:val="single" w:sz="4" w:space="0" w:color="CBD5E1"/>
+              <w:bottom w:val="single" w:sz="4" w:space="0" w:color="CBD5E1"/>
+              <w:right w:val="single" w:sz="4" w:space="0" w:color="CBD5E1"/>
+            </w:tcBorders>
             <w:shd w:fill="F8FAFC"/>
           </w:tcPr>
           <w:p>
@@ -7649,7 +6944,8 @@
             </w:pPr>
             <w:r>
               <w:rPr>
-                <w:sz w:val="19"/>
+                <w:color w:val="000000"/>
+                <w:sz w:val="18"/>
               </w:rPr>
               <w:t>PASS</w:t>
             </w:r>
@@ -7665,11 +6961,17 @@
             <w:tcW w:type="dxa" w:w="864"/>
             <w:vAlign w:val="center"/>
             <w:tcMar>
-              <w:top w:w="120" w:type="dxa"/>
-              <w:bottom w:w="120" w:type="dxa"/>
-              <w:left w:w="150" w:type="dxa"/>
-              <w:right w:w="150" w:type="dxa"/>
+              <w:top w:w="100" w:type="dxa"/>
+              <w:bottom w:w="100" w:type="dxa"/>
+              <w:left w:w="140" w:type="dxa"/>
+              <w:right w:w="140" w:type="dxa"/>
             </w:tcMar>
+            <w:tcBorders>
+              <w:top w:val="single" w:sz="4" w:space="0" w:color="CBD5E1"/>
+              <w:left w:val="single" w:sz="4" w:space="0" w:color="CBD5E1"/>
+              <w:bottom w:val="single" w:sz="4" w:space="0" w:color="CBD5E1"/>
+              <w:right w:val="single" w:sz="4" w:space="0" w:color="CBD5E1"/>
+            </w:tcBorders>
             <w:shd w:fill="FFFFFF"/>
           </w:tcPr>
           <w:p>
@@ -7678,7 +6980,8 @@
             </w:pPr>
             <w:r>
               <w:rPr>
-                <w:sz w:val="19"/>
+                <w:color w:val="000000"/>
+                <w:sz w:val="18"/>
               </w:rPr>
               <w:t>TC-10</w:t>
             </w:r>
@@ -7689,11 +6992,17 @@
             <w:tcW w:type="dxa" w:w="2592"/>
             <w:vAlign w:val="center"/>
             <w:tcMar>
-              <w:top w:w="120" w:type="dxa"/>
-              <w:bottom w:w="120" w:type="dxa"/>
-              <w:left w:w="150" w:type="dxa"/>
-              <w:right w:w="150" w:type="dxa"/>
+              <w:top w:w="100" w:type="dxa"/>
+              <w:bottom w:w="100" w:type="dxa"/>
+              <w:left w:w="140" w:type="dxa"/>
+              <w:right w:w="140" w:type="dxa"/>
             </w:tcMar>
+            <w:tcBorders>
+              <w:top w:val="single" w:sz="4" w:space="0" w:color="CBD5E1"/>
+              <w:left w:val="single" w:sz="4" w:space="0" w:color="CBD5E1"/>
+              <w:bottom w:val="single" w:sz="4" w:space="0" w:color="CBD5E1"/>
+              <w:right w:val="single" w:sz="4" w:space="0" w:color="CBD5E1"/>
+            </w:tcBorders>
             <w:shd w:fill="FFFFFF"/>
           </w:tcPr>
           <w:p>
@@ -7702,7 +7011,8 @@
             </w:pPr>
             <w:r>
               <w:rPr>
-                <w:sz w:val="19"/>
+                <w:color w:val="000000"/>
+                <w:sz w:val="18"/>
               </w:rPr>
               <w:t>AI Analyst Forensic Query</w:t>
             </w:r>
@@ -7713,11 +7023,17 @@
             <w:tcW w:type="dxa" w:w="2304"/>
             <w:vAlign w:val="center"/>
             <w:tcMar>
-              <w:top w:w="120" w:type="dxa"/>
-              <w:bottom w:w="120" w:type="dxa"/>
-              <w:left w:w="150" w:type="dxa"/>
-              <w:right w:w="150" w:type="dxa"/>
+              <w:top w:w="100" w:type="dxa"/>
+              <w:bottom w:w="100" w:type="dxa"/>
+              <w:left w:w="140" w:type="dxa"/>
+              <w:right w:w="140" w:type="dxa"/>
             </w:tcMar>
+            <w:tcBorders>
+              <w:top w:val="single" w:sz="4" w:space="0" w:color="CBD5E1"/>
+              <w:left w:val="single" w:sz="4" w:space="0" w:color="CBD5E1"/>
+              <w:bottom w:val="single" w:sz="4" w:space="0" w:color="CBD5E1"/>
+              <w:right w:val="single" w:sz="4" w:space="0" w:color="CBD5E1"/>
+            </w:tcBorders>
             <w:shd w:fill="FFFFFF"/>
           </w:tcPr>
           <w:p>
@@ -7726,7 +7042,8 @@
             </w:pPr>
             <w:r>
               <w:rPr>
-                <w:sz w:val="19"/>
+                <w:color w:val="000000"/>
+                <w:sz w:val="18"/>
               </w:rPr>
               <w:t>Query: 'Why was 192.168.1.105 flagged?'</w:t>
             </w:r>
@@ -7737,11 +7054,17 @@
             <w:tcW w:type="dxa" w:w="2736"/>
             <w:vAlign w:val="center"/>
             <w:tcMar>
-              <w:top w:w="120" w:type="dxa"/>
-              <w:bottom w:w="120" w:type="dxa"/>
-              <w:left w:w="150" w:type="dxa"/>
-              <w:right w:w="150" w:type="dxa"/>
+              <w:top w:w="100" w:type="dxa"/>
+              <w:bottom w:w="100" w:type="dxa"/>
+              <w:left w:w="140" w:type="dxa"/>
+              <w:right w:w="140" w:type="dxa"/>
             </w:tcMar>
+            <w:tcBorders>
+              <w:top w:val="single" w:sz="4" w:space="0" w:color="CBD5E1"/>
+              <w:left w:val="single" w:sz="4" w:space="0" w:color="CBD5E1"/>
+              <w:bottom w:val="single" w:sz="4" w:space="0" w:color="CBD5E1"/>
+              <w:right w:val="single" w:sz="4" w:space="0" w:color="CBD5E1"/>
+            </w:tcBorders>
             <w:shd w:fill="FFFFFF"/>
           </w:tcPr>
           <w:p>
@@ -7750,7 +7073,8 @@
             </w:pPr>
             <w:r>
               <w:rPr>
-                <w:sz w:val="19"/>
+                <w:color w:val="000000"/>
+                <w:sz w:val="18"/>
               </w:rPr>
               <w:t>Structured root-cause explanation returned</w:t>
             </w:r>
@@ -7761,11 +7085,17 @@
             <w:tcW w:type="dxa" w:w="864"/>
             <w:vAlign w:val="center"/>
             <w:tcMar>
-              <w:top w:w="120" w:type="dxa"/>
-              <w:bottom w:w="120" w:type="dxa"/>
-              <w:left w:w="150" w:type="dxa"/>
-              <w:right w:w="150" w:type="dxa"/>
+              <w:top w:w="100" w:type="dxa"/>
+              <w:bottom w:w="100" w:type="dxa"/>
+              <w:left w:w="140" w:type="dxa"/>
+              <w:right w:w="140" w:type="dxa"/>
             </w:tcMar>
+            <w:tcBorders>
+              <w:top w:val="single" w:sz="4" w:space="0" w:color="CBD5E1"/>
+              <w:left w:val="single" w:sz="4" w:space="0" w:color="CBD5E1"/>
+              <w:bottom w:val="single" w:sz="4" w:space="0" w:color="CBD5E1"/>
+              <w:right w:val="single" w:sz="4" w:space="0" w:color="CBD5E1"/>
+            </w:tcBorders>
             <w:shd w:fill="FFFFFF"/>
           </w:tcPr>
           <w:p>
@@ -7774,7 +7104,8 @@
             </w:pPr>
             <w:r>
               <w:rPr>
-                <w:sz w:val="19"/>
+                <w:color w:val="000000"/>
+                <w:sz w:val="18"/>
               </w:rPr>
               <w:t>PASS</w:t>
             </w:r>
@@ -7794,7 +7125,7 @@
       <w:r>
         <w:rPr>
           <w:b/>
-          <w:color w:val="0F172A"/>
+          <w:color w:val="000000"/>
           <w:sz w:val="28"/>
         </w:rPr>
         <w:t>8. Conclusion &amp; Future Scope</w:t>
@@ -7822,18 +7153,13 @@
     </w:p>
     <w:p>
       <w:pPr>
-        <w:spacing w:line="288" w:lineRule="auto" w:after="240"/>
-      </w:pPr>
-    </w:p>
-    <w:p>
-      <w:pPr>
         <w:pStyle w:val="ListBullet"/>
         <w:spacing w:after="80"/>
       </w:pPr>
       <w:r>
         <w:rPr>
           <w:b/>
-          <w:color w:val="1E3A8A"/>
+          <w:color w:val="000000"/>
         </w:rPr>
         <w:t xml:space="preserve">Kernel-Level eBPF Probing: </w:t>
       </w:r>
@@ -7849,7 +7175,7 @@
       <w:r>
         <w:rPr>
           <w:b/>
-          <w:color w:val="1E3A8A"/>
+          <w:color w:val="000000"/>
         </w:rPr>
         <w:t xml:space="preserve">Deep Learning Anomaly Classifiers: </w:t>
       </w:r>
@@ -7865,7 +7191,7 @@
       <w:r>
         <w:rPr>
           <w:b/>
-          <w:color w:val="1E3A8A"/>
+          <w:color w:val="000000"/>
         </w:rPr>
         <w:t xml:space="preserve">Distributed Multi-Node Cluster Mesh: </w:t>
       </w:r>
@@ -7881,7 +7207,7 @@
       <w:r>
         <w:rPr>
           <w:b/>
-          <w:color w:val="1E3A8A"/>
+          <w:color w:val="000000"/>
         </w:rPr>
         <w:t xml:space="preserve">Hardware Security Key Enforcement: </w:t>
       </w:r>
@@ -7896,7 +7222,7 @@
       <w:r>
         <w:rPr>
           <w:b/>
-          <w:color w:val="0F172A"/>
+          <w:color w:val="000000"/>
           <w:sz w:val="28"/>
         </w:rPr>
         <w:t>9. References &amp; Project Repositories</w:t>
@@ -7976,7 +7302,7 @@
     </w:p>
     <w:p>
       <w:pPr>
-        <w:spacing w:before="280" w:after="0"/>
+        <w:spacing w:before="280"/>
       </w:pPr>
       <w:r>
         <w:rPr>
@@ -7999,6 +7325,8 @@
       </w:r>
     </w:p>
     <w:sectPr>
+      <w:headerReference w:type="default" r:id="rId9"/>
+      <w:footerReference w:type="default" r:id="rId10"/>
       <w:pgSz w:w="11909" w:h="16834"/>
       <w:pgMar w:top="1440" w:right="1440" w:bottom="1440" w:left="1440" w:header="720" w:footer="720" w:gutter="0"/>
       <w:cols w:space="720"/>
@@ -8006,6 +7334,26 @@
     </w:sectPr>
   </w:body>
 </w:document>
+</file>
+
+<file path=word/footer1.xml><?xml version="1.0" encoding="utf-8"?>
+<w:ftr xmlns:m="http://schemas.openxmlformats.org/officeDocument/2006/math" xmlns:mc="http://schemas.openxmlformats.org/markup-compatibility/2006" xmlns:mo="http://schemas.microsoft.com/office/mac/office/2008/main" xmlns:mv="urn:schemas-microsoft-com:mac:vml" xmlns:o="urn:schemas-microsoft-com:office:office" xmlns:r="http://schemas.openxmlformats.org/officeDocument/2006/relationships" xmlns:v="urn:schemas-microsoft-com:vml" xmlns:w10="urn:schemas-microsoft-com:office:word" xmlns:w14="http://schemas.microsoft.com/office/word/2010/wordml" xmlns:w="http://schemas.openxmlformats.org/wordprocessingml/2006/main" xmlns:wne="http://schemas.microsoft.com/office/word/2006/wordml" xmlns:wp14="http://schemas.microsoft.com/office/word/2010/wordprocessingDrawing" xmlns:wp="http://schemas.openxmlformats.org/drawingml/2006/wordprocessingDrawing" xmlns:wpc="http://schemas.microsoft.com/office/word/2010/wordprocessingCanvas" xmlns:wpg="http://schemas.microsoft.com/office/word/2010/wordprocessingGroup" xmlns:wpi="http://schemas.microsoft.com/office/word/2010/wordprocessingInk" xmlns:wps="http://schemas.microsoft.com/office/word/2010/wordprocessingShape" mc:Ignorable="w14 wp14">
+  <w:p>
+    <w:pPr>
+      <w:pStyle w:val="Footer"/>
+    </w:pPr>
+  </w:p>
+</w:ftr>
+</file>
+
+<file path=word/header1.xml><?xml version="1.0" encoding="utf-8"?>
+<w:hdr xmlns:m="http://schemas.openxmlformats.org/officeDocument/2006/math" xmlns:mc="http://schemas.openxmlformats.org/markup-compatibility/2006" xmlns:mo="http://schemas.microsoft.com/office/mac/office/2008/main" xmlns:mv="urn:schemas-microsoft-com:mac:vml" xmlns:o="urn:schemas-microsoft-com:office:office" xmlns:r="http://schemas.openxmlformats.org/officeDocument/2006/relationships" xmlns:v="urn:schemas-microsoft-com:vml" xmlns:w10="urn:schemas-microsoft-com:office:word" xmlns:w14="http://schemas.microsoft.com/office/word/2010/wordml" xmlns:w="http://schemas.openxmlformats.org/wordprocessingml/2006/main" xmlns:wne="http://schemas.microsoft.com/office/word/2006/wordml" xmlns:wp14="http://schemas.microsoft.com/office/word/2010/wordprocessingDrawing" xmlns:wp="http://schemas.openxmlformats.org/drawingml/2006/wordprocessingDrawing" xmlns:wpc="http://schemas.microsoft.com/office/word/2010/wordprocessingCanvas" xmlns:wpg="http://schemas.microsoft.com/office/word/2010/wordprocessingGroup" xmlns:wpi="http://schemas.microsoft.com/office/word/2010/wordprocessingInk" xmlns:wps="http://schemas.microsoft.com/office/word/2010/wordprocessingShape" mc:Ignorable="w14 wp14">
+  <w:p>
+    <w:pPr>
+      <w:pStyle w:val="Header"/>
+    </w:pPr>
+  </w:p>
+</w:hdr>
 </file>
 
 <file path=word/numbering.xml><?xml version="1.0" encoding="utf-8"?>

--- a/Reports/Sentinel_Firewall_Project_Report.docx
+++ b/Reports/Sentinel_Firewall_Project_Report.docx
@@ -3633,7 +3633,16 @@
         <w:pStyle w:val="Heading2"/>
       </w:pPr>
       <w:r>
-        <w:t>4.1 Administrator Authentication &amp; Command Center</w:t>
+        <w:t>4.1 Administrator Authentication &amp; Access Portal</w:t>
+      </w:r>
+    </w:p>
+    <w:p>
+      <w:pPr>
+        <w:spacing w:line="288" w:lineRule="auto" w:after="80"/>
+        <w:jc w:val="both"/>
+      </w:pPr>
+      <w:r>
+        <w:t>To guarantee role-based access control (RBAC) and prevent unauthorized modification of netfilter security policies, Sentinel implements a hardened administrative authentication portal. Access requires credential validation against pre-configured SecOps cryptographic tokens before initializing the tactical telemetry stream. Figure 2 displays the administrative authentication screen.</w:t>
       </w:r>
     </w:p>
     <w:p>
@@ -3644,7 +3653,7 @@
       <w:r>
         <w:drawing>
           <wp:inline xmlns:a="http://schemas.openxmlformats.org/drawingml/2006/main" xmlns:pic="http://schemas.openxmlformats.org/drawingml/2006/picture">
-            <wp:extent cx="3840480" cy="5054609"/>
+            <wp:extent cx="3108960" cy="4091826"/>
             <wp:docPr id="3" name="Picture 3"/>
             <wp:cNvGraphicFramePr>
               <a:graphicFrameLocks noChangeAspect="1"/>
@@ -3653,7 +3662,7 @@
               <a:graphicData uri="http://schemas.openxmlformats.org/drawingml/2006/picture">
                 <pic:pic>
                   <pic:nvPicPr>
-                    <pic:cNvPr id="0" name="fig2_login.png"/>
+                    <pic:cNvPr id="0" name="ss_login.png"/>
                     <pic:cNvPicPr/>
                   </pic:nvPicPr>
                   <pic:blipFill>
@@ -3665,7 +3674,7 @@
                   <pic:spPr>
                     <a:xfrm>
                       <a:off x="0" y="0"/>
-                      <a:ext cx="3840480" cy="5054609"/>
+                      <a:ext cx="3108960" cy="4091826"/>
                     </a:xfrm>
                     <a:prstGeom prst="rect"/>
                   </pic:spPr>
@@ -3691,11 +3700,25 @@
       </w:r>
     </w:p>
     <w:p>
+      <w:r>
+        <w:br w:type="page"/>
+      </w:r>
+    </w:p>
+    <w:p>
       <w:pPr>
         <w:pStyle w:val="Heading2"/>
       </w:pPr>
       <w:r>
-        <w:t>4.2 Live Traffic Terminal with Continuous Sequential Stream</w:t>
+        <w:t>4.2 Sentinel Command Center &amp; Overall Live Dashboard</w:t>
+      </w:r>
+    </w:p>
+    <w:p>
+      <w:pPr>
+        <w:spacing w:line="288" w:lineRule="auto" w:after="80"/>
+        <w:jc w:val="both"/>
+      </w:pPr>
+      <w:r>
+        <w:t>Upon successful authentication, the administrator is presented with the unified Command Center. The tactical HUD synthesizes high-velocity telemetry, packet throughput gauges, engine health monitors, and a live sequential packet log stream. Packets are evaluated against the active netfilter chain, rendering deterministic green [ALLOW] or red [DROP] verdicts in real time. Figure 3 shows the comprehensive dashboard view.</w:t>
       </w:r>
     </w:p>
     <w:p>
@@ -3706,7 +3729,7 @@
       <w:r>
         <w:drawing>
           <wp:inline xmlns:a="http://schemas.openxmlformats.org/drawingml/2006/main" xmlns:pic="http://schemas.openxmlformats.org/drawingml/2006/picture">
-            <wp:extent cx="4206240" cy="8500372"/>
+            <wp:extent cx="5303520" cy="2631043"/>
             <wp:docPr id="4" name="Picture 4"/>
             <wp:cNvGraphicFramePr>
               <a:graphicFrameLocks noChangeAspect="1"/>
@@ -3715,7 +3738,7 @@
               <a:graphicData uri="http://schemas.openxmlformats.org/drawingml/2006/picture">
                 <pic:pic>
                   <pic:nvPicPr>
-                    <pic:cNvPr id="0" name="fig3_terminal.png"/>
+                    <pic:cNvPr id="0" name="ss_dashboard.png"/>
                     <pic:cNvPicPr/>
                   </pic:nvPicPr>
                   <pic:blipFill>
@@ -3727,7 +3750,7 @@
                   <pic:spPr>
                     <a:xfrm>
                       <a:off x="0" y="0"/>
-                      <a:ext cx="4206240" cy="8500372"/>
+                      <a:ext cx="5303520" cy="2631043"/>
                     </a:xfrm>
                     <a:prstGeom prst="rect"/>
                   </pic:spPr>
@@ -3749,7 +3772,12 @@
           <w:color w:val="000000"/>
           <w:sz w:val="19"/>
         </w:rPr>
-        <w:t>Fig 3 : Live Traffic Terminal Streaming Real-Time Packets</w:t>
+        <w:t>Fig 3 : Sentinel Command Center Dashboard (Live Telemetry &amp; Traffic Stream)</w:t>
+      </w:r>
+    </w:p>
+    <w:p>
+      <w:r>
+        <w:br w:type="page"/>
       </w:r>
     </w:p>
     <w:p>
@@ -3757,7 +3785,16 @@
         <w:pStyle w:val="Heading2"/>
       </w:pPr>
       <w:r>
-        <w:t>4.3 Firewall Policy &amp; Rule Enforcement Manager</w:t>
+        <w:t>4.3 Interactive Network Topology Mesh Graph (Draggable Nodes &amp; Dynamic Bézier Curves)</w:t>
+      </w:r>
+    </w:p>
+    <w:p>
+      <w:pPr>
+        <w:spacing w:line="288" w:lineRule="auto" w:after="80"/>
+        <w:jc w:val="both"/>
+      </w:pPr>
+      <w:r>
+        <w:t>The interactive Network Topology Mesh Graph visualizes packet flows across spatial coordinates. The central Sentinel Core is dynamically linked to external threat actors via red dashed arcs and to authorized clients via green arcs. Protected internal assets—including MySQL databases, DMZ gateways, and web daemons—are encapsulated within the perimeter. Operators can freely reposition nodes via pointer drag-and-drop; dynamic cubic Bézier vectors recalculate in real time to maintain smooth vector arcs. Figure 4 showcases the draggable topology graph.</w:t>
       </w:r>
     </w:p>
     <w:p>
@@ -3768,7 +3805,7 @@
       <w:r>
         <w:drawing>
           <wp:inline xmlns:a="http://schemas.openxmlformats.org/drawingml/2006/main" xmlns:pic="http://schemas.openxmlformats.org/drawingml/2006/picture">
-            <wp:extent cx="5029200" cy="4611979"/>
+            <wp:extent cx="5303520" cy="3035022"/>
             <wp:docPr id="5" name="Picture 5"/>
             <wp:cNvGraphicFramePr>
               <a:graphicFrameLocks noChangeAspect="1"/>
@@ -3777,7 +3814,7 @@
               <a:graphicData uri="http://schemas.openxmlformats.org/drawingml/2006/picture">
                 <pic:pic>
                   <pic:nvPicPr>
-                    <pic:cNvPr id="0" name="fig4_rules.png"/>
+                    <pic:cNvPr id="0" name="ss_topology.png"/>
                     <pic:cNvPicPr/>
                   </pic:nvPicPr>
                   <pic:blipFill>
@@ -3789,7 +3826,7 @@
                   <pic:spPr>
                     <a:xfrm>
                       <a:off x="0" y="0"/>
-                      <a:ext cx="5029200" cy="4611979"/>
+                      <a:ext cx="5303520" cy="3035022"/>
                     </a:xfrm>
                     <a:prstGeom prst="rect"/>
                   </pic:spPr>
@@ -3811,7 +3848,12 @@
           <w:color w:val="000000"/>
           <w:sz w:val="19"/>
         </w:rPr>
-        <w:t>Fig 4 : Firewall Policy &amp; Rule Enforcement Manager Table</w:t>
+        <w:t>Fig 4 : Interactive Network Topology Mesh Graph with Draggable Nodes &amp; Dynamic Bézier Curves</w:t>
+      </w:r>
+    </w:p>
+    <w:p>
+      <w:r>
+        <w:br w:type="page"/>
       </w:r>
     </w:p>
     <w:p>
@@ -3819,7 +3861,163 @@
         <w:pStyle w:val="Heading2"/>
       </w:pPr>
       <w:r>
-        <w:t>4.4 Global IP Geolocation Threat Radar Map</w:t>
+        <w:t>4.4 Heuristic Intrusion Detection System (IDS) Engine &amp; Live Threat Feed</w:t>
+      </w:r>
+    </w:p>
+    <w:p>
+      <w:pPr>
+        <w:spacing w:line="288" w:lineRule="auto" w:after="80"/>
+        <w:jc w:val="both"/>
+      </w:pPr>
+      <w:r>
+        <w:t>The Intrusion Detection System inspects incoming traffic against known adversarial patterns, such as TCP SYN Floods (MITRE ATT&amp;CK T1498.001), horizontal port sweeps, and SSH/RDP brute force attempts. The threat intelligence console ranks alerts by severity, tallies frequency histograms, and provides 1-click 'Auto-Block IP' controls that immediately commit dynamic DROP rules to the policy engine. Figure 5 depicts the IDS threat intelligence console.</w:t>
+      </w:r>
+    </w:p>
+    <w:p>
+      <w:pPr>
+        <w:spacing w:before="120" w:after="80"/>
+        <w:jc w:val="center"/>
+      </w:pPr>
+      <w:r>
+        <w:drawing>
+          <wp:inline xmlns:a="http://schemas.openxmlformats.org/drawingml/2006/main" xmlns:pic="http://schemas.openxmlformats.org/drawingml/2006/picture">
+            <wp:extent cx="5303520" cy="3035022"/>
+            <wp:docPr id="6" name="Picture 6"/>
+            <wp:cNvGraphicFramePr>
+              <a:graphicFrameLocks noChangeAspect="1"/>
+            </wp:cNvGraphicFramePr>
+            <a:graphic>
+              <a:graphicData uri="http://schemas.openxmlformats.org/drawingml/2006/picture">
+                <pic:pic>
+                  <pic:nvPicPr>
+                    <pic:cNvPr id="0" name="ss_ids.png"/>
+                    <pic:cNvPicPr/>
+                  </pic:nvPicPr>
+                  <pic:blipFill>
+                    <a:blip r:embed="rId16"/>
+                    <a:stretch>
+                      <a:fillRect/>
+                    </a:stretch>
+                  </pic:blipFill>
+                  <pic:spPr>
+                    <a:xfrm>
+                      <a:off x="0" y="0"/>
+                      <a:ext cx="5303520" cy="3035022"/>
+                    </a:xfrm>
+                    <a:prstGeom prst="rect"/>
+                  </pic:spPr>
+                </pic:pic>
+              </a:graphicData>
+            </a:graphic>
+          </wp:inline>
+        </w:drawing>
+      </w:r>
+    </w:p>
+    <w:p>
+      <w:pPr>
+        <w:spacing w:before="40" w:after="240"/>
+        <w:jc w:val="center"/>
+      </w:pPr>
+      <w:r>
+        <w:rPr>
+          <w:b/>
+          <w:color w:val="000000"/>
+          <w:sz w:val="19"/>
+        </w:rPr>
+        <w:t>Fig 5 : Heuristic Intrusion Detection System (IDS) Engine &amp; Threat Intelligence Feed</w:t>
+      </w:r>
+    </w:p>
+    <w:p>
+      <w:r>
+        <w:br w:type="page"/>
+      </w:r>
+    </w:p>
+    <w:p>
+      <w:pPr>
+        <w:pStyle w:val="Heading2"/>
+      </w:pPr>
+      <w:r>
+        <w:t>4.5 Firewall Policy &amp; Dynamic Filtering Rules Engine (MySQL Synced)</w:t>
+      </w:r>
+    </w:p>
+    <w:p>
+      <w:pPr>
+        <w:spacing w:line="288" w:lineRule="auto" w:after="80"/>
+        <w:jc w:val="both"/>
+      </w:pPr>
+      <w:r>
+        <w:t>The Firewall Policy Manager enables granular Layer 4 rule configuration, supporting Source IP, Destination Port, Protocol (TCP/UDP/ICMP), and Action (ALLOW/DROP). Policies are synchronized with a backend MySQL database ('firewall_db'), maintaining persistent hit counters and bandwidth tallies across reboots. Figure 6 displays the configured rules table with real-time hit counts.</w:t>
+      </w:r>
+    </w:p>
+    <w:p>
+      <w:pPr>
+        <w:spacing w:before="120" w:after="80"/>
+        <w:jc w:val="center"/>
+      </w:pPr>
+      <w:r>
+        <w:drawing>
+          <wp:inline xmlns:a="http://schemas.openxmlformats.org/drawingml/2006/main" xmlns:pic="http://schemas.openxmlformats.org/drawingml/2006/picture">
+            <wp:extent cx="5303520" cy="2682835"/>
+            <wp:docPr id="7" name="Picture 7"/>
+            <wp:cNvGraphicFramePr>
+              <a:graphicFrameLocks noChangeAspect="1"/>
+            </wp:cNvGraphicFramePr>
+            <a:graphic>
+              <a:graphicData uri="http://schemas.openxmlformats.org/drawingml/2006/picture">
+                <pic:pic>
+                  <pic:nvPicPr>
+                    <pic:cNvPr id="0" name="ss_rules.png"/>
+                    <pic:cNvPicPr/>
+                  </pic:nvPicPr>
+                  <pic:blipFill>
+                    <a:blip r:embed="rId17"/>
+                    <a:stretch>
+                      <a:fillRect/>
+                    </a:stretch>
+                  </pic:blipFill>
+                  <pic:spPr>
+                    <a:xfrm>
+                      <a:off x="0" y="0"/>
+                      <a:ext cx="5303520" cy="2682835"/>
+                    </a:xfrm>
+                    <a:prstGeom prst="rect"/>
+                  </pic:spPr>
+                </pic:pic>
+              </a:graphicData>
+            </a:graphic>
+          </wp:inline>
+        </w:drawing>
+      </w:r>
+    </w:p>
+    <w:p>
+      <w:pPr>
+        <w:spacing w:before="40" w:after="240"/>
+        <w:jc w:val="center"/>
+      </w:pPr>
+      <w:r>
+        <w:rPr>
+          <w:b/>
+          <w:color w:val="000000"/>
+          <w:sz w:val="19"/>
+        </w:rPr>
+        <w:t>Fig 6 : Firewall Policy &amp; Dynamic Filtering Rules Engine (MySQL Persistent)</w:t>
+      </w:r>
+    </w:p>
+    <w:p>
+      <w:pPr>
+        <w:pStyle w:val="Heading2"/>
+      </w:pPr>
+      <w:r>
+        <w:t>4.6 Global IP Geolocation Threat Radar Map</w:t>
+      </w:r>
+    </w:p>
+    <w:p>
+      <w:pPr>
+        <w:spacing w:line="288" w:lineRule="auto" w:after="80"/>
+        <w:jc w:val="both"/>
+      </w:pPr>
+      <w:r>
+        <w:t>The Global IP Geolocation Threat Radar maps packet ingress origins onto a world map projection. Trajectory vectors radiate from geographic centers (e.g. Frankfurt, Beijing, Moscow, Mumbai) toward the protected server cluster. The view features origin flag badges, IP coordinates, and city-level geolocations. Figure 7 illustrates the global threat radar map.</w:t>
       </w:r>
     </w:p>
     <w:p>
@@ -3831,7 +4029,7 @@
         <w:drawing>
           <wp:inline xmlns:a="http://schemas.openxmlformats.org/drawingml/2006/main" xmlns:pic="http://schemas.openxmlformats.org/drawingml/2006/picture">
             <wp:extent cx="5303520" cy="1874877"/>
-            <wp:docPr id="6" name="Picture 6"/>
+            <wp:docPr id="8" name="Picture 8"/>
             <wp:cNvGraphicFramePr>
               <a:graphicFrameLocks noChangeAspect="1"/>
             </wp:cNvGraphicFramePr>
@@ -3839,11 +4037,11 @@
               <a:graphicData uri="http://schemas.openxmlformats.org/drawingml/2006/picture">
                 <pic:pic>
                   <pic:nvPicPr>
-                    <pic:cNvPr id="0" name="fig5_geomap.png"/>
+                    <pic:cNvPr id="0" name="ss_geomap.png"/>
                     <pic:cNvPicPr/>
                   </pic:nvPicPr>
                   <pic:blipFill>
-                    <a:blip r:embed="rId16"/>
+                    <a:blip r:embed="rId18"/>
                     <a:stretch>
                       <a:fillRect/>
                     </a:stretch>
@@ -3873,7 +4071,12 @@
           <w:color w:val="000000"/>
           <w:sz w:val="19"/>
         </w:rPr>
-        <w:t>Fig 5 : Global IP Geolocation Threat Radar Map &amp; Origins Inventory</w:t>
+        <w:t>Fig 7 : Global IP Geolocation Threat Radar Map &amp; Origins Inventory</w:t>
+      </w:r>
+    </w:p>
+    <w:p>
+      <w:r>
+        <w:br w:type="page"/>
       </w:r>
     </w:p>
     <w:p>
@@ -3881,7 +4084,16 @@
         <w:pStyle w:val="Heading2"/>
       </w:pPr>
       <w:r>
-        <w:t>4.5 Network Topology Mesh Graph (Interactive Draggable Nodes)</w:t>
+        <w:t>4.7 Live Adversary Attack Simulation Console &amp; Critical Alert Banner</w:t>
+      </w:r>
+    </w:p>
+    <w:p>
+      <w:pPr>
+        <w:spacing w:line="288" w:lineRule="auto" w:after="80"/>
+        <w:jc w:val="both"/>
+      </w:pPr>
+      <w:r>
+        <w:t>The integrated Adversary Attack Simulation Console allows security personnel to launch authentic cyber-threat vectors on demand—including high-velocity TCP SYN floods and port reconnaissance—surging traffic to over 50 packets per second to validate drop rule enforcement and trigger the top Critical Alert Banner. Figure 8 designates the slot for the active attack simulation console.</w:t>
       </w:r>
     </w:p>
     <w:tbl>
@@ -3921,7 +4133,7 @@
                 <w:color w:val="000000"/>
                 <w:sz w:val="19"/>
               </w:rPr>
-              <w:t>📷 [SCREENSHOT PLACEHOLDER: Network Topology Mesh Graph]</w:t>
+              <w:t>📷 [SCREENSHOT PLACEHOLDER: Active Attack Simulation Console &amp; Alert Banner]</w:t>
             </w:r>
           </w:p>
           <w:p>
@@ -3934,7 +4146,7 @@
                 <w:color w:val="475569"/>
                 <w:sz w:val="17"/>
               </w:rPr>
-              <w:t>Shows the Central Sentinel Core hub, connected attacker nodes (red dashed curves), allowed transit nodes (green curves), and internal LAN servers (Database, Web Server, Gateway).</w:t>
+              <w:t>Capture the Attack Simulation modal active with TCP SYN Flood (DDoS) running from 192.168.1.105 and top red Critical Threat Banner.</w:t>
             </w:r>
           </w:p>
         </w:tc>
@@ -3951,7 +4163,7 @@
           <w:color w:val="000000"/>
           <w:sz w:val="19"/>
         </w:rPr>
-        <w:t>Fig 6 : Interactive Network Topology Mesh Graph with Draggable Nodes</w:t>
+        <w:t>Fig 8 : Live Attack Simulation Console &amp; Critical Threat Banner</w:t>
       </w:r>
     </w:p>
     <w:p>
@@ -3959,7 +4171,16 @@
         <w:pStyle w:val="Heading2"/>
       </w:pPr>
       <w:r>
-        <w:t>4.6 Live Attack Simulation Console &amp; Critical Banner</w:t>
+        <w:t>4.8 Sentinel AI Analyst &amp; Forensic Copilot Drawer</w:t>
+      </w:r>
+    </w:p>
+    <w:p>
+      <w:pPr>
+        <w:spacing w:line="288" w:lineRule="auto" w:after="80"/>
+        <w:jc w:val="both"/>
+      </w:pPr>
+      <w:r>
+        <w:t>Operating as an interactive slide-out drawer, the Sentinel AI Analyst consumes live packet telemetry and IDS anomaly logs to perform automated conversational root-cause analysis (RCA), recommending tactical iptables mitigation rules executable with a single click. Figure 9 designates the slot for the Sentinel AI Analyst drawer.</w:t>
       </w:r>
     </w:p>
     <w:tbl>
@@ -3999,7 +4220,7 @@
                 <w:color w:val="000000"/>
                 <w:sz w:val="19"/>
               </w:rPr>
-              <w:t>📷 [SCREENSHOT PLACEHOLDER: Attack Simulation Console &amp; Threat Banner]</w:t>
+              <w:t>📷 [SCREENSHOT PLACEHOLDER: Sentinel AI Analyst Forensic Drawer]</w:t>
             </w:r>
           </w:p>
           <w:p>
@@ -4012,7 +4233,7 @@
                 <w:color w:val="475569"/>
                 <w:sz w:val="17"/>
               </w:rPr>
-              <w:t>Attack simulation modal executing a TCP SYN Flood DDoS from 192.168.1.105 with top red Critical Alert Banner.</w:t>
+              <w:t>Capture the Sentinel AI Analyst chat drawer displaying automated incident RCA (Root Cause Analysis) and 1-click 'Commit DROP Rule' action.</w:t>
             </w:r>
           </w:p>
         </w:tc>
@@ -4029,85 +4250,7 @@
           <w:color w:val="000000"/>
           <w:sz w:val="19"/>
         </w:rPr>
-        <w:t>Fig 7 : Live Attack Simulation Console &amp; Critical Threat Banner</w:t>
-      </w:r>
-    </w:p>
-    <w:p>
-      <w:pPr>
-        <w:pStyle w:val="Heading2"/>
-      </w:pPr>
-      <w:r>
-        <w:t>4.7 Sentinel AI Analyst &amp; Forensic Chatbot</w:t>
-      </w:r>
-    </w:p>
-    <w:tbl>
-      <w:tblPr>
-        <w:tblW w:type="auto" w:w="0"/>
-        <w:jc w:val="center"/>
-        <w:tblLook w:firstColumn="1" w:firstRow="1" w:lastColumn="0" w:lastRow="0" w:noHBand="0" w:noVBand="1" w:val="04A0"/>
-      </w:tblPr>
-      <w:tblGrid>
-        <w:gridCol w:w="9029"/>
-      </w:tblGrid>
-      <w:tr>
-        <w:tc>
-          <w:tcPr>
-            <w:tcW w:type="dxa" w:w="8928"/>
-            <w:shd w:fill="F8FAFC"/>
-            <w:tcMar>
-              <w:top w:w="140" w:type="dxa"/>
-              <w:bottom w:w="140" w:type="dxa"/>
-              <w:left w:w="180" w:type="dxa"/>
-              <w:right w:w="180" w:type="dxa"/>
-            </w:tcMar>
-            <w:tcBorders>
-              <w:top w:val="single" w:sz="6" w:space="0" w:color="94A3B8"/>
-              <w:left w:val="single" w:sz="18" w:space="0" w:color="475569"/>
-              <w:bottom w:val="single" w:sz="6" w:space="0" w:color="94A3B8"/>
-              <w:right w:val="single" w:sz="6" w:space="0" w:color="94A3B8"/>
-            </w:tcBorders>
-          </w:tcPr>
-          <w:p>
-            <w:pPr>
-              <w:spacing w:before="40" w:after="40"/>
-            </w:pPr>
-            <w:r>
-              <w:rPr>
-                <w:b/>
-                <w:color w:val="000000"/>
-                <w:sz w:val="19"/>
-              </w:rPr>
-              <w:t>📷 [SCREENSHOT PLACEHOLDER: Sentinel AI Analyst Forensic Copilot]</w:t>
-            </w:r>
-          </w:p>
-          <w:p>
-            <w:pPr>
-              <w:spacing w:before="0" w:after="40"/>
-            </w:pPr>
-            <w:r>
-              <w:rPr>
-                <w:i/>
-                <w:color w:val="475569"/>
-                <w:sz w:val="17"/>
-              </w:rPr>
-              <w:t>Interactive forensic chat drawer with root-cause explanations and 1-click 'Commit DROP Rule' buttons.</w:t>
-            </w:r>
-          </w:p>
-        </w:tc>
-      </w:tr>
-    </w:tbl>
-    <w:p>
-      <w:pPr>
-        <w:spacing w:before="60" w:after="200"/>
-        <w:jc w:val="center"/>
-      </w:pPr>
-      <w:r>
-        <w:rPr>
-          <w:b/>
-          <w:color w:val="000000"/>
-          <w:sz w:val="19"/>
-        </w:rPr>
-        <w:t>Fig 8 : Sentinel AI Analyst Interactive Forensic Chatbot</w:t>
+        <w:t>Fig 9 : Sentinel AI Analyst Interactive Forensic Chatbot Drawer</w:t>
       </w:r>
     </w:p>
     <w:p>

--- a/Reports/Sentinel_Firewall_Project_Report.docx
+++ b/Reports/Sentinel_Firewall_Project_Report.docx
@@ -78,6 +78,8 @@
           <w:color w:val="000000"/>
           <w:sz w:val="24"/>
         </w:rPr>
+        <w:t>Department of Information Technology</w:t>
+        <w:br/>
         <w:t>Minor Degree in Cyber Security</w:t>
         <w:br/>
         <w:t>TAE-2</w:t>
@@ -88,7 +90,7 @@
     </w:p>
     <w:p>
       <w:pPr>
-        <w:spacing w:before="400" w:after="400"/>
+        <w:spacing w:before="360" w:after="360"/>
         <w:jc w:val="center"/>
       </w:pPr>
       <w:r>
@@ -112,7 +114,7 @@
     </w:p>
     <w:p>
       <w:pPr>
-        <w:spacing w:before="280" w:after="360"/>
+        <w:spacing w:before="240" w:after="320"/>
         <w:jc w:val="center"/>
       </w:pPr>
       <w:r>
@@ -147,13 +149,13 @@
           <w:color w:val="000000"/>
           <w:sz w:val="28"/>
         </w:rPr>
-        <w:t>AMMAR RAISAHMAD MULLA</w:t>
+        <w:t>AMMAR RAISAHMAD MULLA (TY A-16)</w:t>
         <w:br/>
       </w:r>
     </w:p>
     <w:p>
       <w:pPr>
-        <w:spacing w:before="440" w:after="0"/>
+        <w:spacing w:before="400" w:after="0"/>
         <w:jc w:val="center"/>
       </w:pPr>
       <w:r>
@@ -161,6 +163,8 @@
           <w:b/>
           <w:sz w:val="22"/>
         </w:rPr>
+        <w:t>Third Year B. Tech. (Information Technology)</w:t>
+        <w:br/>
         <w:t>Academic Year 2026-27</w:t>
         <w:br/>
         <w:t>Semester-V</w:t>
@@ -206,7 +210,7 @@
         <w:rPr>
           <w:b/>
         </w:rPr>
-        <w:t>AMMAR RAISAHMAD MULLA</w:t>
+        <w:t>AMMAR RAISAHMAD MULLA (TY A-16)</w:t>
       </w:r>
       <w:r>
         <w:t xml:space="preserve"> as a partial fulfilment of the requirement of TAE-2 for the subject </w:t>
@@ -218,7 +222,7 @@
         <w:t>Fundamental of Cyber Security &amp; Cryptography</w:t>
       </w:r>
       <w:r>
-        <w:t xml:space="preserve"> under the Minor Degree in Cyber Security, Third Year B. Tech., Semester V, during the academic year 2026-2027.</w:t>
+        <w:t xml:space="preserve"> under the Minor Degree in Cyber Security, Third Year B. Tech. (Department of Information Technology), Semester V, during the academic year 2026-2027.</w:t>
       </w:r>
     </w:p>
     <w:p>
@@ -278,7 +282,7 @@
               <w:br/>
             </w:r>
             <w:r>
-              <w:t>Head of Department</w:t>
+              <w:t>Head of Department (IT)</w:t>
             </w:r>
           </w:p>
         </w:tc>
@@ -345,7 +349,7 @@
         <w:t>Mrs. Sarita Patil</w:t>
       </w:r>
       <w:r>
-        <w:t>, Head of the Department of Computer Engineering, for providing the necessary computing facilities, laboratory infrastructure, and an inspiring academic environment. I also extend my thanks to all staff members of the Department of Computer Engineering for their cooperation whenever required.</w:t>
+        <w:t>, Head of the Department of Information Technology, for providing the necessary computing facilities, laboratory infrastructure, and an inspiring academic environment. I also extend my thanks to all staff members of the Department of Information Technology for their cooperation whenever required.</w:t>
       </w:r>
     </w:p>
     <w:p>
@@ -368,9 +372,9 @@
         </w:rPr>
         <w:t>AMMAR RAISAHMAD MULLA</w:t>
         <w:br/>
-        <w:t>Third Year B. Tech. (Cyber Security Minor)</w:t>
+        <w:t>Third Year B. Tech. (Information Technology, TY A-16)</w:t>
         <w:br/>
-        <w:t>Department of Computer Engineering</w:t>
+        <w:t>Department of Information Technology</w:t>
       </w:r>
     </w:p>
     <w:p>
@@ -806,7 +810,7 @@
                 <w:color w:val="000000"/>
                 <w:sz w:val="18"/>
               </w:rPr>
-              <w:t>5</w:t>
+              <w:t>3</w:t>
             </w:r>
           </w:p>
         </w:tc>
@@ -907,7 +911,7 @@
                 <w:color w:val="000000"/>
                 <w:sz w:val="18"/>
               </w:rPr>
-              <w:t>7</w:t>
+              <w:t>4</w:t>
             </w:r>
           </w:p>
         </w:tc>
@@ -976,7 +980,7 @@
                 <w:color w:val="000000"/>
                 <w:sz w:val="18"/>
               </w:rPr>
-              <w:t>Algorithms &amp; Working Mechanism</w:t>
+              <w:t>Algorithms, Mathematical Models &amp; Database Architecture</w:t>
             </w:r>
           </w:p>
         </w:tc>
@@ -1008,7 +1012,7 @@
                 <w:color w:val="000000"/>
                 <w:sz w:val="18"/>
               </w:rPr>
-              <w:t>11</w:t>
+              <w:t>12</w:t>
             </w:r>
           </w:p>
         </w:tc>
@@ -1210,7 +1214,7 @@
                 <w:color w:val="000000"/>
                 <w:sz w:val="18"/>
               </w:rPr>
-              <w:t>15</w:t>
+              <w:t>14</w:t>
             </w:r>
           </w:p>
         </w:tc>
@@ -1311,7 +1315,7 @@
                 <w:color w:val="000000"/>
                 <w:sz w:val="18"/>
               </w:rPr>
-              <w:t>18</w:t>
+              <w:t>15</w:t>
             </w:r>
           </w:p>
         </w:tc>
@@ -1412,7 +1416,7 @@
                 <w:color w:val="000000"/>
                 <w:sz w:val="18"/>
               </w:rPr>
-              <w:t>19</w:t>
+              <w:t>15</w:t>
             </w:r>
           </w:p>
         </w:tc>
@@ -3861,7 +3865,7 @@
         <w:pStyle w:val="Heading2"/>
       </w:pPr>
       <w:r>
-        <w:t>4.4 Heuristic Intrusion Detection System (IDS) Engine &amp; Live Threat Feed</w:t>
+        <w:t>4.4 Heuristic Intrusion Detection System (IDS) Engine &amp; Threat Feed</w:t>
       </w:r>
     </w:p>
     <w:p>
@@ -3870,7 +3874,7 @@
         <w:jc w:val="both"/>
       </w:pPr>
       <w:r>
-        <w:t>The Intrusion Detection System inspects incoming traffic against known adversarial patterns, such as TCP SYN Floods (MITRE ATT&amp;CK T1498.001), horizontal port sweeps, and SSH/RDP brute force attempts. The threat intelligence console ranks alerts by severity, tallies frequency histograms, and provides 1-click 'Auto-Block IP' controls that immediately commit dynamic DROP rules to the policy engine. Figure 5 depicts the IDS threat intelligence console.</w:t>
+        <w:t>The Intrusion Detection System inspects incoming traffic against known adversarial patterns, such as TCP SYN Floods (MITRE ATT&amp;CK T1498.001), horizontal port sweeps, and DNS amplification reflection vectors. The threat intelligence console ranks alerts by severity, tracks containment status (Contained vs Uncontained), and provides 1-click 'Auto-Block IP' controls that immediately commit dynamic DROP rules to the policy engine. Figure 5 depicts the live threat intelligence feed.</w:t>
       </w:r>
     </w:p>
     <w:p>
@@ -3890,7 +3894,7 @@
               <a:graphicData uri="http://schemas.openxmlformats.org/drawingml/2006/picture">
                 <pic:pic>
                   <pic:nvPicPr>
-                    <pic:cNvPr id="0" name="ss_ids.png"/>
+                    <pic:cNvPr id="0" name="ss_ids_feed.png"/>
                     <pic:cNvPicPr/>
                   </pic:nvPicPr>
                   <pic:blipFill>
@@ -4004,11 +4008,16 @@
       </w:r>
     </w:p>
     <w:p>
+      <w:r>
+        <w:br w:type="page"/>
+      </w:r>
+    </w:p>
+    <w:p>
       <w:pPr>
         <w:pStyle w:val="Heading2"/>
       </w:pPr>
       <w:r>
-        <w:t>4.6 Global IP Geolocation Threat Radar Map</w:t>
+        <w:t>4.6 Geopolitical Cyber Radar: Live Global Attack Origin Map</w:t>
       </w:r>
     </w:p>
     <w:p>
@@ -4017,7 +4026,7 @@
         <w:jc w:val="both"/>
       </w:pPr>
       <w:r>
-        <w:t>The Global IP Geolocation Threat Radar maps packet ingress origins onto a world map projection. Trajectory vectors radiate from geographic centers (e.g. Frankfurt, Beijing, Moscow, Mumbai) toward the protected server cluster. The view features origin flag badges, IP coordinates, and city-level geolocations. Figure 7 illustrates the global threat radar map.</w:t>
+        <w:t>The Geopolitical Cyber Radar maps packet ingress origins onto a tactical world map projection. Trajectory vectors radiate from geographic centers (e.g. Frankfurt, London, Moscow, Paris, Ashburn) toward the protected server cluster. The view features sweep radar concentric circles, threat category color coding, and node status indicators. Figure 7 illustrates the global threat radar map.</w:t>
       </w:r>
     </w:p>
     <w:p>
@@ -4028,7 +4037,7 @@
       <w:r>
         <w:drawing>
           <wp:inline xmlns:a="http://schemas.openxmlformats.org/drawingml/2006/main" xmlns:pic="http://schemas.openxmlformats.org/drawingml/2006/picture">
-            <wp:extent cx="5303520" cy="1874877"/>
+            <wp:extent cx="5303520" cy="2413516"/>
             <wp:docPr id="8" name="Picture 8"/>
             <wp:cNvGraphicFramePr>
               <a:graphicFrameLocks noChangeAspect="1"/>
@@ -4037,7 +4046,7 @@
               <a:graphicData uri="http://schemas.openxmlformats.org/drawingml/2006/picture">
                 <pic:pic>
                   <pic:nvPicPr>
-                    <pic:cNvPr id="0" name="ss_geomap.png"/>
+                    <pic:cNvPr id="0" name="ss_geomap_radar.png"/>
                     <pic:cNvPicPr/>
                   </pic:nvPicPr>
                   <pic:blipFill>
@@ -4049,7 +4058,7 @@
                   <pic:spPr>
                     <a:xfrm>
                       <a:off x="0" y="0"/>
-                      <a:ext cx="5303520" cy="1874877"/>
+                      <a:ext cx="5303520" cy="2413516"/>
                     </a:xfrm>
                     <a:prstGeom prst="rect"/>
                   </pic:spPr>
@@ -4071,7 +4080,7 @@
           <w:color w:val="000000"/>
           <w:sz w:val="19"/>
         </w:rPr>
-        <w:t>Fig 7 : Global IP Geolocation Threat Radar Map &amp; Origins Inventory</w:t>
+        <w:t>Fig 7 : Geopolitical Cyber Radar: Live Global Attack Origin Map</w:t>
       </w:r>
     </w:p>
     <w:p>
@@ -4084,7 +4093,7 @@
         <w:pStyle w:val="Heading2"/>
       </w:pPr>
       <w:r>
-        <w:t>4.7 Live Adversary Attack Simulation Console &amp; Critical Alert Banner</w:t>
+        <w:t>4.7 Geolocated Ingress Nodes &amp; Threat Origins Inventory Table</w:t>
       </w:r>
     </w:p>
     <w:p>
@@ -4093,7 +4102,154 @@
         <w:jc w:val="both"/>
       </w:pPr>
       <w:r>
-        <w:t>The integrated Adversary Attack Simulation Console allows security personnel to launch authentic cyber-threat vectors on demand—including high-velocity TCP SYN floods and port reconnaissance—surging traffic to over 50 packets per second to validate drop rule enforcement and trigger the top Critical Alert Banner. Figure 8 designates the slot for the active attack simulation console.</w:t>
+        <w:t>Complementing the radar visualization, the Geolocated Ingress Nodes Inventory aggregates origin IPs into an actionable SOC inventory table. Each entry specifies Autonomous System Numbers (ASN / ISP), geographical coordinates, threat score assessment (Critical 98 to Low 18), cumulative packet volume, and 1-click 'Drop IP' defense mitigations. Figure 8 displays the geolocated origins table.</w:t>
+      </w:r>
+    </w:p>
+    <w:p>
+      <w:pPr>
+        <w:spacing w:before="120" w:after="80"/>
+        <w:jc w:val="center"/>
+      </w:pPr>
+      <w:r>
+        <w:drawing>
+          <wp:inline xmlns:a="http://schemas.openxmlformats.org/drawingml/2006/main" xmlns:pic="http://schemas.openxmlformats.org/drawingml/2006/picture">
+            <wp:extent cx="5303520" cy="3045380"/>
+            <wp:docPr id="9" name="Picture 9"/>
+            <wp:cNvGraphicFramePr>
+              <a:graphicFrameLocks noChangeAspect="1"/>
+            </wp:cNvGraphicFramePr>
+            <a:graphic>
+              <a:graphicData uri="http://schemas.openxmlformats.org/drawingml/2006/picture">
+                <pic:pic>
+                  <pic:nvPicPr>
+                    <pic:cNvPr id="0" name="ss_geomap_origins.png"/>
+                    <pic:cNvPicPr/>
+                  </pic:nvPicPr>
+                  <pic:blipFill>
+                    <a:blip r:embed="rId19"/>
+                    <a:stretch>
+                      <a:fillRect/>
+                    </a:stretch>
+                  </pic:blipFill>
+                  <pic:spPr>
+                    <a:xfrm>
+                      <a:off x="0" y="0"/>
+                      <a:ext cx="5303520" cy="3045380"/>
+                    </a:xfrm>
+                    <a:prstGeom prst="rect"/>
+                  </pic:spPr>
+                </pic:pic>
+              </a:graphicData>
+            </a:graphic>
+          </wp:inline>
+        </w:drawing>
+      </w:r>
+    </w:p>
+    <w:p>
+      <w:pPr>
+        <w:spacing w:before="40" w:after="240"/>
+        <w:jc w:val="center"/>
+      </w:pPr>
+      <w:r>
+        <w:rPr>
+          <w:b/>
+          <w:color w:val="000000"/>
+          <w:sz w:val="19"/>
+        </w:rPr>
+        <w:t>Fig 8 : Geolocated Ingress Nodes &amp; Threat Origins Inventory Table</w:t>
+      </w:r>
+    </w:p>
+    <w:p>
+      <w:r>
+        <w:br w:type="page"/>
+      </w:r>
+    </w:p>
+    <w:p>
+      <w:pPr>
+        <w:pStyle w:val="Heading2"/>
+      </w:pPr>
+      <w:r>
+        <w:t>4.8 Sentinel AI Copilot Autonomous Forensic Reasoning Drawer</w:t>
+      </w:r>
+    </w:p>
+    <w:p>
+      <w:pPr>
+        <w:spacing w:line="288" w:lineRule="auto" w:after="80"/>
+        <w:jc w:val="both"/>
+      </w:pPr>
+      <w:r>
+        <w:t>Integrated directly into the interface as an interactive slide-out drawer, the Sentinel AI Copilot leverages large language models (Google Gemini LLM) to execute wire-speed forensic telemetry assessment. The Copilot analyzes flagged attacker IPs, determines root-cause MITRE ATT&amp;CK vectors, computes socket velocity (~480 frames/sec), and provides 1-click 'Generate iptables rules' actions. Figure 9 showcases the AI Copilot forensic analysis interface.</w:t>
+      </w:r>
+    </w:p>
+    <w:p>
+      <w:pPr>
+        <w:spacing w:before="120" w:after="80"/>
+        <w:jc w:val="center"/>
+      </w:pPr>
+      <w:r>
+        <w:drawing>
+          <wp:inline xmlns:a="http://schemas.openxmlformats.org/drawingml/2006/main" xmlns:pic="http://schemas.openxmlformats.org/drawingml/2006/picture">
+            <wp:extent cx="3017520" cy="4860363"/>
+            <wp:docPr id="10" name="Picture 10"/>
+            <wp:cNvGraphicFramePr>
+              <a:graphicFrameLocks noChangeAspect="1"/>
+            </wp:cNvGraphicFramePr>
+            <a:graphic>
+              <a:graphicData uri="http://schemas.openxmlformats.org/drawingml/2006/picture">
+                <pic:pic>
+                  <pic:nvPicPr>
+                    <pic:cNvPr id="0" name="ss_ai_copilot.png"/>
+                    <pic:cNvPicPr/>
+                  </pic:nvPicPr>
+                  <pic:blipFill>
+                    <a:blip r:embed="rId20"/>
+                    <a:stretch>
+                      <a:fillRect/>
+                    </a:stretch>
+                  </pic:blipFill>
+                  <pic:spPr>
+                    <a:xfrm>
+                      <a:off x="0" y="0"/>
+                      <a:ext cx="3017520" cy="4860363"/>
+                    </a:xfrm>
+                    <a:prstGeom prst="rect"/>
+                  </pic:spPr>
+                </pic:pic>
+              </a:graphicData>
+            </a:graphic>
+          </wp:inline>
+        </w:drawing>
+      </w:r>
+    </w:p>
+    <w:p>
+      <w:pPr>
+        <w:spacing w:before="40" w:after="240"/>
+        <w:jc w:val="center"/>
+      </w:pPr>
+      <w:r>
+        <w:rPr>
+          <w:b/>
+          <w:color w:val="000000"/>
+          <w:sz w:val="19"/>
+        </w:rPr>
+        <w:t>Fig 9 : Sentinel AI Copilot Autonomous Forensic Reasoning &amp; Remediation Drawer</w:t>
+      </w:r>
+    </w:p>
+    <w:p>
+      <w:pPr>
+        <w:pStyle w:val="Heading2"/>
+      </w:pPr>
+      <w:r>
+        <w:t>4.9 Live Adversary Attack Simulation Console &amp; Critical Alert Banner</w:t>
+      </w:r>
+    </w:p>
+    <w:p>
+      <w:pPr>
+        <w:spacing w:line="288" w:lineRule="auto" w:after="80"/>
+        <w:jc w:val="both"/>
+      </w:pPr>
+      <w:r>
+        <w:t>The integrated Adversary Attack Simulation Console allows security personnel to launch authentic cyber-threat vectors on demand—including high-velocity TCP SYN floods and port reconnaissance—surging traffic to over 50 packets per second to validate drop rule enforcement and trigger the top Critical Alert Banner. Figure 10 designates the reference slot for the active attack simulation modal.</w:t>
       </w:r>
     </w:p>
     <w:tbl>
@@ -4163,94 +4319,7 @@
           <w:color w:val="000000"/>
           <w:sz w:val="19"/>
         </w:rPr>
-        <w:t>Fig 8 : Live Attack Simulation Console &amp; Critical Threat Banner</w:t>
-      </w:r>
-    </w:p>
-    <w:p>
-      <w:pPr>
-        <w:pStyle w:val="Heading2"/>
-      </w:pPr>
-      <w:r>
-        <w:t>4.8 Sentinel AI Analyst &amp; Forensic Copilot Drawer</w:t>
-      </w:r>
-    </w:p>
-    <w:p>
-      <w:pPr>
-        <w:spacing w:line="288" w:lineRule="auto" w:after="80"/>
-        <w:jc w:val="both"/>
-      </w:pPr>
-      <w:r>
-        <w:t>Operating as an interactive slide-out drawer, the Sentinel AI Analyst consumes live packet telemetry and IDS anomaly logs to perform automated conversational root-cause analysis (RCA), recommending tactical iptables mitigation rules executable with a single click. Figure 9 designates the slot for the Sentinel AI Analyst drawer.</w:t>
-      </w:r>
-    </w:p>
-    <w:tbl>
-      <w:tblPr>
-        <w:tblW w:type="auto" w:w="0"/>
-        <w:jc w:val="center"/>
-        <w:tblLook w:firstColumn="1" w:firstRow="1" w:lastColumn="0" w:lastRow="0" w:noHBand="0" w:noVBand="1" w:val="04A0"/>
-      </w:tblPr>
-      <w:tblGrid>
-        <w:gridCol w:w="9029"/>
-      </w:tblGrid>
-      <w:tr>
-        <w:tc>
-          <w:tcPr>
-            <w:tcW w:type="dxa" w:w="8928"/>
-            <w:shd w:fill="F8FAFC"/>
-            <w:tcMar>
-              <w:top w:w="140" w:type="dxa"/>
-              <w:bottom w:w="140" w:type="dxa"/>
-              <w:left w:w="180" w:type="dxa"/>
-              <w:right w:w="180" w:type="dxa"/>
-            </w:tcMar>
-            <w:tcBorders>
-              <w:top w:val="single" w:sz="6" w:space="0" w:color="94A3B8"/>
-              <w:left w:val="single" w:sz="18" w:space="0" w:color="475569"/>
-              <w:bottom w:val="single" w:sz="6" w:space="0" w:color="94A3B8"/>
-              <w:right w:val="single" w:sz="6" w:space="0" w:color="94A3B8"/>
-            </w:tcBorders>
-          </w:tcPr>
-          <w:p>
-            <w:pPr>
-              <w:spacing w:before="40" w:after="40"/>
-            </w:pPr>
-            <w:r>
-              <w:rPr>
-                <w:b/>
-                <w:color w:val="000000"/>
-                <w:sz w:val="19"/>
-              </w:rPr>
-              <w:t>📷 [SCREENSHOT PLACEHOLDER: Sentinel AI Analyst Forensic Drawer]</w:t>
-            </w:r>
-          </w:p>
-          <w:p>
-            <w:pPr>
-              <w:spacing w:before="0" w:after="40"/>
-            </w:pPr>
-            <w:r>
-              <w:rPr>
-                <w:i/>
-                <w:color w:val="475569"/>
-                <w:sz w:val="17"/>
-              </w:rPr>
-              <w:t>Capture the Sentinel AI Analyst chat drawer displaying automated incident RCA (Root Cause Analysis) and 1-click 'Commit DROP Rule' action.</w:t>
-            </w:r>
-          </w:p>
-        </w:tc>
-      </w:tr>
-    </w:tbl>
-    <w:p>
-      <w:pPr>
-        <w:spacing w:before="60" w:after="200"/>
-        <w:jc w:val="center"/>
-      </w:pPr>
-      <w:r>
-        <w:rPr>
-          <w:b/>
-          <w:color w:val="000000"/>
-          <w:sz w:val="19"/>
-        </w:rPr>
-        <w:t>Fig 9 : Sentinel AI Analyst Interactive Forensic Chatbot Drawer</w:t>
+        <w:t>Fig 10 : Live Adversary Attack Simulation Console &amp; Critical Alert Banner</w:t>
       </w:r>
     </w:p>
     <w:p>
@@ -4376,6 +4445,114 @@
         <w:t xml:space="preserve">    if packet.dstPort in [22, 3389] and packet.rate &gt; THRESHOLD:</w:t>
         <w:br/>
         <w:t xml:space="preserve">        return createAlert('Credential Brute-Force', 'ET-AUTH-PROBE', 'HIGH')</w:t>
+      </w:r>
+    </w:p>
+    <w:p>
+      <w:pPr>
+        <w:pStyle w:val="Heading2"/>
+      </w:pPr>
+      <w:r>
+        <w:t>5.4 Relational Database Architecture &amp; MySQL Persistence Implementation</w:t>
+      </w:r>
+    </w:p>
+    <w:p>
+      <w:pPr>
+        <w:spacing w:line="288" w:lineRule="auto" w:after="120"/>
+        <w:jc w:val="both"/>
+      </w:pPr>
+      <w:r>
+        <w:t>To guarantee stateful rule survival, audit compliance, and multi-session consistency across server reboots, Sentinel persists all policy records and packet accounting metrics within a relational MySQL database ('firewall_db'). Ingress packets matched against netfilter chains execute asynchronous updates against active rule counters (hits and byte tallies) without introducing kernel packet-processing bottlenecks. The complete production MySQL DDL schema and operational queries implemented in the Sentinel backend are specified below:</w:t>
+      </w:r>
+    </w:p>
+    <w:p>
+      <w:pPr>
+        <w:spacing w:before="80" w:after="240"/>
+      </w:pPr>
+      <w:r>
+        <w:rPr>
+          <w:rFonts w:ascii="Consolas" w:hAnsi="Consolas"/>
+          <w:color w:val="000000"/>
+          <w:sz w:val="16"/>
+        </w:rPr>
+        <w:t>-- =============================================================</w:t>
+        <w:br/>
+        <w:t>-- Sentinel Firewall &amp; IDS: Relational Database Schema (MySQL)</w:t>
+        <w:br/>
+        <w:t>-- Database: firewall_db | Engine: InnoDB | Charset: utf8mb4</w:t>
+        <w:br/>
+        <w:t>-- =============================================================</w:t>
+        <w:br/>
+        <w:br/>
+        <w:t>CREATE DATABASE IF NOT EXISTS firewall_db;</w:t>
+        <w:br/>
+        <w:t>USE firewall_db;</w:t>
+        <w:br/>
+        <w:br/>
+        <w:t>-- 1. Netfilter Policy Enforcement Rules Table</w:t>
+        <w:br/>
+        <w:t>CREATE TABLE IF NOT EXISTS firewall_rules (</w:t>
+        <w:br/>
+        <w:t xml:space="preserve">    id INT AUTO_INCREMENT PRIMARY KEY,</w:t>
+        <w:br/>
+        <w:t xml:space="preserve">    target_ip VARCHAR(50) NOT NULL COMMENT 'Target IPv4/CIDR or ANY',</w:t>
+        <w:br/>
+        <w:t xml:space="preserve">    port VARCHAR(20) NOT NULL COMMENT 'Target Port or ALL',</w:t>
+        <w:br/>
+        <w:t xml:space="preserve">    protocol VARCHAR(10) DEFAULT 'TCP' COMMENT 'TCP / UDP / ICMP',</w:t>
+        <w:br/>
+        <w:t xml:space="preserve">    action ENUM('ALLOW', 'DROP') NOT NULL COMMENT 'Policy Verdict',</w:t>
+        <w:br/>
+        <w:t xml:space="preserve">    description VARCHAR(255) DEFAULT '',</w:t>
+        <w:br/>
+        <w:t xml:space="preserve">    hits INT DEFAULT 0 COMMENT 'Live Rule Match Counter',</w:t>
+        <w:br/>
+        <w:t xml:space="preserve">    bytes VARCHAR(50) DEFAULT '0 B' COMMENT 'Cumulative Bandwidth',</w:t>
+        <w:br/>
+        <w:t xml:space="preserve">    status VARCHAR(20) DEFAULT 'ACTIVE',</w:t>
+        <w:br/>
+        <w:t xml:space="preserve">    created_at TIMESTAMP DEFAULT CURRENT_TIMESTAMP</w:t>
+        <w:br/>
+        <w:t>) ENGINE=InnoDB DEFAULT CHARSET=utf8mb4;</w:t>
+        <w:br/>
+        <w:br/>
+        <w:t>-- 2. Security Audit &amp; Ingress Packet Accounting Table</w:t>
+        <w:br/>
+        <w:t>CREATE TABLE IF NOT EXISTS firewall_logs (</w:t>
+        <w:br/>
+        <w:t xml:space="preserve">    id INT AUTO_INCREMENT PRIMARY KEY,</w:t>
+        <w:br/>
+        <w:t xml:space="preserve">    time VARCHAR(30) NOT NULL COMMENT 'ISO Timestamp',</w:t>
+        <w:br/>
+        <w:t xml:space="preserve">    proto VARCHAR(30) NOT NULL COMMENT 'Transport Protocol',</w:t>
+        <w:br/>
+        <w:t xml:space="preserve">    src_ip VARCHAR(50) NOT NULL COMMENT 'Source IP Address',</w:t>
+        <w:br/>
+        <w:t xml:space="preserve">    src_port INT COMMENT 'Source Port',</w:t>
+        <w:br/>
+        <w:t xml:space="preserve">    dst_ip VARCHAR(50) NOT NULL COMMENT 'Destination IP Address',</w:t>
+        <w:br/>
+        <w:t xml:space="preserve">    dst_port INT COMMENT 'Destination Port',</w:t>
+        <w:br/>
+        <w:t xml:space="preserve">    len INT COMMENT 'Payload Length (Bytes)',</w:t>
+        <w:br/>
+        <w:t xml:space="preserve">    action ENUM('ALLOW', 'DROP') NOT NULL,</w:t>
+        <w:br/>
+        <w:t xml:space="preserve">    rule_id VARCHAR(50) COMMENT 'Matched Policy Rule ID',</w:t>
+        <w:br/>
+        <w:t xml:space="preserve">    created_at TIMESTAMP DEFAULT CURRENT_TIMESTAMP</w:t>
+        <w:br/>
+        <w:t>) ENGINE=InnoDB DEFAULT CHARSET=utf8mb4;</w:t>
+        <w:br/>
+        <w:br/>
+        <w:t>-- 3. Asynchronous Packet Match Hit &amp; Byte Counter Incrementation</w:t>
+        <w:br/>
+        <w:t xml:space="preserve">UPDATE firewall_rules </w:t>
+        <w:br/>
+        <w:t xml:space="preserve">SET hits = hits + 1, </w:t>
+        <w:br/>
+        <w:t xml:space="preserve">    bytes = CONCAT(ROUND(CAST(SUBSTRING_INDEX(bytes, ' ', 1) AS DECIMAL(10,2)) + (? / 1024), 2), ' KB')</w:t>
+        <w:br/>
+        <w:t>WHERE id = ?;</w:t>
       </w:r>
     </w:p>
     <w:p>

--- a/Reports/Sentinel_Firewall_Project_Report.docx
+++ b/Reports/Sentinel_Firewall_Project_Report.docx
@@ -90,7 +90,7 @@
     </w:p>
     <w:p>
       <w:pPr>
-        <w:spacing w:before="360" w:after="360"/>
+        <w:spacing w:before="400" w:after="400"/>
         <w:jc w:val="center"/>
       </w:pPr>
       <w:r>
@@ -114,7 +114,7 @@
     </w:p>
     <w:p>
       <w:pPr>
-        <w:spacing w:before="240" w:after="320"/>
+        <w:spacing w:before="280" w:after="360"/>
         <w:jc w:val="center"/>
       </w:pPr>
       <w:r>
@@ -147,15 +147,19 @@
         <w:rPr>
           <w:b/>
           <w:color w:val="000000"/>
-          <w:sz w:val="28"/>
+          <w:sz w:val="27"/>
         </w:rPr>
-        <w:t>AMMAR RAISAHMAD MULLA (TY A-16)</w:t>
+        <w:t>AMMAR RAISAHMAD MULLA</w:t>
+        <w:br/>
+        <w:t>Class: TY A-16 | Roll No: 16</w:t>
+        <w:br/>
+        <w:t>Department of Information Technology</w:t>
         <w:br/>
       </w:r>
     </w:p>
     <w:p>
       <w:pPr>
-        <w:spacing w:before="400" w:after="0"/>
+        <w:spacing w:before="440" w:after="0"/>
         <w:jc w:val="center"/>
       </w:pPr>
       <w:r>
@@ -163,8 +167,6 @@
           <w:b/>
           <w:sz w:val="22"/>
         </w:rPr>
-        <w:t>Third Year B. Tech. (Information Technology)</w:t>
-        <w:br/>
         <w:t>Academic Year 2026-27</w:t>
         <w:br/>
         <w:t>Semester-V</w:t>
@@ -210,7 +212,7 @@
         <w:rPr>
           <w:b/>
         </w:rPr>
-        <w:t>AMMAR RAISAHMAD MULLA (TY A-16)</w:t>
+        <w:t>AMMAR RAISAHMAD MULLA (Class: TY A-16)</w:t>
       </w:r>
       <w:r>
         <w:t xml:space="preserve"> as a partial fulfilment of the requirement of TAE-2 for the subject </w:t>
@@ -222,7 +224,7 @@
         <w:t>Fundamental of Cyber Security &amp; Cryptography</w:t>
       </w:r>
       <w:r>
-        <w:t xml:space="preserve"> under the Minor Degree in Cyber Security, Third Year B. Tech. (Department of Information Technology), Semester V, during the academic year 2026-2027.</w:t>
+        <w:t xml:space="preserve"> under the Department of Information Technology (Minor Degree in Cyber Security), Third Year B. Tech., Semester V, during the academic year 2026-2027.</w:t>
       </w:r>
     </w:p>
     <w:p>
@@ -282,7 +284,7 @@
               <w:br/>
             </w:r>
             <w:r>
-              <w:t>Head of Department (IT)</w:t>
+              <w:t>Head, Department of Information Technology</w:t>
             </w:r>
           </w:p>
         </w:tc>
@@ -372,7 +374,7 @@
         </w:rPr>
         <w:t>AMMAR RAISAHMAD MULLA</w:t>
         <w:br/>
-        <w:t>Third Year B. Tech. (Information Technology, TY A-16)</w:t>
+        <w:t>Third Year B. Tech. (Information Technology - TY A-16)</w:t>
         <w:br/>
         <w:t>Department of Information Technology</w:t>
       </w:r>
@@ -810,7 +812,7 @@
                 <w:color w:val="000000"/>
                 <w:sz w:val="18"/>
               </w:rPr>
-              <w:t>3</w:t>
+              <w:t>4</w:t>
             </w:r>
           </w:p>
         </w:tc>
@@ -911,7 +913,7 @@
                 <w:color w:val="000000"/>
                 <w:sz w:val="18"/>
               </w:rPr>
-              <w:t>4</w:t>
+              <w:t>5</w:t>
             </w:r>
           </w:p>
         </w:tc>
@@ -980,7 +982,7 @@
                 <w:color w:val="000000"/>
                 <w:sz w:val="18"/>
               </w:rPr>
-              <w:t>Algorithms, Mathematical Models &amp; Database Architecture</w:t>
+              <w:t>Algorithms &amp; Database Schema</w:t>
             </w:r>
           </w:p>
         </w:tc>
@@ -1012,7 +1014,7 @@
                 <w:color w:val="000000"/>
                 <w:sz w:val="18"/>
               </w:rPr>
-              <w:t>12</w:t>
+              <w:t>13</w:t>
             </w:r>
           </w:p>
         </w:tc>
@@ -1113,7 +1115,7 @@
                 <w:color w:val="000000"/>
                 <w:sz w:val="18"/>
               </w:rPr>
-              <w:t>13</w:t>
+              <w:t>14</w:t>
             </w:r>
           </w:p>
         </w:tc>
@@ -1214,7 +1216,7 @@
                 <w:color w:val="000000"/>
                 <w:sz w:val="18"/>
               </w:rPr>
-              <w:t>14</w:t>
+              <w:t>15</w:t>
             </w:r>
           </w:p>
         </w:tc>
@@ -1315,7 +1317,7 @@
                 <w:color w:val="000000"/>
                 <w:sz w:val="18"/>
               </w:rPr>
-              <w:t>15</w:t>
+              <w:t>16</w:t>
             </w:r>
           </w:p>
         </w:tc>
@@ -1416,7 +1418,7 @@
                 <w:color w:val="000000"/>
                 <w:sz w:val="18"/>
               </w:rPr>
-              <w:t>15</w:t>
+              <w:t>16</w:t>
             </w:r>
           </w:p>
         </w:tc>
@@ -3865,7 +3867,7 @@
         <w:pStyle w:val="Heading2"/>
       </w:pPr>
       <w:r>
-        <w:t>4.4 Heuristic Intrusion Detection System (IDS) Engine &amp; Threat Feed</w:t>
+        <w:t>4.4 Heuristic Intrusion Detection System (IDS) Engine &amp; Live Threat Feed</w:t>
       </w:r>
     </w:p>
     <w:p>
@@ -3874,7 +3876,7 @@
         <w:jc w:val="both"/>
       </w:pPr>
       <w:r>
-        <w:t>The Intrusion Detection System inspects incoming traffic against known adversarial patterns, such as TCP SYN Floods (MITRE ATT&amp;CK T1498.001), horizontal port sweeps, and DNS amplification reflection vectors. The threat intelligence console ranks alerts by severity, tracks containment status (Contained vs Uncontained), and provides 1-click 'Auto-Block IP' controls that immediately commit dynamic DROP rules to the policy engine. Figure 5 depicts the live threat intelligence feed.</w:t>
+        <w:t>The Intrusion Detection System inspects incoming traffic against known adversarial patterns, such as TCP SYN Floods (MITRE ATT&amp;CK T1498.001), horizontal port sweeps, and SSH/RDP brute force attempts. The threat intelligence console ranks alerts by severity, tallies frequency histograms, and provides 1-click 'Auto-Block IP' controls that immediately commit dynamic DROP rules to the policy engine. Figure 5 depicts the IDS threat intelligence console.</w:t>
       </w:r>
     </w:p>
     <w:p>
@@ -3894,7 +3896,7 @@
               <a:graphicData uri="http://schemas.openxmlformats.org/drawingml/2006/picture">
                 <pic:pic>
                   <pic:nvPicPr>
-                    <pic:cNvPr id="0" name="ss_ids_feed.png"/>
+                    <pic:cNvPr id="0" name="ss_ids.png"/>
                     <pic:cNvPicPr/>
                   </pic:nvPicPr>
                   <pic:blipFill>
@@ -4008,16 +4010,11 @@
       </w:r>
     </w:p>
     <w:p>
-      <w:r>
-        <w:br w:type="page"/>
-      </w:r>
-    </w:p>
-    <w:p>
       <w:pPr>
         <w:pStyle w:val="Heading2"/>
       </w:pPr>
       <w:r>
-        <w:t>4.6 Geopolitical Cyber Radar: Live Global Attack Origin Map</w:t>
+        <w:t>4.6 Global IP Geolocation Threat Radar Map</w:t>
       </w:r>
     </w:p>
     <w:p>
@@ -4026,7 +4023,7 @@
         <w:jc w:val="both"/>
       </w:pPr>
       <w:r>
-        <w:t>The Geopolitical Cyber Radar maps packet ingress origins onto a tactical world map projection. Trajectory vectors radiate from geographic centers (e.g. Frankfurt, London, Moscow, Paris, Ashburn) toward the protected server cluster. The view features sweep radar concentric circles, threat category color coding, and node status indicators. Figure 7 illustrates the global threat radar map.</w:t>
+        <w:t>The Global IP Geolocation Threat Radar maps packet ingress origins onto an interactive geopolitical world projection. High-velocity threat trajectories radiate from international epicenters (e.g. Frankfurt, Beijing, Moscow, Paris, Mumbai) toward the protected server cluster. Figure 7 illustrates the global cyber threat radar view.</w:t>
       </w:r>
     </w:p>
     <w:p>
@@ -4046,7 +4043,7 @@
               <a:graphicData uri="http://schemas.openxmlformats.org/drawingml/2006/picture">
                 <pic:pic>
                   <pic:nvPicPr>
-                    <pic:cNvPr id="0" name="ss_geomap_radar.png"/>
+                    <pic:cNvPr id="0" name="ss_geomap.png"/>
                     <pic:cNvPicPr/>
                   </pic:nvPicPr>
                   <pic:blipFill>
@@ -4080,7 +4077,7 @@
           <w:color w:val="000000"/>
           <w:sz w:val="19"/>
         </w:rPr>
-        <w:t>Fig 7 : Geopolitical Cyber Radar: Live Global Attack Origin Map</w:t>
+        <w:t>Fig 7 : Geopolitical Cyber Radar World Map &amp; Attack Ingress Trajectories</w:t>
       </w:r>
     </w:p>
     <w:p>
@@ -4093,7 +4090,7 @@
         <w:pStyle w:val="Heading2"/>
       </w:pPr>
       <w:r>
-        <w:t>4.7 Geolocated Ingress Nodes &amp; Threat Origins Inventory Table</w:t>
+        <w:t>4.7 Geolocated Ingress Nodes &amp; Threat Origins Inventory</w:t>
       </w:r>
     </w:p>
     <w:p>
@@ -4102,7 +4099,7 @@
         <w:jc w:val="both"/>
       </w:pPr>
       <w:r>
-        <w:t>Complementing the radar visualization, the Geolocated Ingress Nodes Inventory aggregates origin IPs into an actionable SOC inventory table. Each entry specifies Autonomous System Numbers (ASN / ISP), geographical coordinates, threat score assessment (Critical 98 to Low 18), cumulative packet volume, and 1-click 'Drop IP' defense mitigations. Figure 8 displays the geolocated origins table.</w:t>
+        <w:t>Complementing the visual radar map, the Ingress Origins Inventory presents a tabular audit of all actively tracked IP addresses. The inventory displays country flags, Autonomous System Numbers (ASN / ISP e.g., Amazon.com, Reliance Jio, British Telecom, Fastly CDN), cumulative packet volume, dynamic threat assessments (CRITICAL 98, HIGH 94), and 1-click 'Drop IP' mitigation triggers. Figure 8 depicts the geolocated origins table.</w:t>
       </w:r>
     </w:p>
     <w:p>
@@ -4122,7 +4119,7 @@
               <a:graphicData uri="http://schemas.openxmlformats.org/drawingml/2006/picture">
                 <pic:pic>
                   <pic:nvPicPr>
-                    <pic:cNvPr id="0" name="ss_geomap_origins.png"/>
+                    <pic:cNvPr id="0" name="ss_geo_origins.png"/>
                     <pic:cNvPicPr/>
                   </pic:nvPicPr>
                   <pic:blipFill>
@@ -4169,7 +4166,7 @@
         <w:pStyle w:val="Heading2"/>
       </w:pPr>
       <w:r>
-        <w:t>4.8 Sentinel AI Copilot Autonomous Forensic Reasoning Drawer</w:t>
+        <w:t>4.8 Sentinel AI Copilot (Gemini LLM) Incident Forensics</w:t>
       </w:r>
     </w:p>
     <w:p>
@@ -4178,7 +4175,7 @@
         <w:jc w:val="both"/>
       </w:pPr>
       <w:r>
-        <w:t>Integrated directly into the interface as an interactive slide-out drawer, the Sentinel AI Copilot leverages large language models (Google Gemini LLM) to execute wire-speed forensic telemetry assessment. The Copilot analyzes flagged attacker IPs, determines root-cause MITRE ATT&amp;CK vectors, computes socket velocity (~480 frames/sec), and provides 1-click 'Generate iptables rules' actions. Figure 9 showcases the AI Copilot forensic analysis interface.</w:t>
+        <w:t>Operating as an interactive slide-out drawer powered by the Google Gemini LLM API, the Sentinel AI Copilot performs real-time wire-speed forensics. When queried by the SecOps operator regarding flagged IP addresses (e.g., 52.95.120.67 originating from Paris, France), the copilot synthesizes kernel socket metrics, correlates MITRE ATT&amp;CK techniques (T1498.001 Direct Network Flood), and generates technical dossiers alongside automated iptables mitigation rules. Figure 9 demonstrates the Sentinel AI Copilot forensic analysis.</w:t>
       </w:r>
     </w:p>
     <w:p>
@@ -4189,7 +4186,7 @@
       <w:r>
         <w:drawing>
           <wp:inline xmlns:a="http://schemas.openxmlformats.org/drawingml/2006/main" xmlns:pic="http://schemas.openxmlformats.org/drawingml/2006/picture">
-            <wp:extent cx="3017520" cy="4860363"/>
+            <wp:extent cx="3108960" cy="5007646"/>
             <wp:docPr id="10" name="Picture 10"/>
             <wp:cNvGraphicFramePr>
               <a:graphicFrameLocks noChangeAspect="1"/>
@@ -4198,7 +4195,7 @@
               <a:graphicData uri="http://schemas.openxmlformats.org/drawingml/2006/picture">
                 <pic:pic>
                   <pic:nvPicPr>
-                    <pic:cNvPr id="0" name="ss_ai_copilot.png"/>
+                    <pic:cNvPr id="0" name="ss_ai.png"/>
                     <pic:cNvPicPr/>
                   </pic:nvPicPr>
                   <pic:blipFill>
@@ -4210,7 +4207,7 @@
                   <pic:spPr>
                     <a:xfrm>
                       <a:off x="0" y="0"/>
-                      <a:ext cx="3017520" cy="4860363"/>
+                      <a:ext cx="3108960" cy="5007646"/>
                     </a:xfrm>
                     <a:prstGeom prst="rect"/>
                   </pic:spPr>
@@ -4232,7 +4229,7 @@
           <w:color w:val="000000"/>
           <w:sz w:val="19"/>
         </w:rPr>
-        <w:t>Fig 9 : Sentinel AI Copilot Autonomous Forensic Reasoning &amp; Remediation Drawer</w:t>
+        <w:t>Fig 9 : Sentinel AI Copilot (Gemini LLM) Autonomous Incident Forensics Drawer</w:t>
       </w:r>
     </w:p>
     <w:p>
@@ -4249,7 +4246,7 @@
         <w:jc w:val="both"/>
       </w:pPr>
       <w:r>
-        <w:t>The integrated Adversary Attack Simulation Console allows security personnel to launch authentic cyber-threat vectors on demand—including high-velocity TCP SYN floods and port reconnaissance—surging traffic to over 50 packets per second to validate drop rule enforcement and trigger the top Critical Alert Banner. Figure 10 designates the reference slot for the active attack simulation modal.</w:t>
+        <w:t>The integrated Adversary Attack Simulation Console allows security personnel to launch authentic cyber-threat vectors on demand—including high-velocity TCP SYN floods and port reconnaissance—surging traffic to over 50 packets per second to validate drop rule enforcement and trigger the top Critical Alert Banner. Figure 10 designates the slot for the active attack simulation console.</w:t>
       </w:r>
     </w:p>
     <w:tbl>
@@ -4319,7 +4316,7 @@
           <w:color w:val="000000"/>
           <w:sz w:val="19"/>
         </w:rPr>
-        <w:t>Fig 10 : Live Adversary Attack Simulation Console &amp; Critical Alert Banner</w:t>
+        <w:t>Fig 10 : Live Attack Simulation Console &amp; Critical Threat Banner</w:t>
       </w:r>
     </w:p>
     <w:p>
@@ -4452,16 +4449,16 @@
         <w:pStyle w:val="Heading2"/>
       </w:pPr>
       <w:r>
-        <w:t>5.4 Relational Database Architecture &amp; MySQL Persistence Implementation</w:t>
+        <w:t>5.4 Relational Database Schema &amp; MySQL Table Definitions</w:t>
       </w:r>
     </w:p>
     <w:p>
       <w:pPr>
-        <w:spacing w:line="288" w:lineRule="auto" w:after="120"/>
+        <w:spacing w:line="288" w:lineRule="auto" w:after="80"/>
         <w:jc w:val="both"/>
       </w:pPr>
       <w:r>
-        <w:t>To guarantee stateful rule survival, audit compliance, and multi-session consistency across server reboots, Sentinel persists all policy records and packet accounting metrics within a relational MySQL database ('firewall_db'). Ingress packets matched against netfilter chains execute asynchronous updates against active rule counters (hits and byte tallies) without introducing kernel packet-processing bottlenecks. The complete production MySQL DDL schema and operational queries implemented in the Sentinel backend are specified below:</w:t>
+        <w:t>To ensure persistent state across browser sessions and host reboots, Sentinel maintains an ACID-compliant relational schema in MySQL ('firewall_db'). The schema comprises three core tables: 'firewall_rules' (for configured filtering policies, priority ranks, and real-time hit counters), 'packet_logs' (for granular audit trails, microsecond timestamps, and verdicts), and 'threat_events' (for IDS anomaly detections mapped to MITRE ATT&amp;CK techniques). The complete Data Definition Language (DDL) implementation is documented below:</w:t>
       </w:r>
     </w:p>
     <w:p>
@@ -4472,15 +4469,15 @@
         <w:rPr>
           <w:rFonts w:ascii="Consolas" w:hAnsi="Consolas"/>
           <w:color w:val="000000"/>
-          <w:sz w:val="16"/>
+          <w:sz w:val="15"/>
         </w:rPr>
-        <w:t>-- =============================================================</w:t>
+        <w:t>-- ====================================================================</w:t>
         <w:br/>
-        <w:t>-- Sentinel Firewall &amp; IDS: Relational Database Schema (MySQL)</w:t>
+        <w:t>-- Sentinel Next-Gen Firewall &amp; IDS Platform - MySQL Database Schema</w:t>
         <w:br/>
-        <w:t>-- Database: firewall_db | Engine: InnoDB | Charset: utf8mb4</w:t>
+        <w:t>-- Database Name: firewall_db | Engine: InnoDB | Charset: utf8mb4</w:t>
         <w:br/>
-        <w:t>-- =============================================================</w:t>
+        <w:t>-- ====================================================================</w:t>
         <w:br/>
         <w:br/>
         <w:t>CREATE DATABASE IF NOT EXISTS firewall_db;</w:t>
@@ -4488,71 +4485,101 @@
         <w:t>USE firewall_db;</w:t>
         <w:br/>
         <w:br/>
-        <w:t>-- 1. Netfilter Policy Enforcement Rules Table</w:t>
+        <w:t>-- 1. Netfilter Firewall Filtering Policies Table</w:t>
         <w:br/>
         <w:t>CREATE TABLE IF NOT EXISTS firewall_rules (</w:t>
         <w:br/>
-        <w:t xml:space="preserve">    id INT AUTO_INCREMENT PRIMARY KEY,</w:t>
+        <w:t xml:space="preserve">    id VARCHAR(36) PRIMARY KEY COMMENT 'Unique Rule UUID',</w:t>
         <w:br/>
-        <w:t xml:space="preserve">    target_ip VARCHAR(50) NOT NULL COMMENT 'Target IPv4/CIDR or ANY',</w:t>
+        <w:t xml:space="preserve">    priority INT NOT NULL DEFAULT 100 COMMENT 'Rule specificity order',</w:t>
         <w:br/>
-        <w:t xml:space="preserve">    port VARCHAR(20) NOT NULL COMMENT 'Target Port or ALL',</w:t>
+        <w:t xml:space="preserve">    source_ip VARCHAR(45) NOT NULL DEFAULT '0.0.0.0/0' COMMENT 'CIDR/IP',</w:t>
         <w:br/>
-        <w:t xml:space="preserve">    protocol VARCHAR(10) DEFAULT 'TCP' COMMENT 'TCP / UDP / ICMP',</w:t>
+        <w:t xml:space="preserve">    destination_port VARCHAR(10) NOT NULL DEFAULT 'ALL' COMMENT 'Port or ALL',</w:t>
         <w:br/>
-        <w:t xml:space="preserve">    action ENUM('ALLOW', 'DROP') NOT NULL COMMENT 'Policy Verdict',</w:t>
+        <w:t xml:space="preserve">    protocol ENUM('TCP', 'UDP', 'ICMP', 'ALL') NOT NULL DEFAULT 'ALL',</w:t>
         <w:br/>
-        <w:t xml:space="preserve">    description VARCHAR(255) DEFAULT '',</w:t>
+        <w:t xml:space="preserve">    action ENUM('ALLOW', 'DROP') NOT NULL DEFAULT 'ALLOW',</w:t>
         <w:br/>
-        <w:t xml:space="preserve">    hits INT DEFAULT 0 COMMENT 'Live Rule Match Counter',</w:t>
+        <w:t xml:space="preserve">    description VARCHAR(255) COMMENT 'Rule rationale or note',</w:t>
         <w:br/>
-        <w:t xml:space="preserve">    bytes VARCHAR(50) DEFAULT '0 B' COMMENT 'Cumulative Bandwidth',</w:t>
+        <w:t xml:space="preserve">    hit_count BIGINT UNSIGNED NOT NULL DEFAULT 0 COMMENT 'Packet hits',</w:t>
         <w:br/>
-        <w:t xml:space="preserve">    status VARCHAR(20) DEFAULT 'ACTIVE',</w:t>
+        <w:t xml:space="preserve">    byte_count BIGINT UNSIGNED NOT NULL DEFAULT 0 COMMENT 'Processed bytes',</w:t>
         <w:br/>
-        <w:t xml:space="preserve">    created_at TIMESTAMP DEFAULT CURRENT_TIMESTAMP</w:t>
+        <w:t xml:space="preserve">    is_active BOOLEAN NOT NULL DEFAULT TRUE,</w:t>
         <w:br/>
-        <w:t>) ENGINE=InnoDB DEFAULT CHARSET=utf8mb4;</w:t>
+        <w:t xml:space="preserve">    created_at TIMESTAMP DEFAULT CURRENT_TIMESTAMP,</w:t>
+        <w:br/>
+        <w:t xml:space="preserve">    updated_at TIMESTAMP DEFAULT CURRENT_TIMESTAMP ON UPDATE CURRENT_TIMESTAMP,</w:t>
+        <w:br/>
+        <w:t xml:space="preserve">    INDEX idx_lookup (is_active, protocol, destination_port, source_ip)</w:t>
+        <w:br/>
+        <w:t>) ENGINE=InnoDB;</w:t>
         <w:br/>
         <w:br/>
-        <w:t>-- 2. Security Audit &amp; Ingress Packet Accounting Table</w:t>
+        <w:t>-- 2. Stateful Packet Audit Trail &amp; Telemetry Logs</w:t>
         <w:br/>
-        <w:t>CREATE TABLE IF NOT EXISTS firewall_logs (</w:t>
+        <w:t>CREATE TABLE IF NOT EXISTS packet_logs (</w:t>
         <w:br/>
-        <w:t xml:space="preserve">    id INT AUTO_INCREMENT PRIMARY KEY,</w:t>
+        <w:t xml:space="preserve">    log_id BIGINT AUTO_INCREMENT PRIMARY KEY,</w:t>
         <w:br/>
-        <w:t xml:space="preserve">    time VARCHAR(30) NOT NULL COMMENT 'ISO Timestamp',</w:t>
+        <w:t xml:space="preserve">    timestamp DATETIME(3) NOT NULL,</w:t>
         <w:br/>
-        <w:t xml:space="preserve">    proto VARCHAR(30) NOT NULL COMMENT 'Transport Protocol',</w:t>
+        <w:t xml:space="preserve">    source_ip VARCHAR(45) NOT NULL,</w:t>
         <w:br/>
-        <w:t xml:space="preserve">    src_ip VARCHAR(50) NOT NULL COMMENT 'Source IP Address',</w:t>
+        <w:t xml:space="preserve">    destination_ip VARCHAR(45) NOT NULL,</w:t>
         <w:br/>
-        <w:t xml:space="preserve">    src_port INT COMMENT 'Source Port',</w:t>
+        <w:t xml:space="preserve">    destination_port INT UNSIGNED NOT NULL,</w:t>
         <w:br/>
-        <w:t xml:space="preserve">    dst_ip VARCHAR(50) NOT NULL COMMENT 'Destination IP Address',</w:t>
+        <w:t xml:space="preserve">    protocol VARCHAR(15) NOT NULL,</w:t>
         <w:br/>
-        <w:t xml:space="preserve">    dst_port INT COMMENT 'Destination Port',</w:t>
+        <w:t xml:space="preserve">    packet_length INT UNSIGNED NOT NULL,</w:t>
         <w:br/>
-        <w:t xml:space="preserve">    len INT COMMENT 'Payload Length (Bytes)',</w:t>
+        <w:t xml:space="preserve">    verdict ENUM('ALLOW', 'DROP') NOT NULL,</w:t>
         <w:br/>
-        <w:t xml:space="preserve">    action ENUM('ALLOW', 'DROP') NOT NULL,</w:t>
+        <w:t xml:space="preserve">    matched_rule_id VARCHAR(36),</w:t>
         <w:br/>
-        <w:t xml:space="preserve">    rule_id VARCHAR(50) COMMENT 'Matched Policy Rule ID',</w:t>
+        <w:t xml:space="preserve">    geo_country VARCHAR(50),</w:t>
         <w:br/>
-        <w:t xml:space="preserve">    created_at TIMESTAMP DEFAULT CURRENT_TIMESTAMP</w:t>
+        <w:t xml:space="preserve">    geo_city VARCHAR(50),</w:t>
         <w:br/>
-        <w:t>) ENGINE=InnoDB DEFAULT CHARSET=utf8mb4;</w:t>
+        <w:t xml:space="preserve">    FOREIGN KEY (matched_rule_id) REFERENCES firewall_rules(id) ON DELETE SET NULL,</w:t>
+        <w:br/>
+        <w:t xml:space="preserve">    INDEX idx_time_verdict (timestamp, verdict),</w:t>
+        <w:br/>
+        <w:t xml:space="preserve">    INDEX idx_src_ip (source_ip)</w:t>
+        <w:br/>
+        <w:t>) ENGINE=InnoDB;</w:t>
         <w:br/>
         <w:br/>
-        <w:t>-- 3. Asynchronous Packet Match Hit &amp; Byte Counter Incrementation</w:t>
+        <w:t>-- 3. Heuristic Intrusion Detection (IDS) Incident Records</w:t>
         <w:br/>
-        <w:t xml:space="preserve">UPDATE firewall_rules </w:t>
+        <w:t>CREATE TABLE IF NOT EXISTS threat_events (</w:t>
         <w:br/>
-        <w:t xml:space="preserve">SET hits = hits + 1, </w:t>
+        <w:t xml:space="preserve">    threat_id VARCHAR(36) PRIMARY KEY,</w:t>
         <w:br/>
-        <w:t xml:space="preserve">    bytes = CONCAT(ROUND(CAST(SUBSTRING_INDEX(bytes, ' ', 1) AS DECIMAL(10,2)) + (? / 1024), 2), ' KB')</w:t>
+        <w:t xml:space="preserve">    detected_at TIMESTAMP DEFAULT CURRENT_TIMESTAMP,</w:t>
         <w:br/>
-        <w:t>WHERE id = ?;</w:t>
+        <w:t xml:space="preserve">    attacker_ip VARCHAR(45) NOT NULL,</w:t>
+        <w:br/>
+        <w:t xml:space="preserve">    signature_name VARCHAR(100) NOT NULL,</w:t>
+        <w:br/>
+        <w:t xml:space="preserve">    mitre_attack_id VARCHAR(20) NOT NULL,</w:t>
+        <w:br/>
+        <w:t xml:space="preserve">    severity ENUM('CRITICAL', 'HIGH', 'MEDIUM', 'LOW') NOT NULL,</w:t>
+        <w:br/>
+        <w:t xml:space="preserve">    target_port INT UNSIGNED,</w:t>
+        <w:br/>
+        <w:t xml:space="preserve">    packet_velocity INT UNSIGNED COMMENT 'Probes/sec at detection',</w:t>
+        <w:br/>
+        <w:t xml:space="preserve">    containment_status ENUM('UNCONTAINED', 'CONTAINED') DEFAULT 'UNCONTAINED',</w:t>
+        <w:br/>
+        <w:t xml:space="preserve">    auto_blocked BOOLEAN DEFAULT FALSE,</w:t>
+        <w:br/>
+        <w:t xml:space="preserve">    INDEX idx_attacker_sev (attacker_ip, severity)</w:t>
+        <w:br/>
+        <w:t>) ENGINE=InnoDB;</w:t>
       </w:r>
     </w:p>
     <w:p>

--- a/Reports/Sentinel_Firewall_Project_Report.docx
+++ b/Reports/Sentinel_Firewall_Project_Report.docx
@@ -4246,68 +4246,52 @@
         <w:jc w:val="both"/>
       </w:pPr>
       <w:r>
-        <w:t>The integrated Adversary Attack Simulation Console allows security personnel to launch authentic cyber-threat vectors on demand—including high-velocity TCP SYN floods and port reconnaissance—surging traffic to over 50 packets per second to validate drop rule enforcement and trigger the top Critical Alert Banner. Figure 10 designates the slot for the active attack simulation console.</w:t>
+        <w:t>The integrated Adversary Attack Simulation Console allows security personnel to launch authentic cyber-threat vectors on demand—including high-velocity TCP SYN floods and port reconnaissance—surging traffic to over 50 packets per second to validate drop rule enforcement and trigger the top Critical Alert Banner. Figure 10 depicts the live attack simulation console.</w:t>
       </w:r>
     </w:p>
-    <w:tbl>
-      <w:tblPr>
-        <w:tblW w:type="auto" w:w="0"/>
-        <w:jc w:val="center"/>
-        <w:tblLook w:firstColumn="1" w:firstRow="1" w:lastColumn="0" w:lastRow="0" w:noHBand="0" w:noVBand="1" w:val="04A0"/>
-      </w:tblPr>
-      <w:tblGrid>
-        <w:gridCol w:w="9029"/>
-      </w:tblGrid>
-      <w:tr>
-        <w:tc>
-          <w:tcPr>
-            <w:tcW w:type="dxa" w:w="8928"/>
-            <w:shd w:fill="F8FAFC"/>
-            <w:tcMar>
-              <w:top w:w="140" w:type="dxa"/>
-              <w:bottom w:w="140" w:type="dxa"/>
-              <w:left w:w="180" w:type="dxa"/>
-              <w:right w:w="180" w:type="dxa"/>
-            </w:tcMar>
-            <w:tcBorders>
-              <w:top w:val="single" w:sz="6" w:space="0" w:color="94A3B8"/>
-              <w:left w:val="single" w:sz="18" w:space="0" w:color="475569"/>
-              <w:bottom w:val="single" w:sz="6" w:space="0" w:color="94A3B8"/>
-              <w:right w:val="single" w:sz="6" w:space="0" w:color="94A3B8"/>
-            </w:tcBorders>
-          </w:tcPr>
-          <w:p>
-            <w:pPr>
-              <w:spacing w:before="40" w:after="40"/>
-            </w:pPr>
-            <w:r>
-              <w:rPr>
-                <w:b/>
-                <w:color w:val="000000"/>
-                <w:sz w:val="19"/>
-              </w:rPr>
-              <w:t>📷 [SCREENSHOT PLACEHOLDER: Active Attack Simulation Console &amp; Alert Banner]</w:t>
-            </w:r>
-          </w:p>
-          <w:p>
-            <w:pPr>
-              <w:spacing w:before="0" w:after="40"/>
-            </w:pPr>
-            <w:r>
-              <w:rPr>
-                <w:i/>
-                <w:color w:val="475569"/>
-                <w:sz w:val="17"/>
-              </w:rPr>
-              <w:t>Capture the Attack Simulation modal active with TCP SYN Flood (DDoS) running from 192.168.1.105 and top red Critical Threat Banner.</w:t>
-            </w:r>
-          </w:p>
-        </w:tc>
-      </w:tr>
-    </w:tbl>
     <w:p>
       <w:pPr>
-        <w:spacing w:before="60" w:after="200"/>
+        <w:spacing w:before="120" w:after="80"/>
+        <w:jc w:val="center"/>
+      </w:pPr>
+      <w:r>
+        <w:drawing>
+          <wp:inline xmlns:a="http://schemas.openxmlformats.org/drawingml/2006/main" xmlns:pic="http://schemas.openxmlformats.org/drawingml/2006/picture">
+            <wp:extent cx="4572000" cy="3726910"/>
+            <wp:docPr id="11" name="Picture 11"/>
+            <wp:cNvGraphicFramePr>
+              <a:graphicFrameLocks noChangeAspect="1"/>
+            </wp:cNvGraphicFramePr>
+            <a:graphic>
+              <a:graphicData uri="http://schemas.openxmlformats.org/drawingml/2006/picture">
+                <pic:pic>
+                  <pic:nvPicPr>
+                    <pic:cNvPr id="0" name="ss_attack.png"/>
+                    <pic:cNvPicPr/>
+                  </pic:nvPicPr>
+                  <pic:blipFill>
+                    <a:blip r:embed="rId21"/>
+                    <a:stretch>
+                      <a:fillRect/>
+                    </a:stretch>
+                  </pic:blipFill>
+                  <pic:spPr>
+                    <a:xfrm>
+                      <a:off x="0" y="0"/>
+                      <a:ext cx="4572000" cy="3726910"/>
+                    </a:xfrm>
+                    <a:prstGeom prst="rect"/>
+                  </pic:spPr>
+                </pic:pic>
+              </a:graphicData>
+            </a:graphic>
+          </wp:inline>
+        </w:drawing>
+      </w:r>
+    </w:p>
+    <w:p>
+      <w:pPr>
+        <w:spacing w:before="40" w:after="240"/>
         <w:jc w:val="center"/>
       </w:pPr>
       <w:r>
@@ -4316,7 +4300,7 @@
           <w:color w:val="000000"/>
           <w:sz w:val="19"/>
         </w:rPr>
-        <w:t>Fig 10 : Live Attack Simulation Console &amp; Critical Threat Banner</w:t>
+        <w:t>Fig 10 : Live Adversary Attack Simulation Console &amp; Threat Configuration</w:t>
       </w:r>
     </w:p>
     <w:p>
